--- a/MWS_SOA_WordBank_Template.docx
+++ b/MWS_SOA_WordBank_Template.docx
@@ -53,6 +53,1279 @@
           <w:color w:val="1F6FEB"/>
           <w:sz w:val="28"/>
         </w:rPr>
+        <w:t>0 · Client framing &amp; scope</w:t>
+      </w:r>
+    </w:p>
+    <w:p>
+      <w:r>
+        <w:rPr>
+          <w:i/>
+          <w:color w:val="5B6B76"/>
+          <w:sz w:val="18"/>
+        </w:rPr>
+        <w:t>Document-level wording. Triggered by whether the advice request marks the client NEW or EXISTING, and which areas are scoped in/out.</w:t>
+      </w:r>
+    </w:p>
+    <w:tbl>
+      <w:tblPr>
+        <w:tblStyle w:val="TableGrid"/>
+        <w:tblW w:type="auto" w:w="0"/>
+        <w:jc w:val="left"/>
+        <w:tblLayout w:type="fixed"/>
+        <w:tblLook w:firstColumn="1" w:firstRow="1" w:lastColumn="0" w:lastRow="0" w:noHBand="0" w:noVBand="1" w:val="04A0"/>
+      </w:tblPr>
+      <w:tblGrid>
+        <w:gridCol w:w="5256"/>
+        <w:gridCol w:w="5256"/>
+      </w:tblGrid>
+      <w:tr>
+        <w:tc>
+          <w:tcPr>
+            <w:tcW w:type="dxa" w:w="10080"/>
+            <w:gridSpan w:val="2"/>
+            <w:shd w:val="clear" w:fill="0C2E3F"/>
+          </w:tcPr>
+          <w:p>
+            <w:r>
+              <w:rPr>
+                <w:b/>
+                <w:color w:val="FFFFFF"/>
+                <w:sz w:val="22"/>
+              </w:rPr>
+              <w:t>● New client — Introduction &amp; Current Situation opener</w:t>
+            </w:r>
+          </w:p>
+        </w:tc>
+      </w:tr>
+      <w:tr>
+        <w:tc>
+          <w:tcPr>
+            <w:tcW w:type="dxa" w:w="5256"/>
+            <w:shd w:val="clear" w:fill="E5F4F6"/>
+          </w:tcPr>
+          <w:p>
+            <w:r>
+              <w:rPr>
+                <w:b/>
+                <w:color w:val="0C2E3F"/>
+                <w:sz w:val="17"/>
+              </w:rPr>
+              <w:t>Trigger phrases (how it's written in the advice request)</w:t>
+            </w:r>
+          </w:p>
+        </w:tc>
+        <w:tc>
+          <w:tcPr>
+            <w:tcW w:type="dxa" w:w="5256"/>
+          </w:tcPr>
+          <w:p>
+            <w:r>
+              <w:rPr>
+                <w:sz w:val="19"/>
+              </w:rPr>
+              <w:t>• new client</w:t>
+            </w:r>
+          </w:p>
+        </w:tc>
+      </w:tr>
+      <w:tr>
+        <w:tc>
+          <w:tcPr>
+            <w:tcW w:type="dxa" w:w="5256"/>
+            <w:shd w:val="clear" w:fill="E5F4F6"/>
+          </w:tcPr>
+          <w:p>
+            <w:r>
+              <w:rPr>
+                <w:b/>
+                <w:color w:val="0C2E3F"/>
+                <w:sz w:val="17"/>
+              </w:rPr>
+              <w:t>Always-on / Tailored</w:t>
+            </w:r>
+          </w:p>
+        </w:tc>
+        <w:tc>
+          <w:tcPr>
+            <w:tcW w:type="dxa" w:w="5256"/>
+          </w:tcPr>
+          <w:p>
+            <w:r>
+              <w:rPr>
+                <w:sz w:val="19"/>
+              </w:rPr>
+              <w:t>Always-on (new client)</w:t>
+            </w:r>
+          </w:p>
+        </w:tc>
+      </w:tr>
+      <w:tr>
+        <w:tc>
+          <w:tcPr>
+            <w:tcW w:type="dxa" w:w="5256"/>
+            <w:shd w:val="clear" w:fill="E5F4F6"/>
+          </w:tcPr>
+          <w:p>
+            <w:r>
+              <w:rPr>
+                <w:b/>
+                <w:color w:val="0C2E3F"/>
+                <w:sz w:val="17"/>
+              </w:rPr>
+              <w:t>Scope gate (only show if…)</w:t>
+            </w:r>
+          </w:p>
+        </w:tc>
+        <w:tc>
+          <w:tcPr>
+            <w:tcW w:type="dxa" w:w="5256"/>
+          </w:tcPr>
+          <w:p>
+            <w:r>
+              <w:rPr>
+                <w:sz w:val="19"/>
+              </w:rPr>
+              <w:t>clientType = new</w:t>
+            </w:r>
+          </w:p>
+        </w:tc>
+      </w:tr>
+      <w:tr>
+        <w:tc>
+          <w:tcPr>
+            <w:tcW w:type="dxa" w:w="5256"/>
+            <w:shd w:val="clear" w:fill="E5F4F6"/>
+          </w:tcPr>
+          <w:p>
+            <w:r>
+              <w:rPr>
+                <w:b/>
+                <w:color w:val="0C2E3F"/>
+                <w:sz w:val="17"/>
+              </w:rPr>
+              <w:t>Figures it pulls ($ / %)</w:t>
+            </w:r>
+          </w:p>
+        </w:tc>
+        <w:tc>
+          <w:tcPr>
+            <w:tcW w:type="dxa" w:w="5256"/>
+          </w:tcPr>
+          <w:p>
+            <w:r>
+              <w:rPr>
+                <w:sz w:val="19"/>
+              </w:rPr>
+              <w:t>—</w:t>
+            </w:r>
+          </w:p>
+        </w:tc>
+      </w:tr>
+      <w:tr>
+        <w:tc>
+          <w:tcPr>
+            <w:tcW w:type="dxa" w:w="5256"/>
+            <w:shd w:val="clear" w:fill="E5F4F6"/>
+          </w:tcPr>
+          <w:p>
+            <w:r>
+              <w:rPr>
+                <w:b/>
+                <w:color w:val="0C2E3F"/>
+                <w:sz w:val="17"/>
+              </w:rPr>
+              <w:t>Summary – Strategies line</w:t>
+            </w:r>
+          </w:p>
+        </w:tc>
+        <w:tc>
+          <w:tcPr>
+            <w:tcW w:type="dxa" w:w="5256"/>
+          </w:tcPr>
+          <w:p>
+            <w:r>
+              <w:rPr>
+                <w:sz w:val="19"/>
+              </w:rPr>
+              <w:t>[Name], you have sought advice as you would like to [opening goal — e.g. plan for a comfortable retirement and create additional passive income to support your lifestyle].</w:t>
+            </w:r>
+          </w:p>
+        </w:tc>
+      </w:tr>
+      <w:tr>
+        <w:tc>
+          <w:tcPr>
+            <w:tcW w:type="dxa" w:w="5256"/>
+            <w:shd w:val="clear" w:fill="E5F4F6"/>
+          </w:tcPr>
+          <w:p>
+            <w:r>
+              <w:rPr>
+                <w:b/>
+                <w:color w:val="0C2E3F"/>
+                <w:sz w:val="17"/>
+              </w:rPr>
+              <w:t>Summary – Outcomes line</w:t>
+            </w:r>
+          </w:p>
+        </w:tc>
+        <w:tc>
+          <w:tcPr>
+            <w:tcW w:type="dxa" w:w="5256"/>
+          </w:tcPr>
+          <w:p>
+            <w:r>
+              <w:rPr>
+                <w:sz w:val="19"/>
+              </w:rPr>
+              <w:t>—</w:t>
+            </w:r>
+          </w:p>
+        </w:tc>
+      </w:tr>
+      <w:tr>
+        <w:tc>
+          <w:tcPr>
+            <w:tcW w:type="dxa" w:w="5256"/>
+            <w:shd w:val="clear" w:fill="E5F4F6"/>
+          </w:tcPr>
+          <w:p>
+            <w:r>
+              <w:rPr>
+                <w:b/>
+                <w:color w:val="0C2E3F"/>
+                <w:sz w:val="17"/>
+              </w:rPr>
+              <w:t>Why / In line with your goals (bullets)</w:t>
+            </w:r>
+          </w:p>
+        </w:tc>
+        <w:tc>
+          <w:tcPr>
+            <w:tcW w:type="dxa" w:w="5256"/>
+          </w:tcPr>
+          <w:p>
+            <w:r>
+              <w:rPr>
+                <w:sz w:val="19"/>
+              </w:rPr>
+              <w:t>• Standard Introduction boilerplate (thank you / Pathway to Wealth / tax-advice disclaimer) applies.</w:t>
+            </w:r>
+          </w:p>
+        </w:tc>
+      </w:tr>
+      <w:tr>
+        <w:tc>
+          <w:tcPr>
+            <w:tcW w:type="dxa" w:w="5256"/>
+            <w:shd w:val="clear" w:fill="E5F4F6"/>
+          </w:tcPr>
+          <w:p>
+            <w:r>
+              <w:rPr>
+                <w:b/>
+                <w:color w:val="0C2E3F"/>
+                <w:sz w:val="17"/>
+              </w:rPr>
+              <w:t>Risks &amp; Disadvantages (bullets)</w:t>
+            </w:r>
+          </w:p>
+        </w:tc>
+        <w:tc>
+          <w:tcPr>
+            <w:tcW w:type="dxa" w:w="5256"/>
+          </w:tcPr>
+          <w:p>
+            <w:r>
+              <w:rPr>
+                <w:sz w:val="19"/>
+              </w:rPr>
+            </w:r>
+          </w:p>
+        </w:tc>
+      </w:tr>
+      <w:tr>
+        <w:tc>
+          <w:tcPr>
+            <w:tcW w:type="dxa" w:w="5256"/>
+            <w:shd w:val="clear" w:fill="E5F4F6"/>
+          </w:tcPr>
+          <w:p>
+            <w:r>
+              <w:rPr>
+                <w:b/>
+                <w:color w:val="0C2E3F"/>
+                <w:sz w:val="17"/>
+              </w:rPr>
+              <w:t>Alternatives (bullets)</w:t>
+            </w:r>
+          </w:p>
+        </w:tc>
+        <w:tc>
+          <w:tcPr>
+            <w:tcW w:type="dxa" w:w="5256"/>
+          </w:tcPr>
+          <w:p>
+            <w:r>
+              <w:rPr>
+                <w:sz w:val="19"/>
+              </w:rPr>
+            </w:r>
+          </w:p>
+        </w:tc>
+      </w:tr>
+    </w:tbl>
+    <w:p/>
+    <w:tbl>
+      <w:tblPr>
+        <w:tblStyle w:val="TableGrid"/>
+        <w:tblW w:type="auto" w:w="0"/>
+        <w:jc w:val="left"/>
+        <w:tblLayout w:type="fixed"/>
+        <w:tblLook w:firstColumn="1" w:firstRow="1" w:lastColumn="0" w:lastRow="0" w:noHBand="0" w:noVBand="1" w:val="04A0"/>
+      </w:tblPr>
+      <w:tblGrid>
+        <w:gridCol w:w="5256"/>
+        <w:gridCol w:w="5256"/>
+      </w:tblGrid>
+      <w:tr>
+        <w:tc>
+          <w:tcPr>
+            <w:tcW w:type="dxa" w:w="10080"/>
+            <w:gridSpan w:val="2"/>
+            <w:shd w:val="clear" w:fill="0C2E3F"/>
+          </w:tcPr>
+          <w:p>
+            <w:r>
+              <w:rPr>
+                <w:b/>
+                <w:color w:val="FFFFFF"/>
+                <w:sz w:val="22"/>
+              </w:rPr>
+              <w:t>● Existing / current client — Introduction &amp; Current Situation opener</w:t>
+            </w:r>
+          </w:p>
+        </w:tc>
+      </w:tr>
+      <w:tr>
+        <w:tc>
+          <w:tcPr>
+            <w:tcW w:type="dxa" w:w="5256"/>
+            <w:shd w:val="clear" w:fill="E5F4F6"/>
+          </w:tcPr>
+          <w:p>
+            <w:r>
+              <w:rPr>
+                <w:b/>
+                <w:color w:val="0C2E3F"/>
+                <w:sz w:val="17"/>
+              </w:rPr>
+              <w:t>Trigger phrases (how it's written in the advice request)</w:t>
+            </w:r>
+          </w:p>
+        </w:tc>
+        <w:tc>
+          <w:tcPr>
+            <w:tcW w:type="dxa" w:w="5256"/>
+          </w:tcPr>
+          <w:p>
+            <w:r>
+              <w:rPr>
+                <w:sz w:val="19"/>
+              </w:rPr>
+              <w:t>• existing client</w:t>
+              <w:br/>
+              <w:t>• current client</w:t>
+              <w:br/>
+              <w:t>• review and enhance existing strategies</w:t>
+            </w:r>
+          </w:p>
+        </w:tc>
+      </w:tr>
+      <w:tr>
+        <w:tc>
+          <w:tcPr>
+            <w:tcW w:type="dxa" w:w="5256"/>
+            <w:shd w:val="clear" w:fill="E5F4F6"/>
+          </w:tcPr>
+          <w:p>
+            <w:r>
+              <w:rPr>
+                <w:b/>
+                <w:color w:val="0C2E3F"/>
+                <w:sz w:val="17"/>
+              </w:rPr>
+              <w:t>Always-on / Tailored</w:t>
+            </w:r>
+          </w:p>
+        </w:tc>
+        <w:tc>
+          <w:tcPr>
+            <w:tcW w:type="dxa" w:w="5256"/>
+          </w:tcPr>
+          <w:p>
+            <w:r>
+              <w:rPr>
+                <w:sz w:val="19"/>
+              </w:rPr>
+              <w:t>Always-on (existing client)</w:t>
+            </w:r>
+          </w:p>
+        </w:tc>
+      </w:tr>
+      <w:tr>
+        <w:tc>
+          <w:tcPr>
+            <w:tcW w:type="dxa" w:w="5256"/>
+            <w:shd w:val="clear" w:fill="E5F4F6"/>
+          </w:tcPr>
+          <w:p>
+            <w:r>
+              <w:rPr>
+                <w:b/>
+                <w:color w:val="0C2E3F"/>
+                <w:sz w:val="17"/>
+              </w:rPr>
+              <w:t>Scope gate (only show if…)</w:t>
+            </w:r>
+          </w:p>
+        </w:tc>
+        <w:tc>
+          <w:tcPr>
+            <w:tcW w:type="dxa" w:w="5256"/>
+          </w:tcPr>
+          <w:p>
+            <w:r>
+              <w:rPr>
+                <w:sz w:val="19"/>
+              </w:rPr>
+              <w:t>clientType = existing</w:t>
+            </w:r>
+          </w:p>
+        </w:tc>
+      </w:tr>
+      <w:tr>
+        <w:tc>
+          <w:tcPr>
+            <w:tcW w:type="dxa" w:w="5256"/>
+            <w:shd w:val="clear" w:fill="E5F4F6"/>
+          </w:tcPr>
+          <w:p>
+            <w:r>
+              <w:rPr>
+                <w:b/>
+                <w:color w:val="0C2E3F"/>
+                <w:sz w:val="17"/>
+              </w:rPr>
+              <w:t>Figures it pulls ($ / %)</w:t>
+            </w:r>
+          </w:p>
+        </w:tc>
+        <w:tc>
+          <w:tcPr>
+            <w:tcW w:type="dxa" w:w="5256"/>
+          </w:tcPr>
+          <w:p>
+            <w:r>
+              <w:rPr>
+                <w:sz w:val="19"/>
+              </w:rPr>
+              <w:t>—</w:t>
+            </w:r>
+          </w:p>
+        </w:tc>
+      </w:tr>
+      <w:tr>
+        <w:tc>
+          <w:tcPr>
+            <w:tcW w:type="dxa" w:w="5256"/>
+            <w:shd w:val="clear" w:fill="E5F4F6"/>
+          </w:tcPr>
+          <w:p>
+            <w:r>
+              <w:rPr>
+                <w:b/>
+                <w:color w:val="0C2E3F"/>
+                <w:sz w:val="17"/>
+              </w:rPr>
+              <w:t>Summary – Strategies line</w:t>
+            </w:r>
+          </w:p>
+        </w:tc>
+        <w:tc>
+          <w:tcPr>
+            <w:tcW w:type="dxa" w:w="5256"/>
+          </w:tcPr>
+          <w:p>
+            <w:r>
+              <w:rPr>
+                <w:sz w:val="19"/>
+              </w:rPr>
+              <w:t>[Name], you are a current client of My Wealth Solutions and have sought further advice to review and enhance your existing strategies as you continue progressing toward your financial freedom goal.</w:t>
+              <w:br/>
+              <w:t>(or) [Names], you are a current client of My Wealth Solutions. You have sought advice as you wish to build upon your existing wealth in order to secure your financial freedom goal.</w:t>
+            </w:r>
+          </w:p>
+        </w:tc>
+      </w:tr>
+      <w:tr>
+        <w:tc>
+          <w:tcPr>
+            <w:tcW w:type="dxa" w:w="5256"/>
+            <w:shd w:val="clear" w:fill="E5F4F6"/>
+          </w:tcPr>
+          <w:p>
+            <w:r>
+              <w:rPr>
+                <w:b/>
+                <w:color w:val="0C2E3F"/>
+                <w:sz w:val="17"/>
+              </w:rPr>
+              <w:t>Summary – Outcomes line</w:t>
+            </w:r>
+          </w:p>
+        </w:tc>
+        <w:tc>
+          <w:tcPr>
+            <w:tcW w:type="dxa" w:w="5256"/>
+          </w:tcPr>
+          <w:p>
+            <w:r>
+              <w:rPr>
+                <w:sz w:val="19"/>
+              </w:rPr>
+              <w:t>—</w:t>
+            </w:r>
+          </w:p>
+        </w:tc>
+      </w:tr>
+      <w:tr>
+        <w:tc>
+          <w:tcPr>
+            <w:tcW w:type="dxa" w:w="5256"/>
+            <w:shd w:val="clear" w:fill="E5F4F6"/>
+          </w:tcPr>
+          <w:p>
+            <w:r>
+              <w:rPr>
+                <w:b/>
+                <w:color w:val="0C2E3F"/>
+                <w:sz w:val="17"/>
+              </w:rPr>
+              <w:t>Why / In line with your goals (bullets)</w:t>
+            </w:r>
+          </w:p>
+        </w:tc>
+        <w:tc>
+          <w:tcPr>
+            <w:tcW w:type="dxa" w:w="5256"/>
+          </w:tcPr>
+          <w:p>
+            <w:r>
+              <w:rPr>
+                <w:sz w:val="19"/>
+              </w:rPr>
+              <w:t>• Frames the SOA as a review/enhancement of existing strategies rather than first-time advice.</w:t>
+            </w:r>
+          </w:p>
+        </w:tc>
+      </w:tr>
+      <w:tr>
+        <w:tc>
+          <w:tcPr>
+            <w:tcW w:type="dxa" w:w="5256"/>
+            <w:shd w:val="clear" w:fill="E5F4F6"/>
+          </w:tcPr>
+          <w:p>
+            <w:r>
+              <w:rPr>
+                <w:b/>
+                <w:color w:val="0C2E3F"/>
+                <w:sz w:val="17"/>
+              </w:rPr>
+              <w:t>Risks &amp; Disadvantages (bullets)</w:t>
+            </w:r>
+          </w:p>
+        </w:tc>
+        <w:tc>
+          <w:tcPr>
+            <w:tcW w:type="dxa" w:w="5256"/>
+          </w:tcPr>
+          <w:p>
+            <w:r>
+              <w:rPr>
+                <w:sz w:val="19"/>
+              </w:rPr>
+            </w:r>
+          </w:p>
+        </w:tc>
+      </w:tr>
+      <w:tr>
+        <w:tc>
+          <w:tcPr>
+            <w:tcW w:type="dxa" w:w="5256"/>
+            <w:shd w:val="clear" w:fill="E5F4F6"/>
+          </w:tcPr>
+          <w:p>
+            <w:r>
+              <w:rPr>
+                <w:b/>
+                <w:color w:val="0C2E3F"/>
+                <w:sz w:val="17"/>
+              </w:rPr>
+              <w:t>Alternatives (bullets)</w:t>
+            </w:r>
+          </w:p>
+        </w:tc>
+        <w:tc>
+          <w:tcPr>
+            <w:tcW w:type="dxa" w:w="5256"/>
+          </w:tcPr>
+          <w:p>
+            <w:r>
+              <w:rPr>
+                <w:sz w:val="19"/>
+              </w:rPr>
+            </w:r>
+          </w:p>
+        </w:tc>
+      </w:tr>
+    </w:tbl>
+    <w:p/>
+    <w:tbl>
+      <w:tblPr>
+        <w:tblStyle w:val="TableGrid"/>
+        <w:tblW w:type="auto" w:w="0"/>
+        <w:jc w:val="left"/>
+        <w:tblLayout w:type="fixed"/>
+        <w:tblLook w:firstColumn="1" w:firstRow="1" w:lastColumn="0" w:lastRow="0" w:noHBand="0" w:noVBand="1" w:val="04A0"/>
+      </w:tblPr>
+      <w:tblGrid>
+        <w:gridCol w:w="5256"/>
+        <w:gridCol w:w="5256"/>
+      </w:tblGrid>
+      <w:tr>
+        <w:tc>
+          <w:tcPr>
+            <w:tcW w:type="dxa" w:w="10080"/>
+            <w:gridSpan w:val="2"/>
+            <w:shd w:val="clear" w:fill="0C2E3F"/>
+          </w:tcPr>
+          <w:p>
+            <w:r>
+              <w:rPr>
+                <w:b/>
+                <w:color w:val="FFFFFF"/>
+                <w:sz w:val="22"/>
+              </w:rPr>
+              <w:t>● Risk profile — reviewed &amp; remains appropriate (existing client)</w:t>
+            </w:r>
+          </w:p>
+        </w:tc>
+      </w:tr>
+      <w:tr>
+        <w:tc>
+          <w:tcPr>
+            <w:tcW w:type="dxa" w:w="5256"/>
+            <w:shd w:val="clear" w:fill="E5F4F6"/>
+          </w:tcPr>
+          <w:p>
+            <w:r>
+              <w:rPr>
+                <w:b/>
+                <w:color w:val="0C2E3F"/>
+                <w:sz w:val="17"/>
+              </w:rPr>
+              <w:t>Trigger phrases (how it's written in the advice request)</w:t>
+            </w:r>
+          </w:p>
+        </w:tc>
+        <w:tc>
+          <w:tcPr>
+            <w:tcW w:type="dxa" w:w="5256"/>
+          </w:tcPr>
+          <w:p>
+            <w:r>
+              <w:rPr>
+                <w:sz w:val="19"/>
+              </w:rPr>
+              <w:t>• risk profile remains appropriate</w:t>
+              <w:br/>
+              <w:t>• reviewed your answers</w:t>
+            </w:r>
+          </w:p>
+        </w:tc>
+      </w:tr>
+      <w:tr>
+        <w:tc>
+          <w:tcPr>
+            <w:tcW w:type="dxa" w:w="5256"/>
+            <w:shd w:val="clear" w:fill="E5F4F6"/>
+          </w:tcPr>
+          <w:p>
+            <w:r>
+              <w:rPr>
+                <w:b/>
+                <w:color w:val="0C2E3F"/>
+                <w:sz w:val="17"/>
+              </w:rPr>
+              <w:t>Always-on / Tailored</w:t>
+            </w:r>
+          </w:p>
+        </w:tc>
+        <w:tc>
+          <w:tcPr>
+            <w:tcW w:type="dxa" w:w="5256"/>
+          </w:tcPr>
+          <w:p>
+            <w:r>
+              <w:rPr>
+                <w:sz w:val="19"/>
+              </w:rPr>
+              <w:t>Always-on (existing client)</w:t>
+            </w:r>
+          </w:p>
+        </w:tc>
+      </w:tr>
+      <w:tr>
+        <w:tc>
+          <w:tcPr>
+            <w:tcW w:type="dxa" w:w="5256"/>
+            <w:shd w:val="clear" w:fill="E5F4F6"/>
+          </w:tcPr>
+          <w:p>
+            <w:r>
+              <w:rPr>
+                <w:b/>
+                <w:color w:val="0C2E3F"/>
+                <w:sz w:val="17"/>
+              </w:rPr>
+              <w:t>Scope gate (only show if…)</w:t>
+            </w:r>
+          </w:p>
+        </w:tc>
+        <w:tc>
+          <w:tcPr>
+            <w:tcW w:type="dxa" w:w="5256"/>
+          </w:tcPr>
+          <w:p>
+            <w:r>
+              <w:rPr>
+                <w:sz w:val="19"/>
+              </w:rPr>
+              <w:t>Risk profile unchanged</w:t>
+            </w:r>
+          </w:p>
+        </w:tc>
+      </w:tr>
+      <w:tr>
+        <w:tc>
+          <w:tcPr>
+            <w:tcW w:type="dxa" w:w="5256"/>
+            <w:shd w:val="clear" w:fill="E5F4F6"/>
+          </w:tcPr>
+          <w:p>
+            <w:r>
+              <w:rPr>
+                <w:b/>
+                <w:color w:val="0C2E3F"/>
+                <w:sz w:val="17"/>
+              </w:rPr>
+              <w:t>Figures it pulls ($ / %)</w:t>
+            </w:r>
+          </w:p>
+        </w:tc>
+        <w:tc>
+          <w:tcPr>
+            <w:tcW w:type="dxa" w:w="5256"/>
+          </w:tcPr>
+          <w:p>
+            <w:r>
+              <w:rPr>
+                <w:sz w:val="19"/>
+              </w:rPr>
+              <w:t>{riskProfile}</w:t>
+            </w:r>
+          </w:p>
+        </w:tc>
+      </w:tr>
+      <w:tr>
+        <w:tc>
+          <w:tcPr>
+            <w:tcW w:type="dxa" w:w="5256"/>
+            <w:shd w:val="clear" w:fill="E5F4F6"/>
+          </w:tcPr>
+          <w:p>
+            <w:r>
+              <w:rPr>
+                <w:b/>
+                <w:color w:val="0C2E3F"/>
+                <w:sz w:val="17"/>
+              </w:rPr>
+              <w:t>Summary – Strategies line</w:t>
+            </w:r>
+          </w:p>
+        </w:tc>
+        <w:tc>
+          <w:tcPr>
+            <w:tcW w:type="dxa" w:w="5256"/>
+          </w:tcPr>
+          <w:p>
+            <w:r>
+              <w:rPr>
+                <w:sz w:val="19"/>
+              </w:rPr>
+              <w:t>We reviewed your answers in the Risk Profile Questionnaire, and we believe that a [High Growth] risk profile remains appropriate for your circumstances.</w:t>
+            </w:r>
+          </w:p>
+        </w:tc>
+      </w:tr>
+      <w:tr>
+        <w:tc>
+          <w:tcPr>
+            <w:tcW w:type="dxa" w:w="5256"/>
+            <w:shd w:val="clear" w:fill="E5F4F6"/>
+          </w:tcPr>
+          <w:p>
+            <w:r>
+              <w:rPr>
+                <w:b/>
+                <w:color w:val="0C2E3F"/>
+                <w:sz w:val="17"/>
+              </w:rPr>
+              <w:t>Summary – Outcomes line</w:t>
+            </w:r>
+          </w:p>
+        </w:tc>
+        <w:tc>
+          <w:tcPr>
+            <w:tcW w:type="dxa" w:w="5256"/>
+          </w:tcPr>
+          <w:p>
+            <w:r>
+              <w:rPr>
+                <w:sz w:val="19"/>
+              </w:rPr>
+              <w:t>—</w:t>
+            </w:r>
+          </w:p>
+        </w:tc>
+      </w:tr>
+      <w:tr>
+        <w:tc>
+          <w:tcPr>
+            <w:tcW w:type="dxa" w:w="5256"/>
+            <w:shd w:val="clear" w:fill="E5F4F6"/>
+          </w:tcPr>
+          <w:p>
+            <w:r>
+              <w:rPr>
+                <w:b/>
+                <w:color w:val="0C2E3F"/>
+                <w:sz w:val="17"/>
+              </w:rPr>
+              <w:t>Why / In line with your goals (bullets)</w:t>
+            </w:r>
+          </w:p>
+        </w:tc>
+        <w:tc>
+          <w:tcPr>
+            <w:tcW w:type="dxa" w:w="5256"/>
+          </w:tcPr>
+          <w:p>
+            <w:r>
+              <w:rPr>
+                <w:sz w:val="19"/>
+              </w:rPr>
+              <w:t>• Confirms the existing risk profile after review rather than setting a new one.</w:t>
+            </w:r>
+          </w:p>
+        </w:tc>
+      </w:tr>
+      <w:tr>
+        <w:tc>
+          <w:tcPr>
+            <w:tcW w:type="dxa" w:w="5256"/>
+            <w:shd w:val="clear" w:fill="E5F4F6"/>
+          </w:tcPr>
+          <w:p>
+            <w:r>
+              <w:rPr>
+                <w:b/>
+                <w:color w:val="0C2E3F"/>
+                <w:sz w:val="17"/>
+              </w:rPr>
+              <w:t>Risks &amp; Disadvantages (bullets)</w:t>
+            </w:r>
+          </w:p>
+        </w:tc>
+        <w:tc>
+          <w:tcPr>
+            <w:tcW w:type="dxa" w:w="5256"/>
+          </w:tcPr>
+          <w:p>
+            <w:r>
+              <w:rPr>
+                <w:sz w:val="19"/>
+              </w:rPr>
+            </w:r>
+          </w:p>
+        </w:tc>
+      </w:tr>
+      <w:tr>
+        <w:tc>
+          <w:tcPr>
+            <w:tcW w:type="dxa" w:w="5256"/>
+            <w:shd w:val="clear" w:fill="E5F4F6"/>
+          </w:tcPr>
+          <w:p>
+            <w:r>
+              <w:rPr>
+                <w:b/>
+                <w:color w:val="0C2E3F"/>
+                <w:sz w:val="17"/>
+              </w:rPr>
+              <w:t>Alternatives (bullets)</w:t>
+            </w:r>
+          </w:p>
+        </w:tc>
+        <w:tc>
+          <w:tcPr>
+            <w:tcW w:type="dxa" w:w="5256"/>
+          </w:tcPr>
+          <w:p>
+            <w:r>
+              <w:rPr>
+                <w:sz w:val="19"/>
+              </w:rPr>
+            </w:r>
+          </w:p>
+        </w:tc>
+      </w:tr>
+    </w:tbl>
+    <w:p/>
+    <w:tbl>
+      <w:tblPr>
+        <w:tblStyle w:val="TableGrid"/>
+        <w:tblW w:type="auto" w:w="0"/>
+        <w:jc w:val="left"/>
+        <w:tblLayout w:type="fixed"/>
+        <w:tblLook w:firstColumn="1" w:firstRow="1" w:lastColumn="0" w:lastRow="0" w:noHBand="0" w:noVBand="1" w:val="04A0"/>
+      </w:tblPr>
+      <w:tblGrid>
+        <w:gridCol w:w="5256"/>
+        <w:gridCol w:w="5256"/>
+      </w:tblGrid>
+      <w:tr>
+        <w:tc>
+          <w:tcPr>
+            <w:tcW w:type="dxa" w:w="10080"/>
+            <w:gridSpan w:val="2"/>
+            <w:shd w:val="clear" w:fill="0C2E3F"/>
+          </w:tcPr>
+          <w:p>
+            <w:r>
+              <w:rPr>
+                <w:b/>
+                <w:color w:val="FFFFFF"/>
+                <w:sz w:val="22"/>
+              </w:rPr>
+              <w:t>● Scope — reference by incorporation (existing client)</w:t>
+            </w:r>
+          </w:p>
+        </w:tc>
+      </w:tr>
+      <w:tr>
+        <w:tc>
+          <w:tcPr>
+            <w:tcW w:type="dxa" w:w="5256"/>
+            <w:shd w:val="clear" w:fill="E5F4F6"/>
+          </w:tcPr>
+          <w:p>
+            <w:r>
+              <w:rPr>
+                <w:b/>
+                <w:color w:val="0C2E3F"/>
+                <w:sz w:val="17"/>
+              </w:rPr>
+              <w:t>Trigger phrases (how it's written in the advice request)</w:t>
+            </w:r>
+          </w:p>
+        </w:tc>
+        <w:tc>
+          <w:tcPr>
+            <w:tcW w:type="dxa" w:w="5256"/>
+          </w:tcPr>
+          <w:p>
+            <w:r>
+              <w:rPr>
+                <w:sz w:val="19"/>
+              </w:rPr>
+              <w:t>• incorporates information</w:t>
+              <w:br/>
+              <w:t>• previous statement of advice dated</w:t>
+            </w:r>
+          </w:p>
+        </w:tc>
+      </w:tr>
+      <w:tr>
+        <w:tc>
+          <w:tcPr>
+            <w:tcW w:type="dxa" w:w="5256"/>
+            <w:shd w:val="clear" w:fill="E5F4F6"/>
+          </w:tcPr>
+          <w:p>
+            <w:r>
+              <w:rPr>
+                <w:b/>
+                <w:color w:val="0C2E3F"/>
+                <w:sz w:val="17"/>
+              </w:rPr>
+              <w:t>Always-on / Tailored</w:t>
+            </w:r>
+          </w:p>
+        </w:tc>
+        <w:tc>
+          <w:tcPr>
+            <w:tcW w:type="dxa" w:w="5256"/>
+          </w:tcPr>
+          <w:p>
+            <w:r>
+              <w:rPr>
+                <w:sz w:val="19"/>
+              </w:rPr>
+              <w:t>Tailored</w:t>
+            </w:r>
+          </w:p>
+        </w:tc>
+      </w:tr>
+      <w:tr>
+        <w:tc>
+          <w:tcPr>
+            <w:tcW w:type="dxa" w:w="5256"/>
+            <w:shd w:val="clear" w:fill="E5F4F6"/>
+          </w:tcPr>
+          <w:p>
+            <w:r>
+              <w:rPr>
+                <w:b/>
+                <w:color w:val="0C2E3F"/>
+                <w:sz w:val="17"/>
+              </w:rPr>
+              <w:t>Scope gate (only show if…)</w:t>
+            </w:r>
+          </w:p>
+        </w:tc>
+        <w:tc>
+          <w:tcPr>
+            <w:tcW w:type="dxa" w:w="5256"/>
+          </w:tcPr>
+          <w:p>
+            <w:r>
+              <w:rPr>
+                <w:sz w:val="19"/>
+              </w:rPr>
+              <w:t>Area covered in a prior SOA</w:t>
+            </w:r>
+          </w:p>
+        </w:tc>
+      </w:tr>
+      <w:tr>
+        <w:tc>
+          <w:tcPr>
+            <w:tcW w:type="dxa" w:w="5256"/>
+            <w:shd w:val="clear" w:fill="E5F4F6"/>
+          </w:tcPr>
+          <w:p>
+            <w:r>
+              <w:rPr>
+                <w:b/>
+                <w:color w:val="0C2E3F"/>
+                <w:sz w:val="17"/>
+              </w:rPr>
+              <w:t>Figures it pulls ($ / %)</w:t>
+            </w:r>
+          </w:p>
+        </w:tc>
+        <w:tc>
+          <w:tcPr>
+            <w:tcW w:type="dxa" w:w="5256"/>
+          </w:tcPr>
+          <w:p>
+            <w:r>
+              <w:rPr>
+                <w:sz w:val="19"/>
+              </w:rPr>
+              <w:t>{priorSoaDate}</w:t>
+            </w:r>
+          </w:p>
+        </w:tc>
+      </w:tr>
+      <w:tr>
+        <w:tc>
+          <w:tcPr>
+            <w:tcW w:type="dxa" w:w="5256"/>
+            <w:shd w:val="clear" w:fill="E5F4F6"/>
+          </w:tcPr>
+          <w:p>
+            <w:r>
+              <w:rPr>
+                <w:b/>
+                <w:color w:val="0C2E3F"/>
+                <w:sz w:val="17"/>
+              </w:rPr>
+              <w:t>Summary – Strategies line</w:t>
+            </w:r>
+          </w:p>
+        </w:tc>
+        <w:tc>
+          <w:tcPr>
+            <w:tcW w:type="dxa" w:w="5256"/>
+          </w:tcPr>
+          <w:p>
+            <w:r>
+              <w:rPr>
+                <w:sz w:val="19"/>
+              </w:rPr>
+              <w:t>This SOA incorporates information about [areas — e.g. Cashflow Management &amp; Budgeting and Estate Planning] in your Statement of Advice dated [date].</w:t>
+            </w:r>
+          </w:p>
+        </w:tc>
+      </w:tr>
+      <w:tr>
+        <w:tc>
+          <w:tcPr>
+            <w:tcW w:type="dxa" w:w="5256"/>
+            <w:shd w:val="clear" w:fill="E5F4F6"/>
+          </w:tcPr>
+          <w:p>
+            <w:r>
+              <w:rPr>
+                <w:b/>
+                <w:color w:val="0C2E3F"/>
+                <w:sz w:val="17"/>
+              </w:rPr>
+              <w:t>Summary – Outcomes line</w:t>
+            </w:r>
+          </w:p>
+        </w:tc>
+        <w:tc>
+          <w:tcPr>
+            <w:tcW w:type="dxa" w:w="5256"/>
+          </w:tcPr>
+          <w:p>
+            <w:r>
+              <w:rPr>
+                <w:sz w:val="19"/>
+              </w:rPr>
+              <w:t>—</w:t>
+            </w:r>
+          </w:p>
+        </w:tc>
+      </w:tr>
+      <w:tr>
+        <w:tc>
+          <w:tcPr>
+            <w:tcW w:type="dxa" w:w="5256"/>
+            <w:shd w:val="clear" w:fill="E5F4F6"/>
+          </w:tcPr>
+          <w:p>
+            <w:r>
+              <w:rPr>
+                <w:b/>
+                <w:color w:val="0C2E3F"/>
+                <w:sz w:val="17"/>
+              </w:rPr>
+              <w:t>Why / In line with your goals (bullets)</w:t>
+            </w:r>
+          </w:p>
+        </w:tc>
+        <w:tc>
+          <w:tcPr>
+            <w:tcW w:type="dxa" w:w="5256"/>
+          </w:tcPr>
+          <w:p>
+            <w:r>
+              <w:rPr>
+                <w:sz w:val="19"/>
+              </w:rPr>
+              <w:t>• Lets an area be scoped out of this SOA because it was addressed in a prior SOA (reference by incorporation).</w:t>
+            </w:r>
+          </w:p>
+        </w:tc>
+      </w:tr>
+      <w:tr>
+        <w:tc>
+          <w:tcPr>
+            <w:tcW w:type="dxa" w:w="5256"/>
+            <w:shd w:val="clear" w:fill="E5F4F6"/>
+          </w:tcPr>
+          <w:p>
+            <w:r>
+              <w:rPr>
+                <w:b/>
+                <w:color w:val="0C2E3F"/>
+                <w:sz w:val="17"/>
+              </w:rPr>
+              <w:t>Risks &amp; Disadvantages (bullets)</w:t>
+            </w:r>
+          </w:p>
+        </w:tc>
+        <w:tc>
+          <w:tcPr>
+            <w:tcW w:type="dxa" w:w="5256"/>
+          </w:tcPr>
+          <w:p>
+            <w:r>
+              <w:rPr>
+                <w:sz w:val="19"/>
+              </w:rPr>
+            </w:r>
+          </w:p>
+        </w:tc>
+      </w:tr>
+      <w:tr>
+        <w:tc>
+          <w:tcPr>
+            <w:tcW w:type="dxa" w:w="5256"/>
+            <w:shd w:val="clear" w:fill="E5F4F6"/>
+          </w:tcPr>
+          <w:p>
+            <w:r>
+              <w:rPr>
+                <w:b/>
+                <w:color w:val="0C2E3F"/>
+                <w:sz w:val="17"/>
+              </w:rPr>
+              <w:t>Alternatives (bullets)</w:t>
+            </w:r>
+          </w:p>
+        </w:tc>
+        <w:tc>
+          <w:tcPr>
+            <w:tcW w:type="dxa" w:w="5256"/>
+          </w:tcPr>
+          <w:p>
+            <w:r>
+              <w:rPr>
+                <w:sz w:val="19"/>
+              </w:rPr>
+            </w:r>
+          </w:p>
+        </w:tc>
+      </w:tr>
+    </w:tbl>
+    <w:p/>
+    <w:p>
+      <w:pPr>
+        <w:spacing w:after="120" w:before="200"/>
+      </w:pPr>
+      <w:r>
+        <w:rPr>
+          <w:b/>
+          <w:color w:val="1F6FEB"/>
+          <w:sz w:val="28"/>
+        </w:rPr>
         <w:t>1 · Debt Management</w:t>
       </w:r>
     </w:p>
@@ -3590,6 +4863,329 @@
                 <w:sz w:val="19"/>
               </w:rPr>
               <w:t>• We considered investing the inheritance instead of reducing the home loan. This was not recommended as reducing non‑deductible debt provides a certain, tax‑effective return equal to your home loan interest rate.</w:t>
+            </w:r>
+          </w:p>
+        </w:tc>
+      </w:tr>
+    </w:tbl>
+    <w:p/>
+    <w:tbl>
+      <w:tblPr>
+        <w:tblStyle w:val="TableGrid"/>
+        <w:tblW w:type="auto" w:w="0"/>
+        <w:jc w:val="left"/>
+        <w:tblLayout w:type="fixed"/>
+        <w:tblLook w:firstColumn="1" w:firstRow="1" w:lastColumn="0" w:lastRow="0" w:noHBand="0" w:noVBand="1" w:val="04A0"/>
+      </w:tblPr>
+      <w:tblGrid>
+        <w:gridCol w:w="5256"/>
+        <w:gridCol w:w="5256"/>
+      </w:tblGrid>
+      <w:tr>
+        <w:tc>
+          <w:tcPr>
+            <w:tcW w:type="dxa" w:w="10080"/>
+            <w:gridSpan w:val="2"/>
+            <w:shd w:val="clear" w:fill="0C2E3F"/>
+          </w:tcPr>
+          <w:p>
+            <w:r>
+              <w:rPr>
+                <w:b/>
+                <w:color w:val="FFFFFF"/>
+                <w:sz w:val="22"/>
+              </w:rPr>
+              <w:t>● Switch home loan from principal &amp; interest to interest only</w:t>
+            </w:r>
+          </w:p>
+        </w:tc>
+      </w:tr>
+      <w:tr>
+        <w:tc>
+          <w:tcPr>
+            <w:tcW w:type="dxa" w:w="5256"/>
+            <w:shd w:val="clear" w:fill="E5F4F6"/>
+          </w:tcPr>
+          <w:p>
+            <w:r>
+              <w:rPr>
+                <w:b/>
+                <w:color w:val="0C2E3F"/>
+                <w:sz w:val="17"/>
+              </w:rPr>
+              <w:t>Trigger phrases (how it's written in the advice request)</w:t>
+            </w:r>
+          </w:p>
+        </w:tc>
+        <w:tc>
+          <w:tcPr>
+            <w:tcW w:type="dxa" w:w="5256"/>
+          </w:tcPr>
+          <w:p>
+            <w:r>
+              <w:rPr>
+                <w:sz w:val="19"/>
+              </w:rPr>
+              <w:t>• switch home loan to interest only</w:t>
+              <w:br/>
+              <w:t>• home loan interest only</w:t>
+              <w:br/>
+              <w:t>• P&amp;I to interest only home</w:t>
+            </w:r>
+          </w:p>
+        </w:tc>
+      </w:tr>
+      <w:tr>
+        <w:tc>
+          <w:tcPr>
+            <w:tcW w:type="dxa" w:w="5256"/>
+            <w:shd w:val="clear" w:fill="E5F4F6"/>
+          </w:tcPr>
+          <w:p>
+            <w:r>
+              <w:rPr>
+                <w:b/>
+                <w:color w:val="0C2E3F"/>
+                <w:sz w:val="17"/>
+              </w:rPr>
+              <w:t>Always-on / Tailored</w:t>
+            </w:r>
+          </w:p>
+        </w:tc>
+        <w:tc>
+          <w:tcPr>
+            <w:tcW w:type="dxa" w:w="5256"/>
+          </w:tcPr>
+          <w:p>
+            <w:r>
+              <w:rPr>
+                <w:sz w:val="19"/>
+              </w:rPr>
+              <w:t>Tailored</w:t>
+            </w:r>
+          </w:p>
+        </w:tc>
+      </w:tr>
+      <w:tr>
+        <w:tc>
+          <w:tcPr>
+            <w:tcW w:type="dxa" w:w="5256"/>
+            <w:shd w:val="clear" w:fill="E5F4F6"/>
+          </w:tcPr>
+          <w:p>
+            <w:r>
+              <w:rPr>
+                <w:b/>
+                <w:color w:val="0C2E3F"/>
+                <w:sz w:val="17"/>
+              </w:rPr>
+              <w:t>Scope gate (only show if…)</w:t>
+            </w:r>
+          </w:p>
+        </w:tc>
+        <w:tc>
+          <w:tcPr>
+            <w:tcW w:type="dxa" w:w="5256"/>
+          </w:tcPr>
+          <w:p>
+            <w:r>
+              <w:rPr>
+                <w:sz w:val="19"/>
+              </w:rPr>
+              <w:t>—</w:t>
+            </w:r>
+          </w:p>
+        </w:tc>
+      </w:tr>
+      <w:tr>
+        <w:tc>
+          <w:tcPr>
+            <w:tcW w:type="dxa" w:w="5256"/>
+            <w:shd w:val="clear" w:fill="E5F4F6"/>
+          </w:tcPr>
+          <w:p>
+            <w:r>
+              <w:rPr>
+                <w:b/>
+                <w:color w:val="0C2E3F"/>
+                <w:sz w:val="17"/>
+              </w:rPr>
+              <w:t>Figures it pulls ($ / %)</w:t>
+            </w:r>
+          </w:p>
+        </w:tc>
+        <w:tc>
+          <w:tcPr>
+            <w:tcW w:type="dxa" w:w="5256"/>
+          </w:tcPr>
+          <w:p>
+            <w:r>
+              <w:rPr>
+                <w:sz w:val="19"/>
+              </w:rPr>
+              <w:t>—</w:t>
+            </w:r>
+          </w:p>
+        </w:tc>
+      </w:tr>
+      <w:tr>
+        <w:tc>
+          <w:tcPr>
+            <w:tcW w:type="dxa" w:w="5256"/>
+            <w:shd w:val="clear" w:fill="E5F4F6"/>
+          </w:tcPr>
+          <w:p>
+            <w:r>
+              <w:rPr>
+                <w:b/>
+                <w:color w:val="0C2E3F"/>
+                <w:sz w:val="17"/>
+              </w:rPr>
+              <w:t>Summary – Strategies line</w:t>
+            </w:r>
+          </w:p>
+        </w:tc>
+        <w:tc>
+          <w:tcPr>
+            <w:tcW w:type="dxa" w:w="5256"/>
+          </w:tcPr>
+          <w:p>
+            <w:r>
+              <w:rPr>
+                <w:color w:val="B8860B"/>
+                <w:sz w:val="19"/>
+              </w:rPr>
+              <w:t>We recommend you refinance your home loan from principal and interest to interest only repayments.</w:t>
+            </w:r>
+          </w:p>
+        </w:tc>
+      </w:tr>
+      <w:tr>
+        <w:tc>
+          <w:tcPr>
+            <w:tcW w:type="dxa" w:w="5256"/>
+            <w:shd w:val="clear" w:fill="E5F4F6"/>
+          </w:tcPr>
+          <w:p>
+            <w:r>
+              <w:rPr>
+                <w:b/>
+                <w:color w:val="0C2E3F"/>
+                <w:sz w:val="17"/>
+              </w:rPr>
+              <w:t>Summary – Outcomes line</w:t>
+            </w:r>
+          </w:p>
+        </w:tc>
+        <w:tc>
+          <w:tcPr>
+            <w:tcW w:type="dxa" w:w="5256"/>
+          </w:tcPr>
+          <w:p>
+            <w:r>
+              <w:rPr>
+                <w:color w:val="B8860B"/>
+                <w:sz w:val="19"/>
+              </w:rPr>
+              <w:t>Switching to interest-only repayments improves your short-term cash flow, freeing surplus to direct towards your investment strategy or offset.</w:t>
+            </w:r>
+          </w:p>
+        </w:tc>
+      </w:tr>
+      <w:tr>
+        <w:tc>
+          <w:tcPr>
+            <w:tcW w:type="dxa" w:w="5256"/>
+            <w:shd w:val="clear" w:fill="E5F4F6"/>
+          </w:tcPr>
+          <w:p>
+            <w:r>
+              <w:rPr>
+                <w:b/>
+                <w:color w:val="0C2E3F"/>
+                <w:sz w:val="17"/>
+              </w:rPr>
+              <w:t>Why / In line with your goals (bullets)</w:t>
+            </w:r>
+          </w:p>
+        </w:tc>
+        <w:tc>
+          <w:tcPr>
+            <w:tcW w:type="dxa" w:w="5256"/>
+          </w:tcPr>
+          <w:p>
+            <w:r>
+              <w:rPr>
+                <w:color w:val="B8860B"/>
+                <w:sz w:val="19"/>
+              </w:rPr>
+              <w:t>• Improves short-term cashflow, freeing surplus for other wealth-creation opportunities or to hold in offset.</w:t>
+            </w:r>
+          </w:p>
+        </w:tc>
+      </w:tr>
+      <w:tr>
+        <w:tc>
+          <w:tcPr>
+            <w:tcW w:type="dxa" w:w="5256"/>
+            <w:shd w:val="clear" w:fill="E5F4F6"/>
+          </w:tcPr>
+          <w:p>
+            <w:r>
+              <w:rPr>
+                <w:b/>
+                <w:color w:val="0C2E3F"/>
+                <w:sz w:val="17"/>
+              </w:rPr>
+              <w:t>Risks &amp; Disadvantages (bullets)</w:t>
+            </w:r>
+          </w:p>
+        </w:tc>
+        <w:tc>
+          <w:tcPr>
+            <w:tcW w:type="dxa" w:w="5256"/>
+          </w:tcPr>
+          <w:p>
+            <w:r>
+              <w:rPr>
+                <w:color w:val="B8860B"/>
+                <w:sz w:val="19"/>
+              </w:rPr>
+              <w:t>• Interest only repayments do not reduce the loan principal, so the outstanding balance remains unchanged and total interest paid over the life of the loan may be higher.</w:t>
+              <w:br/>
+              <w:t>• Interest on your home loan is not tax deductible, so interest-only on non-deductible debt should be used with a clear plan to reduce the principal.</w:t>
+            </w:r>
+          </w:p>
+        </w:tc>
+      </w:tr>
+      <w:tr>
+        <w:tc>
+          <w:tcPr>
+            <w:tcW w:type="dxa" w:w="5256"/>
+            <w:shd w:val="clear" w:fill="E5F4F6"/>
+          </w:tcPr>
+          <w:p>
+            <w:r>
+              <w:rPr>
+                <w:b/>
+                <w:color w:val="0C2E3F"/>
+                <w:sz w:val="17"/>
+              </w:rPr>
+              <w:t>Alternatives (bullets)</w:t>
+            </w:r>
+          </w:p>
+        </w:tc>
+        <w:tc>
+          <w:tcPr>
+            <w:tcW w:type="dxa" w:w="5256"/>
+          </w:tcPr>
+          <w:p>
+            <w:r>
+              <w:rPr>
+                <w:color w:val="B8860B"/>
+                <w:sz w:val="19"/>
+              </w:rPr>
+              <w:t>• Retain principal and interest repayments — discounted where the cashflow freed up is better directed to your investment strategy or offset.</w:t>
             </w:r>
           </w:p>
         </w:tc>
@@ -7890,6 +9486,324 @@
       </w:tr>
     </w:tbl>
     <w:p/>
+    <w:tbl>
+      <w:tblPr>
+        <w:tblStyle w:val="TableGrid"/>
+        <w:tblW w:type="auto" w:w="0"/>
+        <w:jc w:val="left"/>
+        <w:tblLayout w:type="fixed"/>
+        <w:tblLook w:firstColumn="1" w:firstRow="1" w:lastColumn="0" w:lastRow="0" w:noHBand="0" w:noVBand="1" w:val="04A0"/>
+      </w:tblPr>
+      <w:tblGrid>
+        <w:gridCol w:w="5256"/>
+        <w:gridCol w:w="5256"/>
+      </w:tblGrid>
+      <w:tr>
+        <w:tc>
+          <w:tcPr>
+            <w:tcW w:type="dxa" w:w="10080"/>
+            <w:gridSpan w:val="2"/>
+            <w:shd w:val="clear" w:fill="0C2E3F"/>
+          </w:tcPr>
+          <w:p>
+            <w:r>
+              <w:rPr>
+                <w:b/>
+                <w:color w:val="FFFFFF"/>
+                <w:sz w:val="22"/>
+              </w:rPr>
+              <w:t>● Sell down an existing investment / asset</w:t>
+            </w:r>
+          </w:p>
+        </w:tc>
+      </w:tr>
+      <w:tr>
+        <w:tc>
+          <w:tcPr>
+            <w:tcW w:type="dxa" w:w="5256"/>
+            <w:shd w:val="clear" w:fill="E5F4F6"/>
+          </w:tcPr>
+          <w:p>
+            <w:r>
+              <w:rPr>
+                <w:b/>
+                <w:color w:val="0C2E3F"/>
+                <w:sz w:val="17"/>
+              </w:rPr>
+              <w:t>Trigger phrases (how it's written in the advice request)</w:t>
+            </w:r>
+          </w:p>
+        </w:tc>
+        <w:tc>
+          <w:tcPr>
+            <w:tcW w:type="dxa" w:w="5256"/>
+          </w:tcPr>
+          <w:p>
+            <w:r>
+              <w:rPr>
+                <w:sz w:val="19"/>
+              </w:rPr>
+              <w:t>• sell down investment</w:t>
+              <w:br/>
+              <w:t>• sell existing investment account</w:t>
+              <w:br/>
+              <w:t>• sell your shares</w:t>
+            </w:r>
+          </w:p>
+        </w:tc>
+      </w:tr>
+      <w:tr>
+        <w:tc>
+          <w:tcPr>
+            <w:tcW w:type="dxa" w:w="5256"/>
+            <w:shd w:val="clear" w:fill="E5F4F6"/>
+          </w:tcPr>
+          <w:p>
+            <w:r>
+              <w:rPr>
+                <w:b/>
+                <w:color w:val="0C2E3F"/>
+                <w:sz w:val="17"/>
+              </w:rPr>
+              <w:t>Always-on / Tailored</w:t>
+            </w:r>
+          </w:p>
+        </w:tc>
+        <w:tc>
+          <w:tcPr>
+            <w:tcW w:type="dxa" w:w="5256"/>
+          </w:tcPr>
+          <w:p>
+            <w:r>
+              <w:rPr>
+                <w:sz w:val="19"/>
+              </w:rPr>
+              <w:t>Tailored</w:t>
+            </w:r>
+          </w:p>
+        </w:tc>
+      </w:tr>
+      <w:tr>
+        <w:tc>
+          <w:tcPr>
+            <w:tcW w:type="dxa" w:w="5256"/>
+            <w:shd w:val="clear" w:fill="E5F4F6"/>
+          </w:tcPr>
+          <w:p>
+            <w:r>
+              <w:rPr>
+                <w:b/>
+                <w:color w:val="0C2E3F"/>
+                <w:sz w:val="17"/>
+              </w:rPr>
+              <w:t>Scope gate (only show if…)</w:t>
+            </w:r>
+          </w:p>
+        </w:tc>
+        <w:tc>
+          <w:tcPr>
+            <w:tcW w:type="dxa" w:w="5256"/>
+          </w:tcPr>
+          <w:p>
+            <w:r>
+              <w:rPr>
+                <w:sz w:val="19"/>
+              </w:rPr>
+              <w:t>—</w:t>
+            </w:r>
+          </w:p>
+        </w:tc>
+      </w:tr>
+      <w:tr>
+        <w:tc>
+          <w:tcPr>
+            <w:tcW w:type="dxa" w:w="5256"/>
+            <w:shd w:val="clear" w:fill="E5F4F6"/>
+          </w:tcPr>
+          <w:p>
+            <w:r>
+              <w:rPr>
+                <w:b/>
+                <w:color w:val="0C2E3F"/>
+                <w:sz w:val="17"/>
+              </w:rPr>
+              <w:t>Figures it pulls ($ / %)</w:t>
+            </w:r>
+          </w:p>
+        </w:tc>
+        <w:tc>
+          <w:tcPr>
+            <w:tcW w:type="dxa" w:w="5256"/>
+          </w:tcPr>
+          <w:p>
+            <w:r>
+              <w:rPr>
+                <w:sz w:val="19"/>
+              </w:rPr>
+              <w:t>{cgt}</w:t>
+            </w:r>
+          </w:p>
+        </w:tc>
+      </w:tr>
+      <w:tr>
+        <w:tc>
+          <w:tcPr>
+            <w:tcW w:type="dxa" w:w="5256"/>
+            <w:shd w:val="clear" w:fill="E5F4F6"/>
+          </w:tcPr>
+          <w:p>
+            <w:r>
+              <w:rPr>
+                <w:b/>
+                <w:color w:val="0C2E3F"/>
+                <w:sz w:val="17"/>
+              </w:rPr>
+              <w:t>Summary – Strategies line</w:t>
+            </w:r>
+          </w:p>
+        </w:tc>
+        <w:tc>
+          <w:tcPr>
+            <w:tcW w:type="dxa" w:w="5256"/>
+          </w:tcPr>
+          <w:p>
+            <w:r>
+              <w:rPr>
+                <w:sz w:val="19"/>
+              </w:rPr>
+              <w:t>We recommend you sell down your existing [Hub24 Investment Account / share portfolio].</w:t>
+            </w:r>
+          </w:p>
+        </w:tc>
+      </w:tr>
+      <w:tr>
+        <w:tc>
+          <w:tcPr>
+            <w:tcW w:type="dxa" w:w="5256"/>
+            <w:shd w:val="clear" w:fill="E5F4F6"/>
+          </w:tcPr>
+          <w:p>
+            <w:r>
+              <w:rPr>
+                <w:b/>
+                <w:color w:val="0C2E3F"/>
+                <w:sz w:val="17"/>
+              </w:rPr>
+              <w:t>Summary – Outcomes line</w:t>
+            </w:r>
+          </w:p>
+        </w:tc>
+        <w:tc>
+          <w:tcPr>
+            <w:tcW w:type="dxa" w:w="5256"/>
+          </w:tcPr>
+          <w:p>
+            <w:r>
+              <w:rPr>
+                <w:sz w:val="19"/>
+              </w:rPr>
+              <w:t>Selling down your existing portfolio consolidates your assets into a more streamlined structure, reducing administration and management complexity and costs; after the sell-down you will no longer be liable to pay tax on future investment earnings on those assets.</w:t>
+            </w:r>
+          </w:p>
+        </w:tc>
+      </w:tr>
+      <w:tr>
+        <w:tc>
+          <w:tcPr>
+            <w:tcW w:type="dxa" w:w="5256"/>
+            <w:shd w:val="clear" w:fill="E5F4F6"/>
+          </w:tcPr>
+          <w:p>
+            <w:r>
+              <w:rPr>
+                <w:b/>
+                <w:color w:val="0C2E3F"/>
+                <w:sz w:val="17"/>
+              </w:rPr>
+              <w:t>Why / In line with your goals (bullets)</w:t>
+            </w:r>
+          </w:p>
+        </w:tc>
+        <w:tc>
+          <w:tcPr>
+            <w:tcW w:type="dxa" w:w="5256"/>
+          </w:tcPr>
+          <w:p>
+            <w:r>
+              <w:rPr>
+                <w:sz w:val="19"/>
+              </w:rPr>
+              <w:t>• Consolidates assets into a more streamlined structure across superannuation and cash holdings, reducing ongoing administration and management costs.</w:t>
+            </w:r>
+          </w:p>
+        </w:tc>
+      </w:tr>
+      <w:tr>
+        <w:tc>
+          <w:tcPr>
+            <w:tcW w:type="dxa" w:w="5256"/>
+            <w:shd w:val="clear" w:fill="E5F4F6"/>
+          </w:tcPr>
+          <w:p>
+            <w:r>
+              <w:rPr>
+                <w:b/>
+                <w:color w:val="0C2E3F"/>
+                <w:sz w:val="17"/>
+              </w:rPr>
+              <w:t>Risks &amp; Disadvantages (bullets)</w:t>
+            </w:r>
+          </w:p>
+        </w:tc>
+        <w:tc>
+          <w:tcPr>
+            <w:tcW w:type="dxa" w:w="5256"/>
+          </w:tcPr>
+          <w:p>
+            <w:r>
+              <w:rPr>
+                <w:sz w:val="19"/>
+              </w:rPr>
+              <w:t>• As a result of the sell down, you will crystallise a capital gain of approximately $XXX and capital gains tax of approximately $XXX. Please consult with your accountant to understand your tax liability prior to implementing this advice.</w:t>
+              <w:br/>
+              <w:t>• There is a risk of being temporarily out of market between selling your existing investments and reinvesting, which could result in missed market returns during this period.</w:t>
+            </w:r>
+          </w:p>
+        </w:tc>
+      </w:tr>
+      <w:tr>
+        <w:tc>
+          <w:tcPr>
+            <w:tcW w:type="dxa" w:w="5256"/>
+            <w:shd w:val="clear" w:fill="E5F4F6"/>
+          </w:tcPr>
+          <w:p>
+            <w:r>
+              <w:rPr>
+                <w:b/>
+                <w:color w:val="0C2E3F"/>
+                <w:sz w:val="17"/>
+              </w:rPr>
+              <w:t>Alternatives (bullets)</w:t>
+            </w:r>
+          </w:p>
+        </w:tc>
+        <w:tc>
+          <w:tcPr>
+            <w:tcW w:type="dxa" w:w="5256"/>
+          </w:tcPr>
+          <w:p>
+            <w:r>
+              <w:rPr>
+                <w:sz w:val="19"/>
+              </w:rPr>
+              <w:t>• Retain the existing arrangement — discounted where consolidating simplifies administration and improves the overall structure.</w:t>
+            </w:r>
+          </w:p>
+        </w:tc>
+      </w:tr>
+    </w:tbl>
+    <w:p/>
     <w:p>
       <w:pPr>
         <w:spacing w:after="120" w:before="200"/>
@@ -9080,7 +10994,6 @@
           <w:p>
             <w:r>
               <w:rPr>
-                <w:color w:val="B8860B"/>
                 <w:sz w:val="19"/>
               </w:rPr>
               <w:t>We recommend you consolidate your existing superannuation accounts into a single fund customised for your needs (after confirming no valuable insurance or benefits are lost).</w:t>
@@ -9112,7 +11025,6 @@
           <w:p>
             <w:r>
               <w:rPr>
-                <w:color w:val="B8860B"/>
                 <w:sz w:val="19"/>
               </w:rPr>
               <w:t>Consolidating your super reduces duplicated fees and simplifies the management of your retirement savings.</w:t>
@@ -9144,12 +11056,13 @@
           <w:p>
             <w:r>
               <w:rPr>
-                <w:color w:val="B8860B"/>
-                <w:sz w:val="19"/>
-              </w:rPr>
-              <w:t>• Removes duplicated administration fees and simplifies management and reporting.</w:t>
+                <w:sz w:val="19"/>
+              </w:rPr>
+              <w:t>• Avoid multiple sets of fees – one fund means one set of fees.</w:t>
               <w:br/>
-              <w:t>• A single fund makes it easier to maintain an appropriate investment strategy and nominate beneficiaries.</w:t>
+              <w:t>• Keep better track of your superannuation investment when it's in one place.</w:t>
+              <w:br/>
+              <w:t>• By having all of your super together in one account it's easier to plan for a future that includes a comfortable retirement.</w:t>
             </w:r>
           </w:p>
         </w:tc>
@@ -9178,12 +11091,9 @@
           <w:p>
             <w:r>
               <w:rPr>
-                <w:color w:val="B8860B"/>
-                <w:sz w:val="19"/>
-              </w:rPr>
-              <w:t>• You may lose insurance cover or benefits held in a fund being closed — confirm before consolidating.</w:t>
-              <w:br/>
-              <w:t>• Withdrawing/transferring may crystallise costs; check exit fees.</w:t>
+                <w:sz w:val="19"/>
+              </w:rPr>
+              <w:t>• Having a number of superannuation plans results in additional fees, difficulty keeping track of your funds and difficulty in maintaining a suitable investment strategy — however you may lose insurance cover or benefits held in a fund being closed, so confirm before consolidating.</w:t>
             </w:r>
           </w:p>
         </w:tc>
@@ -9212,7 +11122,6 @@
           <w:p>
             <w:r>
               <w:rPr>
-                <w:color w:val="B8860B"/>
                 <w:sz w:val="19"/>
               </w:rPr>
               <w:t>• Retain separate accounts — discounted where duplicated fees and administration outweigh any benefit of multiple funds.</w:t>
@@ -10677,7 +12586,9 @@
               <w:rPr>
                 <w:sz w:val="19"/>
               </w:rPr>
-              <w:t>The rebalance of [Portfolio] will be deferred until pension phase commences to reduce the CGT impact on the portion of the balance transferred to pension phase. We recommend consulting with your accountant each financial year to confirm the minimum pension payment requirements and ensure compliance with superannuation legislation.</w:t>
+              <w:t>We recommend you establish a new Account Based Pension account and invest in line with your risk profile.</w:t>
+              <w:br/>
+              <w:t>We recommend you commence drawing an income of $XXX p.a. through your Account Based Pension account.</w:t>
             </w:r>
           </w:p>
         </w:tc>
@@ -10708,7 +12619,7 @@
               <w:rPr>
                 <w:sz w:val="19"/>
               </w:rPr>
-              <w:t>Structuring the rebalance and pension commencement carefully manages the CGT impact while meeting your retirement income goals.</w:t>
+              <w:t>We estimate your funds will sustain your desired income, making you able to draw approximately $XXX p.a. for approximately XX years.</w:t>
             </w:r>
           </w:p>
         </w:tc>
@@ -10739,11 +12650,11 @@
               <w:rPr>
                 <w:sz w:val="19"/>
               </w:rPr>
-              <w:t>• Your superannuation will be invested in line with your risk profile to maximise your superannuation for retirement.</w:t>
+              <w:t>• Rolling over the accumulation portion to a pension account will mean all future earnings within this fund will be tax free.</w:t>
               <w:br/>
-              <w:t>• Death benefit payment option — you can nominate dependents under the non-lapsing binding election, or select an automatic reversionary pension under the pension plan.</w:t>
+              <w:t>• Drawing an income stream will provide you with the funds required to maintain your lifestyle in line with your retirement goals.</w:t>
               <w:br/>
-              <w:t>• Reinvesting distributions will accelerate the growth potential and the benefits from compounding growth.</w:t>
+              <w:t>• Funding your lifestyle in this manner will ensure you're drawing down your retirement capital in the most tax efficient manner.</w:t>
             </w:r>
           </w:p>
         </w:tc>
@@ -10774,9 +12685,13 @@
               <w:rPr>
                 <w:sz w:val="19"/>
               </w:rPr>
-              <w:t>• Commencing pension phase prior to the rebalance may reduce the tax payable on assets supporting retirement phase income streams. The remaining assets may need to be sold down as part of the rebalance, which may crystallise an estimated capital gain of $XXX and estimated tax liability of approximately $XXX (based on a 15% superannuation tax rate).</w:t>
+              <w:t>• Generally, any money held within superannuation is not accessible until retirement.</w:t>
               <w:br/>
-              <w:t>• SMSF trustees carry administrative and compliance obligations; you must be aware you may not be able to access your superannuation until you reach preservation age and retire.</w:t>
+              <w:t>• When you die, the proceeds from your superannuation fund may be subject to tax if they are paid as a lump sum to non-dependants, as defined for tax purposes.</w:t>
+              <w:br/>
+              <w:t>• The underlying investments within super involve some investment risk and do not guarantee your returns; values may fall.</w:t>
+              <w:br/>
+              <w:t>• Amounts moved to pension phase count toward your transfer balance cap; minimum annual pension payments must be drawn.</w:t>
             </w:r>
           </w:p>
         </w:tc>
@@ -10807,7 +12722,7 @@
               <w:rPr>
                 <w:sz w:val="19"/>
               </w:rPr>
-              <w:t>• Use a retail/wrap superannuation fund instead of an SMSF — considered where the additional control of an SMSF is not required.</w:t>
+              <w:t>• Remain in accumulation phase / take a partial rollover — if a partial rollover were to take place, this would also mean you end up with more than one super account, which makes keeping track of your super more difficult over time.</w:t>
             </w:r>
           </w:p>
         </w:tc>
@@ -11458,6 +13373,329 @@
               <w:rPr>
                 <w:sz w:val="19"/>
               </w:rPr>
+            </w:r>
+          </w:p>
+        </w:tc>
+      </w:tr>
+    </w:tbl>
+    <w:p/>
+    <w:tbl>
+      <w:tblPr>
+        <w:tblStyle w:val="TableGrid"/>
+        <w:tblW w:type="auto" w:w="0"/>
+        <w:jc w:val="left"/>
+        <w:tblLayout w:type="fixed"/>
+        <w:tblLook w:firstColumn="1" w:firstRow="1" w:lastColumn="0" w:lastRow="0" w:noHBand="0" w:noVBand="1" w:val="04A0"/>
+      </w:tblPr>
+      <w:tblGrid>
+        <w:gridCol w:w="5256"/>
+        <w:gridCol w:w="5256"/>
+      </w:tblGrid>
+      <w:tr>
+        <w:tc>
+          <w:tcPr>
+            <w:tcW w:type="dxa" w:w="10080"/>
+            <w:gridSpan w:val="2"/>
+            <w:shd w:val="clear" w:fill="0C2E3F"/>
+          </w:tcPr>
+          <w:p>
+            <w:r>
+              <w:rPr>
+                <w:b/>
+                <w:color w:val="FFFFFF"/>
+                <w:sz w:val="22"/>
+              </w:rPr>
+              <w:t>● Recontribution strategy</w:t>
+            </w:r>
+          </w:p>
+        </w:tc>
+      </w:tr>
+      <w:tr>
+        <w:tc>
+          <w:tcPr>
+            <w:tcW w:type="dxa" w:w="5256"/>
+            <w:shd w:val="clear" w:fill="E5F4F6"/>
+          </w:tcPr>
+          <w:p>
+            <w:r>
+              <w:rPr>
+                <w:b/>
+                <w:color w:val="0C2E3F"/>
+                <w:sz w:val="17"/>
+              </w:rPr>
+              <w:t>Trigger phrases (how it's written in the advice request)</w:t>
+            </w:r>
+          </w:p>
+        </w:tc>
+        <w:tc>
+          <w:tcPr>
+            <w:tcW w:type="dxa" w:w="5256"/>
+          </w:tcPr>
+          <w:p>
+            <w:r>
+              <w:rPr>
+                <w:sz w:val="19"/>
+              </w:rPr>
+              <w:t>• recontribution</w:t>
+              <w:br/>
+              <w:t>• re-contribution</w:t>
+              <w:br/>
+              <w:t>• withdrawal and recontribution</w:t>
+            </w:r>
+          </w:p>
+        </w:tc>
+      </w:tr>
+      <w:tr>
+        <w:tc>
+          <w:tcPr>
+            <w:tcW w:type="dxa" w:w="5256"/>
+            <w:shd w:val="clear" w:fill="E5F4F6"/>
+          </w:tcPr>
+          <w:p>
+            <w:r>
+              <w:rPr>
+                <w:b/>
+                <w:color w:val="0C2E3F"/>
+                <w:sz w:val="17"/>
+              </w:rPr>
+              <w:t>Always-on / Tailored</w:t>
+            </w:r>
+          </w:p>
+        </w:tc>
+        <w:tc>
+          <w:tcPr>
+            <w:tcW w:type="dxa" w:w="5256"/>
+          </w:tcPr>
+          <w:p>
+            <w:r>
+              <w:rPr>
+                <w:sz w:val="19"/>
+              </w:rPr>
+              <w:t>Tailored</w:t>
+            </w:r>
+          </w:p>
+        </w:tc>
+      </w:tr>
+      <w:tr>
+        <w:tc>
+          <w:tcPr>
+            <w:tcW w:type="dxa" w:w="5256"/>
+            <w:shd w:val="clear" w:fill="E5F4F6"/>
+          </w:tcPr>
+          <w:p>
+            <w:r>
+              <w:rPr>
+                <w:b/>
+                <w:color w:val="0C2E3F"/>
+                <w:sz w:val="17"/>
+              </w:rPr>
+              <w:t>Scope gate (only show if…)</w:t>
+            </w:r>
+          </w:p>
+        </w:tc>
+        <w:tc>
+          <w:tcPr>
+            <w:tcW w:type="dxa" w:w="5256"/>
+          </w:tcPr>
+          <w:p>
+            <w:r>
+              <w:rPr>
+                <w:sz w:val="19"/>
+              </w:rPr>
+              <w:t>Eligible to withdraw &amp; recontribute</w:t>
+            </w:r>
+          </w:p>
+        </w:tc>
+      </w:tr>
+      <w:tr>
+        <w:tc>
+          <w:tcPr>
+            <w:tcW w:type="dxa" w:w="5256"/>
+            <w:shd w:val="clear" w:fill="E5F4F6"/>
+          </w:tcPr>
+          <w:p>
+            <w:r>
+              <w:rPr>
+                <w:b/>
+                <w:color w:val="0C2E3F"/>
+                <w:sz w:val="17"/>
+              </w:rPr>
+              <w:t>Figures it pulls ($ / %)</w:t>
+            </w:r>
+          </w:p>
+        </w:tc>
+        <w:tc>
+          <w:tcPr>
+            <w:tcW w:type="dxa" w:w="5256"/>
+          </w:tcPr>
+          <w:p>
+            <w:r>
+              <w:rPr>
+                <w:sz w:val="19"/>
+              </w:rPr>
+              <w:t>{amount}</w:t>
+            </w:r>
+          </w:p>
+        </w:tc>
+      </w:tr>
+      <w:tr>
+        <w:tc>
+          <w:tcPr>
+            <w:tcW w:type="dxa" w:w="5256"/>
+            <w:shd w:val="clear" w:fill="E5F4F6"/>
+          </w:tcPr>
+          <w:p>
+            <w:r>
+              <w:rPr>
+                <w:b/>
+                <w:color w:val="0C2E3F"/>
+                <w:sz w:val="17"/>
+              </w:rPr>
+              <w:t>Summary – Strategies line</w:t>
+            </w:r>
+          </w:p>
+        </w:tc>
+        <w:tc>
+          <w:tcPr>
+            <w:tcW w:type="dxa" w:w="5256"/>
+          </w:tcPr>
+          <w:p>
+            <w:r>
+              <w:rPr>
+                <w:color w:val="B8860B"/>
+                <w:sz w:val="19"/>
+              </w:rPr>
+              <w:t>We recommend you withdraw $XXX from superannuation and recontribute it as a non-concessional contribution to [your / your spouse's] account.</w:t>
+            </w:r>
+          </w:p>
+        </w:tc>
+      </w:tr>
+      <w:tr>
+        <w:tc>
+          <w:tcPr>
+            <w:tcW w:type="dxa" w:w="5256"/>
+            <w:shd w:val="clear" w:fill="E5F4F6"/>
+          </w:tcPr>
+          <w:p>
+            <w:r>
+              <w:rPr>
+                <w:b/>
+                <w:color w:val="0C2E3F"/>
+                <w:sz w:val="17"/>
+              </w:rPr>
+              <w:t>Summary – Outcomes line</w:t>
+            </w:r>
+          </w:p>
+        </w:tc>
+        <w:tc>
+          <w:tcPr>
+            <w:tcW w:type="dxa" w:w="5256"/>
+          </w:tcPr>
+          <w:p>
+            <w:r>
+              <w:rPr>
+                <w:color w:val="B8860B"/>
+                <w:sz w:val="19"/>
+              </w:rPr>
+              <w:t>A recontribution strategy converts a taxable component into a tax-free component, improving the tax treatment of your super death benefit for non-dependant beneficiaries (and can assist with balance equalisation).</w:t>
+            </w:r>
+          </w:p>
+        </w:tc>
+      </w:tr>
+      <w:tr>
+        <w:tc>
+          <w:tcPr>
+            <w:tcW w:type="dxa" w:w="5256"/>
+            <w:shd w:val="clear" w:fill="E5F4F6"/>
+          </w:tcPr>
+          <w:p>
+            <w:r>
+              <w:rPr>
+                <w:b/>
+                <w:color w:val="0C2E3F"/>
+                <w:sz w:val="17"/>
+              </w:rPr>
+              <w:t>Why / In line with your goals (bullets)</w:t>
+            </w:r>
+          </w:p>
+        </w:tc>
+        <w:tc>
+          <w:tcPr>
+            <w:tcW w:type="dxa" w:w="5256"/>
+          </w:tcPr>
+          <w:p>
+            <w:r>
+              <w:rPr>
+                <w:color w:val="B8860B"/>
+                <w:sz w:val="19"/>
+              </w:rPr>
+              <w:t>• Converts a taxable component to a tax-free component, reducing potential death benefits tax for non-dependant beneficiaries.</w:t>
+              <w:br/>
+              <w:t>• Can be combined with spouse equalisation to make better use of both transfer balance caps.</w:t>
+            </w:r>
+          </w:p>
+        </w:tc>
+      </w:tr>
+      <w:tr>
+        <w:tc>
+          <w:tcPr>
+            <w:tcW w:type="dxa" w:w="5256"/>
+            <w:shd w:val="clear" w:fill="E5F4F6"/>
+          </w:tcPr>
+          <w:p>
+            <w:r>
+              <w:rPr>
+                <w:b/>
+                <w:color w:val="0C2E3F"/>
+                <w:sz w:val="17"/>
+              </w:rPr>
+              <w:t>Risks &amp; Disadvantages (bullets)</w:t>
+            </w:r>
+          </w:p>
+        </w:tc>
+        <w:tc>
+          <w:tcPr>
+            <w:tcW w:type="dxa" w:w="5256"/>
+          </w:tcPr>
+          <w:p>
+            <w:r>
+              <w:rPr>
+                <w:color w:val="B8860B"/>
+                <w:sz w:val="19"/>
+              </w:rPr>
+              <w:t>• You must have met a condition of release to withdraw; the recontribution counts toward your non-concessional cap and is preserved; obtain advice on the tax components before implementing.</w:t>
+            </w:r>
+          </w:p>
+        </w:tc>
+      </w:tr>
+      <w:tr>
+        <w:tc>
+          <w:tcPr>
+            <w:tcW w:type="dxa" w:w="5256"/>
+            <w:shd w:val="clear" w:fill="E5F4F6"/>
+          </w:tcPr>
+          <w:p>
+            <w:r>
+              <w:rPr>
+                <w:b/>
+                <w:color w:val="0C2E3F"/>
+                <w:sz w:val="17"/>
+              </w:rPr>
+              <w:t>Alternatives (bullets)</w:t>
+            </w:r>
+          </w:p>
+        </w:tc>
+        <w:tc>
+          <w:tcPr>
+            <w:tcW w:type="dxa" w:w="5256"/>
+          </w:tcPr>
+          <w:p>
+            <w:r>
+              <w:rPr>
+                <w:color w:val="B8860B"/>
+                <w:sz w:val="19"/>
+              </w:rPr>
+              <w:t>• Retain the existing components — discounted where improving the tax-free proportion benefits your beneficiaries.</w:t>
             </w:r>
           </w:p>
         </w:tc>
@@ -11734,9 +13972,11 @@
               <w:rPr>
                 <w:sz w:val="19"/>
               </w:rPr>
-              <w:t>• Continuing to make concessional super contributions will help reduce the effects of adviser fees and insurance premiums on your superannuation balance and will provide net tax savings of approximately $XXX p.a.</w:t>
+              <w:t>• Save on income tax because your salary contributed into super is taxed at 15% (up to your concessional contributions cap), not your marginal tax rate, regardless of how much you earn.</w:t>
               <w:br/>
-              <w:t>• Save on income tax because your salary contributed into super is taxed at 15% (up to your concessional contributions cap), not your marginal tax rate, regardless of how much you earn.</w:t>
+              <w:t>• Boost your super by contributing more now, creating a bigger nest egg for your retirement.</w:t>
+              <w:br/>
+              <w:t>• Suitable if you are under 75 and eligible to contribute, have a marginal tax rate above 15%, and can sacrifice income without a large impact on your lifestyle, with an employer willing to offer the arrangement.</w:t>
             </w:r>
           </w:p>
         </w:tc>
@@ -11767,9 +14007,7 @@
               <w:rPr>
                 <w:sz w:val="19"/>
               </w:rPr>
-              <w:t>• Care should be taken to ensure your employee entitlements are not adversely impacted as a result of salary sacrificing, or that you don't breach your concessional contributions cap.</w:t>
-              <w:br/>
-              <w:t>• Contributions are preserved and generally cannot be accessed until you meet a condition of release.</w:t>
+              <w:t>• Care should be taken to ensure your employee entitlements are not adversely impacted as a result of salary sacrificing, or that you don't breach your concessional contributions cap. Contributions are preserved until a condition of release is met.</w:t>
             </w:r>
           </w:p>
         </w:tc>
@@ -12054,9 +14292,9 @@
               <w:rPr>
                 <w:sz w:val="19"/>
               </w:rPr>
-              <w:t>• Allows use of unused concessional cap amounts from the previous five financial years (where your total super balance was below $500,000 at the prior 30 June).</w:t>
+              <w:t>• The carry-forward arrangements involve accessing unused concessional cap amounts from previous years. An unused cap amount occurs when the concessional contributions you made in a financial year were less than your general concessional contributions cap. You can use caps from up to five previous financial years.</w:t>
               <w:br/>
-              <w:t>• Tax‑effective: contributions are taxed at 15% rather than your marginal rate.</w:t>
+              <w:t>• Tax-effective: contributions are taxed at 15% rather than your marginal rate.</w:t>
             </w:r>
           </w:p>
         </w:tc>
@@ -12087,9 +14325,7 @@
               <w:rPr>
                 <w:sz w:val="19"/>
               </w:rPr>
-              <w:t>• Eligibility depends on your total super balance at the prior 30 June and the availability of unused cap; exceeding the cap results in additional tax.</w:t>
-              <w:br/>
-              <w:t>• Contributions are preserved until a condition of release is met.</w:t>
+              <w:t>• To use your unused cap amounts: your total super balance at the end of 30 June of the previous financial year must be less than $500,000, and you must have made concessional contributions in the year that exceeded your general cap. Contributions are preserved until a condition of release is met.</w:t>
             </w:r>
           </w:p>
         </w:tc>
@@ -12635,7 +14871,6 @@
           <w:p>
             <w:r>
               <w:rPr>
-                <w:color w:val="B8860B"/>
                 <w:sz w:val="19"/>
               </w:rPr>
               <w:t>We recommend you use the bring-forward rule to make a non-concessional contribution of $XXX (bringing forward up to three years of your non-concessional cap).</w:t>
@@ -12667,7 +14902,6 @@
           <w:p>
             <w:r>
               <w:rPr>
-                <w:color w:val="B8860B"/>
                 <w:sz w:val="19"/>
               </w:rPr>
               <w:t>The bring‑forward rule lets you contribute a larger after‑tax amount now, accelerating your retirement savings.</w:t>
@@ -12699,12 +14933,9 @@
           <w:p>
             <w:r>
               <w:rPr>
-                <w:color w:val="B8860B"/>
-                <w:sz w:val="19"/>
-              </w:rPr>
-              <w:t>• Allows you to contribute up to three years of the non‑concessional cap in a single year.</w:t>
-              <w:br/>
-              <w:t>• Accelerates the build‑up of retirement savings in the low‑tax super environment.</w:t>
+                <w:sz w:val="19"/>
+              </w:rPr>
+              <w:t>• The non-concessional cap is $120,000 for 2024/2025. If you are under 75 years of age during the financial year, a $360,000 contribution can be made by 'bringing forward' two years' worth of contribution caps (in addition to contributions from that year). Accelerates the build-up of retirement savings in the low-tax super environment.</w:t>
             </w:r>
           </w:p>
         </w:tc>
@@ -12733,12 +14964,9 @@
           <w:p>
             <w:r>
               <w:rPr>
-                <w:color w:val="B8860B"/>
-                <w:sz w:val="19"/>
-              </w:rPr>
-              <w:t>• Eligibility depends on your age and total super balance at the prior 30 June; triggering the bring‑forward restricts contributions in the following years.</w:t>
-              <w:br/>
-              <w:t>• Contributions are preserved until a condition of release is met.</w:t>
+                <w:sz w:val="19"/>
+              </w:rPr>
+              <w:t>• Eligibility depends on your age and total super balance at the prior 30 June; contributions in excess of applicable limits will attract penalty tax. Triggering the bring-forward restricts contributions in the following years; contributions are preserved.</w:t>
             </w:r>
           </w:p>
         </w:tc>
@@ -12767,7 +14995,6 @@
           <w:p>
             <w:r>
               <w:rPr>
-                <w:color w:val="B8860B"/>
                 <w:sz w:val="19"/>
               </w:rPr>
               <w:t>• Contribute within the standard annual cap — discounted where the larger up‑front contribution better meets the goal.</w:t>
@@ -12958,10 +15185,9 @@
           <w:p>
             <w:r>
               <w:rPr>
-                <w:color w:val="B8860B"/>
-                <w:sz w:val="19"/>
-              </w:rPr>
-              <w:t>[Name], we recommend that you make yearly spouse contributions of $XXX p.a. to [Spouse]'s super.</w:t>
+                <w:sz w:val="19"/>
+              </w:rPr>
+              <w:t>[Name], we recommend you make an after-tax spouse contribution of up to $3,000 p.a. to [Spouse]'s super to boost their retirement savings and receive a tax offset.</w:t>
             </w:r>
           </w:p>
         </w:tc>
@@ -12990,7 +15216,6 @@
           <w:p>
             <w:r>
               <w:rPr>
-                <w:color w:val="B8860B"/>
                 <w:sz w:val="19"/>
               </w:rPr>
               <w:t>A spouse contribution boosts your spouse's retirement savings and may provide you with a tax offset.</w:t>
@@ -13022,12 +15247,11 @@
           <w:p>
             <w:r>
               <w:rPr>
-                <w:color w:val="B8860B"/>
-                <w:sz w:val="19"/>
-              </w:rPr>
-              <w:t>• Builds your spouse's superannuation and may entitle you to a tax offset of up to $540 where your spouse's income is below the threshold.</w:t>
+                <w:sz w:val="19"/>
+              </w:rPr>
+              <w:t>• Under current 2025/26 rules, you may claim an 18% tax offset on spouse super contributions up to $3,000, for a maximum offset of $540 where your spouse's income is $37,000 or less (reducing to nil at $40,000).</w:t>
               <w:br/>
-              <w:t>• Helps equalise balances between spouses for cap and pension planning.</w:t>
+              <w:t>• Because spouse contributions are from after-tax money, they aren't subject to the 15% contributions tax and are tax-free on withdrawal. Boosts the super of a lower-income/non-working spouse and helps you grow retirement savings as a couple.</w:t>
             </w:r>
           </w:p>
         </w:tc>
@@ -13056,10 +15280,9 @@
           <w:p>
             <w:r>
               <w:rPr>
-                <w:color w:val="B8860B"/>
-                <w:sz w:val="19"/>
-              </w:rPr>
-              <w:t>• The spouse contribution tax offset depends on your spouse's income; the contribution counts toward your spouse's non‑concessional cap and is preserved.</w:t>
+                <w:sz w:val="19"/>
+              </w:rPr>
+              <w:t>• Contributions count toward your spouse's non-concessional cap; both must be Australian residents and not living separately and apart on a permanent basis; your spouse must be under 75.</w:t>
             </w:r>
           </w:p>
         </w:tc>
@@ -13088,7 +15311,6 @@
           <w:p>
             <w:r>
               <w:rPr>
-                <w:color w:val="B8860B"/>
                 <w:sz w:val="19"/>
               </w:rPr>
               <w:t>• Contribute to your own super instead — discounted where equalising balances or the spouse offset better meets the goal.</w:t>
@@ -13279,10 +15501,9 @@
           <w:p>
             <w:r>
               <w:rPr>
-                <w:color w:val="B8860B"/>
-                <w:sz w:val="19"/>
-              </w:rPr>
-              <w:t>We recommend you make a personal after-tax contribution of up to $1,000 to superannuation to take advantage of the Government co-contribution.</w:t>
+                <w:sz w:val="19"/>
+              </w:rPr>
+              <w:t>We recommend you make a non-concessional (after-tax) contribution of up to $1,000 to superannuation to take advantage of the Federal Government co-contribution scheme.</w:t>
             </w:r>
           </w:p>
         </w:tc>
@@ -13311,7 +15532,6 @@
           <w:p>
             <w:r>
               <w:rPr>
-                <w:color w:val="B8860B"/>
                 <w:sz w:val="19"/>
               </w:rPr>
               <w:t>A small after‑tax contribution can attract up to $500 from the Government, an immediate uplift to your super.</w:t>
@@ -13343,10 +15563,11 @@
           <w:p>
             <w:r>
               <w:rPr>
-                <w:color w:val="B8860B"/>
-                <w:sz w:val="19"/>
-              </w:rPr>
-              <w:t>• The Government may contribute up to 50c for every $1 you contribute (up to $500) where your income is below the threshold.</w:t>
+                <w:sz w:val="19"/>
+              </w:rPr>
+              <w:t>• You receive a tax-free super contribution from the federal government when you make a non-concessional contribution to your super account, subject to satisfying a work test, an income test and an age test.</w:t>
+              <w:br/>
+              <w:t>• If you earn $47,488 or less (for the 2025/2026 year), the government pays $0.50 for every dollar you contribute in after-tax dollars, up to a maximum of $500 a year (reducing to nil at $62,488).</w:t>
             </w:r>
           </w:p>
         </w:tc>
@@ -13375,7 +15596,6 @@
           <w:p>
             <w:r>
               <w:rPr>
-                <w:color w:val="B8860B"/>
                 <w:sz w:val="19"/>
               </w:rPr>
               <w:t>• Eligibility depends on your income, age and total super balance; the contribution is preserved.</w:t>
@@ -13407,7 +15627,6 @@
           <w:p>
             <w:r>
               <w:rPr>
-                <w:color w:val="B8860B"/>
                 <w:sz w:val="19"/>
               </w:rPr>
               <w:t>• Do not contribute — discounted as it forgoes the Government co‑contribution where you are eligible.</w:t>
@@ -14365,6 +16584,327 @@
               <w:rPr>
                 <w:sz w:val="19"/>
               </w:rPr>
+            </w:r>
+          </w:p>
+        </w:tc>
+      </w:tr>
+    </w:tbl>
+    <w:p/>
+    <w:tbl>
+      <w:tblPr>
+        <w:tblStyle w:val="TableGrid"/>
+        <w:tblW w:type="auto" w:w="0"/>
+        <w:jc w:val="left"/>
+        <w:tblLayout w:type="fixed"/>
+        <w:tblLook w:firstColumn="1" w:firstRow="1" w:lastColumn="0" w:lastRow="0" w:noHBand="0" w:noVBand="1" w:val="04A0"/>
+      </w:tblPr>
+      <w:tblGrid>
+        <w:gridCol w:w="5256"/>
+        <w:gridCol w:w="5256"/>
+      </w:tblGrid>
+      <w:tr>
+        <w:tc>
+          <w:tcPr>
+            <w:tcW w:type="dxa" w:w="10080"/>
+            <w:gridSpan w:val="2"/>
+            <w:shd w:val="clear" w:fill="0C2E3F"/>
+          </w:tcPr>
+          <w:p>
+            <w:r>
+              <w:rPr>
+                <w:b/>
+                <w:color w:val="FFFFFF"/>
+                <w:sz w:val="22"/>
+              </w:rPr>
+              <w:t>● Downsizer contribution</w:t>
+            </w:r>
+          </w:p>
+        </w:tc>
+      </w:tr>
+      <w:tr>
+        <w:tc>
+          <w:tcPr>
+            <w:tcW w:type="dxa" w:w="5256"/>
+            <w:shd w:val="clear" w:fill="E5F4F6"/>
+          </w:tcPr>
+          <w:p>
+            <w:r>
+              <w:rPr>
+                <w:b/>
+                <w:color w:val="0C2E3F"/>
+                <w:sz w:val="17"/>
+              </w:rPr>
+              <w:t>Trigger phrases (how it's written in the advice request)</w:t>
+            </w:r>
+          </w:p>
+        </w:tc>
+        <w:tc>
+          <w:tcPr>
+            <w:tcW w:type="dxa" w:w="5256"/>
+          </w:tcPr>
+          <w:p>
+            <w:r>
+              <w:rPr>
+                <w:sz w:val="19"/>
+              </w:rPr>
+              <w:t>• downsizer contribution</w:t>
+              <w:br/>
+              <w:t>• downsizer</w:t>
+            </w:r>
+          </w:p>
+        </w:tc>
+      </w:tr>
+      <w:tr>
+        <w:tc>
+          <w:tcPr>
+            <w:tcW w:type="dxa" w:w="5256"/>
+            <w:shd w:val="clear" w:fill="E5F4F6"/>
+          </w:tcPr>
+          <w:p>
+            <w:r>
+              <w:rPr>
+                <w:b/>
+                <w:color w:val="0C2E3F"/>
+                <w:sz w:val="17"/>
+              </w:rPr>
+              <w:t>Always-on / Tailored</w:t>
+            </w:r>
+          </w:p>
+        </w:tc>
+        <w:tc>
+          <w:tcPr>
+            <w:tcW w:type="dxa" w:w="5256"/>
+          </w:tcPr>
+          <w:p>
+            <w:r>
+              <w:rPr>
+                <w:sz w:val="19"/>
+              </w:rPr>
+              <w:t>Tailored</w:t>
+            </w:r>
+          </w:p>
+        </w:tc>
+      </w:tr>
+      <w:tr>
+        <w:tc>
+          <w:tcPr>
+            <w:tcW w:type="dxa" w:w="5256"/>
+            <w:shd w:val="clear" w:fill="E5F4F6"/>
+          </w:tcPr>
+          <w:p>
+            <w:r>
+              <w:rPr>
+                <w:b/>
+                <w:color w:val="0C2E3F"/>
+                <w:sz w:val="17"/>
+              </w:rPr>
+              <w:t>Scope gate (only show if…)</w:t>
+            </w:r>
+          </w:p>
+        </w:tc>
+        <w:tc>
+          <w:tcPr>
+            <w:tcW w:type="dxa" w:w="5256"/>
+          </w:tcPr>
+          <w:p>
+            <w:r>
+              <w:rPr>
+                <w:sz w:val="19"/>
+              </w:rPr>
+              <w:t>Age 55+ &amp; 10-year ownership</w:t>
+            </w:r>
+          </w:p>
+        </w:tc>
+      </w:tr>
+      <w:tr>
+        <w:tc>
+          <w:tcPr>
+            <w:tcW w:type="dxa" w:w="5256"/>
+            <w:shd w:val="clear" w:fill="E5F4F6"/>
+          </w:tcPr>
+          <w:p>
+            <w:r>
+              <w:rPr>
+                <w:b/>
+                <w:color w:val="0C2E3F"/>
+                <w:sz w:val="17"/>
+              </w:rPr>
+              <w:t>Figures it pulls ($ / %)</w:t>
+            </w:r>
+          </w:p>
+        </w:tc>
+        <w:tc>
+          <w:tcPr>
+            <w:tcW w:type="dxa" w:w="5256"/>
+          </w:tcPr>
+          <w:p>
+            <w:r>
+              <w:rPr>
+                <w:sz w:val="19"/>
+              </w:rPr>
+              <w:t>{dsAmount}</w:t>
+            </w:r>
+          </w:p>
+        </w:tc>
+      </w:tr>
+      <w:tr>
+        <w:tc>
+          <w:tcPr>
+            <w:tcW w:type="dxa" w:w="5256"/>
+            <w:shd w:val="clear" w:fill="E5F4F6"/>
+          </w:tcPr>
+          <w:p>
+            <w:r>
+              <w:rPr>
+                <w:b/>
+                <w:color w:val="0C2E3F"/>
+                <w:sz w:val="17"/>
+              </w:rPr>
+              <w:t>Summary – Strategies line</w:t>
+            </w:r>
+          </w:p>
+        </w:tc>
+        <w:tc>
+          <w:tcPr>
+            <w:tcW w:type="dxa" w:w="5256"/>
+          </w:tcPr>
+          <w:p>
+            <w:r>
+              <w:rPr>
+                <w:color w:val="B8860B"/>
+                <w:sz w:val="19"/>
+              </w:rPr>
+              <w:t>We recommend you make a downsizer contribution of up to $300,000 each ($600,000 combined) to superannuation from the proceeds of selling your home.</w:t>
+            </w:r>
+          </w:p>
+        </w:tc>
+      </w:tr>
+      <w:tr>
+        <w:tc>
+          <w:tcPr>
+            <w:tcW w:type="dxa" w:w="5256"/>
+            <w:shd w:val="clear" w:fill="E5F4F6"/>
+          </w:tcPr>
+          <w:p>
+            <w:r>
+              <w:rPr>
+                <w:b/>
+                <w:color w:val="0C2E3F"/>
+                <w:sz w:val="17"/>
+              </w:rPr>
+              <w:t>Summary – Outcomes line</w:t>
+            </w:r>
+          </w:p>
+        </w:tc>
+        <w:tc>
+          <w:tcPr>
+            <w:tcW w:type="dxa" w:w="5256"/>
+          </w:tcPr>
+          <w:p>
+            <w:r>
+              <w:rPr>
+                <w:color w:val="B8860B"/>
+                <w:sz w:val="19"/>
+              </w:rPr>
+              <w:t>A downsizer contribution moves home-sale proceeds into the low-tax super environment without using your contribution caps.</w:t>
+            </w:r>
+          </w:p>
+        </w:tc>
+      </w:tr>
+      <w:tr>
+        <w:tc>
+          <w:tcPr>
+            <w:tcW w:type="dxa" w:w="5256"/>
+            <w:shd w:val="clear" w:fill="E5F4F6"/>
+          </w:tcPr>
+          <w:p>
+            <w:r>
+              <w:rPr>
+                <w:b/>
+                <w:color w:val="0C2E3F"/>
+                <w:sz w:val="17"/>
+              </w:rPr>
+              <w:t>Why / In line with your goals (bullets)</w:t>
+            </w:r>
+          </w:p>
+        </w:tc>
+        <w:tc>
+          <w:tcPr>
+            <w:tcW w:type="dxa" w:w="5256"/>
+          </w:tcPr>
+          <w:p>
+            <w:r>
+              <w:rPr>
+                <w:color w:val="B8860B"/>
+                <w:sz w:val="19"/>
+              </w:rPr>
+              <w:t>• A downsizer contribution does not count toward your concessional or non-concessional caps and is not subject to the work test.</w:t>
+              <w:br/>
+              <w:t>• Allows you to boost retirement savings from the proceeds of selling your home.</w:t>
+            </w:r>
+          </w:p>
+        </w:tc>
+      </w:tr>
+      <w:tr>
+        <w:tc>
+          <w:tcPr>
+            <w:tcW w:type="dxa" w:w="5256"/>
+            <w:shd w:val="clear" w:fill="E5F4F6"/>
+          </w:tcPr>
+          <w:p>
+            <w:r>
+              <w:rPr>
+                <w:b/>
+                <w:color w:val="0C2E3F"/>
+                <w:sz w:val="17"/>
+              </w:rPr>
+              <w:t>Risks &amp; Disadvantages (bullets)</w:t>
+            </w:r>
+          </w:p>
+        </w:tc>
+        <w:tc>
+          <w:tcPr>
+            <w:tcW w:type="dxa" w:w="5256"/>
+          </w:tcPr>
+          <w:p>
+            <w:r>
+              <w:rPr>
+                <w:color w:val="B8860B"/>
+                <w:sz w:val="19"/>
+              </w:rPr>
+              <w:t>• You must be age 55 or older, have owned the home for at least 10 years, and make the contribution within 90 days of settlement; the amount counts toward your transfer balance cap and is preserved.</w:t>
+            </w:r>
+          </w:p>
+        </w:tc>
+      </w:tr>
+      <w:tr>
+        <w:tc>
+          <w:tcPr>
+            <w:tcW w:type="dxa" w:w="5256"/>
+            <w:shd w:val="clear" w:fill="E5F4F6"/>
+          </w:tcPr>
+          <w:p>
+            <w:r>
+              <w:rPr>
+                <w:b/>
+                <w:color w:val="0C2E3F"/>
+                <w:sz w:val="17"/>
+              </w:rPr>
+              <w:t>Alternatives (bullets)</w:t>
+            </w:r>
+          </w:p>
+        </w:tc>
+        <w:tc>
+          <w:tcPr>
+            <w:tcW w:type="dxa" w:w="5256"/>
+          </w:tcPr>
+          <w:p>
+            <w:r>
+              <w:rPr>
+                <w:color w:val="B8860B"/>
+                <w:sz w:val="19"/>
+              </w:rPr>
+              <w:t>• Retain the proceeds outside super — discounted where the concessional super environment better meets your retirement goal.</w:t>
             </w:r>
           </w:p>
         </w:tc>
@@ -18895,9 +21435,11 @@
               <w:rPr>
                 <w:sz w:val="19"/>
               </w:rPr>
-              <w:t>• Provides access to the recommended investment menu, consolidated reporting, and the ability for your adviser to manage your portfolio efficiently.</w:t>
+              <w:t>• We completed a price comparison between Colonial First State Edge, BT Panorama, Hub24 and Netwealth Wealth Accelerator Plus. Hub24 was the most cost-effective platform to manage your investment.</w:t>
               <w:br/>
-              <w:t>• Ease of administration — holding investments through a platform simplifies the administration of your portfolio through consolidated reporting and transacting.</w:t>
+              <w:t>• The CARE Essentials investment option is only available in the Hub24 platform.</w:t>
+              <w:br/>
+              <w:t>• Provides consolidated reporting and the ability for your adviser to manage your portfolio efficiently.</w:t>
             </w:r>
           </w:p>
         </w:tc>
@@ -18959,7 +21501,995 @@
               <w:rPr>
                 <w:sz w:val="19"/>
               </w:rPr>
-              <w:t>• [Alternative platforms — Colonial First State Edge / BT Panorama / Netwealth] were considered; discounted on cost/feature grounds relative to the recommended platform.</w:t>
+              <w:t>• Colonial First State Edge, BT Panorama and Netwealth Wealth Accelerator Plus were considered. The managed discretionary account and CARE portfolios are not available in Colonial First State Edge and BT Panorama; the alternatives were discounted on cost/feature grounds relative to Hub24.</w:t>
+            </w:r>
+          </w:p>
+        </w:tc>
+      </w:tr>
+    </w:tbl>
+    <w:p/>
+    <w:p>
+      <w:pPr>
+        <w:spacing w:after="120" w:before="200"/>
+      </w:pPr>
+      <w:r>
+        <w:rPr>
+          <w:b/>
+          <w:color w:val="1F6FEB"/>
+          <w:sz w:val="28"/>
+        </w:rPr>
+        <w:t>10 · Entities (company / trust / SMSF)</w:t>
+      </w:r>
+    </w:p>
+    <w:p>
+      <w:r>
+        <w:rPr>
+          <w:i/>
+          <w:color w:val="5B6B76"/>
+          <w:sz w:val="18"/>
+        </w:rPr>
+        <w:t>DRAFT — none of the 10 sample SOAs used a company/bucket company/trust as the ADVICE ENTITY (the family trust was always scoped out). Please send an SOA where the entity IS the client so I can replace these with your real wording.</w:t>
+      </w:r>
+    </w:p>
+    <w:tbl>
+      <w:tblPr>
+        <w:tblStyle w:val="TableGrid"/>
+        <w:tblW w:type="auto" w:w="0"/>
+        <w:jc w:val="left"/>
+        <w:tblLayout w:type="fixed"/>
+        <w:tblLook w:firstColumn="1" w:firstRow="1" w:lastColumn="0" w:lastRow="0" w:noHBand="0" w:noVBand="1" w:val="04A0"/>
+      </w:tblPr>
+      <w:tblGrid>
+        <w:gridCol w:w="5256"/>
+        <w:gridCol w:w="5256"/>
+      </w:tblGrid>
+      <w:tr>
+        <w:tc>
+          <w:tcPr>
+            <w:tcW w:type="dxa" w:w="10080"/>
+            <w:gridSpan w:val="2"/>
+            <w:shd w:val="clear" w:fill="0C2E3F"/>
+          </w:tcPr>
+          <w:p>
+            <w:r>
+              <w:rPr>
+                <w:b/>
+                <w:color w:val="FFFFFF"/>
+                <w:sz w:val="22"/>
+              </w:rPr>
+              <w:t>● Investment company / bucket company</w:t>
+            </w:r>
+          </w:p>
+        </w:tc>
+      </w:tr>
+      <w:tr>
+        <w:tc>
+          <w:tcPr>
+            <w:tcW w:type="dxa" w:w="5256"/>
+            <w:shd w:val="clear" w:fill="E5F4F6"/>
+          </w:tcPr>
+          <w:p>
+            <w:r>
+              <w:rPr>
+                <w:b/>
+                <w:color w:val="0C2E3F"/>
+                <w:sz w:val="17"/>
+              </w:rPr>
+              <w:t>Trigger phrases (how it's written in the advice request)</w:t>
+            </w:r>
+          </w:p>
+        </w:tc>
+        <w:tc>
+          <w:tcPr>
+            <w:tcW w:type="dxa" w:w="5256"/>
+          </w:tcPr>
+          <w:p>
+            <w:r>
+              <w:rPr>
+                <w:sz w:val="19"/>
+              </w:rPr>
+              <w:t>• bucket company</w:t>
+              <w:br/>
+              <w:t>• investment company</w:t>
+              <w:br/>
+              <w:t>• company as entity</w:t>
+            </w:r>
+          </w:p>
+        </w:tc>
+      </w:tr>
+      <w:tr>
+        <w:tc>
+          <w:tcPr>
+            <w:tcW w:type="dxa" w:w="5256"/>
+            <w:shd w:val="clear" w:fill="E5F4F6"/>
+          </w:tcPr>
+          <w:p>
+            <w:r>
+              <w:rPr>
+                <w:b/>
+                <w:color w:val="0C2E3F"/>
+                <w:sz w:val="17"/>
+              </w:rPr>
+              <w:t>Always-on / Tailored</w:t>
+            </w:r>
+          </w:p>
+        </w:tc>
+        <w:tc>
+          <w:tcPr>
+            <w:tcW w:type="dxa" w:w="5256"/>
+          </w:tcPr>
+          <w:p>
+            <w:r>
+              <w:rPr>
+                <w:sz w:val="19"/>
+              </w:rPr>
+              <w:t>Tailored</w:t>
+            </w:r>
+          </w:p>
+        </w:tc>
+      </w:tr>
+      <w:tr>
+        <w:tc>
+          <w:tcPr>
+            <w:tcW w:type="dxa" w:w="5256"/>
+            <w:shd w:val="clear" w:fill="E5F4F6"/>
+          </w:tcPr>
+          <w:p>
+            <w:r>
+              <w:rPr>
+                <w:b/>
+                <w:color w:val="0C2E3F"/>
+                <w:sz w:val="17"/>
+              </w:rPr>
+              <w:t>Scope gate (only show if…)</w:t>
+            </w:r>
+          </w:p>
+        </w:tc>
+        <w:tc>
+          <w:tcPr>
+            <w:tcW w:type="dxa" w:w="5256"/>
+          </w:tcPr>
+          <w:p>
+            <w:r>
+              <w:rPr>
+                <w:sz w:val="19"/>
+              </w:rPr>
+              <w:t>Entity = company</w:t>
+            </w:r>
+          </w:p>
+        </w:tc>
+      </w:tr>
+      <w:tr>
+        <w:tc>
+          <w:tcPr>
+            <w:tcW w:type="dxa" w:w="5256"/>
+            <w:shd w:val="clear" w:fill="E5F4F6"/>
+          </w:tcPr>
+          <w:p>
+            <w:r>
+              <w:rPr>
+                <w:b/>
+                <w:color w:val="0C2E3F"/>
+                <w:sz w:val="17"/>
+              </w:rPr>
+              <w:t>Figures it pulls ($ / %)</w:t>
+            </w:r>
+          </w:p>
+        </w:tc>
+        <w:tc>
+          <w:tcPr>
+            <w:tcW w:type="dxa" w:w="5256"/>
+          </w:tcPr>
+          <w:p>
+            <w:r>
+              <w:rPr>
+                <w:sz w:val="19"/>
+              </w:rPr>
+              <w:t>{taxRate}</w:t>
+            </w:r>
+          </w:p>
+        </w:tc>
+      </w:tr>
+      <w:tr>
+        <w:tc>
+          <w:tcPr>
+            <w:tcW w:type="dxa" w:w="5256"/>
+            <w:shd w:val="clear" w:fill="E5F4F6"/>
+          </w:tcPr>
+          <w:p>
+            <w:r>
+              <w:rPr>
+                <w:b/>
+                <w:color w:val="0C2E3F"/>
+                <w:sz w:val="17"/>
+              </w:rPr>
+              <w:t>Summary – Strategies line</w:t>
+            </w:r>
+          </w:p>
+        </w:tc>
+        <w:tc>
+          <w:tcPr>
+            <w:tcW w:type="dxa" w:w="5256"/>
+          </w:tcPr>
+          <w:p>
+            <w:r>
+              <w:rPr>
+                <w:color w:val="B8860B"/>
+                <w:sz w:val="19"/>
+              </w:rPr>
+              <w:t>We recommend you [establish / utilise] your investment (bucket) company to receive trust distributions and invest the retained earnings in line with the company's objectives, capped at the corporate tax rate.</w:t>
+            </w:r>
+          </w:p>
+        </w:tc>
+      </w:tr>
+      <w:tr>
+        <w:tc>
+          <w:tcPr>
+            <w:tcW w:type="dxa" w:w="5256"/>
+            <w:shd w:val="clear" w:fill="E5F4F6"/>
+          </w:tcPr>
+          <w:p>
+            <w:r>
+              <w:rPr>
+                <w:b/>
+                <w:color w:val="0C2E3F"/>
+                <w:sz w:val="17"/>
+              </w:rPr>
+              <w:t>Summary – Outcomes line</w:t>
+            </w:r>
+          </w:p>
+        </w:tc>
+        <w:tc>
+          <w:tcPr>
+            <w:tcW w:type="dxa" w:w="5256"/>
+          </w:tcPr>
+          <w:p>
+            <w:r>
+              <w:rPr>
+                <w:color w:val="B8860B"/>
+                <w:sz w:val="19"/>
+              </w:rPr>
+              <w:t>Holding investments in a bucket company caps the tax on retained earnings at the corporate rate and provides a flexible structure for reinvestment.</w:t>
+            </w:r>
+          </w:p>
+        </w:tc>
+      </w:tr>
+      <w:tr>
+        <w:tc>
+          <w:tcPr>
+            <w:tcW w:type="dxa" w:w="5256"/>
+            <w:shd w:val="clear" w:fill="E5F4F6"/>
+          </w:tcPr>
+          <w:p>
+            <w:r>
+              <w:rPr>
+                <w:b/>
+                <w:color w:val="0C2E3F"/>
+                <w:sz w:val="17"/>
+              </w:rPr>
+              <w:t>Why / In line with your goals (bullets)</w:t>
+            </w:r>
+          </w:p>
+        </w:tc>
+        <w:tc>
+          <w:tcPr>
+            <w:tcW w:type="dxa" w:w="5256"/>
+          </w:tcPr>
+          <w:p>
+            <w:r>
+              <w:rPr>
+                <w:color w:val="B8860B"/>
+                <w:sz w:val="19"/>
+              </w:rPr>
+              <w:t>• Caps tax on retained investment earnings at the corporate tax rate (25%/30%) rather than higher personal marginal rates.</w:t>
+              <w:br/>
+              <w:t>• Provides a flexible, long-term vehicle for accumulating and reinvesting trust distributions.</w:t>
+            </w:r>
+          </w:p>
+        </w:tc>
+      </w:tr>
+      <w:tr>
+        <w:tc>
+          <w:tcPr>
+            <w:tcW w:type="dxa" w:w="5256"/>
+            <w:shd w:val="clear" w:fill="E5F4F6"/>
+          </w:tcPr>
+          <w:p>
+            <w:r>
+              <w:rPr>
+                <w:b/>
+                <w:color w:val="0C2E3F"/>
+                <w:sz w:val="17"/>
+              </w:rPr>
+              <w:t>Risks &amp; Disadvantages (bullets)</w:t>
+            </w:r>
+          </w:p>
+        </w:tc>
+        <w:tc>
+          <w:tcPr>
+            <w:tcW w:type="dxa" w:w="5256"/>
+          </w:tcPr>
+          <w:p>
+            <w:r>
+              <w:rPr>
+                <w:color w:val="B8860B"/>
+                <w:sz w:val="19"/>
+              </w:rPr>
+              <w:t>• Franking credits, Division 7A and distribution rules apply; obtain advice from your accountant. The company structure has ongoing administration and compliance costs.</w:t>
+              <w:br/>
+              <w:t>• Capital gains in a company do not receive the 50% CGT discount.</w:t>
+            </w:r>
+          </w:p>
+        </w:tc>
+      </w:tr>
+      <w:tr>
+        <w:tc>
+          <w:tcPr>
+            <w:tcW w:type="dxa" w:w="5256"/>
+            <w:shd w:val="clear" w:fill="E5F4F6"/>
+          </w:tcPr>
+          <w:p>
+            <w:r>
+              <w:rPr>
+                <w:b/>
+                <w:color w:val="0C2E3F"/>
+                <w:sz w:val="17"/>
+              </w:rPr>
+              <w:t>Alternatives (bullets)</w:t>
+            </w:r>
+          </w:p>
+        </w:tc>
+        <w:tc>
+          <w:tcPr>
+            <w:tcW w:type="dxa" w:w="5256"/>
+          </w:tcPr>
+          <w:p>
+            <w:r>
+              <w:rPr>
+                <w:color w:val="B8860B"/>
+                <w:sz w:val="19"/>
+              </w:rPr>
+              <w:t>• Distribute and invest personally — discounted where the corporate tax cap and structure better suit the client's objectives.</w:t>
+            </w:r>
+          </w:p>
+        </w:tc>
+      </w:tr>
+    </w:tbl>
+    <w:p/>
+    <w:tbl>
+      <w:tblPr>
+        <w:tblStyle w:val="TableGrid"/>
+        <w:tblW w:type="auto" w:w="0"/>
+        <w:jc w:val="left"/>
+        <w:tblLayout w:type="fixed"/>
+        <w:tblLook w:firstColumn="1" w:firstRow="1" w:lastColumn="0" w:lastRow="0" w:noHBand="0" w:noVBand="1" w:val="04A0"/>
+      </w:tblPr>
+      <w:tblGrid>
+        <w:gridCol w:w="5256"/>
+        <w:gridCol w:w="5256"/>
+      </w:tblGrid>
+      <w:tr>
+        <w:tc>
+          <w:tcPr>
+            <w:tcW w:type="dxa" w:w="10080"/>
+            <w:gridSpan w:val="2"/>
+            <w:shd w:val="clear" w:fill="0C2E3F"/>
+          </w:tcPr>
+          <w:p>
+            <w:r>
+              <w:rPr>
+                <w:b/>
+                <w:color w:val="FFFFFF"/>
+                <w:sz w:val="22"/>
+              </w:rPr>
+              <w:t>● Family / discretionary trust (as advice entity)</w:t>
+            </w:r>
+          </w:p>
+        </w:tc>
+      </w:tr>
+      <w:tr>
+        <w:tc>
+          <w:tcPr>
+            <w:tcW w:type="dxa" w:w="5256"/>
+            <w:shd w:val="clear" w:fill="E5F4F6"/>
+          </w:tcPr>
+          <w:p>
+            <w:r>
+              <w:rPr>
+                <w:b/>
+                <w:color w:val="0C2E3F"/>
+                <w:sz w:val="17"/>
+              </w:rPr>
+              <w:t>Trigger phrases (how it's written in the advice request)</w:t>
+            </w:r>
+          </w:p>
+        </w:tc>
+        <w:tc>
+          <w:tcPr>
+            <w:tcW w:type="dxa" w:w="5256"/>
+          </w:tcPr>
+          <w:p>
+            <w:r>
+              <w:rPr>
+                <w:sz w:val="19"/>
+              </w:rPr>
+              <w:t>• family trust</w:t>
+              <w:br/>
+              <w:t>• discretionary trust</w:t>
+              <w:br/>
+              <w:t>• trust distribution</w:t>
+            </w:r>
+          </w:p>
+        </w:tc>
+      </w:tr>
+      <w:tr>
+        <w:tc>
+          <w:tcPr>
+            <w:tcW w:type="dxa" w:w="5256"/>
+            <w:shd w:val="clear" w:fill="E5F4F6"/>
+          </w:tcPr>
+          <w:p>
+            <w:r>
+              <w:rPr>
+                <w:b/>
+                <w:color w:val="0C2E3F"/>
+                <w:sz w:val="17"/>
+              </w:rPr>
+              <w:t>Always-on / Tailored</w:t>
+            </w:r>
+          </w:p>
+        </w:tc>
+        <w:tc>
+          <w:tcPr>
+            <w:tcW w:type="dxa" w:w="5256"/>
+          </w:tcPr>
+          <w:p>
+            <w:r>
+              <w:rPr>
+                <w:sz w:val="19"/>
+              </w:rPr>
+              <w:t>Tailored</w:t>
+            </w:r>
+          </w:p>
+        </w:tc>
+      </w:tr>
+      <w:tr>
+        <w:tc>
+          <w:tcPr>
+            <w:tcW w:type="dxa" w:w="5256"/>
+            <w:shd w:val="clear" w:fill="E5F4F6"/>
+          </w:tcPr>
+          <w:p>
+            <w:r>
+              <w:rPr>
+                <w:b/>
+                <w:color w:val="0C2E3F"/>
+                <w:sz w:val="17"/>
+              </w:rPr>
+              <w:t>Scope gate (only show if…)</w:t>
+            </w:r>
+          </w:p>
+        </w:tc>
+        <w:tc>
+          <w:tcPr>
+            <w:tcW w:type="dxa" w:w="5256"/>
+          </w:tcPr>
+          <w:p>
+            <w:r>
+              <w:rPr>
+                <w:sz w:val="19"/>
+              </w:rPr>
+              <w:t>Entity = trust</w:t>
+            </w:r>
+          </w:p>
+        </w:tc>
+      </w:tr>
+      <w:tr>
+        <w:tc>
+          <w:tcPr>
+            <w:tcW w:type="dxa" w:w="5256"/>
+            <w:shd w:val="clear" w:fill="E5F4F6"/>
+          </w:tcPr>
+          <w:p>
+            <w:r>
+              <w:rPr>
+                <w:b/>
+                <w:color w:val="0C2E3F"/>
+                <w:sz w:val="17"/>
+              </w:rPr>
+              <w:t>Figures it pulls ($ / %)</w:t>
+            </w:r>
+          </w:p>
+        </w:tc>
+        <w:tc>
+          <w:tcPr>
+            <w:tcW w:type="dxa" w:w="5256"/>
+          </w:tcPr>
+          <w:p>
+            <w:r>
+              <w:rPr>
+                <w:sz w:val="19"/>
+              </w:rPr>
+              <w:t>—</w:t>
+            </w:r>
+          </w:p>
+        </w:tc>
+      </w:tr>
+      <w:tr>
+        <w:tc>
+          <w:tcPr>
+            <w:tcW w:type="dxa" w:w="5256"/>
+            <w:shd w:val="clear" w:fill="E5F4F6"/>
+          </w:tcPr>
+          <w:p>
+            <w:r>
+              <w:rPr>
+                <w:b/>
+                <w:color w:val="0C2E3F"/>
+                <w:sz w:val="17"/>
+              </w:rPr>
+              <w:t>Summary – Strategies line</w:t>
+            </w:r>
+          </w:p>
+        </w:tc>
+        <w:tc>
+          <w:tcPr>
+            <w:tcW w:type="dxa" w:w="5256"/>
+          </w:tcPr>
+          <w:p>
+            <w:r>
+              <w:rPr>
+                <w:color w:val="B8860B"/>
+                <w:sz w:val="19"/>
+              </w:rPr>
+              <w:t>We recommend you [establish / utilise] your family (discretionary) trust to hold the investment portfolio and distribute income to beneficiaries in a tax-effective manner each year.</w:t>
+            </w:r>
+          </w:p>
+        </w:tc>
+      </w:tr>
+      <w:tr>
+        <w:tc>
+          <w:tcPr>
+            <w:tcW w:type="dxa" w:w="5256"/>
+            <w:shd w:val="clear" w:fill="E5F4F6"/>
+          </w:tcPr>
+          <w:p>
+            <w:r>
+              <w:rPr>
+                <w:b/>
+                <w:color w:val="0C2E3F"/>
+                <w:sz w:val="17"/>
+              </w:rPr>
+              <w:t>Summary – Outcomes line</w:t>
+            </w:r>
+          </w:p>
+        </w:tc>
+        <w:tc>
+          <w:tcPr>
+            <w:tcW w:type="dxa" w:w="5256"/>
+          </w:tcPr>
+          <w:p>
+            <w:r>
+              <w:rPr>
+                <w:color w:val="B8860B"/>
+                <w:sz w:val="19"/>
+              </w:rPr>
+              <w:t>A discretionary trust provides flexible, tax-effective distribution of investment income and capital across beneficiaries.</w:t>
+            </w:r>
+          </w:p>
+        </w:tc>
+      </w:tr>
+      <w:tr>
+        <w:tc>
+          <w:tcPr>
+            <w:tcW w:type="dxa" w:w="5256"/>
+            <w:shd w:val="clear" w:fill="E5F4F6"/>
+          </w:tcPr>
+          <w:p>
+            <w:r>
+              <w:rPr>
+                <w:b/>
+                <w:color w:val="0C2E3F"/>
+                <w:sz w:val="17"/>
+              </w:rPr>
+              <w:t>Why / In line with your goals (bullets)</w:t>
+            </w:r>
+          </w:p>
+        </w:tc>
+        <w:tc>
+          <w:tcPr>
+            <w:tcW w:type="dxa" w:w="5256"/>
+          </w:tcPr>
+          <w:p>
+            <w:r>
+              <w:rPr>
+                <w:color w:val="B8860B"/>
+                <w:sz w:val="19"/>
+              </w:rPr>
+              <w:t>• Allows flexible distribution of income/capital to beneficiaries to manage the family's overall tax position.</w:t>
+              <w:br/>
+              <w:t>• Provides a degree of asset protection.</w:t>
+            </w:r>
+          </w:p>
+        </w:tc>
+      </w:tr>
+      <w:tr>
+        <w:tc>
+          <w:tcPr>
+            <w:tcW w:type="dxa" w:w="5256"/>
+            <w:shd w:val="clear" w:fill="E5F4F6"/>
+          </w:tcPr>
+          <w:p>
+            <w:r>
+              <w:rPr>
+                <w:b/>
+                <w:color w:val="0C2E3F"/>
+                <w:sz w:val="17"/>
+              </w:rPr>
+              <w:t>Risks &amp; Disadvantages (bullets)</w:t>
+            </w:r>
+          </w:p>
+        </w:tc>
+        <w:tc>
+          <w:tcPr>
+            <w:tcW w:type="dxa" w:w="5256"/>
+          </w:tcPr>
+          <w:p>
+            <w:r>
+              <w:rPr>
+                <w:color w:val="B8860B"/>
+                <w:sz w:val="19"/>
+              </w:rPr>
+              <w:t>• Trust income must generally be distributed each year; undistributed income is taxed at the top marginal rate. Obtain advice from your accountant on distributions and Division 7A where a company is a beneficiary.</w:t>
+            </w:r>
+          </w:p>
+        </w:tc>
+      </w:tr>
+      <w:tr>
+        <w:tc>
+          <w:tcPr>
+            <w:tcW w:type="dxa" w:w="5256"/>
+            <w:shd w:val="clear" w:fill="E5F4F6"/>
+          </w:tcPr>
+          <w:p>
+            <w:r>
+              <w:rPr>
+                <w:b/>
+                <w:color w:val="0C2E3F"/>
+                <w:sz w:val="17"/>
+              </w:rPr>
+              <w:t>Alternatives (bullets)</w:t>
+            </w:r>
+          </w:p>
+        </w:tc>
+        <w:tc>
+          <w:tcPr>
+            <w:tcW w:type="dxa" w:w="5256"/>
+          </w:tcPr>
+          <w:p>
+            <w:r>
+              <w:rPr>
+                <w:color w:val="B8860B"/>
+                <w:sz w:val="19"/>
+              </w:rPr>
+              <w:t>• Hold investments personally — discounted where the trust's flexibility and protection better suit the family.</w:t>
+            </w:r>
+          </w:p>
+        </w:tc>
+      </w:tr>
+    </w:tbl>
+    <w:p/>
+    <w:tbl>
+      <w:tblPr>
+        <w:tblStyle w:val="TableGrid"/>
+        <w:tblW w:type="auto" w:w="0"/>
+        <w:jc w:val="left"/>
+        <w:tblLayout w:type="fixed"/>
+        <w:tblLook w:firstColumn="1" w:firstRow="1" w:lastColumn="0" w:lastRow="0" w:noHBand="0" w:noVBand="1" w:val="04A0"/>
+      </w:tblPr>
+      <w:tblGrid>
+        <w:gridCol w:w="5256"/>
+        <w:gridCol w:w="5256"/>
+      </w:tblGrid>
+      <w:tr>
+        <w:tc>
+          <w:tcPr>
+            <w:tcW w:type="dxa" w:w="10080"/>
+            <w:gridSpan w:val="2"/>
+            <w:shd w:val="clear" w:fill="0C2E3F"/>
+          </w:tcPr>
+          <w:p>
+            <w:r>
+              <w:rPr>
+                <w:b/>
+                <w:color w:val="FFFFFF"/>
+                <w:sz w:val="22"/>
+              </w:rPr>
+              <w:t>● SMSF as advice entity</w:t>
+            </w:r>
+          </w:p>
+        </w:tc>
+      </w:tr>
+      <w:tr>
+        <w:tc>
+          <w:tcPr>
+            <w:tcW w:type="dxa" w:w="5256"/>
+            <w:shd w:val="clear" w:fill="E5F4F6"/>
+          </w:tcPr>
+          <w:p>
+            <w:r>
+              <w:rPr>
+                <w:b/>
+                <w:color w:val="0C2E3F"/>
+                <w:sz w:val="17"/>
+              </w:rPr>
+              <w:t>Trigger phrases (how it's written in the advice request)</w:t>
+            </w:r>
+          </w:p>
+        </w:tc>
+        <w:tc>
+          <w:tcPr>
+            <w:tcW w:type="dxa" w:w="5256"/>
+          </w:tcPr>
+          <w:p>
+            <w:r>
+              <w:rPr>
+                <w:sz w:val="19"/>
+              </w:rPr>
+              <w:t>• smsf</w:t>
+              <w:br/>
+              <w:t>• self managed super fund as entity</w:t>
+            </w:r>
+          </w:p>
+        </w:tc>
+      </w:tr>
+      <w:tr>
+        <w:tc>
+          <w:tcPr>
+            <w:tcW w:type="dxa" w:w="5256"/>
+            <w:shd w:val="clear" w:fill="E5F4F6"/>
+          </w:tcPr>
+          <w:p>
+            <w:r>
+              <w:rPr>
+                <w:b/>
+                <w:color w:val="0C2E3F"/>
+                <w:sz w:val="17"/>
+              </w:rPr>
+              <w:t>Always-on / Tailored</w:t>
+            </w:r>
+          </w:p>
+        </w:tc>
+        <w:tc>
+          <w:tcPr>
+            <w:tcW w:type="dxa" w:w="5256"/>
+          </w:tcPr>
+          <w:p>
+            <w:r>
+              <w:rPr>
+                <w:sz w:val="19"/>
+              </w:rPr>
+              <w:t>Tailored</w:t>
+            </w:r>
+          </w:p>
+        </w:tc>
+      </w:tr>
+      <w:tr>
+        <w:tc>
+          <w:tcPr>
+            <w:tcW w:type="dxa" w:w="5256"/>
+            <w:shd w:val="clear" w:fill="E5F4F6"/>
+          </w:tcPr>
+          <w:p>
+            <w:r>
+              <w:rPr>
+                <w:b/>
+                <w:color w:val="0C2E3F"/>
+                <w:sz w:val="17"/>
+              </w:rPr>
+              <w:t>Scope gate (only show if…)</w:t>
+            </w:r>
+          </w:p>
+        </w:tc>
+        <w:tc>
+          <w:tcPr>
+            <w:tcW w:type="dxa" w:w="5256"/>
+          </w:tcPr>
+          <w:p>
+            <w:r>
+              <w:rPr>
+                <w:sz w:val="19"/>
+              </w:rPr>
+              <w:t>Entity = SMSF</w:t>
+            </w:r>
+          </w:p>
+        </w:tc>
+      </w:tr>
+      <w:tr>
+        <w:tc>
+          <w:tcPr>
+            <w:tcW w:type="dxa" w:w="5256"/>
+            <w:shd w:val="clear" w:fill="E5F4F6"/>
+          </w:tcPr>
+          <w:p>
+            <w:r>
+              <w:rPr>
+                <w:b/>
+                <w:color w:val="0C2E3F"/>
+                <w:sz w:val="17"/>
+              </w:rPr>
+              <w:t>Figures it pulls ($ / %)</w:t>
+            </w:r>
+          </w:p>
+        </w:tc>
+        <w:tc>
+          <w:tcPr>
+            <w:tcW w:type="dxa" w:w="5256"/>
+          </w:tcPr>
+          <w:p>
+            <w:r>
+              <w:rPr>
+                <w:sz w:val="19"/>
+              </w:rPr>
+              <w:t>—</w:t>
+            </w:r>
+          </w:p>
+        </w:tc>
+      </w:tr>
+      <w:tr>
+        <w:tc>
+          <w:tcPr>
+            <w:tcW w:type="dxa" w:w="5256"/>
+            <w:shd w:val="clear" w:fill="E5F4F6"/>
+          </w:tcPr>
+          <w:p>
+            <w:r>
+              <w:rPr>
+                <w:b/>
+                <w:color w:val="0C2E3F"/>
+                <w:sz w:val="17"/>
+              </w:rPr>
+              <w:t>Summary – Strategies line</w:t>
+            </w:r>
+          </w:p>
+        </w:tc>
+        <w:tc>
+          <w:tcPr>
+            <w:tcW w:type="dxa" w:w="5256"/>
+          </w:tcPr>
+          <w:p>
+            <w:r>
+              <w:rPr>
+                <w:color w:val="B8860B"/>
+                <w:sz w:val="19"/>
+              </w:rPr>
+              <w:t>(See Superannuation › Establish / manage an SMSF for the in-fund wording. This row captures the SMSF as the advice ENTITY — trustees, members and ownership.)</w:t>
+            </w:r>
+          </w:p>
+        </w:tc>
+      </w:tr>
+      <w:tr>
+        <w:tc>
+          <w:tcPr>
+            <w:tcW w:type="dxa" w:w="5256"/>
+            <w:shd w:val="clear" w:fill="E5F4F6"/>
+          </w:tcPr>
+          <w:p>
+            <w:r>
+              <w:rPr>
+                <w:b/>
+                <w:color w:val="0C2E3F"/>
+                <w:sz w:val="17"/>
+              </w:rPr>
+              <w:t>Summary – Outcomes line</w:t>
+            </w:r>
+          </w:p>
+        </w:tc>
+        <w:tc>
+          <w:tcPr>
+            <w:tcW w:type="dxa" w:w="5256"/>
+          </w:tcPr>
+          <w:p>
+            <w:r>
+              <w:rPr>
+                <w:color w:val="B8860B"/>
+                <w:sz w:val="19"/>
+              </w:rPr>
+              <w:t>—</w:t>
+            </w:r>
+          </w:p>
+        </w:tc>
+      </w:tr>
+      <w:tr>
+        <w:tc>
+          <w:tcPr>
+            <w:tcW w:type="dxa" w:w="5256"/>
+            <w:shd w:val="clear" w:fill="E5F4F6"/>
+          </w:tcPr>
+          <w:p>
+            <w:r>
+              <w:rPr>
+                <w:b/>
+                <w:color w:val="0C2E3F"/>
+                <w:sz w:val="17"/>
+              </w:rPr>
+              <w:t>Why / In line with your goals (bullets)</w:t>
+            </w:r>
+          </w:p>
+        </w:tc>
+        <w:tc>
+          <w:tcPr>
+            <w:tcW w:type="dxa" w:w="5256"/>
+          </w:tcPr>
+          <w:p>
+            <w:r>
+              <w:rPr>
+                <w:color w:val="B8860B"/>
+                <w:sz w:val="19"/>
+              </w:rPr>
+              <w:t>• Captures the SMSF entity details (corporate/individual trustees, members) for the cover, signatures and ownership columns.</w:t>
+            </w:r>
+          </w:p>
+        </w:tc>
+      </w:tr>
+      <w:tr>
+        <w:tc>
+          <w:tcPr>
+            <w:tcW w:type="dxa" w:w="5256"/>
+            <w:shd w:val="clear" w:fill="E5F4F6"/>
+          </w:tcPr>
+          <w:p>
+            <w:r>
+              <w:rPr>
+                <w:b/>
+                <w:color w:val="0C2E3F"/>
+                <w:sz w:val="17"/>
+              </w:rPr>
+              <w:t>Risks &amp; Disadvantages (bullets)</w:t>
+            </w:r>
+          </w:p>
+        </w:tc>
+        <w:tc>
+          <w:tcPr>
+            <w:tcW w:type="dxa" w:w="5256"/>
+          </w:tcPr>
+          <w:p>
+            <w:r>
+              <w:rPr>
+                <w:color w:val="B8860B"/>
+                <w:sz w:val="19"/>
+              </w:rPr>
+            </w:r>
+          </w:p>
+        </w:tc>
+      </w:tr>
+      <w:tr>
+        <w:tc>
+          <w:tcPr>
+            <w:tcW w:type="dxa" w:w="5256"/>
+            <w:shd w:val="clear" w:fill="E5F4F6"/>
+          </w:tcPr>
+          <w:p>
+            <w:r>
+              <w:rPr>
+                <w:b/>
+                <w:color w:val="0C2E3F"/>
+                <w:sz w:val="17"/>
+              </w:rPr>
+              <w:t>Alternatives (bullets)</w:t>
+            </w:r>
+          </w:p>
+        </w:tc>
+        <w:tc>
+          <w:tcPr>
+            <w:tcW w:type="dxa" w:w="5256"/>
+          </w:tcPr>
+          <w:p>
+            <w:r>
+              <w:rPr>
+                <w:color w:val="B8860B"/>
+                <w:sz w:val="19"/>
+              </w:rPr>
             </w:r>
           </w:p>
         </w:tc>

--- a/MWS_SOA_WordBank_Template.docx
+++ b/MWS_SOA_WordBank_Template.docx
@@ -11314,7 +11314,7 @@
               <w:rPr>
                 <w:sz w:val="19"/>
               </w:rPr>
-              <w:t>We recommend transferring your existing superannuation holdings in‑specie into the new fund, with assets that cannot be internally netted sold down as part of the rebalance.</w:t>
+              <w:t>We recommend completing an in-specie transfer of your [SMSF / existing] assets ([Hub24 Investment and MCMA]) into a personal superannuation fund tailored to your needs.</w:t>
             </w:r>
           </w:p>
         </w:tc>
@@ -11345,7 +11345,7 @@
               <w:rPr>
                 <w:sz w:val="19"/>
               </w:rPr>
-              <w:t>An in‑specie transfer retains your holdings while bringing them under professional management, using internal netting to reduce CGT and transaction costs.</w:t>
+              <w:t>An in-specie transfer keeps your portfolio invested while moving it to the recommended fund, saving transaction costs and buy/sell spreads and minimising out-of-market risk.</w:t>
             </w:r>
           </w:p>
         </w:tc>
@@ -11376,7 +11376,9 @@
               <w:rPr>
                 <w:sz w:val="19"/>
               </w:rPr>
-              <w:t>• Retains your holdings while moving to the recommended fund; internal netting reduces transaction costs and CGT.</w:t>
+              <w:t>• An in-specie transfer reduces the need to sell down assets, withdraw funds to your bank account, or re-purchase assets. This saves you on associated transaction costs and buy/sell spreads, and minimises out-of-market risk, ensuring your portfolios remain invested.</w:t>
+              <w:br/>
+              <w:t>• The recommended platform (Hub24) offers the option to in-specie transfer eligible investment options, helping you consolidate your investments into a single platform and streamline ongoing management and administration.</w:t>
             </w:r>
           </w:p>
         </w:tc>
@@ -11407,7 +11409,7 @@
               <w:rPr>
                 <w:sz w:val="19"/>
               </w:rPr>
-              <w:t>• The remaining assets may need to be sold down as part of the rebalance, which may crystallise an estimated capital gain of $XXX and estimated tax liability of approximately $XXX (based on a 15% superannuation tax rate). Commencing pension phase prior to the rebalance may reduce the tax payable — please consult your accountant.</w:t>
+              <w:t>• Assets that are not eligible for in-specie transfer (or that cannot be internally netted) may need to be sold down, which may crystallise capital gains tax — consult your accountant.</w:t>
             </w:r>
           </w:p>
         </w:tc>
@@ -11945,10 +11947,9 @@
           <w:p>
             <w:r>
               <w:rPr>
-                <w:color w:val="B8860B"/>
-                <w:sz w:val="19"/>
-              </w:rPr>
-              <w:t>[Name], we recommend you retain your existing Military Super (Member and Ancillary Benefit portion of $XXX, and the Employer Benefit portion of $XXX which is retained and scoped out) including the insurance arrangements held within this account, while you remain in service.</w:t>
+                <w:sz w:val="19"/>
+              </w:rPr>
+              <w:t>[Name], we recommend you retain your existing Military Super, including the insurance arrangements held within this account, while you remain in service. We have scoped out your Military Super (Defined Benefit portion) from this advice.</w:t>
             </w:r>
           </w:p>
         </w:tc>
@@ -11977,7 +11978,6 @@
           <w:p>
             <w:r>
               <w:rPr>
-                <w:color w:val="B8860B"/>
                 <w:sz w:val="19"/>
               </w:rPr>
               <w:t>Retaining your military super preserves the employer/defined‑benefit entitlement and any insurance, while we manage the balance of your strategy.</w:t>
@@ -12009,10 +12009,9 @@
           <w:p>
             <w:r>
               <w:rPr>
-                <w:color w:val="B8860B"/>
-                <w:sz w:val="19"/>
-              </w:rPr>
-              <w:t>• Preserves the employer/defined‑benefit entitlement and any valuable insurance held in the scheme.</w:t>
+                <w:sz w:val="19"/>
+              </w:rPr>
+              <w:t>• Preserves the employer/defined-benefit entitlement and any valuable insurance held in the scheme.</w:t>
             </w:r>
           </w:p>
         </w:tc>
@@ -12041,10 +12040,9 @@
           <w:p>
             <w:r>
               <w:rPr>
-                <w:color w:val="B8860B"/>
-                <w:sz w:val="19"/>
-              </w:rPr>
-              <w:t>• The employer/defined‑benefit portion is subject to specific scheme rules and preservation requirements which differ from accumulation superannuation and are scoped out of this advice.</w:t>
+                <w:sz w:val="19"/>
+              </w:rPr>
+              <w:t>• We have scoped out your Military Super (Defined Benefit) as these funds are not accessible until a condition of release is met nor can they be rolled over to another fund.</w:t>
             </w:r>
           </w:p>
         </w:tc>
@@ -12073,10 +12071,9 @@
           <w:p>
             <w:r>
               <w:rPr>
-                <w:color w:val="B8860B"/>
-                <w:sz w:val="19"/>
-              </w:rPr>
-              <w:t>• Roll the member &amp; ancillary balance to an accumulation fund — considered where appropriate, but the employer/DB portion must be retained while in service.</w:t>
+                <w:sz w:val="19"/>
+              </w:rPr>
+              <w:t>• Roll the member &amp; ancillary balance to an accumulation fund — the employer/defined-benefit portion must be retained while in service.</w:t>
             </w:r>
           </w:p>
         </w:tc>
@@ -13562,10 +13559,9 @@
           <w:p>
             <w:r>
               <w:rPr>
-                <w:color w:val="B8860B"/>
-                <w:sz w:val="19"/>
-              </w:rPr>
-              <w:t>We recommend you withdraw $XXX from superannuation and recontribute it as a non-concessional contribution to [your / your spouse's] account.</w:t>
+                <w:sz w:val="19"/>
+              </w:rPr>
+              <w:t>We recommend you establish two new superannuation accounts and invest in line with your risk profile. We recommend you make a non-concessional contribution of $XXX into [Account 2] to facilitate the implementation of a recontribution strategy.</w:t>
             </w:r>
           </w:p>
         </w:tc>
@@ -13594,10 +13590,9 @@
           <w:p>
             <w:r>
               <w:rPr>
-                <w:color w:val="B8860B"/>
-                <w:sz w:val="19"/>
-              </w:rPr>
-              <w:t>A recontribution strategy converts a taxable component into a tax-free component, improving the tax treatment of your super death benefit for non-dependant beneficiaries (and can assist with balance equalisation).</w:t>
+                <w:sz w:val="19"/>
+              </w:rPr>
+              <w:t>A recontribution strategy converts a taxable component into a tax-free component, improving the tax treatment of your super death benefit for non-dependant beneficiaries.</w:t>
             </w:r>
           </w:p>
         </w:tc>
@@ -13626,10 +13621,9 @@
           <w:p>
             <w:r>
               <w:rPr>
-                <w:color w:val="B8860B"/>
-                <w:sz w:val="19"/>
-              </w:rPr>
-              <w:t>• Converts a taxable component to a tax-free component, reducing potential death benefits tax for non-dependant beneficiaries.</w:t>
+                <w:sz w:val="19"/>
+              </w:rPr>
+              <w:t>• Converts a taxable component to a tax-free component. A super death benefit paid to a dependant is tax free; if paid to a non-dependant, the tax payable depends on the components that make up the benefit — increasing the tax-free proportion reduces potential death benefits tax.</w:t>
               <w:br/>
               <w:t>• Can be combined with spouse equalisation to make better use of both transfer balance caps.</w:t>
             </w:r>
@@ -13660,10 +13654,9 @@
           <w:p>
             <w:r>
               <w:rPr>
-                <w:color w:val="B8860B"/>
-                <w:sz w:val="19"/>
-              </w:rPr>
-              <w:t>• You must have met a condition of release to withdraw; the recontribution counts toward your non-concessional cap and is preserved; obtain advice on the tax components before implementing.</w:t>
+                <w:sz w:val="19"/>
+              </w:rPr>
+              <w:t>• You must have met a condition of release to withdraw; the recontribution counts toward your non-concessional cap and is preserved. Obtain advice on the tax components before implementing.</w:t>
             </w:r>
           </w:p>
         </w:tc>
@@ -13692,10 +13685,331 @@
           <w:p>
             <w:r>
               <w:rPr>
-                <w:color w:val="B8860B"/>
                 <w:sz w:val="19"/>
               </w:rPr>
               <w:t>• Retain the existing components — discounted where improving the tax-free proportion benefits your beneficiaries.</w:t>
+            </w:r>
+          </w:p>
+        </w:tc>
+      </w:tr>
+    </w:tbl>
+    <w:p/>
+    <w:tbl>
+      <w:tblPr>
+        <w:tblStyle w:val="TableGrid"/>
+        <w:tblW w:type="auto" w:w="0"/>
+        <w:jc w:val="left"/>
+        <w:tblLayout w:type="fixed"/>
+        <w:tblLook w:firstColumn="1" w:firstRow="1" w:lastColumn="0" w:lastRow="0" w:noHBand="0" w:noVBand="1" w:val="04A0"/>
+      </w:tblPr>
+      <w:tblGrid>
+        <w:gridCol w:w="5256"/>
+        <w:gridCol w:w="5256"/>
+      </w:tblGrid>
+      <w:tr>
+        <w:tc>
+          <w:tcPr>
+            <w:tcW w:type="dxa" w:w="10080"/>
+            <w:gridSpan w:val="2"/>
+            <w:shd w:val="clear" w:fill="0C2E3F"/>
+          </w:tcPr>
+          <w:p>
+            <w:r>
+              <w:rPr>
+                <w:b/>
+                <w:color w:val="FFFFFF"/>
+                <w:sz w:val="22"/>
+              </w:rPr>
+              <w:t>● SMSF wind-up / split on separation (in-specie to personal super)</w:t>
+            </w:r>
+          </w:p>
+        </w:tc>
+      </w:tr>
+      <w:tr>
+        <w:tc>
+          <w:tcPr>
+            <w:tcW w:type="dxa" w:w="5256"/>
+            <w:shd w:val="clear" w:fill="E5F4F6"/>
+          </w:tcPr>
+          <w:p>
+            <w:r>
+              <w:rPr>
+                <w:b/>
+                <w:color w:val="0C2E3F"/>
+                <w:sz w:val="17"/>
+              </w:rPr>
+              <w:t>Trigger phrases (how it's written in the advice request)</w:t>
+            </w:r>
+          </w:p>
+        </w:tc>
+        <w:tc>
+          <w:tcPr>
+            <w:tcW w:type="dxa" w:w="5256"/>
+          </w:tcPr>
+          <w:p>
+            <w:r>
+              <w:rPr>
+                <w:sz w:val="19"/>
+              </w:rPr>
+              <w:t>• separation</w:t>
+              <w:br/>
+              <w:t>• relationship breakdown</w:t>
+              <w:br/>
+              <w:t>• wind up smsf</w:t>
+              <w:br/>
+              <w:t>• split smsf assets</w:t>
+            </w:r>
+          </w:p>
+        </w:tc>
+      </w:tr>
+      <w:tr>
+        <w:tc>
+          <w:tcPr>
+            <w:tcW w:type="dxa" w:w="5256"/>
+            <w:shd w:val="clear" w:fill="E5F4F6"/>
+          </w:tcPr>
+          <w:p>
+            <w:r>
+              <w:rPr>
+                <w:b/>
+                <w:color w:val="0C2E3F"/>
+                <w:sz w:val="17"/>
+              </w:rPr>
+              <w:t>Always-on / Tailored</w:t>
+            </w:r>
+          </w:p>
+        </w:tc>
+        <w:tc>
+          <w:tcPr>
+            <w:tcW w:type="dxa" w:w="5256"/>
+          </w:tcPr>
+          <w:p>
+            <w:r>
+              <w:rPr>
+                <w:sz w:val="19"/>
+              </w:rPr>
+              <w:t>Tailored</w:t>
+            </w:r>
+          </w:p>
+        </w:tc>
+      </w:tr>
+      <w:tr>
+        <w:tc>
+          <w:tcPr>
+            <w:tcW w:type="dxa" w:w="5256"/>
+            <w:shd w:val="clear" w:fill="E5F4F6"/>
+          </w:tcPr>
+          <w:p>
+            <w:r>
+              <w:rPr>
+                <w:b/>
+                <w:color w:val="0C2E3F"/>
+                <w:sz w:val="17"/>
+              </w:rPr>
+              <w:t>Scope gate (only show if…)</w:t>
+            </w:r>
+          </w:p>
+        </w:tc>
+        <w:tc>
+          <w:tcPr>
+            <w:tcW w:type="dxa" w:w="5256"/>
+          </w:tcPr>
+          <w:p>
+            <w:r>
+              <w:rPr>
+                <w:sz w:val="19"/>
+              </w:rPr>
+              <w:t>SMSF + separation</w:t>
+            </w:r>
+          </w:p>
+        </w:tc>
+      </w:tr>
+      <w:tr>
+        <w:tc>
+          <w:tcPr>
+            <w:tcW w:type="dxa" w:w="5256"/>
+            <w:shd w:val="clear" w:fill="E5F4F6"/>
+          </w:tcPr>
+          <w:p>
+            <w:r>
+              <w:rPr>
+                <w:b/>
+                <w:color w:val="0C2E3F"/>
+                <w:sz w:val="17"/>
+              </w:rPr>
+              <w:t>Figures it pulls ($ / %)</w:t>
+            </w:r>
+          </w:p>
+        </w:tc>
+        <w:tc>
+          <w:tcPr>
+            <w:tcW w:type="dxa" w:w="5256"/>
+          </w:tcPr>
+          <w:p>
+            <w:r>
+              <w:rPr>
+                <w:sz w:val="19"/>
+              </w:rPr>
+              <w:t>—</w:t>
+            </w:r>
+          </w:p>
+        </w:tc>
+      </w:tr>
+      <w:tr>
+        <w:tc>
+          <w:tcPr>
+            <w:tcW w:type="dxa" w:w="5256"/>
+            <w:shd w:val="clear" w:fill="E5F4F6"/>
+          </w:tcPr>
+          <w:p>
+            <w:r>
+              <w:rPr>
+                <w:b/>
+                <w:color w:val="0C2E3F"/>
+                <w:sz w:val="17"/>
+              </w:rPr>
+              <w:t>Summary – Strategies line</w:t>
+            </w:r>
+          </w:p>
+        </w:tc>
+        <w:tc>
+          <w:tcPr>
+            <w:tcW w:type="dxa" w:w="5256"/>
+          </w:tcPr>
+          <w:p>
+            <w:r>
+              <w:rPr>
+                <w:sz w:val="19"/>
+              </w:rPr>
+              <w:t>Following your separation, we recommend completing an in-specie transfer of your allocated SMSF assets into a personal superannuation fund tailored to your needs.</w:t>
+            </w:r>
+          </w:p>
+        </w:tc>
+      </w:tr>
+      <w:tr>
+        <w:tc>
+          <w:tcPr>
+            <w:tcW w:type="dxa" w:w="5256"/>
+            <w:shd w:val="clear" w:fill="E5F4F6"/>
+          </w:tcPr>
+          <w:p>
+            <w:r>
+              <w:rPr>
+                <w:b/>
+                <w:color w:val="0C2E3F"/>
+                <w:sz w:val="17"/>
+              </w:rPr>
+              <w:t>Summary – Outcomes line</w:t>
+            </w:r>
+          </w:p>
+        </w:tc>
+        <w:tc>
+          <w:tcPr>
+            <w:tcW w:type="dxa" w:w="5256"/>
+          </w:tcPr>
+          <w:p>
+            <w:r>
+              <w:rPr>
+                <w:sz w:val="19"/>
+              </w:rPr>
+              <w:t>Moving your allocated SMSF assets in-specie to a personal fund keeps them invested while removing the ongoing trustee obligations of the SMSF following separation.</w:t>
+            </w:r>
+          </w:p>
+        </w:tc>
+      </w:tr>
+      <w:tr>
+        <w:tc>
+          <w:tcPr>
+            <w:tcW w:type="dxa" w:w="5256"/>
+            <w:shd w:val="clear" w:fill="E5F4F6"/>
+          </w:tcPr>
+          <w:p>
+            <w:r>
+              <w:rPr>
+                <w:b/>
+                <w:color w:val="0C2E3F"/>
+                <w:sz w:val="17"/>
+              </w:rPr>
+              <w:t>Why / In line with your goals (bullets)</w:t>
+            </w:r>
+          </w:p>
+        </w:tc>
+        <w:tc>
+          <w:tcPr>
+            <w:tcW w:type="dxa" w:w="5256"/>
+          </w:tcPr>
+          <w:p>
+            <w:r>
+              <w:rPr>
+                <w:sz w:val="19"/>
+              </w:rPr>
+              <w:t>• Keeps your share of the assets invested while transferring them out of the SMSF, avoiding sell-down costs and out-of-market risk.</w:t>
+              <w:br/>
+              <w:t>• Removes the ongoing administration, audit and trustee compliance obligations of maintaining the SMSF after separation.</w:t>
+            </w:r>
+          </w:p>
+        </w:tc>
+      </w:tr>
+      <w:tr>
+        <w:tc>
+          <w:tcPr>
+            <w:tcW w:type="dxa" w:w="5256"/>
+            <w:shd w:val="clear" w:fill="E5F4F6"/>
+          </w:tcPr>
+          <w:p>
+            <w:r>
+              <w:rPr>
+                <w:b/>
+                <w:color w:val="0C2E3F"/>
+                <w:sz w:val="17"/>
+              </w:rPr>
+              <w:t>Risks &amp; Disadvantages (bullets)</w:t>
+            </w:r>
+          </w:p>
+        </w:tc>
+        <w:tc>
+          <w:tcPr>
+            <w:tcW w:type="dxa" w:w="5256"/>
+          </w:tcPr>
+          <w:p>
+            <w:r>
+              <w:rPr>
+                <w:sz w:val="19"/>
+              </w:rPr>
+              <w:t>• Assets not eligible for in-specie transfer may need to be sold down, which may crystallise CGT.</w:t>
+              <w:br/>
+              <w:t>• SMSF wind-up has its own administrative and compliance steps; consult your accountant/SMSF administrator.</w:t>
+            </w:r>
+          </w:p>
+        </w:tc>
+      </w:tr>
+      <w:tr>
+        <w:tc>
+          <w:tcPr>
+            <w:tcW w:type="dxa" w:w="5256"/>
+            <w:shd w:val="clear" w:fill="E5F4F6"/>
+          </w:tcPr>
+          <w:p>
+            <w:r>
+              <w:rPr>
+                <w:b/>
+                <w:color w:val="0C2E3F"/>
+                <w:sz w:val="17"/>
+              </w:rPr>
+              <w:t>Alternatives (bullets)</w:t>
+            </w:r>
+          </w:p>
+        </w:tc>
+        <w:tc>
+          <w:tcPr>
+            <w:tcW w:type="dxa" w:w="5256"/>
+          </w:tcPr>
+          <w:p>
+            <w:r>
+              <w:rPr>
+                <w:sz w:val="19"/>
+              </w:rPr>
+              <w:t>• Retain the SMSF — discounted where, following separation, the cost and complexity of the SMSF is no longer appropriate.</w:t>
             </w:r>
           </w:p>
         </w:tc>
@@ -15817,10 +16131,9 @@
           <w:p>
             <w:r>
               <w:rPr>
-                <w:color w:val="B8860B"/>
-                <w:sz w:val="19"/>
-              </w:rPr>
-              <w:t>We recommend you split up to 85% of your concessional contributions of $XXX to [Spouse]'s superannuation account.</w:t>
+                <w:sz w:val="19"/>
+              </w:rPr>
+              <w:t>[Name], we recommend you split up to 85% of your concessional (employer and personal tax-deductible) contributions of $XXX to [Spouse]'s super account.</w:t>
             </w:r>
           </w:p>
         </w:tc>
@@ -15849,10 +16162,9 @@
           <w:p>
             <w:r>
               <w:rPr>
-                <w:color w:val="B8860B"/>
-                <w:sz w:val="19"/>
-              </w:rPr>
-              <w:t>Splitting contributions to your spouse helps equalise balances for cap, pension and Centrelink planning.</w:t>
+                <w:sz w:val="19"/>
+              </w:rPr>
+              <w:t>Contribution splitting equalises your balances and can provide earlier access to super and a reduced tax liability.</w:t>
             </w:r>
           </w:p>
         </w:tc>
@@ -15881,10 +16193,13 @@
           <w:p>
             <w:r>
               <w:rPr>
-                <w:color w:val="B8860B"/>
-                <w:sz w:val="19"/>
-              </w:rPr>
-              <w:t>• Helps equalise super balances between spouses, which can assist with transfer balance cap and age pension planning.</w:t>
+                <w:sz w:val="19"/>
+              </w:rPr>
+              <w:t>• Super contributions splitting generally allows you to split up to 85% of your employer super contributions and personal tax-deductible (concessional) contributions to your spouse's super account, so you can both maximise the benefits of super.</w:t>
+              <w:br/>
+              <w:t>• Splitting contributions to a spouse who will reach age 60 before you may allow you earlier access to your super monies and the tax-free status of super withdrawals for those aged 60 or over.</w:t>
+              <w:br/>
+              <w:t>• Suitable if you have a spouse eligible to receive super contributions, a spouse who will reach 60 before you, or you want to boost your spouse's super savings.</w:t>
             </w:r>
           </w:p>
         </w:tc>
@@ -15913,10 +16228,9 @@
           <w:p>
             <w:r>
               <w:rPr>
-                <w:color w:val="B8860B"/>
-                <w:sz w:val="19"/>
-              </w:rPr>
-              <w:t>• Only the prior year's concessional contributions (up to 85%) can be split; the amount is preserved in the spouse's account.</w:t>
+                <w:sz w:val="19"/>
+              </w:rPr>
+              <w:t>• Not all super funds offer contribution splitting. Super is subject to preservation rules and contributions cannot be accessed until a condition of release is met. When split to your spouse's account they do not count towards your spouse's concessional contributions cap (they count against yours).</w:t>
             </w:r>
           </w:p>
         </w:tc>
@@ -15945,7 +16259,6 @@
           <w:p>
             <w:r>
               <w:rPr>
-                <w:color w:val="B8860B"/>
                 <w:sz w:val="19"/>
               </w:rPr>
               <w:t>• Retain the contributions in your own account — discounted where balance equalisation better meets the goal.</w:t>
@@ -22360,10 +22673,11 @@
           <w:p>
             <w:r>
               <w:rPr>
-                <w:color w:val="B8860B"/>
-                <w:sz w:val="19"/>
-              </w:rPr>
-              <w:t>(See Superannuation › Establish / manage an SMSF for the in-fund wording. This row captures the SMSF as the advice ENTITY — trustees, members and ownership.)</w:t>
+                <w:sz w:val="19"/>
+              </w:rPr>
+              <w:t>(See Superannuation › Establish / manage an SMSF for in-fund wording.) Capture the SMSF entity: corporate trustee (e.g. "[NAME] PTY LTD ATF The Trustee for [Fund] (SMSF)"), members and the assets it owns (e.g. a Hub24 investment account + Macquarie MCMA).</w:t>
+              <w:br/>
+              <w:t>Real pattern seen: "KENZIE PTY LTD ATF The Trustee for Clooneyfund (SMSF)".</w:t>
             </w:r>
           </w:p>
         </w:tc>
@@ -22392,7 +22706,6 @@
           <w:p>
             <w:r>
               <w:rPr>
-                <w:color w:val="B8860B"/>
                 <w:sz w:val="19"/>
               </w:rPr>
               <w:t>—</w:t>
@@ -22424,10 +22737,9 @@
           <w:p>
             <w:r>
               <w:rPr>
-                <w:color w:val="B8860B"/>
-                <w:sz w:val="19"/>
-              </w:rPr>
-              <w:t>• Captures the SMSF entity details (corporate/individual trustees, members) for the cover, signatures and ownership columns.</w:t>
+                <w:sz w:val="19"/>
+              </w:rPr>
+              <w:t>• Captures the SMSF entity details (corporate/individual trustee name, members) for the cover, signatures and the asset ownership column.</w:t>
             </w:r>
           </w:p>
         </w:tc>
@@ -22456,7 +22768,6 @@
           <w:p>
             <w:r>
               <w:rPr>
-                <w:color w:val="B8860B"/>
                 <w:sz w:val="19"/>
               </w:rPr>
             </w:r>
@@ -22487,7 +22798,6 @@
           <w:p>
             <w:r>
               <w:rPr>
-                <w:color w:val="B8860B"/>
                 <w:sz w:val="19"/>
               </w:rPr>
             </w:r>

--- a/MWS_SOA_WordBank_Template.docx
+++ b/MWS_SOA_WordBank_Template.docx
@@ -18875,6 +18875,1300 @@
                 <w:sz w:val="19"/>
               </w:rPr>
               <w:t>• Apply for IP with a longer waiting period — discounted as you may not have sufficient funds during the waiting period.</w:t>
+            </w:r>
+          </w:p>
+        </w:tc>
+      </w:tr>
+    </w:tbl>
+    <w:p/>
+    <w:tbl>
+      <w:tblPr>
+        <w:tblStyle w:val="TableGrid"/>
+        <w:tblW w:type="auto" w:w="0"/>
+        <w:jc w:val="left"/>
+        <w:tblLayout w:type="fixed"/>
+        <w:tblLook w:firstColumn="1" w:firstRow="1" w:lastColumn="0" w:lastRow="0" w:noHBand="0" w:noVBand="1" w:val="04A0"/>
+      </w:tblPr>
+      <w:tblGrid>
+        <w:gridCol w:w="5256"/>
+        <w:gridCol w:w="5256"/>
+      </w:tblGrid>
+      <w:tr>
+        <w:tc>
+          <w:tcPr>
+            <w:tcW w:type="dxa" w:w="10080"/>
+            <w:gridSpan w:val="2"/>
+            <w:shd w:val="clear" w:fill="0C2E3F"/>
+          </w:tcPr>
+          <w:p>
+            <w:r>
+              <w:rPr>
+                <w:b/>
+                <w:color w:val="FFFFFF"/>
+                <w:sz w:val="22"/>
+              </w:rPr>
+              <w:t>● Employer-paid / default cover (retain or note)</w:t>
+            </w:r>
+          </w:p>
+        </w:tc>
+      </w:tr>
+      <w:tr>
+        <w:tc>
+          <w:tcPr>
+            <w:tcW w:type="dxa" w:w="5256"/>
+            <w:shd w:val="clear" w:fill="E5F4F6"/>
+          </w:tcPr>
+          <w:p>
+            <w:r>
+              <w:rPr>
+                <w:b/>
+                <w:color w:val="0C2E3F"/>
+                <w:sz w:val="17"/>
+              </w:rPr>
+              <w:t>Trigger phrases (how it's written in the advice request)</w:t>
+            </w:r>
+          </w:p>
+        </w:tc>
+        <w:tc>
+          <w:tcPr>
+            <w:tcW w:type="dxa" w:w="5256"/>
+          </w:tcPr>
+          <w:p>
+            <w:r>
+              <w:rPr>
+                <w:sz w:val="19"/>
+              </w:rPr>
+              <w:t>• employer paid cover</w:t>
+              <w:br/>
+              <w:t>• default cover</w:t>
+              <w:br/>
+              <w:t>• automatic acceptance</w:t>
+              <w:br/>
+              <w:t>• group cover within super</w:t>
+            </w:r>
+          </w:p>
+        </w:tc>
+      </w:tr>
+      <w:tr>
+        <w:tc>
+          <w:tcPr>
+            <w:tcW w:type="dxa" w:w="5256"/>
+            <w:shd w:val="clear" w:fill="E5F4F6"/>
+          </w:tcPr>
+          <w:p>
+            <w:r>
+              <w:rPr>
+                <w:b/>
+                <w:color w:val="0C2E3F"/>
+                <w:sz w:val="17"/>
+              </w:rPr>
+              <w:t>Always-on / Tailored</w:t>
+            </w:r>
+          </w:p>
+        </w:tc>
+        <w:tc>
+          <w:tcPr>
+            <w:tcW w:type="dxa" w:w="5256"/>
+          </w:tcPr>
+          <w:p>
+            <w:r>
+              <w:rPr>
+                <w:sz w:val="19"/>
+              </w:rPr>
+              <w:t>Tailored</w:t>
+            </w:r>
+          </w:p>
+        </w:tc>
+      </w:tr>
+      <w:tr>
+        <w:tc>
+          <w:tcPr>
+            <w:tcW w:type="dxa" w:w="5256"/>
+            <w:shd w:val="clear" w:fill="E5F4F6"/>
+          </w:tcPr>
+          <w:p>
+            <w:r>
+              <w:rPr>
+                <w:b/>
+                <w:color w:val="0C2E3F"/>
+                <w:sz w:val="17"/>
+              </w:rPr>
+              <w:t>Scope gate (only show if…)</w:t>
+            </w:r>
+          </w:p>
+        </w:tc>
+        <w:tc>
+          <w:tcPr>
+            <w:tcW w:type="dxa" w:w="5256"/>
+          </w:tcPr>
+          <w:p>
+            <w:r>
+              <w:rPr>
+                <w:sz w:val="19"/>
+              </w:rPr>
+              <w:t>Existing default/employer cover present</w:t>
+            </w:r>
+          </w:p>
+        </w:tc>
+      </w:tr>
+      <w:tr>
+        <w:tc>
+          <w:tcPr>
+            <w:tcW w:type="dxa" w:w="5256"/>
+            <w:shd w:val="clear" w:fill="E5F4F6"/>
+          </w:tcPr>
+          <w:p>
+            <w:r>
+              <w:rPr>
+                <w:b/>
+                <w:color w:val="0C2E3F"/>
+                <w:sz w:val="17"/>
+              </w:rPr>
+              <w:t>Figures it pulls ($ / %)</w:t>
+            </w:r>
+          </w:p>
+        </w:tc>
+        <w:tc>
+          <w:tcPr>
+            <w:tcW w:type="dxa" w:w="5256"/>
+          </w:tcPr>
+          <w:p>
+            <w:r>
+              <w:rPr>
+                <w:sz w:val="19"/>
+              </w:rPr>
+              <w:t>—</w:t>
+            </w:r>
+          </w:p>
+        </w:tc>
+      </w:tr>
+      <w:tr>
+        <w:tc>
+          <w:tcPr>
+            <w:tcW w:type="dxa" w:w="5256"/>
+            <w:shd w:val="clear" w:fill="E5F4F6"/>
+          </w:tcPr>
+          <w:p>
+            <w:r>
+              <w:rPr>
+                <w:b/>
+                <w:color w:val="0C2E3F"/>
+                <w:sz w:val="17"/>
+              </w:rPr>
+              <w:t>Summary – Strategies line</w:t>
+            </w:r>
+          </w:p>
+        </w:tc>
+        <w:tc>
+          <w:tcPr>
+            <w:tcW w:type="dxa" w:w="5256"/>
+          </w:tcPr>
+          <w:p>
+            <w:r>
+              <w:rPr>
+                <w:color w:val="B8860B"/>
+                <w:sz w:val="19"/>
+              </w:rPr>
+              <w:t>We recommend you retain your existing employer-paid (default) insurance cover of [amounts] held within [Fund], in addition to the recommended cover. (Or, where being replaced: we recommend you cancel your default cover within [Fund] once the new underwritten cover is in force.)</w:t>
+            </w:r>
+          </w:p>
+        </w:tc>
+      </w:tr>
+      <w:tr>
+        <w:tc>
+          <w:tcPr>
+            <w:tcW w:type="dxa" w:w="5256"/>
+            <w:shd w:val="clear" w:fill="E5F4F6"/>
+          </w:tcPr>
+          <w:p>
+            <w:r>
+              <w:rPr>
+                <w:b/>
+                <w:color w:val="0C2E3F"/>
+                <w:sz w:val="17"/>
+              </w:rPr>
+              <w:t>Summary – Outcomes line</w:t>
+            </w:r>
+          </w:p>
+        </w:tc>
+        <w:tc>
+          <w:tcPr>
+            <w:tcW w:type="dxa" w:w="5256"/>
+          </w:tcPr>
+          <w:p>
+            <w:r>
+              <w:rPr>
+                <w:color w:val="B8860B"/>
+                <w:sz w:val="19"/>
+              </w:rPr>
+              <w:t>Retaining your employer-paid cover maintains valuable cover at no cost to your cashflow while the recommended underwritten cover provides certainty at claim time.</w:t>
+            </w:r>
+          </w:p>
+        </w:tc>
+      </w:tr>
+      <w:tr>
+        <w:tc>
+          <w:tcPr>
+            <w:tcW w:type="dxa" w:w="5256"/>
+            <w:shd w:val="clear" w:fill="E5F4F6"/>
+          </w:tcPr>
+          <w:p>
+            <w:r>
+              <w:rPr>
+                <w:b/>
+                <w:color w:val="0C2E3F"/>
+                <w:sz w:val="17"/>
+              </w:rPr>
+              <w:t>Why / In line with your goals (bullets)</w:t>
+            </w:r>
+          </w:p>
+        </w:tc>
+        <w:tc>
+          <w:tcPr>
+            <w:tcW w:type="dxa" w:w="5256"/>
+          </w:tcPr>
+          <w:p>
+            <w:r>
+              <w:rPr>
+                <w:color w:val="B8860B"/>
+                <w:sz w:val="19"/>
+              </w:rPr>
+              <w:t>• Default cover is provided at no direct cost to you (premiums met by your employer / within the fund) and is generally provided on an automatic-acceptance basis without underwriting.</w:t>
+              <w:br/>
+              <w:t>• Retaining it provides an additional layer of cover alongside the recommended underwritten policy.</w:t>
+            </w:r>
+          </w:p>
+        </w:tc>
+      </w:tr>
+      <w:tr>
+        <w:tc>
+          <w:tcPr>
+            <w:tcW w:type="dxa" w:w="5256"/>
+            <w:shd w:val="clear" w:fill="E5F4F6"/>
+          </w:tcPr>
+          <w:p>
+            <w:r>
+              <w:rPr>
+                <w:b/>
+                <w:color w:val="0C2E3F"/>
+                <w:sz w:val="17"/>
+              </w:rPr>
+              <w:t>Risks &amp; Disadvantages (bullets)</w:t>
+            </w:r>
+          </w:p>
+        </w:tc>
+        <w:tc>
+          <w:tcPr>
+            <w:tcW w:type="dxa" w:w="5256"/>
+          </w:tcPr>
+          <w:p>
+            <w:r>
+              <w:rPr>
+                <w:color w:val="B8860B"/>
+                <w:sz w:val="19"/>
+              </w:rPr>
+              <w:t>• Default/group cover is not underwritten, so at claim time the insurer may assess pre-existing conditions and exclusions, creating uncertainty. Cover usually ceases if you change employer or your account becomes inactive.</w:t>
+              <w:br/>
+              <w:t>• Default cover levels are generic and may not match your actual needs.</w:t>
+            </w:r>
+          </w:p>
+        </w:tc>
+      </w:tr>
+      <w:tr>
+        <w:tc>
+          <w:tcPr>
+            <w:tcW w:type="dxa" w:w="5256"/>
+            <w:shd w:val="clear" w:fill="E5F4F6"/>
+          </w:tcPr>
+          <w:p>
+            <w:r>
+              <w:rPr>
+                <w:b/>
+                <w:color w:val="0C2E3F"/>
+                <w:sz w:val="17"/>
+              </w:rPr>
+              <w:t>Alternatives (bullets)</w:t>
+            </w:r>
+          </w:p>
+        </w:tc>
+        <w:tc>
+          <w:tcPr>
+            <w:tcW w:type="dxa" w:w="5256"/>
+          </w:tcPr>
+          <w:p>
+            <w:r>
+              <w:rPr>
+                <w:color w:val="B8860B"/>
+                <w:sz w:val="19"/>
+              </w:rPr>
+              <w:t>• Cancel the default cover and rely solely on the new underwritten cover — discounted where the default cover provides valuable additional cover at no cashflow cost.</w:t>
+            </w:r>
+          </w:p>
+        </w:tc>
+      </w:tr>
+    </w:tbl>
+    <w:p/>
+    <w:tbl>
+      <w:tblPr>
+        <w:tblStyle w:val="TableGrid"/>
+        <w:tblW w:type="auto" w:w="0"/>
+        <w:jc w:val="left"/>
+        <w:tblLayout w:type="fixed"/>
+        <w:tblLook w:firstColumn="1" w:firstRow="1" w:lastColumn="0" w:lastRow="0" w:noHBand="0" w:noVBand="1" w:val="04A0"/>
+      </w:tblPr>
+      <w:tblGrid>
+        <w:gridCol w:w="5256"/>
+        <w:gridCol w:w="5256"/>
+      </w:tblGrid>
+      <w:tr>
+        <w:tc>
+          <w:tcPr>
+            <w:tcW w:type="dxa" w:w="10080"/>
+            <w:gridSpan w:val="2"/>
+            <w:shd w:val="clear" w:fill="0C2E3F"/>
+          </w:tcPr>
+          <w:p>
+            <w:r>
+              <w:rPr>
+                <w:b/>
+                <w:color w:val="FFFFFF"/>
+                <w:sz w:val="22"/>
+              </w:rPr>
+              <w:t>● Child cover</w:t>
+            </w:r>
+          </w:p>
+        </w:tc>
+      </w:tr>
+      <w:tr>
+        <w:tc>
+          <w:tcPr>
+            <w:tcW w:type="dxa" w:w="5256"/>
+            <w:shd w:val="clear" w:fill="E5F4F6"/>
+          </w:tcPr>
+          <w:p>
+            <w:r>
+              <w:rPr>
+                <w:b/>
+                <w:color w:val="0C2E3F"/>
+                <w:sz w:val="17"/>
+              </w:rPr>
+              <w:t>Trigger phrases (how it's written in the advice request)</w:t>
+            </w:r>
+          </w:p>
+        </w:tc>
+        <w:tc>
+          <w:tcPr>
+            <w:tcW w:type="dxa" w:w="5256"/>
+          </w:tcPr>
+          <w:p>
+            <w:r>
+              <w:rPr>
+                <w:sz w:val="19"/>
+              </w:rPr>
+              <w:t>• child cover</w:t>
+              <w:br/>
+              <w:t>• children's insurance</w:t>
+              <w:br/>
+              <w:t>• child trauma</w:t>
+            </w:r>
+          </w:p>
+        </w:tc>
+      </w:tr>
+      <w:tr>
+        <w:tc>
+          <w:tcPr>
+            <w:tcW w:type="dxa" w:w="5256"/>
+            <w:shd w:val="clear" w:fill="E5F4F6"/>
+          </w:tcPr>
+          <w:p>
+            <w:r>
+              <w:rPr>
+                <w:b/>
+                <w:color w:val="0C2E3F"/>
+                <w:sz w:val="17"/>
+              </w:rPr>
+              <w:t>Always-on / Tailored</w:t>
+            </w:r>
+          </w:p>
+        </w:tc>
+        <w:tc>
+          <w:tcPr>
+            <w:tcW w:type="dxa" w:w="5256"/>
+          </w:tcPr>
+          <w:p>
+            <w:r>
+              <w:rPr>
+                <w:sz w:val="19"/>
+              </w:rPr>
+              <w:t>Tailored</w:t>
+            </w:r>
+          </w:p>
+        </w:tc>
+      </w:tr>
+      <w:tr>
+        <w:tc>
+          <w:tcPr>
+            <w:tcW w:type="dxa" w:w="5256"/>
+            <w:shd w:val="clear" w:fill="E5F4F6"/>
+          </w:tcPr>
+          <w:p>
+            <w:r>
+              <w:rPr>
+                <w:b/>
+                <w:color w:val="0C2E3F"/>
+                <w:sz w:val="17"/>
+              </w:rPr>
+              <w:t>Scope gate (only show if…)</w:t>
+            </w:r>
+          </w:p>
+        </w:tc>
+        <w:tc>
+          <w:tcPr>
+            <w:tcW w:type="dxa" w:w="5256"/>
+          </w:tcPr>
+          <w:p>
+            <w:r>
+              <w:rPr>
+                <w:sz w:val="19"/>
+              </w:rPr>
+              <w:t>Dependent children</w:t>
+            </w:r>
+          </w:p>
+        </w:tc>
+      </w:tr>
+      <w:tr>
+        <w:tc>
+          <w:tcPr>
+            <w:tcW w:type="dxa" w:w="5256"/>
+            <w:shd w:val="clear" w:fill="E5F4F6"/>
+          </w:tcPr>
+          <w:p>
+            <w:r>
+              <w:rPr>
+                <w:b/>
+                <w:color w:val="0C2E3F"/>
+                <w:sz w:val="17"/>
+              </w:rPr>
+              <w:t>Figures it pulls ($ / %)</w:t>
+            </w:r>
+          </w:p>
+        </w:tc>
+        <w:tc>
+          <w:tcPr>
+            <w:tcW w:type="dxa" w:w="5256"/>
+          </w:tcPr>
+          <w:p>
+            <w:r>
+              <w:rPr>
+                <w:sz w:val="19"/>
+              </w:rPr>
+              <w:t>{childSum}</w:t>
+            </w:r>
+          </w:p>
+        </w:tc>
+      </w:tr>
+      <w:tr>
+        <w:tc>
+          <w:tcPr>
+            <w:tcW w:type="dxa" w:w="5256"/>
+            <w:shd w:val="clear" w:fill="E5F4F6"/>
+          </w:tcPr>
+          <w:p>
+            <w:r>
+              <w:rPr>
+                <w:b/>
+                <w:color w:val="0C2E3F"/>
+                <w:sz w:val="17"/>
+              </w:rPr>
+              <w:t>Summary – Strategies line</w:t>
+            </w:r>
+          </w:p>
+        </w:tc>
+        <w:tc>
+          <w:tcPr>
+            <w:tcW w:type="dxa" w:w="5256"/>
+          </w:tcPr>
+          <w:p>
+            <w:r>
+              <w:rPr>
+                <w:color w:val="B8860B"/>
+                <w:sz w:val="19"/>
+              </w:rPr>
+              <w:t>We recommend you take out Child Cover of $XXX for [child/children] under your policy.</w:t>
+            </w:r>
+          </w:p>
+        </w:tc>
+      </w:tr>
+      <w:tr>
+        <w:tc>
+          <w:tcPr>
+            <w:tcW w:type="dxa" w:w="5256"/>
+            <w:shd w:val="clear" w:fill="E5F4F6"/>
+          </w:tcPr>
+          <w:p>
+            <w:r>
+              <w:rPr>
+                <w:b/>
+                <w:color w:val="0C2E3F"/>
+                <w:sz w:val="17"/>
+              </w:rPr>
+              <w:t>Summary – Outcomes line</w:t>
+            </w:r>
+          </w:p>
+        </w:tc>
+        <w:tc>
+          <w:tcPr>
+            <w:tcW w:type="dxa" w:w="5256"/>
+          </w:tcPr>
+          <w:p>
+            <w:r>
+              <w:rPr>
+                <w:color w:val="B8860B"/>
+                <w:sz w:val="19"/>
+              </w:rPr>
+              <w:t>Child Cover provides a lump sum to support your family if a child suffers a defined trauma event, and can later convert to adult cover.</w:t>
+            </w:r>
+          </w:p>
+        </w:tc>
+      </w:tr>
+      <w:tr>
+        <w:tc>
+          <w:tcPr>
+            <w:tcW w:type="dxa" w:w="5256"/>
+            <w:shd w:val="clear" w:fill="E5F4F6"/>
+          </w:tcPr>
+          <w:p>
+            <w:r>
+              <w:rPr>
+                <w:b/>
+                <w:color w:val="0C2E3F"/>
+                <w:sz w:val="17"/>
+              </w:rPr>
+              <w:t>Why / In line with your goals (bullets)</w:t>
+            </w:r>
+          </w:p>
+        </w:tc>
+        <w:tc>
+          <w:tcPr>
+            <w:tcW w:type="dxa" w:w="5256"/>
+          </w:tcPr>
+          <w:p>
+            <w:r>
+              <w:rPr>
+                <w:color w:val="B8860B"/>
+                <w:sz w:val="19"/>
+              </w:rPr>
+              <w:t>• Provides a lump sum on a child's defined trauma event to fund medical costs and time away from work.</w:t>
+              <w:br/>
+              <w:t>• If the insured child meets the eligibility criteria, they may convert the Child Cover to an equivalent adult Life Insurance Plan without reapplying or providing medical evidence.</w:t>
+            </w:r>
+          </w:p>
+        </w:tc>
+      </w:tr>
+      <w:tr>
+        <w:tc>
+          <w:tcPr>
+            <w:tcW w:type="dxa" w:w="5256"/>
+            <w:shd w:val="clear" w:fill="E5F4F6"/>
+          </w:tcPr>
+          <w:p>
+            <w:r>
+              <w:rPr>
+                <w:b/>
+                <w:color w:val="0C2E3F"/>
+                <w:sz w:val="17"/>
+              </w:rPr>
+              <w:t>Risks &amp; Disadvantages (bullets)</w:t>
+            </w:r>
+          </w:p>
+        </w:tc>
+        <w:tc>
+          <w:tcPr>
+            <w:tcW w:type="dxa" w:w="5256"/>
+          </w:tcPr>
+          <w:p>
+            <w:r>
+              <w:rPr>
+                <w:color w:val="B8860B"/>
+                <w:sz w:val="19"/>
+              </w:rPr>
+              <w:t>• Child Cover is limited to defined conditions; some conditions carry a qualifying period.</w:t>
+              <w:br/>
+              <w:t>• Premiums add to the overall policy cost.</w:t>
+            </w:r>
+          </w:p>
+        </w:tc>
+      </w:tr>
+      <w:tr>
+        <w:tc>
+          <w:tcPr>
+            <w:tcW w:type="dxa" w:w="5256"/>
+            <w:shd w:val="clear" w:fill="E5F4F6"/>
+          </w:tcPr>
+          <w:p>
+            <w:r>
+              <w:rPr>
+                <w:b/>
+                <w:color w:val="0C2E3F"/>
+                <w:sz w:val="17"/>
+              </w:rPr>
+              <w:t>Alternatives (bullets)</w:t>
+            </w:r>
+          </w:p>
+        </w:tc>
+        <w:tc>
+          <w:tcPr>
+            <w:tcW w:type="dxa" w:w="5256"/>
+          </w:tcPr>
+          <w:p>
+            <w:r>
+              <w:rPr>
+                <w:color w:val="B8860B"/>
+                <w:sz w:val="19"/>
+              </w:rPr>
+              <w:t>• Self-fund a child's medical/recovery costs — discounted where a lump sum provides more certainty.</w:t>
+            </w:r>
+          </w:p>
+        </w:tc>
+      </w:tr>
+    </w:tbl>
+    <w:p/>
+    <w:tbl>
+      <w:tblPr>
+        <w:tblStyle w:val="TableGrid"/>
+        <w:tblW w:type="auto" w:w="0"/>
+        <w:jc w:val="left"/>
+        <w:tblLayout w:type="fixed"/>
+        <w:tblLook w:firstColumn="1" w:firstRow="1" w:lastColumn="0" w:lastRow="0" w:noHBand="0" w:noVBand="1" w:val="04A0"/>
+      </w:tblPr>
+      <w:tblGrid>
+        <w:gridCol w:w="5256"/>
+        <w:gridCol w:w="5256"/>
+      </w:tblGrid>
+      <w:tr>
+        <w:tc>
+          <w:tcPr>
+            <w:tcW w:type="dxa" w:w="10080"/>
+            <w:gridSpan w:val="2"/>
+            <w:shd w:val="clear" w:fill="0C2E3F"/>
+          </w:tcPr>
+          <w:p>
+            <w:r>
+              <w:rPr>
+                <w:b/>
+                <w:color w:val="FFFFFF"/>
+                <w:sz w:val="22"/>
+              </w:rPr>
+              <w:t>● Premium structure — stepped vs level / variable age-stepped</w:t>
+            </w:r>
+          </w:p>
+        </w:tc>
+      </w:tr>
+      <w:tr>
+        <w:tc>
+          <w:tcPr>
+            <w:tcW w:type="dxa" w:w="5256"/>
+            <w:shd w:val="clear" w:fill="E5F4F6"/>
+          </w:tcPr>
+          <w:p>
+            <w:r>
+              <w:rPr>
+                <w:b/>
+                <w:color w:val="0C2E3F"/>
+                <w:sz w:val="17"/>
+              </w:rPr>
+              <w:t>Trigger phrases (how it's written in the advice request)</w:t>
+            </w:r>
+          </w:p>
+        </w:tc>
+        <w:tc>
+          <w:tcPr>
+            <w:tcW w:type="dxa" w:w="5256"/>
+          </w:tcPr>
+          <w:p>
+            <w:r>
+              <w:rPr>
+                <w:sz w:val="19"/>
+              </w:rPr>
+              <w:t>• stepped premium</w:t>
+              <w:br/>
+              <w:t>• level premium</w:t>
+              <w:br/>
+              <w:t>• variable age-stepped</w:t>
+            </w:r>
+          </w:p>
+        </w:tc>
+      </w:tr>
+      <w:tr>
+        <w:tc>
+          <w:tcPr>
+            <w:tcW w:type="dxa" w:w="5256"/>
+            <w:shd w:val="clear" w:fill="E5F4F6"/>
+          </w:tcPr>
+          <w:p>
+            <w:r>
+              <w:rPr>
+                <w:b/>
+                <w:color w:val="0C2E3F"/>
+                <w:sz w:val="17"/>
+              </w:rPr>
+              <w:t>Always-on / Tailored</w:t>
+            </w:r>
+          </w:p>
+        </w:tc>
+        <w:tc>
+          <w:tcPr>
+            <w:tcW w:type="dxa" w:w="5256"/>
+          </w:tcPr>
+          <w:p>
+            <w:r>
+              <w:rPr>
+                <w:sz w:val="19"/>
+              </w:rPr>
+              <w:t>Always-on (with new cover)</w:t>
+            </w:r>
+          </w:p>
+        </w:tc>
+      </w:tr>
+      <w:tr>
+        <w:tc>
+          <w:tcPr>
+            <w:tcW w:type="dxa" w:w="5256"/>
+            <w:shd w:val="clear" w:fill="E5F4F6"/>
+          </w:tcPr>
+          <w:p>
+            <w:r>
+              <w:rPr>
+                <w:b/>
+                <w:color w:val="0C2E3F"/>
+                <w:sz w:val="17"/>
+              </w:rPr>
+              <w:t>Scope gate (only show if…)</w:t>
+            </w:r>
+          </w:p>
+        </w:tc>
+        <w:tc>
+          <w:tcPr>
+            <w:tcW w:type="dxa" w:w="5256"/>
+          </w:tcPr>
+          <w:p>
+            <w:r>
+              <w:rPr>
+                <w:sz w:val="19"/>
+              </w:rPr>
+              <w:t>—</w:t>
+            </w:r>
+          </w:p>
+        </w:tc>
+      </w:tr>
+      <w:tr>
+        <w:tc>
+          <w:tcPr>
+            <w:tcW w:type="dxa" w:w="5256"/>
+            <w:shd w:val="clear" w:fill="E5F4F6"/>
+          </w:tcPr>
+          <w:p>
+            <w:r>
+              <w:rPr>
+                <w:b/>
+                <w:color w:val="0C2E3F"/>
+                <w:sz w:val="17"/>
+              </w:rPr>
+              <w:t>Figures it pulls ($ / %)</w:t>
+            </w:r>
+          </w:p>
+        </w:tc>
+        <w:tc>
+          <w:tcPr>
+            <w:tcW w:type="dxa" w:w="5256"/>
+          </w:tcPr>
+          <w:p>
+            <w:r>
+              <w:rPr>
+                <w:sz w:val="19"/>
+              </w:rPr>
+              <w:t>—</w:t>
+            </w:r>
+          </w:p>
+        </w:tc>
+      </w:tr>
+      <w:tr>
+        <w:tc>
+          <w:tcPr>
+            <w:tcW w:type="dxa" w:w="5256"/>
+            <w:shd w:val="clear" w:fill="E5F4F6"/>
+          </w:tcPr>
+          <w:p>
+            <w:r>
+              <w:rPr>
+                <w:b/>
+                <w:color w:val="0C2E3F"/>
+                <w:sz w:val="17"/>
+              </w:rPr>
+              <w:t>Summary – Strategies line</w:t>
+            </w:r>
+          </w:p>
+        </w:tc>
+        <w:tc>
+          <w:tcPr>
+            <w:tcW w:type="dxa" w:w="5256"/>
+          </w:tcPr>
+          <w:p>
+            <w:r>
+              <w:rPr>
+                <w:color w:val="B8860B"/>
+                <w:sz w:val="19"/>
+              </w:rPr>
+              <w:t>We recommend a [Variable Age-Stepped / Level] premium structure for all cover.</w:t>
+            </w:r>
+          </w:p>
+        </w:tc>
+      </w:tr>
+      <w:tr>
+        <w:tc>
+          <w:tcPr>
+            <w:tcW w:type="dxa" w:w="5256"/>
+            <w:shd w:val="clear" w:fill="E5F4F6"/>
+          </w:tcPr>
+          <w:p>
+            <w:r>
+              <w:rPr>
+                <w:b/>
+                <w:color w:val="0C2E3F"/>
+                <w:sz w:val="17"/>
+              </w:rPr>
+              <w:t>Summary – Outcomes line</w:t>
+            </w:r>
+          </w:p>
+        </w:tc>
+        <w:tc>
+          <w:tcPr>
+            <w:tcW w:type="dxa" w:w="5256"/>
+          </w:tcPr>
+          <w:p>
+            <w:r>
+              <w:rPr>
+                <w:color w:val="B8860B"/>
+                <w:sz w:val="19"/>
+              </w:rPr>
+              <w:t>The recommended premium structure balances affordability now against the long-term cost of holding the cover.</w:t>
+            </w:r>
+          </w:p>
+        </w:tc>
+      </w:tr>
+      <w:tr>
+        <w:tc>
+          <w:tcPr>
+            <w:tcW w:type="dxa" w:w="5256"/>
+            <w:shd w:val="clear" w:fill="E5F4F6"/>
+          </w:tcPr>
+          <w:p>
+            <w:r>
+              <w:rPr>
+                <w:b/>
+                <w:color w:val="0C2E3F"/>
+                <w:sz w:val="17"/>
+              </w:rPr>
+              <w:t>Why / In line with your goals (bullets)</w:t>
+            </w:r>
+          </w:p>
+        </w:tc>
+        <w:tc>
+          <w:tcPr>
+            <w:tcW w:type="dxa" w:w="5256"/>
+          </w:tcPr>
+          <w:p>
+            <w:r>
+              <w:rPr>
+                <w:color w:val="B8860B"/>
+                <w:sz w:val="19"/>
+              </w:rPr>
+              <w:t>• A variable age-stepped/stepped structure keeps premiums lower in the early years; a level structure costs more initially but is more stable and can be cheaper over the long term if cover is held for many years.</w:t>
+            </w:r>
+          </w:p>
+        </w:tc>
+      </w:tr>
+      <w:tr>
+        <w:tc>
+          <w:tcPr>
+            <w:tcW w:type="dxa" w:w="5256"/>
+            <w:shd w:val="clear" w:fill="E5F4F6"/>
+          </w:tcPr>
+          <w:p>
+            <w:r>
+              <w:rPr>
+                <w:b/>
+                <w:color w:val="0C2E3F"/>
+                <w:sz w:val="17"/>
+              </w:rPr>
+              <w:t>Risks &amp; Disadvantages (bullets)</w:t>
+            </w:r>
+          </w:p>
+        </w:tc>
+        <w:tc>
+          <w:tcPr>
+            <w:tcW w:type="dxa" w:w="5256"/>
+          </w:tcPr>
+          <w:p>
+            <w:r>
+              <w:rPr>
+                <w:color w:val="B8860B"/>
+                <w:sz w:val="19"/>
+              </w:rPr>
+              <w:t>• Stepped premiums increase with age and can become expensive in later years; level premiums are higher initially and you may pay more if you cancel the cover early.</w:t>
+            </w:r>
+          </w:p>
+        </w:tc>
+      </w:tr>
+      <w:tr>
+        <w:tc>
+          <w:tcPr>
+            <w:tcW w:type="dxa" w:w="5256"/>
+            <w:shd w:val="clear" w:fill="E5F4F6"/>
+          </w:tcPr>
+          <w:p>
+            <w:r>
+              <w:rPr>
+                <w:b/>
+                <w:color w:val="0C2E3F"/>
+                <w:sz w:val="17"/>
+              </w:rPr>
+              <w:t>Alternatives (bullets)</w:t>
+            </w:r>
+          </w:p>
+        </w:tc>
+        <w:tc>
+          <w:tcPr>
+            <w:tcW w:type="dxa" w:w="5256"/>
+          </w:tcPr>
+          <w:p>
+            <w:r>
+              <w:rPr>
+                <w:color w:val="B8860B"/>
+                <w:sz w:val="19"/>
+              </w:rPr>
+              <w:t>• The alternative premium structure was considered and discounted based on your expected holding period and affordability.</w:t>
+            </w:r>
+          </w:p>
+        </w:tc>
+      </w:tr>
+    </w:tbl>
+    <w:p/>
+    <w:tbl>
+      <w:tblPr>
+        <w:tblStyle w:val="TableGrid"/>
+        <w:tblW w:type="auto" w:w="0"/>
+        <w:jc w:val="left"/>
+        <w:tblLayout w:type="fixed"/>
+        <w:tblLook w:firstColumn="1" w:firstRow="1" w:lastColumn="0" w:lastRow="0" w:noHBand="0" w:noVBand="1" w:val="04A0"/>
+      </w:tblPr>
+      <w:tblGrid>
+        <w:gridCol w:w="5256"/>
+        <w:gridCol w:w="5256"/>
+      </w:tblGrid>
+      <w:tr>
+        <w:tc>
+          <w:tcPr>
+            <w:tcW w:type="dxa" w:w="10080"/>
+            <w:gridSpan w:val="2"/>
+            <w:shd w:val="clear" w:fill="0C2E3F"/>
+          </w:tcPr>
+          <w:p>
+            <w:r>
+              <w:rPr>
+                <w:b/>
+                <w:color w:val="FFFFFF"/>
+                <w:sz w:val="22"/>
+              </w:rPr>
+              <w:t>● Cancel cover no longer required</w:t>
+            </w:r>
+          </w:p>
+        </w:tc>
+      </w:tr>
+      <w:tr>
+        <w:tc>
+          <w:tcPr>
+            <w:tcW w:type="dxa" w:w="5256"/>
+            <w:shd w:val="clear" w:fill="E5F4F6"/>
+          </w:tcPr>
+          <w:p>
+            <w:r>
+              <w:rPr>
+                <w:b/>
+                <w:color w:val="0C2E3F"/>
+                <w:sz w:val="17"/>
+              </w:rPr>
+              <w:t>Trigger phrases (how it's written in the advice request)</w:t>
+            </w:r>
+          </w:p>
+        </w:tc>
+        <w:tc>
+          <w:tcPr>
+            <w:tcW w:type="dxa" w:w="5256"/>
+          </w:tcPr>
+          <w:p>
+            <w:r>
+              <w:rPr>
+                <w:sz w:val="19"/>
+              </w:rPr>
+              <w:t>• cancel insurance</w:t>
+              <w:br/>
+              <w:t>• reduce cover</w:t>
+              <w:br/>
+              <w:t>• no longer need cover</w:t>
+            </w:r>
+          </w:p>
+        </w:tc>
+      </w:tr>
+      <w:tr>
+        <w:tc>
+          <w:tcPr>
+            <w:tcW w:type="dxa" w:w="5256"/>
+            <w:shd w:val="clear" w:fill="E5F4F6"/>
+          </w:tcPr>
+          <w:p>
+            <w:r>
+              <w:rPr>
+                <w:b/>
+                <w:color w:val="0C2E3F"/>
+                <w:sz w:val="17"/>
+              </w:rPr>
+              <w:t>Always-on / Tailored</w:t>
+            </w:r>
+          </w:p>
+        </w:tc>
+        <w:tc>
+          <w:tcPr>
+            <w:tcW w:type="dxa" w:w="5256"/>
+          </w:tcPr>
+          <w:p>
+            <w:r>
+              <w:rPr>
+                <w:sz w:val="19"/>
+              </w:rPr>
+              <w:t>Tailored</w:t>
+            </w:r>
+          </w:p>
+        </w:tc>
+      </w:tr>
+      <w:tr>
+        <w:tc>
+          <w:tcPr>
+            <w:tcW w:type="dxa" w:w="5256"/>
+            <w:shd w:val="clear" w:fill="E5F4F6"/>
+          </w:tcPr>
+          <w:p>
+            <w:r>
+              <w:rPr>
+                <w:b/>
+                <w:color w:val="0C2E3F"/>
+                <w:sz w:val="17"/>
+              </w:rPr>
+              <w:t>Scope gate (only show if…)</w:t>
+            </w:r>
+          </w:p>
+        </w:tc>
+        <w:tc>
+          <w:tcPr>
+            <w:tcW w:type="dxa" w:w="5256"/>
+          </w:tcPr>
+          <w:p>
+            <w:r>
+              <w:rPr>
+                <w:sz w:val="19"/>
+              </w:rPr>
+              <w:t>Cover exceeds need</w:t>
+            </w:r>
+          </w:p>
+        </w:tc>
+      </w:tr>
+      <w:tr>
+        <w:tc>
+          <w:tcPr>
+            <w:tcW w:type="dxa" w:w="5256"/>
+            <w:shd w:val="clear" w:fill="E5F4F6"/>
+          </w:tcPr>
+          <w:p>
+            <w:r>
+              <w:rPr>
+                <w:b/>
+                <w:color w:val="0C2E3F"/>
+                <w:sz w:val="17"/>
+              </w:rPr>
+              <w:t>Figures it pulls ($ / %)</w:t>
+            </w:r>
+          </w:p>
+        </w:tc>
+        <w:tc>
+          <w:tcPr>
+            <w:tcW w:type="dxa" w:w="5256"/>
+          </w:tcPr>
+          <w:p>
+            <w:r>
+              <w:rPr>
+                <w:sz w:val="19"/>
+              </w:rPr>
+              <w:t>—</w:t>
+            </w:r>
+          </w:p>
+        </w:tc>
+      </w:tr>
+      <w:tr>
+        <w:tc>
+          <w:tcPr>
+            <w:tcW w:type="dxa" w:w="5256"/>
+            <w:shd w:val="clear" w:fill="E5F4F6"/>
+          </w:tcPr>
+          <w:p>
+            <w:r>
+              <w:rPr>
+                <w:b/>
+                <w:color w:val="0C2E3F"/>
+                <w:sz w:val="17"/>
+              </w:rPr>
+              <w:t>Summary – Strategies line</w:t>
+            </w:r>
+          </w:p>
+        </w:tc>
+        <w:tc>
+          <w:tcPr>
+            <w:tcW w:type="dxa" w:w="5256"/>
+          </w:tcPr>
+          <w:p>
+            <w:r>
+              <w:rPr>
+                <w:color w:val="B8860B"/>
+                <w:sz w:val="19"/>
+              </w:rPr>
+              <w:t>We recommend you cancel your existing [cover type] of $XXX as it exceeds your current insurance needs.</w:t>
+            </w:r>
+          </w:p>
+        </w:tc>
+      </w:tr>
+      <w:tr>
+        <w:tc>
+          <w:tcPr>
+            <w:tcW w:type="dxa" w:w="5256"/>
+            <w:shd w:val="clear" w:fill="E5F4F6"/>
+          </w:tcPr>
+          <w:p>
+            <w:r>
+              <w:rPr>
+                <w:b/>
+                <w:color w:val="0C2E3F"/>
+                <w:sz w:val="17"/>
+              </w:rPr>
+              <w:t>Summary – Outcomes line</w:t>
+            </w:r>
+          </w:p>
+        </w:tc>
+        <w:tc>
+          <w:tcPr>
+            <w:tcW w:type="dxa" w:w="5256"/>
+          </w:tcPr>
+          <w:p>
+            <w:r>
+              <w:rPr>
+                <w:color w:val="B8860B"/>
+                <w:sz w:val="19"/>
+              </w:rPr>
+              <w:t>Cancelling cover you no longer need removes an unnecessary premium cost, improving your cashflow.</w:t>
+            </w:r>
+          </w:p>
+        </w:tc>
+      </w:tr>
+      <w:tr>
+        <w:tc>
+          <w:tcPr>
+            <w:tcW w:type="dxa" w:w="5256"/>
+            <w:shd w:val="clear" w:fill="E5F4F6"/>
+          </w:tcPr>
+          <w:p>
+            <w:r>
+              <w:rPr>
+                <w:b/>
+                <w:color w:val="0C2E3F"/>
+                <w:sz w:val="17"/>
+              </w:rPr>
+              <w:t>Why / In line with your goals (bullets)</w:t>
+            </w:r>
+          </w:p>
+        </w:tc>
+        <w:tc>
+          <w:tcPr>
+            <w:tcW w:type="dxa" w:w="5256"/>
+          </w:tcPr>
+          <w:p>
+            <w:r>
+              <w:rPr>
+                <w:color w:val="B8860B"/>
+                <w:sz w:val="19"/>
+              </w:rPr>
+              <w:t>• Reduces premium outlay where your need for cover has reduced (e.g. debts repaid, assets accumulated, children independent).</w:t>
+            </w:r>
+          </w:p>
+        </w:tc>
+      </w:tr>
+      <w:tr>
+        <w:tc>
+          <w:tcPr>
+            <w:tcW w:type="dxa" w:w="5256"/>
+            <w:shd w:val="clear" w:fill="E5F4F6"/>
+          </w:tcPr>
+          <w:p>
+            <w:r>
+              <w:rPr>
+                <w:b/>
+                <w:color w:val="0C2E3F"/>
+                <w:sz w:val="17"/>
+              </w:rPr>
+              <w:t>Risks &amp; Disadvantages (bullets)</w:t>
+            </w:r>
+          </w:p>
+        </w:tc>
+        <w:tc>
+          <w:tcPr>
+            <w:tcW w:type="dxa" w:w="5256"/>
+          </w:tcPr>
+          <w:p>
+            <w:r>
+              <w:rPr>
+                <w:color w:val="B8860B"/>
+                <w:sz w:val="19"/>
+              </w:rPr>
+              <w:t>• Once cancelled you lose the cover immediately; if your circumstances change, new cover would require fresh underwriting and may be more expensive or declined. Do not cancel existing cover until you are certain it is no longer required.</w:t>
+            </w:r>
+          </w:p>
+        </w:tc>
+      </w:tr>
+      <w:tr>
+        <w:tc>
+          <w:tcPr>
+            <w:tcW w:type="dxa" w:w="5256"/>
+            <w:shd w:val="clear" w:fill="E5F4F6"/>
+          </w:tcPr>
+          <w:p>
+            <w:r>
+              <w:rPr>
+                <w:b/>
+                <w:color w:val="0C2E3F"/>
+                <w:sz w:val="17"/>
+              </w:rPr>
+              <w:t>Alternatives (bullets)</w:t>
+            </w:r>
+          </w:p>
+        </w:tc>
+        <w:tc>
+          <w:tcPr>
+            <w:tcW w:type="dxa" w:w="5256"/>
+          </w:tcPr>
+          <w:p>
+            <w:r>
+              <w:rPr>
+                <w:color w:val="B8860B"/>
+                <w:sz w:val="19"/>
+              </w:rPr>
+              <w:t>• Retain the cover — discounted where it clearly exceeds your assessed need and the premium is better directed elsewhere.</w:t>
             </w:r>
           </w:p>
         </w:tc>

--- a/MWS_SOA_WordBank_Template.docx
+++ b/MWS_SOA_WordBank_Template.docx
@@ -1316,6 +1316,318 @@
       </w:tr>
     </w:tbl>
     <w:p/>
+    <w:tbl>
+      <w:tblPr>
+        <w:tblStyle w:val="TableGrid"/>
+        <w:tblW w:type="auto" w:w="0"/>
+        <w:jc w:val="left"/>
+        <w:tblLayout w:type="fixed"/>
+        <w:tblLook w:firstColumn="1" w:firstRow="1" w:lastColumn="0" w:lastRow="0" w:noHBand="0" w:noVBand="1" w:val="04A0"/>
+      </w:tblPr>
+      <w:tblGrid>
+        <w:gridCol w:w="5256"/>
+        <w:gridCol w:w="5256"/>
+      </w:tblGrid>
+      <w:tr>
+        <w:tc>
+          <w:tcPr>
+            <w:tcW w:type="dxa" w:w="10080"/>
+            <w:gridSpan w:val="2"/>
+            <w:shd w:val="clear" w:fill="0C2E3F"/>
+          </w:tcPr>
+          <w:p>
+            <w:r>
+              <w:rPr>
+                <w:b/>
+                <w:color w:val="FFFFFF"/>
+                <w:sz w:val="22"/>
+              </w:rPr>
+              <w:t>● Scope-out — business advice (and other common scope-outs)</w:t>
+            </w:r>
+          </w:p>
+        </w:tc>
+      </w:tr>
+      <w:tr>
+        <w:tc>
+          <w:tcPr>
+            <w:tcW w:type="dxa" w:w="5256"/>
+            <w:shd w:val="clear" w:fill="E5F4F6"/>
+          </w:tcPr>
+          <w:p>
+            <w:r>
+              <w:rPr>
+                <w:b/>
+                <w:color w:val="0C2E3F"/>
+                <w:sz w:val="17"/>
+              </w:rPr>
+              <w:t>Trigger phrases (how it's written in the advice request)</w:t>
+            </w:r>
+          </w:p>
+        </w:tc>
+        <w:tc>
+          <w:tcPr>
+            <w:tcW w:type="dxa" w:w="5256"/>
+          </w:tcPr>
+          <w:p>
+            <w:r>
+              <w:rPr>
+                <w:sz w:val="19"/>
+              </w:rPr>
+              <w:t>• business advice scoped out</w:t>
+              <w:br/>
+              <w:t>• scope out business</w:t>
+            </w:r>
+          </w:p>
+        </w:tc>
+      </w:tr>
+      <w:tr>
+        <w:tc>
+          <w:tcPr>
+            <w:tcW w:type="dxa" w:w="5256"/>
+            <w:shd w:val="clear" w:fill="E5F4F6"/>
+          </w:tcPr>
+          <w:p>
+            <w:r>
+              <w:rPr>
+                <w:b/>
+                <w:color w:val="0C2E3F"/>
+                <w:sz w:val="17"/>
+              </w:rPr>
+              <w:t>Always-on / Tailored</w:t>
+            </w:r>
+          </w:p>
+        </w:tc>
+        <w:tc>
+          <w:tcPr>
+            <w:tcW w:type="dxa" w:w="5256"/>
+          </w:tcPr>
+          <w:p>
+            <w:r>
+              <w:rPr>
+                <w:sz w:val="19"/>
+              </w:rPr>
+              <w:t>Tailored</w:t>
+            </w:r>
+          </w:p>
+        </w:tc>
+      </w:tr>
+      <w:tr>
+        <w:tc>
+          <w:tcPr>
+            <w:tcW w:type="dxa" w:w="5256"/>
+            <w:shd w:val="clear" w:fill="E5F4F6"/>
+          </w:tcPr>
+          <w:p>
+            <w:r>
+              <w:rPr>
+                <w:b/>
+                <w:color w:val="0C2E3F"/>
+                <w:sz w:val="17"/>
+              </w:rPr>
+              <w:t>Scope gate (only show if…)</w:t>
+            </w:r>
+          </w:p>
+        </w:tc>
+        <w:tc>
+          <w:tcPr>
+            <w:tcW w:type="dxa" w:w="5256"/>
+          </w:tcPr>
+          <w:p>
+            <w:r>
+              <w:rPr>
+                <w:sz w:val="19"/>
+              </w:rPr>
+              <w:t>Business/other area out of scope</w:t>
+            </w:r>
+          </w:p>
+        </w:tc>
+      </w:tr>
+      <w:tr>
+        <w:tc>
+          <w:tcPr>
+            <w:tcW w:type="dxa" w:w="5256"/>
+            <w:shd w:val="clear" w:fill="E5F4F6"/>
+          </w:tcPr>
+          <w:p>
+            <w:r>
+              <w:rPr>
+                <w:b/>
+                <w:color w:val="0C2E3F"/>
+                <w:sz w:val="17"/>
+              </w:rPr>
+              <w:t>Figures it pulls ($ / %)</w:t>
+            </w:r>
+          </w:p>
+        </w:tc>
+        <w:tc>
+          <w:tcPr>
+            <w:tcW w:type="dxa" w:w="5256"/>
+          </w:tcPr>
+          <w:p>
+            <w:r>
+              <w:rPr>
+                <w:sz w:val="19"/>
+              </w:rPr>
+              <w:t>—</w:t>
+            </w:r>
+          </w:p>
+        </w:tc>
+      </w:tr>
+      <w:tr>
+        <w:tc>
+          <w:tcPr>
+            <w:tcW w:type="dxa" w:w="5256"/>
+            <w:shd w:val="clear" w:fill="E5F4F6"/>
+          </w:tcPr>
+          <w:p>
+            <w:r>
+              <w:rPr>
+                <w:b/>
+                <w:color w:val="0C2E3F"/>
+                <w:sz w:val="17"/>
+              </w:rPr>
+              <w:t>Summary – Strategies line</w:t>
+            </w:r>
+          </w:p>
+        </w:tc>
+        <w:tc>
+          <w:tcPr>
+            <w:tcW w:type="dxa" w:w="5256"/>
+          </w:tcPr>
+          <w:p>
+            <w:r>
+              <w:rPr>
+                <w:sz w:val="19"/>
+              </w:rPr>
+              <w:t>We have agreed that we should not advise you about: Business Advice — We have not provided specific business planning/tax advice as this must be provided by a licensed tax agent and/or business consultant. [plus the standard scope-out list: specific residential property, existing shares, existing investment property, international assets, cryptocurrency, defined-benefit/military super, family trust.]</w:t>
+            </w:r>
+          </w:p>
+        </w:tc>
+      </w:tr>
+      <w:tr>
+        <w:tc>
+          <w:tcPr>
+            <w:tcW w:type="dxa" w:w="5256"/>
+            <w:shd w:val="clear" w:fill="E5F4F6"/>
+          </w:tcPr>
+          <w:p>
+            <w:r>
+              <w:rPr>
+                <w:b/>
+                <w:color w:val="0C2E3F"/>
+                <w:sz w:val="17"/>
+              </w:rPr>
+              <w:t>Summary – Outcomes line</w:t>
+            </w:r>
+          </w:p>
+        </w:tc>
+        <w:tc>
+          <w:tcPr>
+            <w:tcW w:type="dxa" w:w="5256"/>
+          </w:tcPr>
+          <w:p>
+            <w:r>
+              <w:rPr>
+                <w:sz w:val="19"/>
+              </w:rPr>
+              <w:t>—</w:t>
+            </w:r>
+          </w:p>
+        </w:tc>
+      </w:tr>
+      <w:tr>
+        <w:tc>
+          <w:tcPr>
+            <w:tcW w:type="dxa" w:w="5256"/>
+            <w:shd w:val="clear" w:fill="E5F4F6"/>
+          </w:tcPr>
+          <w:p>
+            <w:r>
+              <w:rPr>
+                <w:b/>
+                <w:color w:val="0C2E3F"/>
+                <w:sz w:val="17"/>
+              </w:rPr>
+              <w:t>Why / In line with your goals (bullets)</w:t>
+            </w:r>
+          </w:p>
+        </w:tc>
+        <w:tc>
+          <w:tcPr>
+            <w:tcW w:type="dxa" w:w="5256"/>
+          </w:tcPr>
+          <w:p>
+            <w:r>
+              <w:rPr>
+                <w:sz w:val="19"/>
+              </w:rPr>
+              <w:t>• Standard scope-out wording — each item appears only when that area is being scoped out of the advice.</w:t>
+            </w:r>
+          </w:p>
+        </w:tc>
+      </w:tr>
+      <w:tr>
+        <w:tc>
+          <w:tcPr>
+            <w:tcW w:type="dxa" w:w="5256"/>
+            <w:shd w:val="clear" w:fill="E5F4F6"/>
+          </w:tcPr>
+          <w:p>
+            <w:r>
+              <w:rPr>
+                <w:b/>
+                <w:color w:val="0C2E3F"/>
+                <w:sz w:val="17"/>
+              </w:rPr>
+              <w:t>Risks &amp; Disadvantages (bullets)</w:t>
+            </w:r>
+          </w:p>
+        </w:tc>
+        <w:tc>
+          <w:tcPr>
+            <w:tcW w:type="dxa" w:w="5256"/>
+          </w:tcPr>
+          <w:p>
+            <w:r>
+              <w:rPr>
+                <w:sz w:val="19"/>
+              </w:rPr>
+            </w:r>
+          </w:p>
+        </w:tc>
+      </w:tr>
+      <w:tr>
+        <w:tc>
+          <w:tcPr>
+            <w:tcW w:type="dxa" w:w="5256"/>
+            <w:shd w:val="clear" w:fill="E5F4F6"/>
+          </w:tcPr>
+          <w:p>
+            <w:r>
+              <w:rPr>
+                <w:b/>
+                <w:color w:val="0C2E3F"/>
+                <w:sz w:val="17"/>
+              </w:rPr>
+              <w:t>Alternatives (bullets)</w:t>
+            </w:r>
+          </w:p>
+        </w:tc>
+        <w:tc>
+          <w:tcPr>
+            <w:tcW w:type="dxa" w:w="5256"/>
+          </w:tcPr>
+          <w:p>
+            <w:r>
+              <w:rPr>
+                <w:sz w:val="19"/>
+              </w:rPr>
+            </w:r>
+          </w:p>
+        </w:tc>
+      </w:tr>
+    </w:tbl>
+    <w:p/>
     <w:p>
       <w:pPr>
         <w:spacing w:after="120" w:before="200"/>
@@ -8639,7 +8951,7 @@
               <w:rPr>
                 <w:sz w:val="19"/>
               </w:rPr>
-              <w:t>Investment bond scoped</w:t>
+              <w:t>Investment bond scoped (NOTE: no real recommendation found in 21 sample SOAs — please verify wording)</w:t>
             </w:r>
           </w:p>
         </w:tc>
@@ -9798,6 +10110,334 @@
                 <w:sz w:val="19"/>
               </w:rPr>
               <w:t>• Retain the existing arrangement — discounted where consolidating simplifies administration and improves the overall structure.</w:t>
+            </w:r>
+          </w:p>
+        </w:tc>
+      </w:tr>
+    </w:tbl>
+    <w:p/>
+    <w:tbl>
+      <w:tblPr>
+        <w:tblStyle w:val="TableGrid"/>
+        <w:tblW w:type="auto" w:w="0"/>
+        <w:jc w:val="left"/>
+        <w:tblLayout w:type="fixed"/>
+        <w:tblLook w:firstColumn="1" w:firstRow="1" w:lastColumn="0" w:lastRow="0" w:noHBand="0" w:noVBand="1" w:val="04A0"/>
+      </w:tblPr>
+      <w:tblGrid>
+        <w:gridCol w:w="5256"/>
+        <w:gridCol w:w="5256"/>
+      </w:tblGrid>
+      <w:tr>
+        <w:tc>
+          <w:tcPr>
+            <w:tcW w:type="dxa" w:w="10080"/>
+            <w:gridSpan w:val="2"/>
+            <w:shd w:val="clear" w:fill="0C2E3F"/>
+          </w:tcPr>
+          <w:p>
+            <w:r>
+              <w:rPr>
+                <w:b/>
+                <w:color w:val="FFFFFF"/>
+                <w:sz w:val="22"/>
+              </w:rPr>
+              <w:t>● Vanguard / index option (instead of CARE managed portfolios)</w:t>
+            </w:r>
+          </w:p>
+        </w:tc>
+      </w:tr>
+      <w:tr>
+        <w:tc>
+          <w:tcPr>
+            <w:tcW w:type="dxa" w:w="5256"/>
+            <w:shd w:val="clear" w:fill="E5F4F6"/>
+          </w:tcPr>
+          <w:p>
+            <w:r>
+              <w:rPr>
+                <w:b/>
+                <w:color w:val="0C2E3F"/>
+                <w:sz w:val="17"/>
+              </w:rPr>
+              <w:t>Trigger phrases (how it's written in the advice request)</w:t>
+            </w:r>
+          </w:p>
+        </w:tc>
+        <w:tc>
+          <w:tcPr>
+            <w:tcW w:type="dxa" w:w="5256"/>
+          </w:tcPr>
+          <w:p>
+            <w:r>
+              <w:rPr>
+                <w:sz w:val="19"/>
+              </w:rPr>
+              <w:t>• vanguard</w:t>
+              <w:br/>
+              <w:t>• index fund</w:t>
+              <w:br/>
+              <w:t>• passive approach</w:t>
+              <w:br/>
+              <w:t>• vanguard diversified</w:t>
+              <w:br/>
+              <w:t>• switch from CARE to index</w:t>
+            </w:r>
+          </w:p>
+        </w:tc>
+      </w:tr>
+      <w:tr>
+        <w:tc>
+          <w:tcPr>
+            <w:tcW w:type="dxa" w:w="5256"/>
+            <w:shd w:val="clear" w:fill="E5F4F6"/>
+          </w:tcPr>
+          <w:p>
+            <w:r>
+              <w:rPr>
+                <w:b/>
+                <w:color w:val="0C2E3F"/>
+                <w:sz w:val="17"/>
+              </w:rPr>
+              <w:t>Always-on / Tailored</w:t>
+            </w:r>
+          </w:p>
+        </w:tc>
+        <w:tc>
+          <w:tcPr>
+            <w:tcW w:type="dxa" w:w="5256"/>
+          </w:tcPr>
+          <w:p>
+            <w:r>
+              <w:rPr>
+                <w:sz w:val="19"/>
+              </w:rPr>
+              <w:t>Tailored</w:t>
+            </w:r>
+          </w:p>
+        </w:tc>
+      </w:tr>
+      <w:tr>
+        <w:tc>
+          <w:tcPr>
+            <w:tcW w:type="dxa" w:w="5256"/>
+            <w:shd w:val="clear" w:fill="E5F4F6"/>
+          </w:tcPr>
+          <w:p>
+            <w:r>
+              <w:rPr>
+                <w:b/>
+                <w:color w:val="0C2E3F"/>
+                <w:sz w:val="17"/>
+              </w:rPr>
+              <w:t>Scope gate (only show if…)</w:t>
+            </w:r>
+          </w:p>
+        </w:tc>
+        <w:tc>
+          <w:tcPr>
+            <w:tcW w:type="dxa" w:w="5256"/>
+          </w:tcPr>
+          <w:p>
+            <w:r>
+              <w:rPr>
+                <w:sz w:val="19"/>
+              </w:rPr>
+              <w:t>Investment approach = Vanguard/index</w:t>
+            </w:r>
+          </w:p>
+        </w:tc>
+      </w:tr>
+      <w:tr>
+        <w:tc>
+          <w:tcPr>
+            <w:tcW w:type="dxa" w:w="5256"/>
+            <w:shd w:val="clear" w:fill="E5F4F6"/>
+          </w:tcPr>
+          <w:p>
+            <w:r>
+              <w:rPr>
+                <w:b/>
+                <w:color w:val="0C2E3F"/>
+                <w:sz w:val="17"/>
+              </w:rPr>
+              <w:t>Figures it pulls ($ / %)</w:t>
+            </w:r>
+          </w:p>
+        </w:tc>
+        <w:tc>
+          <w:tcPr>
+            <w:tcW w:type="dxa" w:w="5256"/>
+          </w:tcPr>
+          <w:p>
+            <w:r>
+              <w:rPr>
+                <w:sz w:val="19"/>
+              </w:rPr>
+              <w:t>—</w:t>
+            </w:r>
+          </w:p>
+        </w:tc>
+      </w:tr>
+      <w:tr>
+        <w:tc>
+          <w:tcPr>
+            <w:tcW w:type="dxa" w:w="5256"/>
+            <w:shd w:val="clear" w:fill="E5F4F6"/>
+          </w:tcPr>
+          <w:p>
+            <w:r>
+              <w:rPr>
+                <w:b/>
+                <w:color w:val="0C2E3F"/>
+                <w:sz w:val="17"/>
+              </w:rPr>
+              <w:t>Summary – Strategies line</w:t>
+            </w:r>
+          </w:p>
+        </w:tc>
+        <w:tc>
+          <w:tcPr>
+            <w:tcW w:type="dxa" w:w="5256"/>
+          </w:tcPr>
+          <w:p>
+            <w:r>
+              <w:rPr>
+                <w:sz w:val="19"/>
+              </w:rPr>
+              <w:t>We recommend you establish a new [Hub24] investment account and transfer your existing CARE investment holdings to the Vanguard [Diversified Balanced] Portfolio. Investments common to both portfolios will be transferred via in-specie; assets not available within the Vanguard portfolio will be sold and the proceeds reinvested into the recommended portfolio.</w:t>
+            </w:r>
+          </w:p>
+        </w:tc>
+      </w:tr>
+      <w:tr>
+        <w:tc>
+          <w:tcPr>
+            <w:tcW w:type="dxa" w:w="5256"/>
+            <w:shd w:val="clear" w:fill="E5F4F6"/>
+          </w:tcPr>
+          <w:p>
+            <w:r>
+              <w:rPr>
+                <w:b/>
+                <w:color w:val="0C2E3F"/>
+                <w:sz w:val="17"/>
+              </w:rPr>
+              <w:t>Summary – Outcomes line</w:t>
+            </w:r>
+          </w:p>
+        </w:tc>
+        <w:tc>
+          <w:tcPr>
+            <w:tcW w:type="dxa" w:w="5256"/>
+          </w:tcPr>
+          <w:p>
+            <w:r>
+              <w:rPr>
+                <w:sz w:val="19"/>
+              </w:rPr>
+              <w:t>A passive index approach gives broad, low-cost diversified market exposure, minimising turnover so you can take advantage of available capital gains tax concessions.</w:t>
+            </w:r>
+          </w:p>
+        </w:tc>
+      </w:tr>
+      <w:tr>
+        <w:tc>
+          <w:tcPr>
+            <w:tcW w:type="dxa" w:w="5256"/>
+            <w:shd w:val="clear" w:fill="E5F4F6"/>
+          </w:tcPr>
+          <w:p>
+            <w:r>
+              <w:rPr>
+                <w:b/>
+                <w:color w:val="0C2E3F"/>
+                <w:sz w:val="17"/>
+              </w:rPr>
+              <w:t>Why / In line with your goals (bullets)</w:t>
+            </w:r>
+          </w:p>
+        </w:tc>
+        <w:tc>
+          <w:tcPr>
+            <w:tcW w:type="dxa" w:w="5256"/>
+          </w:tcPr>
+          <w:p>
+            <w:r>
+              <w:rPr>
+                <w:sz w:val="19"/>
+              </w:rPr>
+              <w:t>• The recommended index funds aim to track the performance of particular market indices. Index funds are a passive, cost-effective way to gain exposure to the market and provide broad diversification, reducing your overall risk.</w:t>
+              <w:br/>
+              <w:t>• Vanguard index funds reduce the tracking-error risk of a portfolio by holding most index securities very close to their index weights, providing truly diversified market exposure at a lower investment cost than your managed fund.</w:t>
+              <w:br/>
+              <w:t>• An index management approach minimises portfolio turnover so investors can take advantage of available capital gains tax concessions.</w:t>
+            </w:r>
+          </w:p>
+        </w:tc>
+      </w:tr>
+      <w:tr>
+        <w:tc>
+          <w:tcPr>
+            <w:tcW w:type="dxa" w:w="5256"/>
+            <w:shd w:val="clear" w:fill="E5F4F6"/>
+          </w:tcPr>
+          <w:p>
+            <w:r>
+              <w:rPr>
+                <w:b/>
+                <w:color w:val="0C2E3F"/>
+                <w:sz w:val="17"/>
+              </w:rPr>
+              <w:t>Risks &amp; Disadvantages (bullets)</w:t>
+            </w:r>
+          </w:p>
+        </w:tc>
+        <w:tc>
+          <w:tcPr>
+            <w:tcW w:type="dxa" w:w="5256"/>
+          </w:tcPr>
+          <w:p>
+            <w:r>
+              <w:rPr>
+                <w:sz w:val="19"/>
+              </w:rPr>
+              <w:t>• A passive index approach does not seek to outperform the market and will move with it, including in falling markets.</w:t>
+              <w:br/>
+              <w:t>• Index funds carry the normal market and investment risks; values may fall.</w:t>
+            </w:r>
+          </w:p>
+        </w:tc>
+      </w:tr>
+      <w:tr>
+        <w:tc>
+          <w:tcPr>
+            <w:tcW w:type="dxa" w:w="5256"/>
+            <w:shd w:val="clear" w:fill="E5F4F6"/>
+          </w:tcPr>
+          <w:p>
+            <w:r>
+              <w:rPr>
+                <w:b/>
+                <w:color w:val="0C2E3F"/>
+                <w:sz w:val="17"/>
+              </w:rPr>
+              <w:t>Alternatives (bullets)</w:t>
+            </w:r>
+          </w:p>
+        </w:tc>
+        <w:tc>
+          <w:tcPr>
+            <w:tcW w:type="dxa" w:w="5256"/>
+          </w:tcPr>
+          <w:p>
+            <w:r>
+              <w:rPr>
+                <w:sz w:val="19"/>
+              </w:rPr>
+              <w:t>• While the recommended Vanguard [High Growth] Index Fund has higher ongoing management fees than the iShares Enhanced Strategic Growth Fund, the iShares manager has yet to demonstrate an ability to consistently add value, and the iShares fund would expose your portfolio to fund-manager risk whereas the Vanguard index fund does not.</w:t>
+              <w:br/>
+              <w:t>• Retain the CARE actively managed portfolio — discounted where the client prefers a lower-cost passive index approach.</w:t>
             </w:r>
           </w:p>
         </w:tc>
@@ -12913,10 +13553,13 @@
           <w:p>
             <w:r>
               <w:rPr>
-                <w:color w:val="B8860B"/>
-                <w:sz w:val="19"/>
-              </w:rPr>
-              <w:t>We recommend you convert your existing superannuation to a new Account-Based Pension and rebalance in line with your risk profile using the CARE philosophy, drawing a pension of approximately $XXX p.a.</w:t>
+                <w:sz w:val="19"/>
+              </w:rPr>
+              <w:t>We recommend you establish a new Transition to Retirement (TTR) pension account through your existing [Hub24 Super] platform and invest in line with your risk profile using the CARE Philosophy.</w:t>
+              <w:br/>
+              <w:t>We recommend you roll over the full balance from your existing [Fund] (Accumulation) account into your new TTR pension account.</w:t>
+              <w:br/>
+              <w:t>We recommend you withdraw the maximum allowable 10% of your TTR account balance as a lump sum each financial year — approximately $XXX per annum.</w:t>
             </w:r>
           </w:p>
         </w:tc>
@@ -12945,10 +13588,9 @@
           <w:p>
             <w:r>
               <w:rPr>
-                <w:color w:val="B8860B"/>
-                <w:sz w:val="19"/>
-              </w:rPr>
-              <w:t>Commencing a pension provides tax‑free investment earnings within the fund and a tax‑effective income stream to fund your retirement.</w:t>
+                <w:sz w:val="19"/>
+              </w:rPr>
+              <w:t>Investment earnings within a TTR account are tax-free, and as you are over age 60 all income payments from the TTR pension are also tax-free, supplementing your cashflow while you remain employed.</w:t>
             </w:r>
           </w:p>
         </w:tc>
@@ -12977,14 +13619,13 @@
           <w:p>
             <w:r>
               <w:rPr>
-                <w:color w:val="B8860B"/>
-                <w:sz w:val="19"/>
-              </w:rPr>
-              <w:t>• Rolling over your accumulation balance to a pension account means all future earnings within the fund will be tax free.</w:t>
+                <w:sz w:val="19"/>
+              </w:rPr>
+              <w:t>• Your superannuation will be invested in line with your risk profile and will help you achieve your goal of maximising your superannuation for retirement while being managed on your behalf.</w:t>
               <w:br/>
-              <w:t>• Drawing an income stream will provide you with the funds required to maintain your lifestyle in line with your retirement goals.</w:t>
+              <w:t>• Investment earnings within a TTR account are tax-free, and as you are over age 60, all income payments received from the TTR pension will also be tax-free.</w:t>
               <w:br/>
-              <w:t>• Funding your lifestyle in this manner ensures you are drawing down your retirement capital in the most tax-efficient manner.</w:t>
+              <w:t>• Drawing an income stream will provide you with the funds required to support your cashflow requirements.</w:t>
             </w:r>
           </w:p>
         </w:tc>
@@ -13013,12 +13654,13 @@
           <w:p>
             <w:r>
               <w:rPr>
-                <w:color w:val="B8860B"/>
-                <w:sz w:val="19"/>
-              </w:rPr>
-              <w:t>• Amounts moved to pension phase count toward your transfer balance cap.</w:t>
+                <w:sz w:val="19"/>
+              </w:rPr>
+              <w:t>• A TTR strategy is primarily designed to supplement your income while you remain employed. It should be reviewed annually to ensure it continues to meet your income needs, remains aligned with your retirement objectives, and reflects any future legislative changes affecting TTR pension rules.</w:t>
               <w:br/>
-              <w:t>• Minimum annual pension payments must be drawn; legislation may change.</w:t>
+              <w:t>• Withdrawing funds now will reduce the amount available when you convert your TTR pension to a full retirement pension.</w:t>
+              <w:br/>
+              <w:t>• There is the normal risk of markets falling and unforeseen circumstances requiring you to draw funds when markets are down.</w:t>
             </w:r>
           </w:p>
         </w:tc>
@@ -13047,10 +13689,9 @@
           <w:p>
             <w:r>
               <w:rPr>
-                <w:color w:val="B8860B"/>
-                <w:sz w:val="19"/>
-              </w:rPr>
-              <w:t>• Remain in accumulation phase — discounted as it forgoes the tax‑free earnings available in pension phase.</w:t>
+                <w:sz w:val="19"/>
+              </w:rPr>
+              <w:t>• We considered rolling over your full [existing] super account and rolling over 100% of the balance to the existing [Hub24] Super fund, however we discounted this strategy in order to maintain your insurance cover held within your existing super account.</w:t>
             </w:r>
           </w:p>
         </w:tc>
@@ -22069,6 +22710,8 @@
                 <w:sz w:val="19"/>
               </w:rPr>
               <w:t>• A non-lapsing binding nomination binds the trustee to pay your super death benefit according to your wishes and remains in force until amended or revoked (subject to the fund's Trust Deed).</w:t>
+              <w:br/>
+              <w:t>• Death benefit payment option — you can nominate dependants under the non-lapsing binding election, or you can select an automatic reversionary pension under the pension plan.</w:t>
             </w:r>
           </w:p>
         </w:tc>

--- a/MWS_SOA_WordBank_Template.docx
+++ b/MWS_SOA_WordBank_Template.docx
@@ -5043,10 +5043,9 @@
           <w:p>
             <w:r>
               <w:rPr>
-                <w:color w:val="B8860B"/>
-                <w:sz w:val="19"/>
-              </w:rPr>
-              <w:t>We recommend you use your inheritance of {amt} to reduce your home loan.</w:t>
+                <w:sz w:val="19"/>
+              </w:rPr>
+              <w:t>We recommend you use $XXX of your anticipated inheritance to pay down your home loan [after your fixed rate has expired], and retain $XXX of your inheritance in your offset account to cover [expected home renovations / an emergency buffer].</w:t>
             </w:r>
           </w:p>
         </w:tc>
@@ -5075,10 +5074,9 @@
           <w:p>
             <w:r>
               <w:rPr>
-                <w:color w:val="B8860B"/>
-                <w:sz w:val="19"/>
-              </w:rPr>
-              <w:t>Applying your inheritance to your home loan reduces non‑deductible debt, lowers your interest cost and releases equity for future investment.</w:t>
+                <w:sz w:val="19"/>
+              </w:rPr>
+              <w:t>Applying your inheritance to your home loan reduces non-deductible debt and interest cost, while retaining a portion in offset keeps funds accessible for planned expenses.</w:t>
             </w:r>
           </w:p>
         </w:tc>
@@ -5107,10 +5105,11 @@
           <w:p>
             <w:r>
               <w:rPr>
-                <w:color w:val="B8860B"/>
-                <w:sz w:val="19"/>
-              </w:rPr>
-              <w:t>• Reduces bad (non‑deductible) debt, improves cashflow and brings forward the date your home loan is repaid.</w:t>
+                <w:sz w:val="19"/>
+              </w:rPr>
+              <w:t>• Reduces bad (non-deductible) debt, improving cashflow and bringing forward the date your home loan is repaid.</w:t>
+              <w:br/>
+              <w:t>• Retaining a portion in the offset keeps funds accessible for planned costs (e.g. renovations) while still reducing home loan interest.</w:t>
             </w:r>
           </w:p>
         </w:tc>
@@ -5139,10 +5138,11 @@
           <w:p>
             <w:r>
               <w:rPr>
-                <w:color w:val="B8860B"/>
-                <w:sz w:val="19"/>
-              </w:rPr>
-              <w:t>• Applying the funds to debt reduces your available liquidity; consider retaining an appropriate cash buffer for emergencies.</w:t>
+                <w:sz w:val="19"/>
+              </w:rPr>
+              <w:t>• Applying funds to debt reduces your available liquidity; retaining an appropriate offset buffer mitigates this.</w:t>
+              <w:br/>
+              <w:t>• If a fixed rate applies, break costs may arise from paying down before the fixed term expires — time the repayment for after the fixed rate expires.</w:t>
             </w:r>
           </w:p>
         </w:tc>
@@ -5171,10 +5171,9 @@
           <w:p>
             <w:r>
               <w:rPr>
-                <w:color w:val="B8860B"/>
-                <w:sz w:val="19"/>
-              </w:rPr>
-              <w:t>• We considered investing the inheritance instead of reducing the home loan. This was not recommended as reducing non‑deductible debt provides a certain, tax‑effective return equal to your home loan interest rate.</w:t>
+                <w:sz w:val="19"/>
+              </w:rPr>
+              <w:t>• Invest the inheritance instead of reducing the home loan — discounted where reducing non-deductible debt provides a certain, tax-effective return equal to your home loan rate.</w:t>
             </w:r>
           </w:p>
         </w:tc>
@@ -12333,9 +12332,9 @@
               <w:rPr>
                 <w:sz w:val="19"/>
               </w:rPr>
-              <w:t>• Preserves the guaranteed/defined benefit entitlement and any valuable insurance held in the scheme.</w:t>
+              <w:t>• Preserves the guaranteed/defined-benefit entitlement and any valuable insurance held in the scheme.</w:t>
               <w:br/>
-              <w:t>• Continuing concessional contributions helps reduce the effect of fees/premiums and provides net tax savings of approximately $XXX p.a.</w:t>
+              <w:t>• Where the DB fund provides inbuilt Life and Income Protection benefits, these are retained as there is no premium cost charged to you for these benefits.</w:t>
             </w:r>
           </w:p>
         </w:tc>
@@ -12366,6 +12365,8 @@
               <w:rPr>
                 <w:sz w:val="19"/>
               </w:rPr>
+              <w:t>• Due to restrictions within the fund (Defined Benefit portion) — and because the benefit is determined by a formula — we are unable to make any changes or provide advice on this; it is scoped out.</w:t>
+              <w:br/>
               <w:t>• Defined benefit entitlements are subject to specific scheme rules, preservation requirements and legislative considerations which differ from accumulation funds.</w:t>
             </w:r>
           </w:p>
@@ -12682,7 +12683,9 @@
               <w:rPr>
                 <w:sz w:val="19"/>
               </w:rPr>
-              <w:t>• We have scoped out your Military Super (Defined Benefit) as these funds are not accessible until a condition of release is met nor can they be rolled over to another fund.</w:t>
+              <w:t>• You are required to retain the defined benefit portion in your existing Military Super fund (Employer Benefit portion) as you are unable to access this until age 55 — it is scoped out of this advice.</w:t>
+              <w:br/>
+              <w:t>• These funds are not accessible until a condition of release is met, nor can they be rolled over to another fund.</w:t>
             </w:r>
           </w:p>
         </w:tc>
@@ -23778,7 +23781,7 @@
           <w:color w:val="5B6B76"/>
           <w:sz w:val="18"/>
         </w:rPr>
-        <w:t>DRAFT — none of the 10 sample SOAs used a company/bucket company/trust as the ADVICE ENTITY (the family trust was always scoped out). Please send an SOA where the entity IS the client so I can replace these with your real wording.</w:t>
+        <w:t>DRAFT — across 26 sample MWS SOAs, NO company/bucket company or family/discretionary trust ever appears as the advice CLIENT or asset owner; the only non-individual entity is an SMSF with a corporate trustee (e.g. 'KENZIE PTY LTD ATF The Trustee for Clooneyfund'). If MWS writes company/trust-as-client SOAs, please send one; otherwise these rows can be filled from your standard wording.</w:t>
       </w:r>
     </w:p>
     <w:tbl>

--- a/MWS_SOA_WordBank_Template.docx
+++ b/MWS_SOA_WordBank_Template.docx
@@ -8950,7 +8950,7 @@
               <w:rPr>
                 <w:sz w:val="19"/>
               </w:rPr>
-              <w:t>Investment bond scoped (NOTE: no real recommendation found in 21 sample SOAs — please verify wording)</w:t>
+              <w:t>Investment bond scoped (commonly for children's education / high-income earners)</w:t>
             </w:r>
           </w:p>
         </w:tc>
@@ -9010,10 +9010,13 @@
           <w:p>
             <w:r>
               <w:rPr>
-                <w:color w:val="B8860B"/>
-                <w:sz w:val="19"/>
-              </w:rPr>
-              <w:t>We recommend you establish a new investment bond and invest $XXX initially and $XXX per month, invested in line with your risk profile.</w:t>
+                <w:sz w:val="19"/>
+              </w:rPr>
+              <w:t>We recommend you establish [a new investment bond / two new investment bonds for each of your children] through the Generation Life – Life Builder Investment Bond platform and invest in line with your risk profile.</w:t>
+              <w:br/>
+              <w:t>You will be able to nominate [child/beneficiary] as the beneficiary of this account.</w:t>
+              <w:br/>
+              <w:t>We recommend you invest the funds into the following investment options: [e.g. Vanguard Growth Portfolio – 100%].</w:t>
             </w:r>
           </w:p>
         </w:tc>
@@ -9042,10 +9045,9 @@
           <w:p>
             <w:r>
               <w:rPr>
-                <w:color w:val="B8860B"/>
-                <w:sz w:val="19"/>
-              </w:rPr>
-              <w:t>An investment bond provides a tax‑effective, long‑term investment structure that becomes tax paid after 10 years.</w:t>
+                <w:sz w:val="19"/>
+              </w:rPr>
+              <w:t>An investment bond provides a tax-effective, long-term structure (earnings taxed within the bond at a maximum of 30%, with no tax payable on withdrawals subject to the 10-year rule), ideal for accumulating for your children's future.</w:t>
             </w:r>
           </w:p>
         </w:tc>
@@ -9074,12 +9076,13 @@
           <w:p>
             <w:r>
               <w:rPr>
-                <w:color w:val="B8860B"/>
-                <w:sz w:val="19"/>
-              </w:rPr>
-              <w:t>• Earnings are taxed within the bond at up to 30% (not your marginal rate), and after 10 years withdrawals are tax‑free.</w:t>
+                <w:sz w:val="19"/>
+              </w:rPr>
+              <w:t>• Earnings within the bond are taxed at a maximum of 30% (not your marginal rate), and there is no tax payable on future withdrawals subject to the 10-year rule.</w:t>
               <w:br/>
-              <w:t>• Useful for high‑income earners and for estate/education planning, with no contribution cap (subject to the 125% rule).</w:t>
+              <w:t>• You can nominate your child / beneficiary on the account, making it a tax-effective vehicle to accumulate for their future (e.g. education).</w:t>
+              <w:br/>
+              <w:t>• The recommended index funds aim to track particular market indices — a passive, cost-effective way to gain broad, diversified market exposure, reducing overall risk.</w:t>
             </w:r>
           </w:p>
         </w:tc>
@@ -9108,14 +9111,15 @@
           <w:p>
             <w:r>
               <w:rPr>
-                <w:color w:val="B8860B"/>
-                <w:sz w:val="19"/>
-              </w:rPr>
-              <w:t>• If you withdraw within the first 10 years some of the profits will be assessable, although you receive a 30% tax offset on the assessable amount.</w:t>
+                <w:sz w:val="19"/>
+              </w:rPr>
+              <w:t>• If you withdraw part or all of your investment bond prior to the 10th year, some of the profits will be assessable to you, although you will receive a 30% tax offset equal to the assessable amount.</w:t>
               <w:br/>
-              <w:t>• If you contribute more than 125% of the previous year's contributions, the 10‑year period restarts.</w:t>
+              <w:t>• If you contribute more than 125% of the previous year's contributions, the 10-year period will restart (this applies where, for example, you make no contribution in a year and then later look to make further contributions).</w:t>
               <w:br/>
-              <w:t>• Investment bonds involve investment risk and do not guarantee returns; you may pay a buy/sell spread.</w:t>
+              <w:t>• You may pay a buy/sell spread and switching fees; there are fees and costs associated with using an investment bond.</w:t>
+              <w:br/>
+              <w:t>• Investment bonds involve some investment risk and do not guarantee your returns; values may fall. By investing instead of holding cash you lose capital stability and access to the government deposit guarantee up to $250,000.</w:t>
             </w:r>
           </w:p>
         </w:tc>
@@ -9144,12 +9148,13 @@
           <w:p>
             <w:r>
               <w:rPr>
-                <w:color w:val="B8860B"/>
-                <w:sz w:val="19"/>
-              </w:rPr>
-              <w:t>• Invest via a standard investment account — discounted where the client's marginal tax rate makes the bond's tax structure advantageous.</w:t>
+                <w:sz w:val="19"/>
+              </w:rPr>
+              <w:t>• Hold the funds in cash (a cash management trust or savings account) for your children — discounted as, over the medium to long term, a managed investment provides greater opportunity for capital growth than holding cash.</w:t>
               <w:br/>
-              <w:t>• Contribute to superannuation — discounted where accessibility before preservation age is required.</w:t>
+              <w:t>• Invest via an ordinary investment platform for your children — discounted as you would not receive the same tax benefits (earnings taxed at a maximum of 30% and no tax payable on future withdrawals, subject to the 10-year rule).</w:t>
+              <w:br/>
+              <w:t>• We completed a price comparison between Generation Life, Australian Unity and Centuria investment bonds. Generation Life was the most cost-effective platform.</w:t>
             </w:r>
           </w:p>
         </w:tc>

--- a/MWS_SOA_WordBank_Template.docx
+++ b/MWS_SOA_WordBank_Template.docx
@@ -10448,6 +10448,326 @@
       </w:tr>
     </w:tbl>
     <w:p/>
+    <w:tbl>
+      <w:tblPr>
+        <w:tblStyle w:val="TableGrid"/>
+        <w:tblW w:type="auto" w:w="0"/>
+        <w:jc w:val="left"/>
+        <w:tblLayout w:type="fixed"/>
+        <w:tblLook w:firstColumn="1" w:firstRow="1" w:lastColumn="0" w:lastRow="0" w:noHBand="0" w:noVBand="1" w:val="04A0"/>
+      </w:tblPr>
+      <w:tblGrid>
+        <w:gridCol w:w="5256"/>
+        <w:gridCol w:w="5256"/>
+      </w:tblGrid>
+      <w:tr>
+        <w:tc>
+          <w:tcPr>
+            <w:tcW w:type="dxa" w:w="10080"/>
+            <w:gridSpan w:val="2"/>
+            <w:shd w:val="clear" w:fill="0C2E3F"/>
+          </w:tcPr>
+          <w:p>
+            <w:r>
+              <w:rPr>
+                <w:b/>
+                <w:color w:val="FFFFFF"/>
+                <w:sz w:val="22"/>
+              </w:rPr>
+              <w:t>● Money on the move — tactical dollar-cost averaging acceleration</w:t>
+            </w:r>
+          </w:p>
+        </w:tc>
+      </w:tr>
+      <w:tr>
+        <w:tc>
+          <w:tcPr>
+            <w:tcW w:type="dxa" w:w="5256"/>
+            <w:shd w:val="clear" w:fill="E5F4F6"/>
+          </w:tcPr>
+          <w:p>
+            <w:r>
+              <w:rPr>
+                <w:b/>
+                <w:color w:val="0C2E3F"/>
+                <w:sz w:val="17"/>
+              </w:rPr>
+              <w:t>Trigger phrases (how it's written in the advice request)</w:t>
+            </w:r>
+          </w:p>
+        </w:tc>
+        <w:tc>
+          <w:tcPr>
+            <w:tcW w:type="dxa" w:w="5256"/>
+          </w:tcPr>
+          <w:p>
+            <w:r>
+              <w:rPr>
+                <w:sz w:val="19"/>
+              </w:rPr>
+              <w:t>• money on the move</w:t>
+              <w:br/>
+              <w:t>• accelerate dca</w:t>
+              <w:br/>
+              <w:t>• bring forward dollar cost averaging</w:t>
+              <w:br/>
+              <w:t>• tactical dca</w:t>
+            </w:r>
+          </w:p>
+        </w:tc>
+      </w:tr>
+      <w:tr>
+        <w:tc>
+          <w:tcPr>
+            <w:tcW w:type="dxa" w:w="5256"/>
+            <w:shd w:val="clear" w:fill="E5F4F6"/>
+          </w:tcPr>
+          <w:p>
+            <w:r>
+              <w:rPr>
+                <w:b/>
+                <w:color w:val="0C2E3F"/>
+                <w:sz w:val="17"/>
+              </w:rPr>
+              <w:t>Always-on / Tailored</w:t>
+            </w:r>
+          </w:p>
+        </w:tc>
+        <w:tc>
+          <w:tcPr>
+            <w:tcW w:type="dxa" w:w="5256"/>
+          </w:tcPr>
+          <w:p>
+            <w:r>
+              <w:rPr>
+                <w:sz w:val="19"/>
+              </w:rPr>
+              <w:t>Tailored (overlay on regular investment)</w:t>
+            </w:r>
+          </w:p>
+        </w:tc>
+      </w:tr>
+      <w:tr>
+        <w:tc>
+          <w:tcPr>
+            <w:tcW w:type="dxa" w:w="5256"/>
+            <w:shd w:val="clear" w:fill="E5F4F6"/>
+          </w:tcPr>
+          <w:p>
+            <w:r>
+              <w:rPr>
+                <w:b/>
+                <w:color w:val="0C2E3F"/>
+                <w:sz w:val="17"/>
+              </w:rPr>
+              <w:t>Scope gate (only show if…)</w:t>
+            </w:r>
+          </w:p>
+        </w:tc>
+        <w:tc>
+          <w:tcPr>
+            <w:tcW w:type="dxa" w:w="5256"/>
+          </w:tcPr>
+          <w:p>
+            <w:r>
+              <w:rPr>
+                <w:sz w:val="19"/>
+              </w:rPr>
+              <w:t>Regular investment / DCA scoped</w:t>
+            </w:r>
+          </w:p>
+        </w:tc>
+      </w:tr>
+      <w:tr>
+        <w:tc>
+          <w:tcPr>
+            <w:tcW w:type="dxa" w:w="5256"/>
+            <w:shd w:val="clear" w:fill="E5F4F6"/>
+          </w:tcPr>
+          <w:p>
+            <w:r>
+              <w:rPr>
+                <w:b/>
+                <w:color w:val="0C2E3F"/>
+                <w:sz w:val="17"/>
+              </w:rPr>
+              <w:t>Figures it pulls ($ / %)</w:t>
+            </w:r>
+          </w:p>
+        </w:tc>
+        <w:tc>
+          <w:tcPr>
+            <w:tcW w:type="dxa" w:w="5256"/>
+          </w:tcPr>
+          <w:p>
+            <w:r>
+              <w:rPr>
+                <w:sz w:val="19"/>
+              </w:rPr>
+              <w:t>1 month of DCA brought forward per 5% market drop</w:t>
+            </w:r>
+          </w:p>
+        </w:tc>
+      </w:tr>
+      <w:tr>
+        <w:tc>
+          <w:tcPr>
+            <w:tcW w:type="dxa" w:w="5256"/>
+            <w:shd w:val="clear" w:fill="E5F4F6"/>
+          </w:tcPr>
+          <w:p>
+            <w:r>
+              <w:rPr>
+                <w:b/>
+                <w:color w:val="0C2E3F"/>
+                <w:sz w:val="17"/>
+              </w:rPr>
+              <w:t>Summary – Strategies line</w:t>
+            </w:r>
+          </w:p>
+        </w:tc>
+        <w:tc>
+          <w:tcPr>
+            <w:tcW w:type="dxa" w:w="5256"/>
+          </w:tcPr>
+          <w:p>
+            <w:r>
+              <w:rPr>
+                <w:sz w:val="19"/>
+              </w:rPr>
+              <w:t>As per the money-on-the-move framework, for every 5% drop in the market we may bring forward one month's dollar-cost averaging to ensure your funds are invested as efficiently as possible.</w:t>
+            </w:r>
+          </w:p>
+        </w:tc>
+      </w:tr>
+      <w:tr>
+        <w:tc>
+          <w:tcPr>
+            <w:tcW w:type="dxa" w:w="5256"/>
+            <w:shd w:val="clear" w:fill="E5F4F6"/>
+          </w:tcPr>
+          <w:p>
+            <w:r>
+              <w:rPr>
+                <w:b/>
+                <w:color w:val="0C2E3F"/>
+                <w:sz w:val="17"/>
+              </w:rPr>
+              <w:t>Summary – Outcomes line</w:t>
+            </w:r>
+          </w:p>
+        </w:tc>
+        <w:tc>
+          <w:tcPr>
+            <w:tcW w:type="dxa" w:w="5256"/>
+          </w:tcPr>
+          <w:p>
+            <w:r>
+              <w:rPr>
+                <w:sz w:val="19"/>
+              </w:rPr>
+              <w:t>Capital is deployed faster during market falls, improving the average entry price across your dollar-cost-averaging program.</w:t>
+            </w:r>
+          </w:p>
+        </w:tc>
+      </w:tr>
+      <w:tr>
+        <w:tc>
+          <w:tcPr>
+            <w:tcW w:type="dxa" w:w="5256"/>
+            <w:shd w:val="clear" w:fill="E5F4F6"/>
+          </w:tcPr>
+          <w:p>
+            <w:r>
+              <w:rPr>
+                <w:b/>
+                <w:color w:val="0C2E3F"/>
+                <w:sz w:val="17"/>
+              </w:rPr>
+              <w:t>Why / In line with your goals (bullets)</w:t>
+            </w:r>
+          </w:p>
+        </w:tc>
+        <w:tc>
+          <w:tcPr>
+            <w:tcW w:type="dxa" w:w="5256"/>
+          </w:tcPr>
+          <w:p>
+            <w:r>
+              <w:rPr>
+                <w:sz w:val="19"/>
+              </w:rPr>
+              <w:t>• Bringing forward scheduled investments during market falls allows you to invest at lower prices, improving long-term efficiency of the dollar-cost-averaging approach.</w:t>
+            </w:r>
+          </w:p>
+        </w:tc>
+      </w:tr>
+      <w:tr>
+        <w:tc>
+          <w:tcPr>
+            <w:tcW w:type="dxa" w:w="5256"/>
+            <w:shd w:val="clear" w:fill="E5F4F6"/>
+          </w:tcPr>
+          <w:p>
+            <w:r>
+              <w:rPr>
+                <w:b/>
+                <w:color w:val="0C2E3F"/>
+                <w:sz w:val="17"/>
+              </w:rPr>
+              <w:t>Risks &amp; Disadvantages (bullets)</w:t>
+            </w:r>
+          </w:p>
+        </w:tc>
+        <w:tc>
+          <w:tcPr>
+            <w:tcW w:type="dxa" w:w="5256"/>
+          </w:tcPr>
+          <w:p>
+            <w:r>
+              <w:rPr>
+                <w:sz w:val="19"/>
+              </w:rPr>
+              <w:t>• Markets may fall further after funds are deployed; accelerating investment increases short-term exposure to further declines.</w:t>
+              <w:br/>
+              <w:t>• The framework is a guideline applied at our discretion, not a guarantee of improved returns.</w:t>
+            </w:r>
+          </w:p>
+        </w:tc>
+      </w:tr>
+      <w:tr>
+        <w:tc>
+          <w:tcPr>
+            <w:tcW w:type="dxa" w:w="5256"/>
+            <w:shd w:val="clear" w:fill="E5F4F6"/>
+          </w:tcPr>
+          <w:p>
+            <w:r>
+              <w:rPr>
+                <w:b/>
+                <w:color w:val="0C2E3F"/>
+                <w:sz w:val="17"/>
+              </w:rPr>
+              <w:t>Alternatives (bullets)</w:t>
+            </w:r>
+          </w:p>
+        </w:tc>
+        <w:tc>
+          <w:tcPr>
+            <w:tcW w:type="dxa" w:w="5256"/>
+          </w:tcPr>
+          <w:p>
+            <w:r>
+              <w:rPr>
+                <w:sz w:val="19"/>
+              </w:rPr>
+              <w:t>• Maintain a fixed dollar-cost-averaging schedule regardless of market movements — discounted as it forgoes the opportunity to invest at lower prices during falls.</w:t>
+            </w:r>
+          </w:p>
+        </w:tc>
+      </w:tr>
+    </w:tbl>
+    <w:p/>
     <w:p>
       <w:pPr>
         <w:spacing w:after="120" w:before="200"/>
@@ -15509,10 +15829,9 @@
           <w:p>
             <w:r>
               <w:rPr>
-                <w:color w:val="B8860B"/>
-                <w:sz w:val="19"/>
-              </w:rPr>
-              <w:t>We recommend you make a non-concessional (after-tax) contribution of $XXX to superannuation.</w:t>
+                <w:sz w:val="19"/>
+              </w:rPr>
+              <w:t>This financial year, we recommend withdrawing [$amount] from your existing pension account and re-contributing it as a once-off non-concessional contribution as part of a re-contribution strategy. Next financial year, we recommend utilising the bring-forward rule to make a further non-concessional contribution of up to [$cap].</w:t>
             </w:r>
           </w:p>
         </w:tc>
@@ -15541,10 +15860,9 @@
           <w:p>
             <w:r>
               <w:rPr>
-                <w:color w:val="B8860B"/>
-                <w:sz w:val="19"/>
-              </w:rPr>
-              <w:t>Moving after‑tax savings into super grows them in a low‑tax environment for retirement.</w:t>
+                <w:sz w:val="19"/>
+              </w:rPr>
+              <w:t>Increasing the tax-free proportion of your superannuation reduces potential tax payable on death benefits, particularly for non-tax-dependant beneficiaries such as your adult children.</w:t>
             </w:r>
           </w:p>
         </w:tc>
@@ -15573,12 +15891,13 @@
           <w:p>
             <w:r>
               <w:rPr>
-                <w:color w:val="B8860B"/>
-                <w:sz w:val="19"/>
-              </w:rPr>
-              <w:t>• Boosts your retirement savings in the concessionally taxed super environment.</w:t>
+                <w:sz w:val="19"/>
+              </w:rPr>
+              <w:t>• Your existing pension comprises a taxable and a tax-free component. Withdrawing funds and re-contributing them as non-concessional contributions increases the tax-free proportion of your superannuation over time and improves overall tax efficiency.</w:t>
               <w:br/>
-              <w:t>• Earnings are taxed at up to 15% rather than your marginal rate.</w:t>
+              <w:t>• It is expected to reduce potential tax payable on death benefits, particularly for non-tax-dependant beneficiaries such as adult children.</w:t>
+              <w:br/>
+              <w:t>• The strategy allows for optimal use of your available non-concessional contribution caps, including the bring-forward rule, to enhance long-term outcomes.</w:t>
             </w:r>
           </w:p>
         </w:tc>
@@ -15607,12 +15926,13 @@
           <w:p>
             <w:r>
               <w:rPr>
-                <w:color w:val="B8860B"/>
-                <w:sz w:val="19"/>
-              </w:rPr>
-              <w:t>• Non‑concessional contributions are subject to an annual cap (and eligibility depends on your total super balance); exceeding the cap results in additional tax.</w:t>
+                <w:sz w:val="19"/>
+              </w:rPr>
+              <w:t>• There is a risk that you don't follow or stick with the strategy, particularly at market extremes.</w:t>
               <w:br/>
-              <w:t>• Contributions are preserved until a condition of release is met.</w:t>
+              <w:t>• If you don't communicate changes in your circumstances, goals and objectives to us, your portfolio may no longer be appropriate.</w:t>
+              <w:br/>
+              <w:t>• The underlying investments within super are invested in investment funds. This involves some investment risk and does not guarantee your returns — values may fall from time to time.</w:t>
             </w:r>
           </w:p>
         </w:tc>
@@ -15641,10 +15961,9 @@
           <w:p>
             <w:r>
               <w:rPr>
-                <w:color w:val="B8860B"/>
-                <w:sz w:val="19"/>
-              </w:rPr>
-              <w:t>• Retain the funds outside super — discounted where the concessional tax treatment within super better meets the goal.</w:t>
+                <w:sz w:val="19"/>
+              </w:rPr>
+              <w:t>• Retain your existing pension account with current funds allocation. I discounted this strategy as the existing account has a high taxable component which makes your super less tax-effective as a wealth-transfer tool — compared to the tax-free component, it creates a larger tax liability for beneficiaries.</w:t>
             </w:r>
           </w:p>
         </w:tc>
@@ -17867,6 +18186,326 @@
                 <w:sz w:val="19"/>
               </w:rPr>
               <w:t>• Retain the proceeds outside super — discounted where the concessional super environment better meets your retirement goal.</w:t>
+            </w:r>
+          </w:p>
+        </w:tc>
+      </w:tr>
+    </w:tbl>
+    <w:p/>
+    <w:tbl>
+      <w:tblPr>
+        <w:tblStyle w:val="TableGrid"/>
+        <w:tblW w:type="auto" w:w="0"/>
+        <w:jc w:val="left"/>
+        <w:tblLayout w:type="fixed"/>
+        <w:tblLook w:firstColumn="1" w:firstRow="1" w:lastColumn="0" w:lastRow="0" w:noHBand="0" w:noVBand="1" w:val="04A0"/>
+      </w:tblPr>
+      <w:tblGrid>
+        <w:gridCol w:w="5256"/>
+        <w:gridCol w:w="5256"/>
+      </w:tblGrid>
+      <w:tr>
+        <w:tc>
+          <w:tcPr>
+            <w:tcW w:type="dxa" w:w="10080"/>
+            <w:gridSpan w:val="2"/>
+            <w:shd w:val="clear" w:fill="0C2E3F"/>
+          </w:tcPr>
+          <w:p>
+            <w:r>
+              <w:rPr>
+                <w:b/>
+                <w:color w:val="FFFFFF"/>
+                <w:sz w:val="22"/>
+              </w:rPr>
+              <w:t>● Contributions reserving strategy (double concessional cap before age 67)</w:t>
+            </w:r>
+          </w:p>
+        </w:tc>
+      </w:tr>
+      <w:tr>
+        <w:tc>
+          <w:tcPr>
+            <w:tcW w:type="dxa" w:w="5256"/>
+            <w:shd w:val="clear" w:fill="E5F4F6"/>
+          </w:tcPr>
+          <w:p>
+            <w:r>
+              <w:rPr>
+                <w:b/>
+                <w:color w:val="0C2E3F"/>
+                <w:sz w:val="17"/>
+              </w:rPr>
+              <w:t>Trigger phrases (how it's written in the advice request)</w:t>
+            </w:r>
+          </w:p>
+        </w:tc>
+        <w:tc>
+          <w:tcPr>
+            <w:tcW w:type="dxa" w:w="5256"/>
+          </w:tcPr>
+          <w:p>
+            <w:r>
+              <w:rPr>
+                <w:sz w:val="19"/>
+              </w:rPr>
+              <w:t>• contribution reserving</w:t>
+              <w:br/>
+              <w:t>• contributions reserving</w:t>
+              <w:br/>
+              <w:t>• reserve contribution</w:t>
+              <w:br/>
+              <w:t>• double concessional cap</w:t>
+            </w:r>
+          </w:p>
+        </w:tc>
+      </w:tr>
+      <w:tr>
+        <w:tc>
+          <w:tcPr>
+            <w:tcW w:type="dxa" w:w="5256"/>
+            <w:shd w:val="clear" w:fill="E5F4F6"/>
+          </w:tcPr>
+          <w:p>
+            <w:r>
+              <w:rPr>
+                <w:b/>
+                <w:color w:val="0C2E3F"/>
+                <w:sz w:val="17"/>
+              </w:rPr>
+              <w:t>Always-on / Tailored</w:t>
+            </w:r>
+          </w:p>
+        </w:tc>
+        <w:tc>
+          <w:tcPr>
+            <w:tcW w:type="dxa" w:w="5256"/>
+          </w:tcPr>
+          <w:p>
+            <w:r>
+              <w:rPr>
+                <w:sz w:val="19"/>
+              </w:rPr>
+              <w:t>Tailored</w:t>
+            </w:r>
+          </w:p>
+        </w:tc>
+      </w:tr>
+      <w:tr>
+        <w:tc>
+          <w:tcPr>
+            <w:tcW w:type="dxa" w:w="5256"/>
+            <w:shd w:val="clear" w:fill="E5F4F6"/>
+          </w:tcPr>
+          <w:p>
+            <w:r>
+              <w:rPr>
+                <w:b/>
+                <w:color w:val="0C2E3F"/>
+                <w:sz w:val="17"/>
+              </w:rPr>
+              <w:t>Scope gate (only show if…)</w:t>
+            </w:r>
+          </w:p>
+        </w:tc>
+        <w:tc>
+          <w:tcPr>
+            <w:tcW w:type="dxa" w:w="5256"/>
+          </w:tcPr>
+          <w:p>
+            <w:r>
+              <w:rPr>
+                <w:sz w:val="19"/>
+              </w:rPr>
+              <w:t>Super contributions scoped; client under 67 with capacity</w:t>
+            </w:r>
+          </w:p>
+        </w:tc>
+      </w:tr>
+      <w:tr>
+        <w:tc>
+          <w:tcPr>
+            <w:tcW w:type="dxa" w:w="5256"/>
+            <w:shd w:val="clear" w:fill="E5F4F6"/>
+          </w:tcPr>
+          <w:p>
+            <w:r>
+              <w:rPr>
+                <w:b/>
+                <w:color w:val="0C2E3F"/>
+                <w:sz w:val="17"/>
+              </w:rPr>
+              <w:t>Figures it pulls ($ / %)</w:t>
+            </w:r>
+          </w:p>
+        </w:tc>
+        <w:tc>
+          <w:tcPr>
+            <w:tcW w:type="dxa" w:w="5256"/>
+          </w:tcPr>
+          <w:p>
+            <w:r>
+              <w:rPr>
+                <w:sz w:val="19"/>
+              </w:rPr>
+              <w:t>Concessional cap × 2 (current + next FY)</w:t>
+            </w:r>
+          </w:p>
+        </w:tc>
+      </w:tr>
+      <w:tr>
+        <w:tc>
+          <w:tcPr>
+            <w:tcW w:type="dxa" w:w="5256"/>
+            <w:shd w:val="clear" w:fill="E5F4F6"/>
+          </w:tcPr>
+          <w:p>
+            <w:r>
+              <w:rPr>
+                <w:b/>
+                <w:color w:val="0C2E3F"/>
+                <w:sz w:val="17"/>
+              </w:rPr>
+              <w:t>Summary – Strategies line</w:t>
+            </w:r>
+          </w:p>
+        </w:tc>
+        <w:tc>
+          <w:tcPr>
+            <w:tcW w:type="dxa" w:w="5256"/>
+          </w:tcPr>
+          <w:p>
+            <w:r>
+              <w:rPr>
+                <w:sz w:val="19"/>
+              </w:rPr>
+              <w:t>We recommend implementing a contributions reserving strategy within your SMSF by making concessional contributions totalling [2 × cap] prior to 30 June. The full amount will be contributed and claimed as a tax deduction, with [one cap] in the current financial year and [one cap] in July (next financial year). This allows use of both years' concessional caps before age 67, when work test rules may limit further contributions.</w:t>
+            </w:r>
+          </w:p>
+        </w:tc>
+      </w:tr>
+      <w:tr>
+        <w:tc>
+          <w:tcPr>
+            <w:tcW w:type="dxa" w:w="5256"/>
+            <w:shd w:val="clear" w:fill="E5F4F6"/>
+          </w:tcPr>
+          <w:p>
+            <w:r>
+              <w:rPr>
+                <w:b/>
+                <w:color w:val="0C2E3F"/>
+                <w:sz w:val="17"/>
+              </w:rPr>
+              <w:t>Summary – Outcomes line</w:t>
+            </w:r>
+          </w:p>
+        </w:tc>
+        <w:tc>
+          <w:tcPr>
+            <w:tcW w:type="dxa" w:w="5256"/>
+          </w:tcPr>
+          <w:p>
+            <w:r>
+              <w:rPr>
+                <w:sz w:val="19"/>
+              </w:rPr>
+              <w:t>You bring forward and claim two years' worth of concessional caps in the current financial year, maximising the tax deduction and capital moved into super before the work test applies.</w:t>
+            </w:r>
+          </w:p>
+        </w:tc>
+      </w:tr>
+      <w:tr>
+        <w:tc>
+          <w:tcPr>
+            <w:tcW w:type="dxa" w:w="5256"/>
+            <w:shd w:val="clear" w:fill="E5F4F6"/>
+          </w:tcPr>
+          <w:p>
+            <w:r>
+              <w:rPr>
+                <w:b/>
+                <w:color w:val="0C2E3F"/>
+                <w:sz w:val="17"/>
+              </w:rPr>
+              <w:t>Why / In line with your goals (bullets)</w:t>
+            </w:r>
+          </w:p>
+        </w:tc>
+        <w:tc>
+          <w:tcPr>
+            <w:tcW w:type="dxa" w:w="5256"/>
+          </w:tcPr>
+          <w:p>
+            <w:r>
+              <w:rPr>
+                <w:sz w:val="19"/>
+              </w:rPr>
+              <w:t>• By maximising your concessional contribution caps across both financial years before age 67, you enhance tax efficiency by reducing personal taxable income and increasing capital within the superannuation environment before work test requirements may apply.</w:t>
+            </w:r>
+          </w:p>
+        </w:tc>
+      </w:tr>
+      <w:tr>
+        <w:tc>
+          <w:tcPr>
+            <w:tcW w:type="dxa" w:w="5256"/>
+            <w:shd w:val="clear" w:fill="E5F4F6"/>
+          </w:tcPr>
+          <w:p>
+            <w:r>
+              <w:rPr>
+                <w:b/>
+                <w:color w:val="0C2E3F"/>
+                <w:sz w:val="17"/>
+              </w:rPr>
+              <w:t>Risks &amp; Disadvantages (bullets)</w:t>
+            </w:r>
+          </w:p>
+        </w:tc>
+        <w:tc>
+          <w:tcPr>
+            <w:tcW w:type="dxa" w:w="5256"/>
+          </w:tcPr>
+          <w:p>
+            <w:r>
+              <w:rPr>
+                <w:sz w:val="19"/>
+              </w:rPr>
+              <w:t>• The strategy relies on your accountant confirming eligibility and lodging the relevant ATO contribution-reserving forms; incorrect implementation can cause an excess concessional contribution.</w:t>
+              <w:br/>
+              <w:t>• The Fund must hold the reserved contribution and allocate it within the prescribed period.</w:t>
+            </w:r>
+          </w:p>
+        </w:tc>
+      </w:tr>
+      <w:tr>
+        <w:tc>
+          <w:tcPr>
+            <w:tcW w:type="dxa" w:w="5256"/>
+            <w:shd w:val="clear" w:fill="E5F4F6"/>
+          </w:tcPr>
+          <w:p>
+            <w:r>
+              <w:rPr>
+                <w:b/>
+                <w:color w:val="0C2E3F"/>
+                <w:sz w:val="17"/>
+              </w:rPr>
+              <w:t>Alternatives (bullets)</w:t>
+            </w:r>
+          </w:p>
+        </w:tc>
+        <w:tc>
+          <w:tcPr>
+            <w:tcW w:type="dxa" w:w="5256"/>
+          </w:tcPr>
+          <w:p>
+            <w:r>
+              <w:rPr>
+                <w:sz w:val="19"/>
+              </w:rPr>
+              <w:t>• Make a single year's concessional contribution only — discounted as it forgoes the additional cap available before the work test applies.</w:t>
             </w:r>
           </w:p>
         </w:tc>
@@ -20365,10 +21004,9 @@
           <w:p>
             <w:r>
               <w:rPr>
-                <w:color w:val="B8860B"/>
-                <w:sz w:val="19"/>
-              </w:rPr>
-              <w:t>We recommend a [Variable Age-Stepped / Level] premium structure for all cover.</w:t>
+                <w:sz w:val="19"/>
+              </w:rPr>
+              <w:t>We recommend a Variable Age-Stepped premium structure for all cover. [Couple variant: where a client prefers long-term affordability, recommend a level premium structure for that person, and a variable age-stepped structure for the other.]</w:t>
             </w:r>
           </w:p>
         </w:tc>
@@ -20397,10 +21035,9 @@
           <w:p>
             <w:r>
               <w:rPr>
-                <w:color w:val="B8860B"/>
-                <w:sz w:val="19"/>
-              </w:rPr>
-              <w:t>The recommended premium structure balances affordability now against the long-term cost of holding the cover.</w:t>
+                <w:sz w:val="19"/>
+              </w:rPr>
+              <w:t>Your premium structure is matched to your affordability preference — variable age-stepped for immediate affordability and flexibility, level for long-term affordability.</w:t>
             </w:r>
           </w:p>
         </w:tc>
@@ -20429,10 +21066,11 @@
           <w:p>
             <w:r>
               <w:rPr>
-                <w:color w:val="B8860B"/>
-                <w:sz w:val="19"/>
-              </w:rPr>
-              <w:t>• A variable age-stepped/stepped structure keeps premiums lower in the early years; a level structure costs more initially but is more stable and can be cheaper over the long term if cover is held for many years.</w:t>
+                <w:sz w:val="19"/>
+              </w:rPr>
+              <w:t>• We have recommended a Variable Age-Stepped premium structure which will give you immediate affordability and ongoing flexibility of your coverage.</w:t>
+              <w:br/>
+              <w:t>• [Level variant] We have recommended retaining a level premium structure which will give you long-term affordability.</w:t>
             </w:r>
           </w:p>
         </w:tc>
@@ -20461,10 +21099,13 @@
           <w:p>
             <w:r>
               <w:rPr>
-                <w:color w:val="B8860B"/>
-                <w:sz w:val="19"/>
-              </w:rPr>
-              <w:t>• Stepped premiums increase with age and can become expensive in later years; level premiums are higher initially and you may pay more if you cancel the cover early.</w:t>
+                <w:sz w:val="19"/>
+              </w:rPr>
+              <w:t>• Premiums increase over time (for stepped / variable age-stepped structures).</w:t>
+              <w:br/>
+              <w:t>• Holding cover inside super reduces your retirement balance over time.</w:t>
+              <w:br/>
+              <w:t>• Underwriting may apply medical exclusions or loadings (e.g. higher premiums for smoker status); a suicide exclusion typically applies for the first 13 months.</w:t>
             </w:r>
           </w:p>
         </w:tc>
@@ -20493,10 +21134,9 @@
           <w:p>
             <w:r>
               <w:rPr>
-                <w:color w:val="B8860B"/>
-                <w:sz w:val="19"/>
-              </w:rPr>
-              <w:t>• The alternative premium structure was considered and discounted based on your expected holding period and affordability.</w:t>
+                <w:sz w:val="19"/>
+              </w:rPr>
+              <w:t>• Structure all premiums as level. While this would reduce your ongoing premium payable, I have discounted this strategy as premiums would be significantly higher initially making short-term affordability an issue. The recommended insurance structure provides immediate affordability and flexibility in the sum insured.</w:t>
             </w:r>
           </w:p>
         </w:tc>
@@ -22968,10 +23608,9 @@
           <w:p>
             <w:r>
               <w:rPr>
-                <w:color w:val="B8860B"/>
-                <w:sz w:val="19"/>
-              </w:rPr>
-              <w:t>We recommend you contact a solicitor to consider establishing a testamentary trust within your Will.</w:t>
+                <w:sz w:val="19"/>
+              </w:rPr>
+              <w:t>We recommend that you contact a solicitor to ensure that you have a valid and updated testamentary trust in place.</w:t>
             </w:r>
           </w:p>
         </w:tc>
@@ -23000,7 +23639,6 @@
           <w:p>
             <w:r>
               <w:rPr>
-                <w:color w:val="B8860B"/>
                 <w:sz w:val="19"/>
               </w:rPr>
               <w:t>A testamentary trust can provide tax‑effective and protected distribution of your estate.</w:t>
@@ -23032,14 +23670,13 @@
           <w:p>
             <w:r>
               <w:rPr>
-                <w:color w:val="B8860B"/>
-                <w:sz w:val="19"/>
-              </w:rPr>
-              <w:t>• Tax benefits — a testamentary trust allows trustees to distribute and split income with tax planning in mind.</w:t>
+                <w:sz w:val="19"/>
+              </w:rPr>
+              <w:t>• Tax Benefits — a testamentary trust allows trustees to distribute and split the income of the trust with tax planning in mind.</w:t>
               <w:br/>
-              <w:t>• Asset protection — the trust holds title to the assets, helping protect them from litigation, bankruptcy or legal action.</w:t>
+              <w:t>• Asset Protection — the trust holds the title to the trust's assets (rather than the beneficiaries directly), allowing the trust to protect assets from any litigation, bankruptcy or legal action.</w:t>
               <w:br/>
-              <w:t>• Flexibility — distributions can be tailored to individual beneficiary circumstances.</w:t>
+              <w:t>• Flexibility — a testamentary trust can provide great flexibility to suit individual circumstances. For example, it is possible to restrict access to assets or distributions to a particular beneficiary.</w:t>
             </w:r>
           </w:p>
         </w:tc>
@@ -23068,10 +23705,15 @@
           <w:p>
             <w:r>
               <w:rPr>
-                <w:color w:val="B8860B"/>
-                <w:sz w:val="19"/>
-              </w:rPr>
-              <w:t>• A testamentary trust adds complexity and ongoing administration; obtain specialist legal advice.</w:t>
+                <w:sz w:val="19"/>
+              </w:rPr>
+              <w:t>• Your solicitor may charge a fee to review / update your Wills and/or Powers of Attorney.</w:t>
+              <w:br/>
+              <w:t>• Estate planning laws vary between Australian states and territories as well as between countries. For this reason, it is important to ensure that your Will is valid for the state in which you live.</w:t>
+              <w:br/>
+              <w:t>• A Will does not expire and it is therefore important to have it reviewed and updated if or when your situation changes.</w:t>
+              <w:br/>
+              <w:t>• Should you fail to update your Will following marriage or divorce it will render it invalid, possibly resulting in parts of your estate not being distributed according to your wishes.</w:t>
             </w:r>
           </w:p>
         </w:tc>
@@ -23100,10 +23742,9 @@
           <w:p>
             <w:r>
               <w:rPr>
-                <w:color w:val="B8860B"/>
-                <w:sz w:val="19"/>
-              </w:rPr>
-              <w:t>• Distribute the estate directly via the Will — discounted where the tax/asset‑protection benefits of a trust are valuable to your beneficiaries.</w:t>
+                <w:sz w:val="19"/>
+              </w:rPr>
+              <w:t>• Distribute the estate directly via the Will — discounted where the tax and asset-protection benefits of a testamentary trust are valuable to your beneficiaries.</w:t>
             </w:r>
           </w:p>
         </w:tc>

--- a/MWS_SOA_WordBank_Template.docx
+++ b/MWS_SOA_WordBank_Template.docx
@@ -3427,10 +3427,9 @@
           <w:p>
             <w:r>
               <w:rPr>
-                <w:color w:val="B8860B"/>
-                <w:sz w:val="19"/>
-              </w:rPr>
-              <w:t>We recommend consolidating your existing [personal loan / credit card] of {amt} into your home loan.</w:t>
+                <w:sz w:val="19"/>
+              </w:rPr>
+              <w:t>We recommend you clear your credit card / personal loan balance using funds from your home loan offset account, and close the facility to prevent re-accumulation.</w:t>
             </w:r>
           </w:p>
         </w:tc>
@@ -3459,10 +3458,9 @@
           <w:p>
             <w:r>
               <w:rPr>
-                <w:color w:val="B8860B"/>
-                <w:sz w:val="19"/>
-              </w:rPr>
-              <w:t>Consolidating higher‑interest personal debt into your home loan will reduce your overall borrowing costs and simplify the management of your debts.</w:t>
+                <w:sz w:val="19"/>
+              </w:rPr>
+              <w:t>High-interest consumer debt is repaid using lower-cost funds, and the facility is closed to stop it building up again.</w:t>
             </w:r>
           </w:p>
         </w:tc>
@@ -3491,10 +3489,11 @@
           <w:p>
             <w:r>
               <w:rPr>
-                <w:color w:val="B8860B"/>
-                <w:sz w:val="19"/>
-              </w:rPr>
-              <w:t>• Replaces higher‑interest consumer debt with lower‑interest home loan debt and simplifies repayments.</w:t>
+                <w:sz w:val="19"/>
+              </w:rPr>
+              <w:t>• Credit cards and personal loans typically carry far higher interest than your home loan; clearing them removes that high-cost interest.</w:t>
+              <w:br/>
+              <w:t>• Closing the facility removes the temptation to re-borrow.</w:t>
             </w:r>
           </w:p>
         </w:tc>
@@ -3523,10 +3522,9 @@
           <w:p>
             <w:r>
               <w:rPr>
-                <w:color w:val="B8860B"/>
-                <w:sz w:val="19"/>
-              </w:rPr>
-              <w:t>• While this may reduce your interest rate and repayments, extending short‑term debt over a longer home loan term could result in paying more total interest if additional repayments are not made.</w:t>
+                <w:sz w:val="19"/>
+              </w:rPr>
+              <w:t>• If the facility is not closed, the balance can re-accumulate; closing a card may briefly affect your credit score.</w:t>
             </w:r>
           </w:p>
         </w:tc>
@@ -3555,10 +3553,9 @@
           <w:p>
             <w:r>
               <w:rPr>
-                <w:color w:val="B8860B"/>
-                <w:sz w:val="19"/>
-              </w:rPr>
-              <w:t>• We considered retaining the existing facility. This was not recommended as consolidation reduces interest costs and simplifies your lending arrangements.</w:t>
+                <w:sz w:val="19"/>
+              </w:rPr>
+              <w:t>• Maintain minimum repayments on the existing facility — discounted as it leaves high-interest debt in place.</w:t>
             </w:r>
           </w:p>
         </w:tc>
@@ -6566,6 +6563,14 @@
               <w:t>• upgrade home</w:t>
               <w:br/>
               <w:t>• sell and buy new home</w:t>
+              <w:br/>
+              <w:t>• new home</w:t>
+              <w:br/>
+              <w:t>• made an offer</w:t>
+              <w:br/>
+              <w:t>• equity loan for deposit</w:t>
+              <w:br/>
+              <w:t>• home upgrade</w:t>
             </w:r>
           </w:p>
         </w:tc>
@@ -6687,10 +6692,9 @@
           <w:p>
             <w:r>
               <w:rPr>
-                <w:color w:val="B8860B"/>
-                <w:sz w:val="19"/>
-              </w:rPr>
-              <w:t>We recommend you sell your existing home for an estimated $XXX and use the net proceeds towards the purchase of a new home to the value of approximately $XXX (plus costs).</w:t>
+                <w:sz w:val="19"/>
+              </w:rPr>
+              <w:t>You have advised that you have made an offer on a new home and taken out an equity loan against your current home to fund the deposit. We have tailored the plan to reflect this — including using the sale proceeds of your current home, and managing your debt and cashflow after the upgrade.</w:t>
             </w:r>
           </w:p>
         </w:tc>
@@ -6719,10 +6723,9 @@
           <w:p>
             <w:r>
               <w:rPr>
-                <w:color w:val="B8860B"/>
-                <w:sz w:val="19"/>
-              </w:rPr>
-              <w:t>Upgrading your home meets your lifestyle goals while we structure the remaining borrowings efficiently.</w:t>
+                <w:sz w:val="19"/>
+              </w:rPr>
+              <w:t>Your move to the new home is funded with an equity-drawdown deposit now, then tidied up with the sale proceeds, and your debt and cashflow are restructured around the upgraded home.</w:t>
             </w:r>
           </w:p>
         </w:tc>
@@ -6751,12 +6754,11 @@
           <w:p>
             <w:r>
               <w:rPr>
-                <w:color w:val="B8860B"/>
-                <w:sz w:val="19"/>
-              </w:rPr>
-              <w:t>• Meets your lifestyle/family goals.</w:t>
+                <w:sz w:val="19"/>
+              </w:rPr>
+              <w:t>• Drawing equity against your current home funds the deposit on the new home without waiting for the existing property to sell.</w:t>
               <w:br/>
-              <w:t>• Net proceeds from the existing home reduce the new home borrowings.</w:t>
+              <w:t>• On settlement, the sale proceeds of the current home repay the equity loan and reduce the new home loan.</w:t>
             </w:r>
           </w:p>
         </w:tc>
@@ -6785,14 +6787,11 @@
           <w:p>
             <w:r>
               <w:rPr>
-                <w:color w:val="B8860B"/>
-                <w:sz w:val="19"/>
-              </w:rPr>
-              <w:t>• Transaction costs (agent, legals, stamp duty) apply.</w:t>
+                <w:sz w:val="19"/>
+              </w:rPr>
+              <w:t>• You carry bridging-style exposure (two properties / loans) until the current home sells; a delayed or lower sale price affects the plan.</w:t>
               <w:br/>
-              <w:t>• A larger non‑deductible home loan may reduce surplus available for investment.</w:t>
-              <w:br/>
-              <w:t>• Timing risk between sale and purchase; bridging finance may be required.</w:t>
+              <w:t>• Transaction costs (stamp duty, agent, legal) apply on the purchase and sale.</w:t>
             </w:r>
           </w:p>
         </w:tc>
@@ -6821,10 +6820,9 @@
           <w:p>
             <w:r>
               <w:rPr>
-                <w:color w:val="B8860B"/>
-                <w:sz w:val="19"/>
-              </w:rPr>
-              <w:t>• Renovate/retain the existing home instead of upgrading — discounted where it does not meet your needs.</w:t>
+                <w:sz w:val="19"/>
+              </w:rPr>
+              <w:t>• Sell first, then buy — avoids dual-loan exposure but risks needing interim accommodation and missing the preferred home.</w:t>
             </w:r>
           </w:p>
         </w:tc>
@@ -8123,6 +8121,328 @@
                 <w:sz w:val="19"/>
               </w:rPr>
               <w:t>• Retain the home and fund retirement from other assets — discounted where downsizing better meets your goals.</w:t>
+            </w:r>
+          </w:p>
+        </w:tc>
+      </w:tr>
+    </w:tbl>
+    <w:p/>
+    <w:tbl>
+      <w:tblPr>
+        <w:tblStyle w:val="TableGrid"/>
+        <w:tblW w:type="auto" w:w="0"/>
+        <w:jc w:val="left"/>
+        <w:tblLayout w:type="fixed"/>
+        <w:tblLook w:firstColumn="1" w:firstRow="1" w:lastColumn="0" w:lastRow="0" w:noHBand="0" w:noVBand="1" w:val="04A0"/>
+      </w:tblPr>
+      <w:tblGrid>
+        <w:gridCol w:w="5256"/>
+        <w:gridCol w:w="5256"/>
+      </w:tblGrid>
+      <w:tr>
+        <w:tc>
+          <w:tcPr>
+            <w:tcW w:type="dxa" w:w="10080"/>
+            <w:gridSpan w:val="2"/>
+            <w:shd w:val="clear" w:fill="0C2E3F"/>
+          </w:tcPr>
+          <w:p>
+            <w:r>
+              <w:rPr>
+                <w:b/>
+                <w:color w:val="FFFFFF"/>
+                <w:sz w:val="22"/>
+              </w:rPr>
+              <w:t>● Purchase a home and rent part of it (partial rental of PPOR)</w:t>
+            </w:r>
+          </w:p>
+        </w:tc>
+      </w:tr>
+      <w:tr>
+        <w:tc>
+          <w:tcPr>
+            <w:tcW w:type="dxa" w:w="5256"/>
+            <w:shd w:val="clear" w:fill="E5F4F6"/>
+          </w:tcPr>
+          <w:p>
+            <w:r>
+              <w:rPr>
+                <w:b/>
+                <w:color w:val="0C2E3F"/>
+                <w:sz w:val="17"/>
+              </w:rPr>
+              <w:t>Trigger phrases (how it's written in the advice request)</w:t>
+            </w:r>
+          </w:p>
+        </w:tc>
+        <w:tc>
+          <w:tcPr>
+            <w:tcW w:type="dxa" w:w="5256"/>
+          </w:tcPr>
+          <w:p>
+            <w:r>
+              <w:rPr>
+                <w:sz w:val="19"/>
+              </w:rPr>
+              <w:t>• rent part of the property</w:t>
+              <w:br/>
+              <w:t>• rent out a room</w:t>
+              <w:br/>
+              <w:t>• partial rental</w:t>
+              <w:br/>
+              <w:t>• rentvest</w:t>
+              <w:br/>
+              <w:t>• rent until you can afford</w:t>
+            </w:r>
+          </w:p>
+        </w:tc>
+      </w:tr>
+      <w:tr>
+        <w:tc>
+          <w:tcPr>
+            <w:tcW w:type="dxa" w:w="5256"/>
+            <w:shd w:val="clear" w:fill="E5F4F6"/>
+          </w:tcPr>
+          <w:p>
+            <w:r>
+              <w:rPr>
+                <w:b/>
+                <w:color w:val="0C2E3F"/>
+                <w:sz w:val="17"/>
+              </w:rPr>
+              <w:t>Always-on / Tailored</w:t>
+            </w:r>
+          </w:p>
+        </w:tc>
+        <w:tc>
+          <w:tcPr>
+            <w:tcW w:type="dxa" w:w="5256"/>
+          </w:tcPr>
+          <w:p>
+            <w:r>
+              <w:rPr>
+                <w:sz w:val="19"/>
+              </w:rPr>
+              <w:t>Tailored</w:t>
+            </w:r>
+          </w:p>
+        </w:tc>
+      </w:tr>
+      <w:tr>
+        <w:tc>
+          <w:tcPr>
+            <w:tcW w:type="dxa" w:w="5256"/>
+            <w:shd w:val="clear" w:fill="E5F4F6"/>
+          </w:tcPr>
+          <w:p>
+            <w:r>
+              <w:rPr>
+                <w:b/>
+                <w:color w:val="0C2E3F"/>
+                <w:sz w:val="17"/>
+              </w:rPr>
+              <w:t>Scope gate (only show if…)</w:t>
+            </w:r>
+          </w:p>
+        </w:tc>
+        <w:tc>
+          <w:tcPr>
+            <w:tcW w:type="dxa" w:w="5256"/>
+          </w:tcPr>
+          <w:p>
+            <w:r>
+              <w:rPr>
+                <w:sz w:val="19"/>
+              </w:rPr>
+              <w:t>First-home / owner-occupier purchase where part of the property will be rented</w:t>
+            </w:r>
+          </w:p>
+        </w:tc>
+      </w:tr>
+      <w:tr>
+        <w:tc>
+          <w:tcPr>
+            <w:tcW w:type="dxa" w:w="5256"/>
+            <w:shd w:val="clear" w:fill="E5F4F6"/>
+          </w:tcPr>
+          <w:p>
+            <w:r>
+              <w:rPr>
+                <w:b/>
+                <w:color w:val="0C2E3F"/>
+                <w:sz w:val="17"/>
+              </w:rPr>
+              <w:t>Figures it pulls ($ / %)</w:t>
+            </w:r>
+          </w:p>
+        </w:tc>
+        <w:tc>
+          <w:tcPr>
+            <w:tcW w:type="dxa" w:w="5256"/>
+          </w:tcPr>
+          <w:p>
+            <w:r>
+              <w:rPr>
+                <w:sz w:val="19"/>
+              </w:rPr>
+              <w:t>—</w:t>
+            </w:r>
+          </w:p>
+        </w:tc>
+      </w:tr>
+      <w:tr>
+        <w:tc>
+          <w:tcPr>
+            <w:tcW w:type="dxa" w:w="5256"/>
+            <w:shd w:val="clear" w:fill="E5F4F6"/>
+          </w:tcPr>
+          <w:p>
+            <w:r>
+              <w:rPr>
+                <w:b/>
+                <w:color w:val="0C2E3F"/>
+                <w:sz w:val="17"/>
+              </w:rPr>
+              <w:t>Summary – Strategies line</w:t>
+            </w:r>
+          </w:p>
+        </w:tc>
+        <w:tc>
+          <w:tcPr>
+            <w:tcW w:type="dxa" w:w="5256"/>
+          </w:tcPr>
+          <w:p>
+            <w:r>
+              <w:rPr>
+                <w:sz w:val="19"/>
+              </w:rPr>
+              <w:t>We recommend you purchase the property to live in and rent part of the property to assist with the mortgage, with a plan to do so until you are comfortable to afford the mortgage on your own.</w:t>
+            </w:r>
+          </w:p>
+        </w:tc>
+      </w:tr>
+      <w:tr>
+        <w:tc>
+          <w:tcPr>
+            <w:tcW w:type="dxa" w:w="5256"/>
+            <w:shd w:val="clear" w:fill="E5F4F6"/>
+          </w:tcPr>
+          <w:p>
+            <w:r>
+              <w:rPr>
+                <w:b/>
+                <w:color w:val="0C2E3F"/>
+                <w:sz w:val="17"/>
+              </w:rPr>
+              <w:t>Summary – Outcomes line</w:t>
+            </w:r>
+          </w:p>
+        </w:tc>
+        <w:tc>
+          <w:tcPr>
+            <w:tcW w:type="dxa" w:w="5256"/>
+          </w:tcPr>
+          <w:p>
+            <w:r>
+              <w:rPr>
+                <w:sz w:val="19"/>
+              </w:rPr>
+              <w:t>Rental income reduces your effective mortgage cost during the early, cashflow-constrained years.</w:t>
+            </w:r>
+          </w:p>
+        </w:tc>
+      </w:tr>
+      <w:tr>
+        <w:tc>
+          <w:tcPr>
+            <w:tcW w:type="dxa" w:w="5256"/>
+            <w:shd w:val="clear" w:fill="E5F4F6"/>
+          </w:tcPr>
+          <w:p>
+            <w:r>
+              <w:rPr>
+                <w:b/>
+                <w:color w:val="0C2E3F"/>
+                <w:sz w:val="17"/>
+              </w:rPr>
+              <w:t>Why / In line with your goals (bullets)</w:t>
+            </w:r>
+          </w:p>
+        </w:tc>
+        <w:tc>
+          <w:tcPr>
+            <w:tcW w:type="dxa" w:w="5256"/>
+          </w:tcPr>
+          <w:p>
+            <w:r>
+              <w:rPr>
+                <w:sz w:val="19"/>
+              </w:rPr>
+              <w:t>• Renting part of your home brings in income to help service the loan while you establish yourselves, with the rented portion's interest and expenses partially deductible.</w:t>
+            </w:r>
+          </w:p>
+        </w:tc>
+      </w:tr>
+      <w:tr>
+        <w:tc>
+          <w:tcPr>
+            <w:tcW w:type="dxa" w:w="5256"/>
+            <w:shd w:val="clear" w:fill="E5F4F6"/>
+          </w:tcPr>
+          <w:p>
+            <w:r>
+              <w:rPr>
+                <w:b/>
+                <w:color w:val="0C2E3F"/>
+                <w:sz w:val="17"/>
+              </w:rPr>
+              <w:t>Risks &amp; Disadvantages (bullets)</w:t>
+            </w:r>
+          </w:p>
+        </w:tc>
+        <w:tc>
+          <w:tcPr>
+            <w:tcW w:type="dxa" w:w="5256"/>
+          </w:tcPr>
+          <w:p>
+            <w:r>
+              <w:rPr>
+                <w:sz w:val="19"/>
+              </w:rPr>
+              <w:t>• Renting part of your main residence means the rented portion loses part of the CGT main-residence exemption — apportionment applies on a future sale; keep records of the period and proportion rented.</w:t>
+              <w:br/>
+              <w:t>• Your lender may restrict renting under an owner-occupier loan; tenancy in an owner-occupied home carries practical risks.</w:t>
+            </w:r>
+          </w:p>
+        </w:tc>
+      </w:tr>
+      <w:tr>
+        <w:tc>
+          <w:tcPr>
+            <w:tcW w:type="dxa" w:w="5256"/>
+            <w:shd w:val="clear" w:fill="E5F4F6"/>
+          </w:tcPr>
+          <w:p>
+            <w:r>
+              <w:rPr>
+                <w:b/>
+                <w:color w:val="0C2E3F"/>
+                <w:sz w:val="17"/>
+              </w:rPr>
+              <w:t>Alternatives (bullets)</w:t>
+            </w:r>
+          </w:p>
+        </w:tc>
+        <w:tc>
+          <w:tcPr>
+            <w:tcW w:type="dxa" w:w="5256"/>
+          </w:tcPr>
+          <w:p>
+            <w:r>
+              <w:rPr>
+                <w:sz w:val="19"/>
+              </w:rPr>
+              <w:t>• Buy purely as an owner-occupier (full CGT exemption, no rental income) or buy a separate investment property (clean investor loan) — discounted given your cashflow needs.</w:t>
             </w:r>
           </w:p>
         </w:tc>
@@ -10768,6 +11088,962 @@
       </w:tr>
     </w:tbl>
     <w:p/>
+    <w:tbl>
+      <w:tblPr>
+        <w:tblStyle w:val="TableGrid"/>
+        <w:tblW w:type="auto" w:w="0"/>
+        <w:jc w:val="left"/>
+        <w:tblLayout w:type="fixed"/>
+        <w:tblLook w:firstColumn="1" w:firstRow="1" w:lastColumn="0" w:lastRow="0" w:noHBand="0" w:noVBand="1" w:val="04A0"/>
+      </w:tblPr>
+      <w:tblGrid>
+        <w:gridCol w:w="5256"/>
+        <w:gridCol w:w="5256"/>
+      </w:tblGrid>
+      <w:tr>
+        <w:tc>
+          <w:tcPr>
+            <w:tcW w:type="dxa" w:w="10080"/>
+            <w:gridSpan w:val="2"/>
+            <w:shd w:val="clear" w:fill="0C2E3F"/>
+          </w:tcPr>
+          <w:p>
+            <w:r>
+              <w:rPr>
+                <w:b/>
+                <w:color w:val="FFFFFF"/>
+                <w:sz w:val="22"/>
+              </w:rPr>
+              <w:t>● Joint investment account (couple ownership)</w:t>
+            </w:r>
+          </w:p>
+        </w:tc>
+      </w:tr>
+      <w:tr>
+        <w:tc>
+          <w:tcPr>
+            <w:tcW w:type="dxa" w:w="5256"/>
+            <w:shd w:val="clear" w:fill="E5F4F6"/>
+          </w:tcPr>
+          <w:p>
+            <w:r>
+              <w:rPr>
+                <w:b/>
+                <w:color w:val="0C2E3F"/>
+                <w:sz w:val="17"/>
+              </w:rPr>
+              <w:t>Trigger phrases (how it's written in the advice request)</w:t>
+            </w:r>
+          </w:p>
+        </w:tc>
+        <w:tc>
+          <w:tcPr>
+            <w:tcW w:type="dxa" w:w="5256"/>
+          </w:tcPr>
+          <w:p>
+            <w:r>
+              <w:rPr>
+                <w:sz w:val="19"/>
+              </w:rPr>
+              <w:t>• joint investment account</w:t>
+              <w:br/>
+              <w:t>• held jointly</w:t>
+              <w:br/>
+              <w:t>• joint account</w:t>
+            </w:r>
+          </w:p>
+        </w:tc>
+      </w:tr>
+      <w:tr>
+        <w:tc>
+          <w:tcPr>
+            <w:tcW w:type="dxa" w:w="5256"/>
+            <w:shd w:val="clear" w:fill="E5F4F6"/>
+          </w:tcPr>
+          <w:p>
+            <w:r>
+              <w:rPr>
+                <w:b/>
+                <w:color w:val="0C2E3F"/>
+                <w:sz w:val="17"/>
+              </w:rPr>
+              <w:t>Always-on / Tailored</w:t>
+            </w:r>
+          </w:p>
+        </w:tc>
+        <w:tc>
+          <w:tcPr>
+            <w:tcW w:type="dxa" w:w="5256"/>
+          </w:tcPr>
+          <w:p>
+            <w:r>
+              <w:rPr>
+                <w:sz w:val="19"/>
+              </w:rPr>
+              <w:t>Tailored</w:t>
+            </w:r>
+          </w:p>
+        </w:tc>
+      </w:tr>
+      <w:tr>
+        <w:tc>
+          <w:tcPr>
+            <w:tcW w:type="dxa" w:w="5256"/>
+            <w:shd w:val="clear" w:fill="E5F4F6"/>
+          </w:tcPr>
+          <w:p>
+            <w:r>
+              <w:rPr>
+                <w:b/>
+                <w:color w:val="0C2E3F"/>
+                <w:sz w:val="17"/>
+              </w:rPr>
+              <w:t>Scope gate (only show if…)</w:t>
+            </w:r>
+          </w:p>
+        </w:tc>
+        <w:tc>
+          <w:tcPr>
+            <w:tcW w:type="dxa" w:w="5256"/>
+          </w:tcPr>
+          <w:p>
+            <w:r>
+              <w:rPr>
+                <w:sz w:val="19"/>
+              </w:rPr>
+              <w:t>Couple establishing a non-super investment account together</w:t>
+            </w:r>
+          </w:p>
+        </w:tc>
+      </w:tr>
+      <w:tr>
+        <w:tc>
+          <w:tcPr>
+            <w:tcW w:type="dxa" w:w="5256"/>
+            <w:shd w:val="clear" w:fill="E5F4F6"/>
+          </w:tcPr>
+          <w:p>
+            <w:r>
+              <w:rPr>
+                <w:b/>
+                <w:color w:val="0C2E3F"/>
+                <w:sz w:val="17"/>
+              </w:rPr>
+              <w:t>Figures it pulls ($ / %)</w:t>
+            </w:r>
+          </w:p>
+        </w:tc>
+        <w:tc>
+          <w:tcPr>
+            <w:tcW w:type="dxa" w:w="5256"/>
+          </w:tcPr>
+          <w:p>
+            <w:r>
+              <w:rPr>
+                <w:sz w:val="19"/>
+              </w:rPr>
+              <w:t>—</w:t>
+            </w:r>
+          </w:p>
+        </w:tc>
+      </w:tr>
+      <w:tr>
+        <w:tc>
+          <w:tcPr>
+            <w:tcW w:type="dxa" w:w="5256"/>
+            <w:shd w:val="clear" w:fill="E5F4F6"/>
+          </w:tcPr>
+          <w:p>
+            <w:r>
+              <w:rPr>
+                <w:b/>
+                <w:color w:val="0C2E3F"/>
+                <w:sz w:val="17"/>
+              </w:rPr>
+              <w:t>Summary – Strategies line</w:t>
+            </w:r>
+          </w:p>
+        </w:tc>
+        <w:tc>
+          <w:tcPr>
+            <w:tcW w:type="dxa" w:w="5256"/>
+          </w:tcPr>
+          <w:p>
+            <w:r>
+              <w:rPr>
+                <w:sz w:val="19"/>
+              </w:rPr>
+              <w:t>We recommend you establish a new investment account held jointly.</w:t>
+            </w:r>
+          </w:p>
+        </w:tc>
+      </w:tr>
+      <w:tr>
+        <w:tc>
+          <w:tcPr>
+            <w:tcW w:type="dxa" w:w="5256"/>
+            <w:shd w:val="clear" w:fill="E5F4F6"/>
+          </w:tcPr>
+          <w:p>
+            <w:r>
+              <w:rPr>
+                <w:b/>
+                <w:color w:val="0C2E3F"/>
+                <w:sz w:val="17"/>
+              </w:rPr>
+              <w:t>Summary – Outcomes line</w:t>
+            </w:r>
+          </w:p>
+        </w:tc>
+        <w:tc>
+          <w:tcPr>
+            <w:tcW w:type="dxa" w:w="5256"/>
+          </w:tcPr>
+          <w:p>
+            <w:r>
+              <w:rPr>
+                <w:sz w:val="19"/>
+              </w:rPr>
+              <w:t>A single jointly-held portfolio simplifies administration and estate transfer between you.</w:t>
+            </w:r>
+          </w:p>
+        </w:tc>
+      </w:tr>
+      <w:tr>
+        <w:tc>
+          <w:tcPr>
+            <w:tcW w:type="dxa" w:w="5256"/>
+            <w:shd w:val="clear" w:fill="E5F4F6"/>
+          </w:tcPr>
+          <w:p>
+            <w:r>
+              <w:rPr>
+                <w:b/>
+                <w:color w:val="0C2E3F"/>
+                <w:sz w:val="17"/>
+              </w:rPr>
+              <w:t>Why / In line with your goals (bullets)</w:t>
+            </w:r>
+          </w:p>
+        </w:tc>
+        <w:tc>
+          <w:tcPr>
+            <w:tcW w:type="dxa" w:w="5256"/>
+          </w:tcPr>
+          <w:p>
+            <w:r>
+              <w:rPr>
+                <w:sz w:val="19"/>
+              </w:rPr>
+              <w:t>• Joint ownership simplifies estate transfer (the account passes to the survivor) and supports a unified investment plan for the household.</w:t>
+            </w:r>
+          </w:p>
+        </w:tc>
+      </w:tr>
+      <w:tr>
+        <w:tc>
+          <w:tcPr>
+            <w:tcW w:type="dxa" w:w="5256"/>
+            <w:shd w:val="clear" w:fill="E5F4F6"/>
+          </w:tcPr>
+          <w:p>
+            <w:r>
+              <w:rPr>
+                <w:b/>
+                <w:color w:val="0C2E3F"/>
+                <w:sz w:val="17"/>
+              </w:rPr>
+              <w:t>Risks &amp; Disadvantages (bullets)</w:t>
+            </w:r>
+          </w:p>
+        </w:tc>
+        <w:tc>
+          <w:tcPr>
+            <w:tcW w:type="dxa" w:w="5256"/>
+          </w:tcPr>
+          <w:p>
+            <w:r>
+              <w:rPr>
+                <w:sz w:val="19"/>
+              </w:rPr>
+              <w:t>• A joint account exposes the full balance to either party's creditors and is treated as a shared asset on separation.</w:t>
+              <w:br/>
+              <w:t>• Income and capital gains are split per ownership, which may not be the most tax-effective split if your incomes differ materially.</w:t>
+            </w:r>
+          </w:p>
+        </w:tc>
+      </w:tr>
+      <w:tr>
+        <w:tc>
+          <w:tcPr>
+            <w:tcW w:type="dxa" w:w="5256"/>
+            <w:shd w:val="clear" w:fill="E5F4F6"/>
+          </w:tcPr>
+          <w:p>
+            <w:r>
+              <w:rPr>
+                <w:b/>
+                <w:color w:val="0C2E3F"/>
+                <w:sz w:val="17"/>
+              </w:rPr>
+              <w:t>Alternatives (bullets)</w:t>
+            </w:r>
+          </w:p>
+        </w:tc>
+        <w:tc>
+          <w:tcPr>
+            <w:tcW w:type="dxa" w:w="5256"/>
+          </w:tcPr>
+          <w:p>
+            <w:r>
+              <w:rPr>
+                <w:sz w:val="19"/>
+              </w:rPr>
+              <w:t>• Hold separate individual accounts (cleaner separation) or invest in the lower-income earner's name (more tax-effective) — chosen approach reflects your preference for a shared plan.</w:t>
+            </w:r>
+          </w:p>
+        </w:tc>
+      </w:tr>
+    </w:tbl>
+    <w:p/>
+    <w:tbl>
+      <w:tblPr>
+        <w:tblStyle w:val="TableGrid"/>
+        <w:tblW w:type="auto" w:w="0"/>
+        <w:jc w:val="left"/>
+        <w:tblLayout w:type="fixed"/>
+        <w:tblLook w:firstColumn="1" w:firstRow="1" w:lastColumn="0" w:lastRow="0" w:noHBand="0" w:noVBand="1" w:val="04A0"/>
+      </w:tblPr>
+      <w:tblGrid>
+        <w:gridCol w:w="5256"/>
+        <w:gridCol w:w="5256"/>
+      </w:tblGrid>
+      <w:tr>
+        <w:tc>
+          <w:tcPr>
+            <w:tcW w:type="dxa" w:w="10080"/>
+            <w:gridSpan w:val="2"/>
+            <w:shd w:val="clear" w:fill="0C2E3F"/>
+          </w:tcPr>
+          <w:p>
+            <w:r>
+              <w:rPr>
+                <w:b/>
+                <w:color w:val="FFFFFF"/>
+                <w:sz w:val="22"/>
+              </w:rPr>
+              <w:t>● Reserves &amp; cash buffer for tactical liquidity (avoid forced selling)</w:t>
+            </w:r>
+          </w:p>
+        </w:tc>
+      </w:tr>
+      <w:tr>
+        <w:tc>
+          <w:tcPr>
+            <w:tcW w:type="dxa" w:w="5256"/>
+            <w:shd w:val="clear" w:fill="E5F4F6"/>
+          </w:tcPr>
+          <w:p>
+            <w:r>
+              <w:rPr>
+                <w:b/>
+                <w:color w:val="0C2E3F"/>
+                <w:sz w:val="17"/>
+              </w:rPr>
+              <w:t>Trigger phrases (how it's written in the advice request)</w:t>
+            </w:r>
+          </w:p>
+        </w:tc>
+        <w:tc>
+          <w:tcPr>
+            <w:tcW w:type="dxa" w:w="5256"/>
+          </w:tcPr>
+          <w:p>
+            <w:r>
+              <w:rPr>
+                <w:sz w:val="19"/>
+              </w:rPr>
+              <w:t>• reserves</w:t>
+              <w:br/>
+              <w:t>• cash buffer</w:t>
+              <w:br/>
+              <w:t>• liquidity buffer</w:t>
+              <w:br/>
+              <w:t>• reserves and cash</w:t>
+            </w:r>
+          </w:p>
+        </w:tc>
+      </w:tr>
+      <w:tr>
+        <w:tc>
+          <w:tcPr>
+            <w:tcW w:type="dxa" w:w="5256"/>
+            <w:shd w:val="clear" w:fill="E5F4F6"/>
+          </w:tcPr>
+          <w:p>
+            <w:r>
+              <w:rPr>
+                <w:b/>
+                <w:color w:val="0C2E3F"/>
+                <w:sz w:val="17"/>
+              </w:rPr>
+              <w:t>Always-on / Tailored</w:t>
+            </w:r>
+          </w:p>
+        </w:tc>
+        <w:tc>
+          <w:tcPr>
+            <w:tcW w:type="dxa" w:w="5256"/>
+          </w:tcPr>
+          <w:p>
+            <w:r>
+              <w:rPr>
+                <w:sz w:val="19"/>
+              </w:rPr>
+              <w:t>Tailored</w:t>
+            </w:r>
+          </w:p>
+        </w:tc>
+      </w:tr>
+      <w:tr>
+        <w:tc>
+          <w:tcPr>
+            <w:tcW w:type="dxa" w:w="5256"/>
+            <w:shd w:val="clear" w:fill="E5F4F6"/>
+          </w:tcPr>
+          <w:p>
+            <w:r>
+              <w:rPr>
+                <w:b/>
+                <w:color w:val="0C2E3F"/>
+                <w:sz w:val="17"/>
+              </w:rPr>
+              <w:t>Scope gate (only show if…)</w:t>
+            </w:r>
+          </w:p>
+        </w:tc>
+        <w:tc>
+          <w:tcPr>
+            <w:tcW w:type="dxa" w:w="5256"/>
+          </w:tcPr>
+          <w:p>
+            <w:r>
+              <w:rPr>
+                <w:sz w:val="19"/>
+              </w:rPr>
+              <w:t>Investment / pension portfolio where a cash/reserves sleeve is held</w:t>
+            </w:r>
+          </w:p>
+        </w:tc>
+      </w:tr>
+      <w:tr>
+        <w:tc>
+          <w:tcPr>
+            <w:tcW w:type="dxa" w:w="5256"/>
+            <w:shd w:val="clear" w:fill="E5F4F6"/>
+          </w:tcPr>
+          <w:p>
+            <w:r>
+              <w:rPr>
+                <w:b/>
+                <w:color w:val="0C2E3F"/>
+                <w:sz w:val="17"/>
+              </w:rPr>
+              <w:t>Figures it pulls ($ / %)</w:t>
+            </w:r>
+          </w:p>
+        </w:tc>
+        <w:tc>
+          <w:tcPr>
+            <w:tcW w:type="dxa" w:w="5256"/>
+          </w:tcPr>
+          <w:p>
+            <w:r>
+              <w:rPr>
+                <w:sz w:val="19"/>
+              </w:rPr>
+              <w:t>—</w:t>
+            </w:r>
+          </w:p>
+        </w:tc>
+      </w:tr>
+      <w:tr>
+        <w:tc>
+          <w:tcPr>
+            <w:tcW w:type="dxa" w:w="5256"/>
+            <w:shd w:val="clear" w:fill="E5F4F6"/>
+          </w:tcPr>
+          <w:p>
+            <w:r>
+              <w:rPr>
+                <w:b/>
+                <w:color w:val="0C2E3F"/>
+                <w:sz w:val="17"/>
+              </w:rPr>
+              <w:t>Summary – Strategies line</w:t>
+            </w:r>
+          </w:p>
+        </w:tc>
+        <w:tc>
+          <w:tcPr>
+            <w:tcW w:type="dxa" w:w="5256"/>
+          </w:tcPr>
+          <w:p>
+            <w:r>
+              <w:rPr>
+                <w:sz w:val="19"/>
+              </w:rPr>
+              <w:t>We recommend you set aside funds in Reserves &amp; Cash to provide you with liquidity and low volatility, so you shouldn't have to sell growth assets through necessity or bad decisions during downturns.</w:t>
+            </w:r>
+          </w:p>
+        </w:tc>
+      </w:tr>
+      <w:tr>
+        <w:tc>
+          <w:tcPr>
+            <w:tcW w:type="dxa" w:w="5256"/>
+            <w:shd w:val="clear" w:fill="E5F4F6"/>
+          </w:tcPr>
+          <w:p>
+            <w:r>
+              <w:rPr>
+                <w:b/>
+                <w:color w:val="0C2E3F"/>
+                <w:sz w:val="17"/>
+              </w:rPr>
+              <w:t>Summary – Outcomes line</w:t>
+            </w:r>
+          </w:p>
+        </w:tc>
+        <w:tc>
+          <w:tcPr>
+            <w:tcW w:type="dxa" w:w="5256"/>
+          </w:tcPr>
+          <w:p>
+            <w:r>
+              <w:rPr>
+                <w:sz w:val="19"/>
+              </w:rPr>
+              <w:t>A reserves sleeve funds your needs through market falls, so growth assets are not sold at the wrong time.</w:t>
+            </w:r>
+          </w:p>
+        </w:tc>
+      </w:tr>
+      <w:tr>
+        <w:tc>
+          <w:tcPr>
+            <w:tcW w:type="dxa" w:w="5256"/>
+            <w:shd w:val="clear" w:fill="E5F4F6"/>
+          </w:tcPr>
+          <w:p>
+            <w:r>
+              <w:rPr>
+                <w:b/>
+                <w:color w:val="0C2E3F"/>
+                <w:sz w:val="17"/>
+              </w:rPr>
+              <w:t>Why / In line with your goals (bullets)</w:t>
+            </w:r>
+          </w:p>
+        </w:tc>
+        <w:tc>
+          <w:tcPr>
+            <w:tcW w:type="dxa" w:w="5256"/>
+          </w:tcPr>
+          <w:p>
+            <w:r>
+              <w:rPr>
+                <w:sz w:val="19"/>
+              </w:rPr>
+              <w:t>• Holding a low-volatility reserve protects you from forced sales at market troughs and preserves your growth assets to recover.</w:t>
+              <w:br/>
+              <w:t>• You rebalance by topping up reserves from growth assets as part of your annual review.</w:t>
+            </w:r>
+          </w:p>
+        </w:tc>
+      </w:tr>
+      <w:tr>
+        <w:tc>
+          <w:tcPr>
+            <w:tcW w:type="dxa" w:w="5256"/>
+            <w:shd w:val="clear" w:fill="E5F4F6"/>
+          </w:tcPr>
+          <w:p>
+            <w:r>
+              <w:rPr>
+                <w:b/>
+                <w:color w:val="0C2E3F"/>
+                <w:sz w:val="17"/>
+              </w:rPr>
+              <w:t>Risks &amp; Disadvantages (bullets)</w:t>
+            </w:r>
+          </w:p>
+        </w:tc>
+        <w:tc>
+          <w:tcPr>
+            <w:tcW w:type="dxa" w:w="5256"/>
+          </w:tcPr>
+          <w:p>
+            <w:r>
+              <w:rPr>
+                <w:sz w:val="19"/>
+              </w:rPr>
+              <w:t>• Holding reserves creates a return drag during strong markets; the allocation must be rebalanced to stay aligned with your risk profile.</w:t>
+            </w:r>
+          </w:p>
+        </w:tc>
+      </w:tr>
+      <w:tr>
+        <w:tc>
+          <w:tcPr>
+            <w:tcW w:type="dxa" w:w="5256"/>
+            <w:shd w:val="clear" w:fill="E5F4F6"/>
+          </w:tcPr>
+          <w:p>
+            <w:r>
+              <w:rPr>
+                <w:b/>
+                <w:color w:val="0C2E3F"/>
+                <w:sz w:val="17"/>
+              </w:rPr>
+              <w:t>Alternatives (bullets)</w:t>
+            </w:r>
+          </w:p>
+        </w:tc>
+        <w:tc>
+          <w:tcPr>
+            <w:tcW w:type="dxa" w:w="5256"/>
+          </w:tcPr>
+          <w:p>
+            <w:r>
+              <w:rPr>
+                <w:sz w:val="19"/>
+              </w:rPr>
+              <w:t>• Remain fully invested for higher expected return — discounted as it exposes you to forced selling in downturns.</w:t>
+            </w:r>
+          </w:p>
+        </w:tc>
+      </w:tr>
+    </w:tbl>
+    <w:p/>
+    <w:tbl>
+      <w:tblPr>
+        <w:tblStyle w:val="TableGrid"/>
+        <w:tblW w:type="auto" w:w="0"/>
+        <w:jc w:val="left"/>
+        <w:tblLayout w:type="fixed"/>
+        <w:tblLook w:firstColumn="1" w:firstRow="1" w:lastColumn="0" w:lastRow="0" w:noHBand="0" w:noVBand="1" w:val="04A0"/>
+      </w:tblPr>
+      <w:tblGrid>
+        <w:gridCol w:w="5256"/>
+        <w:gridCol w:w="5256"/>
+      </w:tblGrid>
+      <w:tr>
+        <w:tc>
+          <w:tcPr>
+            <w:tcW w:type="dxa" w:w="10080"/>
+            <w:gridSpan w:val="2"/>
+            <w:shd w:val="clear" w:fill="0C2E3F"/>
+          </w:tcPr>
+          <w:p>
+            <w:r>
+              <w:rPr>
+                <w:b/>
+                <w:color w:val="FFFFFF"/>
+                <w:sz w:val="22"/>
+              </w:rPr>
+              <w:t>● Redirect mortgage repayments to investing once the home loan is repaid/offset</w:t>
+            </w:r>
+          </w:p>
+        </w:tc>
+      </w:tr>
+      <w:tr>
+        <w:tc>
+          <w:tcPr>
+            <w:tcW w:type="dxa" w:w="5256"/>
+            <w:shd w:val="clear" w:fill="E5F4F6"/>
+          </w:tcPr>
+          <w:p>
+            <w:r>
+              <w:rPr>
+                <w:b/>
+                <w:color w:val="0C2E3F"/>
+                <w:sz w:val="17"/>
+              </w:rPr>
+              <w:t>Trigger phrases (how it's written in the advice request)</w:t>
+            </w:r>
+          </w:p>
+        </w:tc>
+        <w:tc>
+          <w:tcPr>
+            <w:tcW w:type="dxa" w:w="5256"/>
+          </w:tcPr>
+          <w:p>
+            <w:r>
+              <w:rPr>
+                <w:sz w:val="19"/>
+              </w:rPr>
+              <w:t>• redirect mortgage repayments</w:t>
+              <w:br/>
+              <w:t>• once home loan repaid</w:t>
+              <w:br/>
+              <w:t>• reinvest repayments</w:t>
+              <w:br/>
+              <w:t>• home loan fully offset</w:t>
+            </w:r>
+          </w:p>
+        </w:tc>
+      </w:tr>
+      <w:tr>
+        <w:tc>
+          <w:tcPr>
+            <w:tcW w:type="dxa" w:w="5256"/>
+            <w:shd w:val="clear" w:fill="E5F4F6"/>
+          </w:tcPr>
+          <w:p>
+            <w:r>
+              <w:rPr>
+                <w:b/>
+                <w:color w:val="0C2E3F"/>
+                <w:sz w:val="17"/>
+              </w:rPr>
+              <w:t>Always-on / Tailored</w:t>
+            </w:r>
+          </w:p>
+        </w:tc>
+        <w:tc>
+          <w:tcPr>
+            <w:tcW w:type="dxa" w:w="5256"/>
+          </w:tcPr>
+          <w:p>
+            <w:r>
+              <w:rPr>
+                <w:sz w:val="19"/>
+              </w:rPr>
+              <w:t>Tailored</w:t>
+            </w:r>
+          </w:p>
+        </w:tc>
+      </w:tr>
+      <w:tr>
+        <w:tc>
+          <w:tcPr>
+            <w:tcW w:type="dxa" w:w="5256"/>
+            <w:shd w:val="clear" w:fill="E5F4F6"/>
+          </w:tcPr>
+          <w:p>
+            <w:r>
+              <w:rPr>
+                <w:b/>
+                <w:color w:val="0C2E3F"/>
+                <w:sz w:val="17"/>
+              </w:rPr>
+              <w:t>Scope gate (only show if…)</w:t>
+            </w:r>
+          </w:p>
+        </w:tc>
+        <w:tc>
+          <w:tcPr>
+            <w:tcW w:type="dxa" w:w="5256"/>
+          </w:tcPr>
+          <w:p>
+            <w:r>
+              <w:rPr>
+                <w:sz w:val="19"/>
+              </w:rPr>
+              <w:t>Home loan on track to be repaid or fully offset within the plan</w:t>
+            </w:r>
+          </w:p>
+        </w:tc>
+      </w:tr>
+      <w:tr>
+        <w:tc>
+          <w:tcPr>
+            <w:tcW w:type="dxa" w:w="5256"/>
+            <w:shd w:val="clear" w:fill="E5F4F6"/>
+          </w:tcPr>
+          <w:p>
+            <w:r>
+              <w:rPr>
+                <w:b/>
+                <w:color w:val="0C2E3F"/>
+                <w:sz w:val="17"/>
+              </w:rPr>
+              <w:t>Figures it pulls ($ / %)</w:t>
+            </w:r>
+          </w:p>
+        </w:tc>
+        <w:tc>
+          <w:tcPr>
+            <w:tcW w:type="dxa" w:w="5256"/>
+          </w:tcPr>
+          <w:p>
+            <w:r>
+              <w:rPr>
+                <w:sz w:val="19"/>
+              </w:rPr>
+              <w:t>Estimated additional wealth from redirected repayments</w:t>
+            </w:r>
+          </w:p>
+        </w:tc>
+      </w:tr>
+      <w:tr>
+        <w:tc>
+          <w:tcPr>
+            <w:tcW w:type="dxa" w:w="5256"/>
+            <w:shd w:val="clear" w:fill="E5F4F6"/>
+          </w:tcPr>
+          <w:p>
+            <w:r>
+              <w:rPr>
+                <w:b/>
+                <w:color w:val="0C2E3F"/>
+                <w:sz w:val="17"/>
+              </w:rPr>
+              <w:t>Summary – Strategies line</w:t>
+            </w:r>
+          </w:p>
+        </w:tc>
+        <w:tc>
+          <w:tcPr>
+            <w:tcW w:type="dxa" w:w="5256"/>
+          </w:tcPr>
+          <w:p>
+            <w:r>
+              <w:rPr>
+                <w:sz w:val="19"/>
+              </w:rPr>
+              <w:t>Once your home loan is repaid (or fully offset), we recommend redirecting the amount you were paying in mortgage repayments into your investment plan.</w:t>
+            </w:r>
+          </w:p>
+        </w:tc>
+      </w:tr>
+      <w:tr>
+        <w:tc>
+          <w:tcPr>
+            <w:tcW w:type="dxa" w:w="5256"/>
+            <w:shd w:val="clear" w:fill="E5F4F6"/>
+          </w:tcPr>
+          <w:p>
+            <w:r>
+              <w:rPr>
+                <w:b/>
+                <w:color w:val="0C2E3F"/>
+                <w:sz w:val="17"/>
+              </w:rPr>
+              <w:t>Summary – Outcomes line</w:t>
+            </w:r>
+          </w:p>
+        </w:tc>
+        <w:tc>
+          <w:tcPr>
+            <w:tcW w:type="dxa" w:w="5256"/>
+          </w:tcPr>
+          <w:p>
+            <w:r>
+              <w:rPr>
+                <w:sz w:val="19"/>
+              </w:rPr>
+              <w:t>The cashflow freed up when the mortgage ends is put to work building wealth (e.g. an estimated additional six-figure sum over the remaining plan).</w:t>
+            </w:r>
+          </w:p>
+        </w:tc>
+      </w:tr>
+      <w:tr>
+        <w:tc>
+          <w:tcPr>
+            <w:tcW w:type="dxa" w:w="5256"/>
+            <w:shd w:val="clear" w:fill="E5F4F6"/>
+          </w:tcPr>
+          <w:p>
+            <w:r>
+              <w:rPr>
+                <w:b/>
+                <w:color w:val="0C2E3F"/>
+                <w:sz w:val="17"/>
+              </w:rPr>
+              <w:t>Why / In line with your goals (bullets)</w:t>
+            </w:r>
+          </w:p>
+        </w:tc>
+        <w:tc>
+          <w:tcPr>
+            <w:tcW w:type="dxa" w:w="5256"/>
+          </w:tcPr>
+          <w:p>
+            <w:r>
+              <w:rPr>
+                <w:sz w:val="19"/>
+              </w:rPr>
+              <w:t>• Redirecting former mortgage repayments into investments converts a finished liability into ongoing wealth creation without changing your lifestyle spending.</w:t>
+            </w:r>
+          </w:p>
+        </w:tc>
+      </w:tr>
+      <w:tr>
+        <w:tc>
+          <w:tcPr>
+            <w:tcW w:type="dxa" w:w="5256"/>
+            <w:shd w:val="clear" w:fill="E5F4F6"/>
+          </w:tcPr>
+          <w:p>
+            <w:r>
+              <w:rPr>
+                <w:b/>
+                <w:color w:val="0C2E3F"/>
+                <w:sz w:val="17"/>
+              </w:rPr>
+              <w:t>Risks &amp; Disadvantages (bullets)</w:t>
+            </w:r>
+          </w:p>
+        </w:tc>
+        <w:tc>
+          <w:tcPr>
+            <w:tcW w:type="dxa" w:w="5256"/>
+          </w:tcPr>
+          <w:p>
+            <w:r>
+              <w:rPr>
+                <w:sz w:val="19"/>
+              </w:rPr>
+              <w:t>• Investment returns are not guaranteed; the redirected amount is exposed to market movements.</w:t>
+            </w:r>
+          </w:p>
+        </w:tc>
+      </w:tr>
+      <w:tr>
+        <w:tc>
+          <w:tcPr>
+            <w:tcW w:type="dxa" w:w="5256"/>
+            <w:shd w:val="clear" w:fill="E5F4F6"/>
+          </w:tcPr>
+          <w:p>
+            <w:r>
+              <w:rPr>
+                <w:b/>
+                <w:color w:val="0C2E3F"/>
+                <w:sz w:val="17"/>
+              </w:rPr>
+              <w:t>Alternatives (bullets)</w:t>
+            </w:r>
+          </w:p>
+        </w:tc>
+        <w:tc>
+          <w:tcPr>
+            <w:tcW w:type="dxa" w:w="5256"/>
+          </w:tcPr>
+          <w:p>
+            <w:r>
+              <w:rPr>
+                <w:sz w:val="19"/>
+              </w:rPr>
+              <w:t>• Spend the freed-up cashflow on lifestyle — discounted as it forgoes the wealth-building opportunity.</w:t>
+            </w:r>
+          </w:p>
+        </w:tc>
+      </w:tr>
+    </w:tbl>
+    <w:p/>
     <w:p>
       <w:pPr>
         <w:spacing w:after="120" w:before="200"/>
@@ -11379,6 +12655,8 @@
               <w:t>• Seamless transfer from accumulation to pension... prevents unnecessary Capital Gains Tax consequences and/or sale of assets at unfavourable market conditions.</w:t>
               <w:br/>
               <w:t>• Access to investment funds, ASX listed shares, cash and TDs, and ease of administration through consolidated reporting.</w:t>
+              <w:br/>
+              <w:t>• Two-stage approach: complete an initial partial rollover retaining the minimum balance (e.g. $6,000) to keep your existing insurance active; once your new cover is in place and underwritten, complete a full rollover to consolidate — this final rollover cancels the old fund's insurance.</w:t>
             </w:r>
           </w:p>
         </w:tc>
@@ -11414,6 +12692,8 @@
               <w:t>• You will experience market volatility. There may be transaction costs involved in establishing the strategy.</w:t>
               <w:br/>
               <w:t>• Withdrawing money from superannuation as a lump sum before you reach age 60 may result in lump sum tax being payable.</w:t>
+              <w:br/>
+              <w:t>• Do not cancel the old fund's cover until the new cover is confirmed in place — if the new application is declined or modified, the old cover cannot be reinstated.</w:t>
             </w:r>
           </w:p>
         </w:tc>
@@ -14979,6 +16259,1614 @@
                 <w:sz w:val="19"/>
               </w:rPr>
               <w:t>• Retain the SMSF — discounted where, following separation, the cost and complexity of the SMSF is no longer appropriate.</w:t>
+            </w:r>
+          </w:p>
+        </w:tc>
+      </w:tr>
+    </w:tbl>
+    <w:p/>
+    <w:tbl>
+      <w:tblPr>
+        <w:tblStyle w:val="TableGrid"/>
+        <w:tblW w:type="auto" w:w="0"/>
+        <w:jc w:val="left"/>
+        <w:tblLayout w:type="fixed"/>
+        <w:tblLook w:firstColumn="1" w:firstRow="1" w:lastColumn="0" w:lastRow="0" w:noHBand="0" w:noVBand="1" w:val="04A0"/>
+      </w:tblPr>
+      <w:tblGrid>
+        <w:gridCol w:w="5256"/>
+        <w:gridCol w:w="5256"/>
+      </w:tblGrid>
+      <w:tr>
+        <w:tc>
+          <w:tcPr>
+            <w:tcW w:type="dxa" w:w="10080"/>
+            <w:gridSpan w:val="2"/>
+            <w:shd w:val="clear" w:fill="0C2E3F"/>
+          </w:tcPr>
+          <w:p>
+            <w:r>
+              <w:rPr>
+                <w:b/>
+                <w:color w:val="FFFFFF"/>
+                <w:sz w:val="22"/>
+              </w:rPr>
+              <w:t>● Disability super benefit — staged lump-sum withdrawals (TPD/disability payout, tax-free uplift)</w:t>
+            </w:r>
+          </w:p>
+        </w:tc>
+      </w:tr>
+      <w:tr>
+        <w:tc>
+          <w:tcPr>
+            <w:tcW w:type="dxa" w:w="5256"/>
+            <w:shd w:val="clear" w:fill="E5F4F6"/>
+          </w:tcPr>
+          <w:p>
+            <w:r>
+              <w:rPr>
+                <w:b/>
+                <w:color w:val="0C2E3F"/>
+                <w:sz w:val="17"/>
+              </w:rPr>
+              <w:t>Trigger phrases (how it's written in the advice request)</w:t>
+            </w:r>
+          </w:p>
+        </w:tc>
+        <w:tc>
+          <w:tcPr>
+            <w:tcW w:type="dxa" w:w="5256"/>
+          </w:tcPr>
+          <w:p>
+            <w:r>
+              <w:rPr>
+                <w:sz w:val="19"/>
+              </w:rPr>
+              <w:t>• disability super benefit</w:t>
+              <w:br/>
+              <w:t>• tpd payout</w:t>
+              <w:br/>
+              <w:t>• disability payout</w:t>
+              <w:br/>
+              <w:t>• disabled</w:t>
+              <w:br/>
+              <w:t>• disability support pension</w:t>
+              <w:br/>
+              <w:t>• permanent incapacity</w:t>
+            </w:r>
+          </w:p>
+        </w:tc>
+      </w:tr>
+      <w:tr>
+        <w:tc>
+          <w:tcPr>
+            <w:tcW w:type="dxa" w:w="5256"/>
+            <w:shd w:val="clear" w:fill="E5F4F6"/>
+          </w:tcPr>
+          <w:p>
+            <w:r>
+              <w:rPr>
+                <w:b/>
+                <w:color w:val="0C2E3F"/>
+                <w:sz w:val="17"/>
+              </w:rPr>
+              <w:t>Always-on / Tailored</w:t>
+            </w:r>
+          </w:p>
+        </w:tc>
+        <w:tc>
+          <w:tcPr>
+            <w:tcW w:type="dxa" w:w="5256"/>
+          </w:tcPr>
+          <w:p>
+            <w:r>
+              <w:rPr>
+                <w:sz w:val="19"/>
+              </w:rPr>
+              <w:t>Tailored</w:t>
+            </w:r>
+          </w:p>
+        </w:tc>
+      </w:tr>
+      <w:tr>
+        <w:tc>
+          <w:tcPr>
+            <w:tcW w:type="dxa" w:w="5256"/>
+            <w:shd w:val="clear" w:fill="E5F4F6"/>
+          </w:tcPr>
+          <w:p>
+            <w:r>
+              <w:rPr>
+                <w:b/>
+                <w:color w:val="0C2E3F"/>
+                <w:sz w:val="17"/>
+              </w:rPr>
+              <w:t>Scope gate (only show if…)</w:t>
+            </w:r>
+          </w:p>
+        </w:tc>
+        <w:tc>
+          <w:tcPr>
+            <w:tcW w:type="dxa" w:w="5256"/>
+          </w:tcPr>
+          <w:p>
+            <w:r>
+              <w:rPr>
+                <w:sz w:val="19"/>
+              </w:rPr>
+              <w:t>Client has met a disability/permanent-incapacity condition of release; super boosted by a TPD/disability insurance payout</w:t>
+            </w:r>
+          </w:p>
+        </w:tc>
+      </w:tr>
+      <w:tr>
+        <w:tc>
+          <w:tcPr>
+            <w:tcW w:type="dxa" w:w="5256"/>
+            <w:shd w:val="clear" w:fill="E5F4F6"/>
+          </w:tcPr>
+          <w:p>
+            <w:r>
+              <w:rPr>
+                <w:b/>
+                <w:color w:val="0C2E3F"/>
+                <w:sz w:val="17"/>
+              </w:rPr>
+              <w:t>Figures it pulls ($ / %)</w:t>
+            </w:r>
+          </w:p>
+        </w:tc>
+        <w:tc>
+          <w:tcPr>
+            <w:tcW w:type="dxa" w:w="5256"/>
+          </w:tcPr>
+          <w:p>
+            <w:r>
+              <w:rPr>
+                <w:sz w:val="19"/>
+              </w:rPr>
+              <w:t>Staged one-off withdrawal amounts; tax-free vs taxable %; 22% tax withheld</w:t>
+            </w:r>
+          </w:p>
+        </w:tc>
+      </w:tr>
+      <w:tr>
+        <w:tc>
+          <w:tcPr>
+            <w:tcW w:type="dxa" w:w="5256"/>
+            <w:shd w:val="clear" w:fill="E5F4F6"/>
+          </w:tcPr>
+          <w:p>
+            <w:r>
+              <w:rPr>
+                <w:b/>
+                <w:color w:val="0C2E3F"/>
+                <w:sz w:val="17"/>
+              </w:rPr>
+              <w:t>Summary – Strategies line</w:t>
+            </w:r>
+          </w:p>
+        </w:tc>
+        <w:tc>
+          <w:tcPr>
+            <w:tcW w:type="dxa" w:w="5256"/>
+          </w:tcPr>
+          <w:p>
+            <w:r>
+              <w:rPr>
+                <w:sz w:val="19"/>
+              </w:rPr>
+              <w:t>We recommend you make one-off lump sum withdrawals from your new Accumulation fund as a disability super benefit (e.g. $80,550 in FY25/26, $40,000 in FY26/27, $15,000 in FY27/28) to fund your planned expenses, alongside commencing a pension income to cover your cashflow shortfall.</w:t>
+            </w:r>
+          </w:p>
+        </w:tc>
+      </w:tr>
+      <w:tr>
+        <w:tc>
+          <w:tcPr>
+            <w:tcW w:type="dxa" w:w="5256"/>
+            <w:shd w:val="clear" w:fill="E5F4F6"/>
+          </w:tcPr>
+          <w:p>
+            <w:r>
+              <w:rPr>
+                <w:b/>
+                <w:color w:val="0C2E3F"/>
+                <w:sz w:val="17"/>
+              </w:rPr>
+              <w:t>Summary – Outcomes line</w:t>
+            </w:r>
+          </w:p>
+        </w:tc>
+        <w:tc>
+          <w:tcPr>
+            <w:tcW w:type="dxa" w:w="5256"/>
+          </w:tcPr>
+          <w:p>
+            <w:r>
+              <w:rPr>
+                <w:sz w:val="19"/>
+              </w:rPr>
+              <w:t>At the time of writing, it is estimated that your balance after uplift will comprise approximately 48% tax-free and 52% taxable components.</w:t>
+            </w:r>
+          </w:p>
+        </w:tc>
+      </w:tr>
+      <w:tr>
+        <w:tc>
+          <w:tcPr>
+            <w:tcW w:type="dxa" w:w="5256"/>
+            <w:shd w:val="clear" w:fill="E5F4F6"/>
+          </w:tcPr>
+          <w:p>
+            <w:r>
+              <w:rPr>
+                <w:b/>
+                <w:color w:val="0C2E3F"/>
+                <w:sz w:val="17"/>
+              </w:rPr>
+              <w:t>Why / In line with your goals (bullets)</w:t>
+            </w:r>
+          </w:p>
+        </w:tc>
+        <w:tc>
+          <w:tcPr>
+            <w:tcW w:type="dxa" w:w="5256"/>
+          </w:tcPr>
+          <w:p>
+            <w:r>
+              <w:rPr>
+                <w:sz w:val="19"/>
+              </w:rPr>
+              <w:t>• Because you have met a permanent-incapacity condition of release, you can access your superannuation as a disability super benefit, which receives a tax-free component uplift (the tax-free proportion is increased to reflect your prospective service period to retirement).</w:t>
+              <w:br/>
+              <w:t>• Staged lump-sum withdrawals fund known upcoming expenses while keeping the balance invested in line with your risk profile.</w:t>
+            </w:r>
+          </w:p>
+        </w:tc>
+      </w:tr>
+      <w:tr>
+        <w:tc>
+          <w:tcPr>
+            <w:tcW w:type="dxa" w:w="5256"/>
+            <w:shd w:val="clear" w:fill="E5F4F6"/>
+          </w:tcPr>
+          <w:p>
+            <w:r>
+              <w:rPr>
+                <w:b/>
+                <w:color w:val="0C2E3F"/>
+                <w:sz w:val="17"/>
+              </w:rPr>
+              <w:t>Risks &amp; Disadvantages (bullets)</w:t>
+            </w:r>
+          </w:p>
+        </w:tc>
+        <w:tc>
+          <w:tcPr>
+            <w:tcW w:type="dxa" w:w="5256"/>
+          </w:tcPr>
+          <w:p>
+            <w:r>
+              <w:rPr>
+                <w:sz w:val="19"/>
+              </w:rPr>
+              <w:t>• The 22% tax will be withheld at the time of each withdrawal. You are likely to receive a refund for the excess tax withheld when you lodge your tax return — consult an accountant before implementing.</w:t>
+              <w:br/>
+              <w:t>• As these withdrawals are intended for immediate expenses, no adverse impact on your Disability Support Pension (DSP) is expected under the assets and income test. However, if the withdrawn funds are not spent and remain in your savings account, your DSP payments may temporarily reduce until your balance falls below the relevant threshold.</w:t>
+              <w:br/>
+              <w:t>• The projection does not account for additional ad hoc withdrawals or material increases in pension drawdowns; we review annually.</w:t>
+            </w:r>
+          </w:p>
+        </w:tc>
+      </w:tr>
+      <w:tr>
+        <w:tc>
+          <w:tcPr>
+            <w:tcW w:type="dxa" w:w="5256"/>
+            <w:shd w:val="clear" w:fill="E5F4F6"/>
+          </w:tcPr>
+          <w:p>
+            <w:r>
+              <w:rPr>
+                <w:b/>
+                <w:color w:val="0C2E3F"/>
+                <w:sz w:val="17"/>
+              </w:rPr>
+              <w:t>Alternatives (bullets)</w:t>
+            </w:r>
+          </w:p>
+        </w:tc>
+        <w:tc>
+          <w:tcPr>
+            <w:tcW w:type="dxa" w:w="5256"/>
+          </w:tcPr>
+          <w:p>
+            <w:r>
+              <w:rPr>
+                <w:sz w:val="19"/>
+              </w:rPr>
+              <w:t>• Draw all income via pension only — discounted as it does not provide the lump sums needed for your planned one-off expenses.</w:t>
+            </w:r>
+          </w:p>
+        </w:tc>
+      </w:tr>
+    </w:tbl>
+    <w:p/>
+    <w:tbl>
+      <w:tblPr>
+        <w:tblStyle w:val="TableGrid"/>
+        <w:tblW w:type="auto" w:w="0"/>
+        <w:jc w:val="left"/>
+        <w:tblLayout w:type="fixed"/>
+        <w:tblLook w:firstColumn="1" w:firstRow="1" w:lastColumn="0" w:lastRow="0" w:noHBand="0" w:noVBand="1" w:val="04A0"/>
+      </w:tblPr>
+      <w:tblGrid>
+        <w:gridCol w:w="5256"/>
+        <w:gridCol w:w="5256"/>
+      </w:tblGrid>
+      <w:tr>
+        <w:tc>
+          <w:tcPr>
+            <w:tcW w:type="dxa" w:w="10080"/>
+            <w:gridSpan w:val="2"/>
+            <w:shd w:val="clear" w:fill="0C2E3F"/>
+          </w:tcPr>
+          <w:p>
+            <w:r>
+              <w:rPr>
+                <w:b/>
+                <w:color w:val="FFFFFF"/>
+                <w:sz w:val="22"/>
+              </w:rPr>
+              <w:t>● Reversionary beneficiary nomination (pension phase)</w:t>
+            </w:r>
+          </w:p>
+        </w:tc>
+      </w:tr>
+      <w:tr>
+        <w:tc>
+          <w:tcPr>
+            <w:tcW w:type="dxa" w:w="5256"/>
+            <w:shd w:val="clear" w:fill="E5F4F6"/>
+          </w:tcPr>
+          <w:p>
+            <w:r>
+              <w:rPr>
+                <w:b/>
+                <w:color w:val="0C2E3F"/>
+                <w:sz w:val="17"/>
+              </w:rPr>
+              <w:t>Trigger phrases (how it's written in the advice request)</w:t>
+            </w:r>
+          </w:p>
+        </w:tc>
+        <w:tc>
+          <w:tcPr>
+            <w:tcW w:type="dxa" w:w="5256"/>
+          </w:tcPr>
+          <w:p>
+            <w:r>
+              <w:rPr>
+                <w:sz w:val="19"/>
+              </w:rPr>
+              <w:t>• reversionary beneficiary</w:t>
+              <w:br/>
+              <w:t>• reversionary pension</w:t>
+              <w:br/>
+              <w:t>• reversionary nomination</w:t>
+            </w:r>
+          </w:p>
+        </w:tc>
+      </w:tr>
+      <w:tr>
+        <w:tc>
+          <w:tcPr>
+            <w:tcW w:type="dxa" w:w="5256"/>
+            <w:shd w:val="clear" w:fill="E5F4F6"/>
+          </w:tcPr>
+          <w:p>
+            <w:r>
+              <w:rPr>
+                <w:b/>
+                <w:color w:val="0C2E3F"/>
+                <w:sz w:val="17"/>
+              </w:rPr>
+              <w:t>Always-on / Tailored</w:t>
+            </w:r>
+          </w:p>
+        </w:tc>
+        <w:tc>
+          <w:tcPr>
+            <w:tcW w:type="dxa" w:w="5256"/>
+          </w:tcPr>
+          <w:p>
+            <w:r>
+              <w:rPr>
+                <w:sz w:val="19"/>
+              </w:rPr>
+              <w:t>Tailored</w:t>
+            </w:r>
+          </w:p>
+        </w:tc>
+      </w:tr>
+      <w:tr>
+        <w:tc>
+          <w:tcPr>
+            <w:tcW w:type="dxa" w:w="5256"/>
+            <w:shd w:val="clear" w:fill="E5F4F6"/>
+          </w:tcPr>
+          <w:p>
+            <w:r>
+              <w:rPr>
+                <w:b/>
+                <w:color w:val="0C2E3F"/>
+                <w:sz w:val="17"/>
+              </w:rPr>
+              <w:t>Scope gate (only show if…)</w:t>
+            </w:r>
+          </w:p>
+        </w:tc>
+        <w:tc>
+          <w:tcPr>
+            <w:tcW w:type="dxa" w:w="5256"/>
+          </w:tcPr>
+          <w:p>
+            <w:r>
+              <w:rPr>
+                <w:sz w:val="19"/>
+              </w:rPr>
+              <w:t>Account-based pension recommended; spouse/dependant beneficiary</w:t>
+            </w:r>
+          </w:p>
+        </w:tc>
+      </w:tr>
+      <w:tr>
+        <w:tc>
+          <w:tcPr>
+            <w:tcW w:type="dxa" w:w="5256"/>
+            <w:shd w:val="clear" w:fill="E5F4F6"/>
+          </w:tcPr>
+          <w:p>
+            <w:r>
+              <w:rPr>
+                <w:b/>
+                <w:color w:val="0C2E3F"/>
+                <w:sz w:val="17"/>
+              </w:rPr>
+              <w:t>Figures it pulls ($ / %)</w:t>
+            </w:r>
+          </w:p>
+        </w:tc>
+        <w:tc>
+          <w:tcPr>
+            <w:tcW w:type="dxa" w:w="5256"/>
+          </w:tcPr>
+          <w:p>
+            <w:r>
+              <w:rPr>
+                <w:sz w:val="19"/>
+              </w:rPr>
+              <w:t>—</w:t>
+            </w:r>
+          </w:p>
+        </w:tc>
+      </w:tr>
+      <w:tr>
+        <w:tc>
+          <w:tcPr>
+            <w:tcW w:type="dxa" w:w="5256"/>
+            <w:shd w:val="clear" w:fill="E5F4F6"/>
+          </w:tcPr>
+          <w:p>
+            <w:r>
+              <w:rPr>
+                <w:b/>
+                <w:color w:val="0C2E3F"/>
+                <w:sz w:val="17"/>
+              </w:rPr>
+              <w:t>Summary – Strategies line</w:t>
+            </w:r>
+          </w:p>
+        </w:tc>
+        <w:tc>
+          <w:tcPr>
+            <w:tcW w:type="dxa" w:w="5256"/>
+          </w:tcPr>
+          <w:p>
+            <w:r>
+              <w:rPr>
+                <w:sz w:val="19"/>
+              </w:rPr>
+              <w:t>We recommend you nominate a reversionary beneficiary within your recommended pension funds. A reversionary nomination allows the nominated dependant to automatically receive the pension payments in the event of your passing.</w:t>
+            </w:r>
+          </w:p>
+        </w:tc>
+      </w:tr>
+      <w:tr>
+        <w:tc>
+          <w:tcPr>
+            <w:tcW w:type="dxa" w:w="5256"/>
+            <w:shd w:val="clear" w:fill="E5F4F6"/>
+          </w:tcPr>
+          <w:p>
+            <w:r>
+              <w:rPr>
+                <w:b/>
+                <w:color w:val="0C2E3F"/>
+                <w:sz w:val="17"/>
+              </w:rPr>
+              <w:t>Summary – Outcomes line</w:t>
+            </w:r>
+          </w:p>
+        </w:tc>
+        <w:tc>
+          <w:tcPr>
+            <w:tcW w:type="dxa" w:w="5256"/>
+          </w:tcPr>
+          <w:p>
+            <w:r>
+              <w:rPr>
+                <w:sz w:val="19"/>
+              </w:rPr>
+              <w:t>Seamless continuation of pension income to your surviving spouse, avoiding a lump-sum death benefit and probate delay.</w:t>
+            </w:r>
+          </w:p>
+        </w:tc>
+      </w:tr>
+      <w:tr>
+        <w:tc>
+          <w:tcPr>
+            <w:tcW w:type="dxa" w:w="5256"/>
+            <w:shd w:val="clear" w:fill="E5F4F6"/>
+          </w:tcPr>
+          <w:p>
+            <w:r>
+              <w:rPr>
+                <w:b/>
+                <w:color w:val="0C2E3F"/>
+                <w:sz w:val="17"/>
+              </w:rPr>
+              <w:t>Why / In line with your goals (bullets)</w:t>
+            </w:r>
+          </w:p>
+        </w:tc>
+        <w:tc>
+          <w:tcPr>
+            <w:tcW w:type="dxa" w:w="5256"/>
+          </w:tcPr>
+          <w:p>
+            <w:r>
+              <w:rPr>
+                <w:sz w:val="19"/>
+              </w:rPr>
+              <w:t>• The pension automatically continues to your nominated dependant on death, preserving the tax-effective income stream.</w:t>
+              <w:br/>
+              <w:t>• Death benefit payment option — you can nominate dependants under the non-lapsing binding election, or you can select an automatic reversionary pension under the pension plan.</w:t>
+            </w:r>
+          </w:p>
+        </w:tc>
+      </w:tr>
+      <w:tr>
+        <w:tc>
+          <w:tcPr>
+            <w:tcW w:type="dxa" w:w="5256"/>
+            <w:shd w:val="clear" w:fill="E5F4F6"/>
+          </w:tcPr>
+          <w:p>
+            <w:r>
+              <w:rPr>
+                <w:b/>
+                <w:color w:val="0C2E3F"/>
+                <w:sz w:val="17"/>
+              </w:rPr>
+              <w:t>Risks &amp; Disadvantages (bullets)</w:t>
+            </w:r>
+          </w:p>
+        </w:tc>
+        <w:tc>
+          <w:tcPr>
+            <w:tcW w:type="dxa" w:w="5256"/>
+          </w:tcPr>
+          <w:p>
+            <w:r>
+              <w:rPr>
+                <w:sz w:val="19"/>
+              </w:rPr>
+              <w:t>• A reversionary nomination is generally only available to a spouse/de facto; it reduces flexibility if the beneficiary's circumstances change (a new nomination is required).</w:t>
+              <w:br/>
+              <w:t>• If the reversionary beneficiary pre-deceases you, the benefit reverts to your estate unless a backup nomination is in place.</w:t>
+            </w:r>
+          </w:p>
+        </w:tc>
+      </w:tr>
+      <w:tr>
+        <w:tc>
+          <w:tcPr>
+            <w:tcW w:type="dxa" w:w="5256"/>
+            <w:shd w:val="clear" w:fill="E5F4F6"/>
+          </w:tcPr>
+          <w:p>
+            <w:r>
+              <w:rPr>
+                <w:b/>
+                <w:color w:val="0C2E3F"/>
+                <w:sz w:val="17"/>
+              </w:rPr>
+              <w:t>Alternatives (bullets)</w:t>
+            </w:r>
+          </w:p>
+        </w:tc>
+        <w:tc>
+          <w:tcPr>
+            <w:tcW w:type="dxa" w:w="5256"/>
+          </w:tcPr>
+          <w:p>
+            <w:r>
+              <w:rPr>
+                <w:sz w:val="19"/>
+              </w:rPr>
+              <w:t>• Non-lapsing binding death benefit nomination only — provides a lump sum rather than a continuing income stream; less seamless for a surviving spouse in pension phase.</w:t>
+            </w:r>
+          </w:p>
+        </w:tc>
+      </w:tr>
+    </w:tbl>
+    <w:p/>
+    <w:tbl>
+      <w:tblPr>
+        <w:tblStyle w:val="TableGrid"/>
+        <w:tblW w:type="auto" w:w="0"/>
+        <w:jc w:val="left"/>
+        <w:tblLayout w:type="fixed"/>
+        <w:tblLook w:firstColumn="1" w:firstRow="1" w:lastColumn="0" w:lastRow="0" w:noHBand="0" w:noVBand="1" w:val="04A0"/>
+      </w:tblPr>
+      <w:tblGrid>
+        <w:gridCol w:w="5256"/>
+        <w:gridCol w:w="5256"/>
+      </w:tblGrid>
+      <w:tr>
+        <w:tc>
+          <w:tcPr>
+            <w:tcW w:type="dxa" w:w="10080"/>
+            <w:gridSpan w:val="2"/>
+            <w:shd w:val="clear" w:fill="0C2E3F"/>
+          </w:tcPr>
+          <w:p>
+            <w:r>
+              <w:rPr>
+                <w:b/>
+                <w:color w:val="FFFFFF"/>
+                <w:sz w:val="22"/>
+              </w:rPr>
+              <w:t>● Seamless accumulation-to-pension transfer (no asset sale; avoid CGT / poor-timing sale)</w:t>
+            </w:r>
+          </w:p>
+        </w:tc>
+      </w:tr>
+      <w:tr>
+        <w:tc>
+          <w:tcPr>
+            <w:tcW w:type="dxa" w:w="5256"/>
+            <w:shd w:val="clear" w:fill="E5F4F6"/>
+          </w:tcPr>
+          <w:p>
+            <w:r>
+              <w:rPr>
+                <w:b/>
+                <w:color w:val="0C2E3F"/>
+                <w:sz w:val="17"/>
+              </w:rPr>
+              <w:t>Trigger phrases (how it's written in the advice request)</w:t>
+            </w:r>
+          </w:p>
+        </w:tc>
+        <w:tc>
+          <w:tcPr>
+            <w:tcW w:type="dxa" w:w="5256"/>
+          </w:tcPr>
+          <w:p>
+            <w:r>
+              <w:rPr>
+                <w:sz w:val="19"/>
+              </w:rPr>
+              <w:t>• transition to pension</w:t>
+              <w:br/>
+              <w:t>• commence pension</w:t>
+              <w:br/>
+              <w:t>• accumulation to pension</w:t>
+              <w:br/>
+              <w:t>• in-specie pension transfer</w:t>
+            </w:r>
+          </w:p>
+        </w:tc>
+      </w:tr>
+      <w:tr>
+        <w:tc>
+          <w:tcPr>
+            <w:tcW w:type="dxa" w:w="5256"/>
+            <w:shd w:val="clear" w:fill="E5F4F6"/>
+          </w:tcPr>
+          <w:p>
+            <w:r>
+              <w:rPr>
+                <w:b/>
+                <w:color w:val="0C2E3F"/>
+                <w:sz w:val="17"/>
+              </w:rPr>
+              <w:t>Always-on / Tailored</w:t>
+            </w:r>
+          </w:p>
+        </w:tc>
+        <w:tc>
+          <w:tcPr>
+            <w:tcW w:type="dxa" w:w="5256"/>
+          </w:tcPr>
+          <w:p>
+            <w:r>
+              <w:rPr>
+                <w:sz w:val="19"/>
+              </w:rPr>
+              <w:t>Tailored</w:t>
+            </w:r>
+          </w:p>
+        </w:tc>
+      </w:tr>
+      <w:tr>
+        <w:tc>
+          <w:tcPr>
+            <w:tcW w:type="dxa" w:w="5256"/>
+            <w:shd w:val="clear" w:fill="E5F4F6"/>
+          </w:tcPr>
+          <w:p>
+            <w:r>
+              <w:rPr>
+                <w:b/>
+                <w:color w:val="0C2E3F"/>
+                <w:sz w:val="17"/>
+              </w:rPr>
+              <w:t>Scope gate (only show if…)</w:t>
+            </w:r>
+          </w:p>
+        </w:tc>
+        <w:tc>
+          <w:tcPr>
+            <w:tcW w:type="dxa" w:w="5256"/>
+          </w:tcPr>
+          <w:p>
+            <w:r>
+              <w:rPr>
+                <w:sz w:val="19"/>
+              </w:rPr>
+              <w:t>Commencing an account-based pension from an existing accumulation account on the same platform</w:t>
+            </w:r>
+          </w:p>
+        </w:tc>
+      </w:tr>
+      <w:tr>
+        <w:tc>
+          <w:tcPr>
+            <w:tcW w:type="dxa" w:w="5256"/>
+            <w:shd w:val="clear" w:fill="E5F4F6"/>
+          </w:tcPr>
+          <w:p>
+            <w:r>
+              <w:rPr>
+                <w:b/>
+                <w:color w:val="0C2E3F"/>
+                <w:sz w:val="17"/>
+              </w:rPr>
+              <w:t>Figures it pulls ($ / %)</w:t>
+            </w:r>
+          </w:p>
+        </w:tc>
+        <w:tc>
+          <w:tcPr>
+            <w:tcW w:type="dxa" w:w="5256"/>
+          </w:tcPr>
+          <w:p>
+            <w:r>
+              <w:rPr>
+                <w:sz w:val="19"/>
+              </w:rPr>
+              <w:t>—</w:t>
+            </w:r>
+          </w:p>
+        </w:tc>
+      </w:tr>
+      <w:tr>
+        <w:tc>
+          <w:tcPr>
+            <w:tcW w:type="dxa" w:w="5256"/>
+            <w:shd w:val="clear" w:fill="E5F4F6"/>
+          </w:tcPr>
+          <w:p>
+            <w:r>
+              <w:rPr>
+                <w:b/>
+                <w:color w:val="0C2E3F"/>
+                <w:sz w:val="17"/>
+              </w:rPr>
+              <w:t>Summary – Strategies line</w:t>
+            </w:r>
+          </w:p>
+        </w:tc>
+        <w:tc>
+          <w:tcPr>
+            <w:tcW w:type="dxa" w:w="5256"/>
+          </w:tcPr>
+          <w:p>
+            <w:r>
+              <w:rPr>
+                <w:sz w:val="19"/>
+              </w:rPr>
+              <w:t>We recommend a seamless transfer from accumulation to pension — you are not required to sell down your assets to transfer into the pension phase.</w:t>
+            </w:r>
+          </w:p>
+        </w:tc>
+      </w:tr>
+      <w:tr>
+        <w:tc>
+          <w:tcPr>
+            <w:tcW w:type="dxa" w:w="5256"/>
+            <w:shd w:val="clear" w:fill="E5F4F6"/>
+          </w:tcPr>
+          <w:p>
+            <w:r>
+              <w:rPr>
+                <w:b/>
+                <w:color w:val="0C2E3F"/>
+                <w:sz w:val="17"/>
+              </w:rPr>
+              <w:t>Summary – Outcomes line</w:t>
+            </w:r>
+          </w:p>
+        </w:tc>
+        <w:tc>
+          <w:tcPr>
+            <w:tcW w:type="dxa" w:w="5256"/>
+          </w:tcPr>
+          <w:p>
+            <w:r>
+              <w:rPr>
+                <w:sz w:val="19"/>
+              </w:rPr>
+              <w:t>Your assets move into the tax-free pension environment without being sold, preserving your position.</w:t>
+            </w:r>
+          </w:p>
+        </w:tc>
+      </w:tr>
+      <w:tr>
+        <w:tc>
+          <w:tcPr>
+            <w:tcW w:type="dxa" w:w="5256"/>
+            <w:shd w:val="clear" w:fill="E5F4F6"/>
+          </w:tcPr>
+          <w:p>
+            <w:r>
+              <w:rPr>
+                <w:b/>
+                <w:color w:val="0C2E3F"/>
+                <w:sz w:val="17"/>
+              </w:rPr>
+              <w:t>Why / In line with your goals (bullets)</w:t>
+            </w:r>
+          </w:p>
+        </w:tc>
+        <w:tc>
+          <w:tcPr>
+            <w:tcW w:type="dxa" w:w="5256"/>
+          </w:tcPr>
+          <w:p>
+            <w:r>
+              <w:rPr>
+                <w:sz w:val="19"/>
+              </w:rPr>
+              <w:t>• This can prevent unnecessary Capital Gains Tax consequences and/or sale of assets at a time of unfavourable market conditions.</w:t>
+              <w:br/>
+              <w:t>• It maintains your existing investment holdings and their long-term timing.</w:t>
+            </w:r>
+          </w:p>
+        </w:tc>
+      </w:tr>
+      <w:tr>
+        <w:tc>
+          <w:tcPr>
+            <w:tcW w:type="dxa" w:w="5256"/>
+            <w:shd w:val="clear" w:fill="E5F4F6"/>
+          </w:tcPr>
+          <w:p>
+            <w:r>
+              <w:rPr>
+                <w:b/>
+                <w:color w:val="0C2E3F"/>
+                <w:sz w:val="17"/>
+              </w:rPr>
+              <w:t>Risks &amp; Disadvantages (bullets)</w:t>
+            </w:r>
+          </w:p>
+        </w:tc>
+        <w:tc>
+          <w:tcPr>
+            <w:tcW w:type="dxa" w:w="5256"/>
+          </w:tcPr>
+          <w:p>
+            <w:r>
+              <w:rPr>
+                <w:sz w:val="19"/>
+              </w:rPr>
+              <w:t>• Some platforms charge for in-specie transfers; holdings remain subject to market movements in the pension phase.</w:t>
+            </w:r>
+          </w:p>
+        </w:tc>
+      </w:tr>
+      <w:tr>
+        <w:tc>
+          <w:tcPr>
+            <w:tcW w:type="dxa" w:w="5256"/>
+            <w:shd w:val="clear" w:fill="E5F4F6"/>
+          </w:tcPr>
+          <w:p>
+            <w:r>
+              <w:rPr>
+                <w:b/>
+                <w:color w:val="0C2E3F"/>
+                <w:sz w:val="17"/>
+              </w:rPr>
+              <w:t>Alternatives (bullets)</w:t>
+            </w:r>
+          </w:p>
+        </w:tc>
+        <w:tc>
+          <w:tcPr>
+            <w:tcW w:type="dxa" w:w="5256"/>
+          </w:tcPr>
+          <w:p>
+            <w:r>
+              <w:rPr>
+                <w:sz w:val="19"/>
+              </w:rPr>
+              <w:t>• Sell down in accumulation and re-buy in pension — discounted as it can crystallise CGT and forces a sale that may occur at an unfavourable time.</w:t>
+            </w:r>
+          </w:p>
+        </w:tc>
+      </w:tr>
+    </w:tbl>
+    <w:p/>
+    <w:tbl>
+      <w:tblPr>
+        <w:tblStyle w:val="TableGrid"/>
+        <w:tblW w:type="auto" w:w="0"/>
+        <w:jc w:val="left"/>
+        <w:tblLayout w:type="fixed"/>
+        <w:tblLook w:firstColumn="1" w:firstRow="1" w:lastColumn="0" w:lastRow="0" w:noHBand="0" w:noVBand="1" w:val="04A0"/>
+      </w:tblPr>
+      <w:tblGrid>
+        <w:gridCol w:w="5256"/>
+        <w:gridCol w:w="5256"/>
+      </w:tblGrid>
+      <w:tr>
+        <w:tc>
+          <w:tcPr>
+            <w:tcW w:type="dxa" w:w="10080"/>
+            <w:gridSpan w:val="2"/>
+            <w:shd w:val="clear" w:fill="0C2E3F"/>
+          </w:tcPr>
+          <w:p>
+            <w:r>
+              <w:rPr>
+                <w:b/>
+                <w:color w:val="FFFFFF"/>
+                <w:sz w:val="22"/>
+              </w:rPr>
+              <w:t>● In-specie transfer of super on separation (SMSF asset split to personal super)</w:t>
+            </w:r>
+          </w:p>
+        </w:tc>
+      </w:tr>
+      <w:tr>
+        <w:tc>
+          <w:tcPr>
+            <w:tcW w:type="dxa" w:w="5256"/>
+            <w:shd w:val="clear" w:fill="E5F4F6"/>
+          </w:tcPr>
+          <w:p>
+            <w:r>
+              <w:rPr>
+                <w:b/>
+                <w:color w:val="0C2E3F"/>
+                <w:sz w:val="17"/>
+              </w:rPr>
+              <w:t>Trigger phrases (how it's written in the advice request)</w:t>
+            </w:r>
+          </w:p>
+        </w:tc>
+        <w:tc>
+          <w:tcPr>
+            <w:tcW w:type="dxa" w:w="5256"/>
+          </w:tcPr>
+          <w:p>
+            <w:r>
+              <w:rPr>
+                <w:sz w:val="19"/>
+              </w:rPr>
+              <w:t>• separation</w:t>
+              <w:br/>
+              <w:t>• divorce</w:t>
+              <w:br/>
+              <w:t>• smsf split</w:t>
+              <w:br/>
+              <w:t>• relationship breakdown</w:t>
+              <w:br/>
+              <w:t>• asset split</w:t>
+            </w:r>
+          </w:p>
+        </w:tc>
+      </w:tr>
+      <w:tr>
+        <w:tc>
+          <w:tcPr>
+            <w:tcW w:type="dxa" w:w="5256"/>
+            <w:shd w:val="clear" w:fill="E5F4F6"/>
+          </w:tcPr>
+          <w:p>
+            <w:r>
+              <w:rPr>
+                <w:b/>
+                <w:color w:val="0C2E3F"/>
+                <w:sz w:val="17"/>
+              </w:rPr>
+              <w:t>Always-on / Tailored</w:t>
+            </w:r>
+          </w:p>
+        </w:tc>
+        <w:tc>
+          <w:tcPr>
+            <w:tcW w:type="dxa" w:w="5256"/>
+          </w:tcPr>
+          <w:p>
+            <w:r>
+              <w:rPr>
+                <w:sz w:val="19"/>
+              </w:rPr>
+              <w:t>Tailored</w:t>
+            </w:r>
+          </w:p>
+        </w:tc>
+      </w:tr>
+      <w:tr>
+        <w:tc>
+          <w:tcPr>
+            <w:tcW w:type="dxa" w:w="5256"/>
+            <w:shd w:val="clear" w:fill="E5F4F6"/>
+          </w:tcPr>
+          <w:p>
+            <w:r>
+              <w:rPr>
+                <w:b/>
+                <w:color w:val="0C2E3F"/>
+                <w:sz w:val="17"/>
+              </w:rPr>
+              <w:t>Scope gate (only show if…)</w:t>
+            </w:r>
+          </w:p>
+        </w:tc>
+        <w:tc>
+          <w:tcPr>
+            <w:tcW w:type="dxa" w:w="5256"/>
+          </w:tcPr>
+          <w:p>
+            <w:r>
+              <w:rPr>
+                <w:sz w:val="19"/>
+              </w:rPr>
+              <w:t>Separation with an SMSF or jointly-held super to be split</w:t>
+            </w:r>
+          </w:p>
+        </w:tc>
+      </w:tr>
+      <w:tr>
+        <w:tc>
+          <w:tcPr>
+            <w:tcW w:type="dxa" w:w="5256"/>
+            <w:shd w:val="clear" w:fill="E5F4F6"/>
+          </w:tcPr>
+          <w:p>
+            <w:r>
+              <w:rPr>
+                <w:b/>
+                <w:color w:val="0C2E3F"/>
+                <w:sz w:val="17"/>
+              </w:rPr>
+              <w:t>Figures it pulls ($ / %)</w:t>
+            </w:r>
+          </w:p>
+        </w:tc>
+        <w:tc>
+          <w:tcPr>
+            <w:tcW w:type="dxa" w:w="5256"/>
+          </w:tcPr>
+          <w:p>
+            <w:r>
+              <w:rPr>
+                <w:sz w:val="19"/>
+              </w:rPr>
+              <w:t>—</w:t>
+            </w:r>
+          </w:p>
+        </w:tc>
+      </w:tr>
+      <w:tr>
+        <w:tc>
+          <w:tcPr>
+            <w:tcW w:type="dxa" w:w="5256"/>
+            <w:shd w:val="clear" w:fill="E5F4F6"/>
+          </w:tcPr>
+          <w:p>
+            <w:r>
+              <w:rPr>
+                <w:b/>
+                <w:color w:val="0C2E3F"/>
+                <w:sz w:val="17"/>
+              </w:rPr>
+              <w:t>Summary – Strategies line</w:t>
+            </w:r>
+          </w:p>
+        </w:tc>
+        <w:tc>
+          <w:tcPr>
+            <w:tcW w:type="dxa" w:w="5256"/>
+          </w:tcPr>
+          <w:p>
+            <w:r>
+              <w:rPr>
+                <w:sz w:val="19"/>
+              </w:rPr>
+              <w:t>Following your recent separation, we recommend completing an in-specie transfer of your allocated SMSF assets (e.g. the platform investment and cash account) into a personal superannuation fund tailored to your needs.</w:t>
+            </w:r>
+          </w:p>
+        </w:tc>
+      </w:tr>
+      <w:tr>
+        <w:tc>
+          <w:tcPr>
+            <w:tcW w:type="dxa" w:w="5256"/>
+            <w:shd w:val="clear" w:fill="E5F4F6"/>
+          </w:tcPr>
+          <w:p>
+            <w:r>
+              <w:rPr>
+                <w:b/>
+                <w:color w:val="0C2E3F"/>
+                <w:sz w:val="17"/>
+              </w:rPr>
+              <w:t>Summary – Outcomes line</w:t>
+            </w:r>
+          </w:p>
+        </w:tc>
+        <w:tc>
+          <w:tcPr>
+            <w:tcW w:type="dxa" w:w="5256"/>
+          </w:tcPr>
+          <w:p>
+            <w:r>
+              <w:rPr>
+                <w:sz w:val="19"/>
+              </w:rPr>
+              <w:t>Your share of the fund moves to a personal super account without selling the underlying assets.</w:t>
+            </w:r>
+          </w:p>
+        </w:tc>
+      </w:tr>
+      <w:tr>
+        <w:tc>
+          <w:tcPr>
+            <w:tcW w:type="dxa" w:w="5256"/>
+            <w:shd w:val="clear" w:fill="E5F4F6"/>
+          </w:tcPr>
+          <w:p>
+            <w:r>
+              <w:rPr>
+                <w:b/>
+                <w:color w:val="0C2E3F"/>
+                <w:sz w:val="17"/>
+              </w:rPr>
+              <w:t>Why / In line with your goals (bullets)</w:t>
+            </w:r>
+          </w:p>
+        </w:tc>
+        <w:tc>
+          <w:tcPr>
+            <w:tcW w:type="dxa" w:w="5256"/>
+          </w:tcPr>
+          <w:p>
+            <w:r>
+              <w:rPr>
+                <w:sz w:val="19"/>
+              </w:rPr>
+              <w:t>• An in-specie transfer preserves your portfolio and avoids crystallising capital gains, buy/sell spreads and market-timing risk that a sell-down would create.</w:t>
+            </w:r>
+          </w:p>
+        </w:tc>
+      </w:tr>
+      <w:tr>
+        <w:tc>
+          <w:tcPr>
+            <w:tcW w:type="dxa" w:w="5256"/>
+            <w:shd w:val="clear" w:fill="E5F4F6"/>
+          </w:tcPr>
+          <w:p>
+            <w:r>
+              <w:rPr>
+                <w:b/>
+                <w:color w:val="0C2E3F"/>
+                <w:sz w:val="17"/>
+              </w:rPr>
+              <w:t>Risks &amp; Disadvantages (bullets)</w:t>
+            </w:r>
+          </w:p>
+        </w:tc>
+        <w:tc>
+          <w:tcPr>
+            <w:tcW w:type="dxa" w:w="5256"/>
+          </w:tcPr>
+          <w:p>
+            <w:r>
+              <w:rPr>
+                <w:sz w:val="19"/>
+              </w:rPr>
+              <w:t>• There may be transaction costs involved in establishing the strategy.</w:t>
+              <w:br/>
+              <w:t>• In-specie transfer may not be available for all asset types; the asset split documentation must be finalised before execution.</w:t>
+            </w:r>
+          </w:p>
+        </w:tc>
+      </w:tr>
+      <w:tr>
+        <w:tc>
+          <w:tcPr>
+            <w:tcW w:type="dxa" w:w="5256"/>
+            <w:shd w:val="clear" w:fill="E5F4F6"/>
+          </w:tcPr>
+          <w:p>
+            <w:r>
+              <w:rPr>
+                <w:b/>
+                <w:color w:val="0C2E3F"/>
+                <w:sz w:val="17"/>
+              </w:rPr>
+              <w:t>Alternatives (bullets)</w:t>
+            </w:r>
+          </w:p>
+        </w:tc>
+        <w:tc>
+          <w:tcPr>
+            <w:tcW w:type="dxa" w:w="5256"/>
+          </w:tcPr>
+          <w:p>
+            <w:r>
+              <w:rPr>
+                <w:sz w:val="19"/>
+              </w:rPr>
+              <w:t>• Sell the SMSF assets and roll cash to personal super — discounted as it crystallises CGT and transaction costs.</w:t>
+            </w:r>
+          </w:p>
+        </w:tc>
+      </w:tr>
+    </w:tbl>
+    <w:p/>
+    <w:tbl>
+      <w:tblPr>
+        <w:tblStyle w:val="TableGrid"/>
+        <w:tblW w:type="auto" w:w="0"/>
+        <w:jc w:val="left"/>
+        <w:tblLayout w:type="fixed"/>
+        <w:tblLook w:firstColumn="1" w:firstRow="1" w:lastColumn="0" w:lastRow="0" w:noHBand="0" w:noVBand="1" w:val="04A0"/>
+      </w:tblPr>
+      <w:tblGrid>
+        <w:gridCol w:w="5256"/>
+        <w:gridCol w:w="5256"/>
+      </w:tblGrid>
+      <w:tr>
+        <w:tc>
+          <w:tcPr>
+            <w:tcW w:type="dxa" w:w="10080"/>
+            <w:gridSpan w:val="2"/>
+            <w:shd w:val="clear" w:fill="0C2E3F"/>
+          </w:tcPr>
+          <w:p>
+            <w:r>
+              <w:rPr>
+                <w:b/>
+                <w:color w:val="FFFFFF"/>
+                <w:sz w:val="22"/>
+              </w:rPr>
+              <w:t>● Commence pension before rebalancing to minimise CGT (defer rebalance to pension phase)</w:t>
+            </w:r>
+          </w:p>
+        </w:tc>
+      </w:tr>
+      <w:tr>
+        <w:tc>
+          <w:tcPr>
+            <w:tcW w:type="dxa" w:w="5256"/>
+            <w:shd w:val="clear" w:fill="E5F4F6"/>
+          </w:tcPr>
+          <w:p>
+            <w:r>
+              <w:rPr>
+                <w:b/>
+                <w:color w:val="0C2E3F"/>
+                <w:sz w:val="17"/>
+              </w:rPr>
+              <w:t>Trigger phrases (how it's written in the advice request)</w:t>
+            </w:r>
+          </w:p>
+        </w:tc>
+        <w:tc>
+          <w:tcPr>
+            <w:tcW w:type="dxa" w:w="5256"/>
+          </w:tcPr>
+          <w:p>
+            <w:r>
+              <w:rPr>
+                <w:sz w:val="19"/>
+              </w:rPr>
+              <w:t>• commence pension before rebalance</w:t>
+              <w:br/>
+              <w:t>• defer rebalance</w:t>
+              <w:br/>
+              <w:t>• pension phase cgt</w:t>
+              <w:br/>
+              <w:t>• rebalance in pension</w:t>
+            </w:r>
+          </w:p>
+        </w:tc>
+      </w:tr>
+      <w:tr>
+        <w:tc>
+          <w:tcPr>
+            <w:tcW w:type="dxa" w:w="5256"/>
+            <w:shd w:val="clear" w:fill="E5F4F6"/>
+          </w:tcPr>
+          <w:p>
+            <w:r>
+              <w:rPr>
+                <w:b/>
+                <w:color w:val="0C2E3F"/>
+                <w:sz w:val="17"/>
+              </w:rPr>
+              <w:t>Always-on / Tailored</w:t>
+            </w:r>
+          </w:p>
+        </w:tc>
+        <w:tc>
+          <w:tcPr>
+            <w:tcW w:type="dxa" w:w="5256"/>
+          </w:tcPr>
+          <w:p>
+            <w:r>
+              <w:rPr>
+                <w:sz w:val="19"/>
+              </w:rPr>
+              <w:t>Tailored</w:t>
+            </w:r>
+          </w:p>
+        </w:tc>
+      </w:tr>
+      <w:tr>
+        <w:tc>
+          <w:tcPr>
+            <w:tcW w:type="dxa" w:w="5256"/>
+            <w:shd w:val="clear" w:fill="E5F4F6"/>
+          </w:tcPr>
+          <w:p>
+            <w:r>
+              <w:rPr>
+                <w:b/>
+                <w:color w:val="0C2E3F"/>
+                <w:sz w:val="17"/>
+              </w:rPr>
+              <w:t>Scope gate (only show if…)</w:t>
+            </w:r>
+          </w:p>
+        </w:tc>
+        <w:tc>
+          <w:tcPr>
+            <w:tcW w:type="dxa" w:w="5256"/>
+          </w:tcPr>
+          <w:p>
+            <w:r>
+              <w:rPr>
+                <w:sz w:val="19"/>
+              </w:rPr>
+              <w:t>SMSF/super moving to pension phase with a portfolio rebalance required</w:t>
+            </w:r>
+          </w:p>
+        </w:tc>
+      </w:tr>
+      <w:tr>
+        <w:tc>
+          <w:tcPr>
+            <w:tcW w:type="dxa" w:w="5256"/>
+            <w:shd w:val="clear" w:fill="E5F4F6"/>
+          </w:tcPr>
+          <w:p>
+            <w:r>
+              <w:rPr>
+                <w:b/>
+                <w:color w:val="0C2E3F"/>
+                <w:sz w:val="17"/>
+              </w:rPr>
+              <w:t>Figures it pulls ($ / %)</w:t>
+            </w:r>
+          </w:p>
+        </w:tc>
+        <w:tc>
+          <w:tcPr>
+            <w:tcW w:type="dxa" w:w="5256"/>
+          </w:tcPr>
+          <w:p>
+            <w:r>
+              <w:rPr>
+                <w:sz w:val="19"/>
+              </w:rPr>
+              <w:t>—</w:t>
+            </w:r>
+          </w:p>
+        </w:tc>
+      </w:tr>
+      <w:tr>
+        <w:tc>
+          <w:tcPr>
+            <w:tcW w:type="dxa" w:w="5256"/>
+            <w:shd w:val="clear" w:fill="E5F4F6"/>
+          </w:tcPr>
+          <w:p>
+            <w:r>
+              <w:rPr>
+                <w:b/>
+                <w:color w:val="0C2E3F"/>
+                <w:sz w:val="17"/>
+              </w:rPr>
+              <w:t>Summary – Strategies line</w:t>
+            </w:r>
+          </w:p>
+        </w:tc>
+        <w:tc>
+          <w:tcPr>
+            <w:tcW w:type="dxa" w:w="5256"/>
+          </w:tcPr>
+          <w:p>
+            <w:r>
+              <w:rPr>
+                <w:sz w:val="19"/>
+              </w:rPr>
+              <w:t>We recommend commencing pension phase prior to the rebalance, and deferring the rebalance of the portfolio until pension phase commences, to reduce the CGT impact on the portion of the balance transferred to retirement phase. Please consult your accountant to confirm the tax implications.</w:t>
+            </w:r>
+          </w:p>
+        </w:tc>
+      </w:tr>
+      <w:tr>
+        <w:tc>
+          <w:tcPr>
+            <w:tcW w:type="dxa" w:w="5256"/>
+            <w:shd w:val="clear" w:fill="E5F4F6"/>
+          </w:tcPr>
+          <w:p>
+            <w:r>
+              <w:rPr>
+                <w:b/>
+                <w:color w:val="0C2E3F"/>
+                <w:sz w:val="17"/>
+              </w:rPr>
+              <w:t>Summary – Outcomes line</w:t>
+            </w:r>
+          </w:p>
+        </w:tc>
+        <w:tc>
+          <w:tcPr>
+            <w:tcW w:type="dxa" w:w="5256"/>
+          </w:tcPr>
+          <w:p>
+            <w:r>
+              <w:rPr>
+                <w:sz w:val="19"/>
+              </w:rPr>
+              <w:t>Assets are rebalanced once in the tax-free pension environment, reducing the capital gains tax on the changeover.</w:t>
+            </w:r>
+          </w:p>
+        </w:tc>
+      </w:tr>
+      <w:tr>
+        <w:tc>
+          <w:tcPr>
+            <w:tcW w:type="dxa" w:w="5256"/>
+            <w:shd w:val="clear" w:fill="E5F4F6"/>
+          </w:tcPr>
+          <w:p>
+            <w:r>
+              <w:rPr>
+                <w:b/>
+                <w:color w:val="0C2E3F"/>
+                <w:sz w:val="17"/>
+              </w:rPr>
+              <w:t>Why / In line with your goals (bullets)</w:t>
+            </w:r>
+          </w:p>
+        </w:tc>
+        <w:tc>
+          <w:tcPr>
+            <w:tcW w:type="dxa" w:w="5256"/>
+          </w:tcPr>
+          <w:p>
+            <w:r>
+              <w:rPr>
+                <w:sz w:val="19"/>
+              </w:rPr>
+              <w:t>• Selling to rebalance in accumulation phase can trigger CGT at 10–15%; deferring the rebalance until the assets support a retirement-phase income stream reduces or removes that tax.</w:t>
+            </w:r>
+          </w:p>
+        </w:tc>
+      </w:tr>
+      <w:tr>
+        <w:tc>
+          <w:tcPr>
+            <w:tcW w:type="dxa" w:w="5256"/>
+            <w:shd w:val="clear" w:fill="E5F4F6"/>
+          </w:tcPr>
+          <w:p>
+            <w:r>
+              <w:rPr>
+                <w:b/>
+                <w:color w:val="0C2E3F"/>
+                <w:sz w:val="17"/>
+              </w:rPr>
+              <w:t>Risks &amp; Disadvantages (bullets)</w:t>
+            </w:r>
+          </w:p>
+        </w:tc>
+        <w:tc>
+          <w:tcPr>
+            <w:tcW w:type="dxa" w:w="5256"/>
+          </w:tcPr>
+          <w:p>
+            <w:r>
+              <w:rPr>
+                <w:sz w:val="19"/>
+              </w:rPr>
+              <w:t>• Markets may move while the rebalance is deferred; timing should be confirmed with your accountant.</w:t>
+            </w:r>
+          </w:p>
+        </w:tc>
+      </w:tr>
+      <w:tr>
+        <w:tc>
+          <w:tcPr>
+            <w:tcW w:type="dxa" w:w="5256"/>
+            <w:shd w:val="clear" w:fill="E5F4F6"/>
+          </w:tcPr>
+          <w:p>
+            <w:r>
+              <w:rPr>
+                <w:b/>
+                <w:color w:val="0C2E3F"/>
+                <w:sz w:val="17"/>
+              </w:rPr>
+              <w:t>Alternatives (bullets)</w:t>
+            </w:r>
+          </w:p>
+        </w:tc>
+        <w:tc>
+          <w:tcPr>
+            <w:tcW w:type="dxa" w:w="5256"/>
+          </w:tcPr>
+          <w:p>
+            <w:r>
+              <w:rPr>
+                <w:sz w:val="19"/>
+              </w:rPr>
+              <w:t>• Rebalance immediately in accumulation phase — discounted as it crystallises avoidable CGT.</w:t>
             </w:r>
           </w:p>
         </w:tc>
@@ -18512,6 +21400,1286 @@
       </w:tr>
     </w:tbl>
     <w:p/>
+    <w:tbl>
+      <w:tblPr>
+        <w:tblStyle w:val="TableGrid"/>
+        <w:tblW w:type="auto" w:w="0"/>
+        <w:jc w:val="left"/>
+        <w:tblLayout w:type="fixed"/>
+        <w:tblLook w:firstColumn="1" w:firstRow="1" w:lastColumn="0" w:lastRow="0" w:noHBand="0" w:noVBand="1" w:val="04A0"/>
+      </w:tblPr>
+      <w:tblGrid>
+        <w:gridCol w:w="5256"/>
+        <w:gridCol w:w="5256"/>
+      </w:tblGrid>
+      <w:tr>
+        <w:tc>
+          <w:tcPr>
+            <w:tcW w:type="dxa" w:w="10080"/>
+            <w:gridSpan w:val="2"/>
+            <w:shd w:val="clear" w:fill="0C2E3F"/>
+          </w:tcPr>
+          <w:p>
+            <w:r>
+              <w:rPr>
+                <w:b/>
+                <w:color w:val="FFFFFF"/>
+                <w:sz w:val="22"/>
+              </w:rPr>
+              <w:t>● First Home Super Saver Scheme (FHSSS)</w:t>
+            </w:r>
+          </w:p>
+        </w:tc>
+      </w:tr>
+      <w:tr>
+        <w:tc>
+          <w:tcPr>
+            <w:tcW w:type="dxa" w:w="5256"/>
+            <w:shd w:val="clear" w:fill="E5F4F6"/>
+          </w:tcPr>
+          <w:p>
+            <w:r>
+              <w:rPr>
+                <w:b/>
+                <w:color w:val="0C2E3F"/>
+                <w:sz w:val="17"/>
+              </w:rPr>
+              <w:t>Trigger phrases (how it's written in the advice request)</w:t>
+            </w:r>
+          </w:p>
+        </w:tc>
+        <w:tc>
+          <w:tcPr>
+            <w:tcW w:type="dxa" w:w="5256"/>
+          </w:tcPr>
+          <w:p>
+            <w:r>
+              <w:rPr>
+                <w:sz w:val="19"/>
+              </w:rPr>
+              <w:t>• first home super saver</w:t>
+              <w:br/>
+              <w:t>• fhsss</w:t>
+              <w:br/>
+              <w:t>• first home</w:t>
+              <w:br/>
+              <w:t>• fhss</w:t>
+            </w:r>
+          </w:p>
+        </w:tc>
+      </w:tr>
+      <w:tr>
+        <w:tc>
+          <w:tcPr>
+            <w:tcW w:type="dxa" w:w="5256"/>
+            <w:shd w:val="clear" w:fill="E5F4F6"/>
+          </w:tcPr>
+          <w:p>
+            <w:r>
+              <w:rPr>
+                <w:b/>
+                <w:color w:val="0C2E3F"/>
+                <w:sz w:val="17"/>
+              </w:rPr>
+              <w:t>Always-on / Tailored</w:t>
+            </w:r>
+          </w:p>
+        </w:tc>
+        <w:tc>
+          <w:tcPr>
+            <w:tcW w:type="dxa" w:w="5256"/>
+          </w:tcPr>
+          <w:p>
+            <w:r>
+              <w:rPr>
+                <w:sz w:val="19"/>
+              </w:rPr>
+              <w:t>Tailored</w:t>
+            </w:r>
+          </w:p>
+        </w:tc>
+      </w:tr>
+      <w:tr>
+        <w:tc>
+          <w:tcPr>
+            <w:tcW w:type="dxa" w:w="5256"/>
+            <w:shd w:val="clear" w:fill="E5F4F6"/>
+          </w:tcPr>
+          <w:p>
+            <w:r>
+              <w:rPr>
+                <w:b/>
+                <w:color w:val="0C2E3F"/>
+                <w:sz w:val="17"/>
+              </w:rPr>
+              <w:t>Scope gate (only show if…)</w:t>
+            </w:r>
+          </w:p>
+        </w:tc>
+        <w:tc>
+          <w:tcPr>
+            <w:tcW w:type="dxa" w:w="5256"/>
+          </w:tcPr>
+          <w:p>
+            <w:r>
+              <w:rPr>
+                <w:sz w:val="19"/>
+              </w:rPr>
+              <w:t>Client(s) saving for a first home; eligible to make voluntary contributions</w:t>
+            </w:r>
+          </w:p>
+        </w:tc>
+      </w:tr>
+      <w:tr>
+        <w:tc>
+          <w:tcPr>
+            <w:tcW w:type="dxa" w:w="5256"/>
+            <w:shd w:val="clear" w:fill="E5F4F6"/>
+          </w:tcPr>
+          <w:p>
+            <w:r>
+              <w:rPr>
+                <w:b/>
+                <w:color w:val="0C2E3F"/>
+                <w:sz w:val="17"/>
+              </w:rPr>
+              <w:t>Figures it pulls ($ / %)</w:t>
+            </w:r>
+          </w:p>
+        </w:tc>
+        <w:tc>
+          <w:tcPr>
+            <w:tcW w:type="dxa" w:w="5256"/>
+          </w:tcPr>
+          <w:p>
+            <w:r>
+              <w:rPr>
+                <w:sz w:val="19"/>
+              </w:rPr>
+              <w:t>Voluntary contributions up to the FHSSS limit; salary-sacrifice amount</w:t>
+            </w:r>
+          </w:p>
+        </w:tc>
+      </w:tr>
+      <w:tr>
+        <w:tc>
+          <w:tcPr>
+            <w:tcW w:type="dxa" w:w="5256"/>
+            <w:shd w:val="clear" w:fill="E5F4F6"/>
+          </w:tcPr>
+          <w:p>
+            <w:r>
+              <w:rPr>
+                <w:b/>
+                <w:color w:val="0C2E3F"/>
+                <w:sz w:val="17"/>
+              </w:rPr>
+              <w:t>Summary – Strategies line</w:t>
+            </w:r>
+          </w:p>
+        </w:tc>
+        <w:tc>
+          <w:tcPr>
+            <w:tcW w:type="dxa" w:w="5256"/>
+          </w:tcPr>
+          <w:p>
+            <w:r>
+              <w:rPr>
+                <w:sz w:val="19"/>
+              </w:rPr>
+              <w:t>We recommend you each utilise the First Home Super Saver Scheme (FHSSS) to assist with the purchase of your first property: make a lump-sum personal contribution before 30 June, commence salary sacrificing up to the annual limit, and continue making voluntary contributions each year. Once you are prepared to purchase, withdraw your voluntary contributions and associated earnings by requesting a determination through myGov followed by a release request.</w:t>
+            </w:r>
+          </w:p>
+        </w:tc>
+      </w:tr>
+      <w:tr>
+        <w:tc>
+          <w:tcPr>
+            <w:tcW w:type="dxa" w:w="5256"/>
+            <w:shd w:val="clear" w:fill="E5F4F6"/>
+          </w:tcPr>
+          <w:p>
+            <w:r>
+              <w:rPr>
+                <w:b/>
+                <w:color w:val="0C2E3F"/>
+                <w:sz w:val="17"/>
+              </w:rPr>
+              <w:t>Summary – Outcomes line</w:t>
+            </w:r>
+          </w:p>
+        </w:tc>
+        <w:tc>
+          <w:tcPr>
+            <w:tcW w:type="dxa" w:w="5256"/>
+          </w:tcPr>
+          <w:p>
+            <w:r>
+              <w:rPr>
+                <w:sz w:val="19"/>
+              </w:rPr>
+              <w:t>You save for your deposit inside super at concessional tax rates, then release the funds (plus deemed earnings) to put toward your first home.</w:t>
+            </w:r>
+          </w:p>
+        </w:tc>
+      </w:tr>
+      <w:tr>
+        <w:tc>
+          <w:tcPr>
+            <w:tcW w:type="dxa" w:w="5256"/>
+            <w:shd w:val="clear" w:fill="E5F4F6"/>
+          </w:tcPr>
+          <w:p>
+            <w:r>
+              <w:rPr>
+                <w:b/>
+                <w:color w:val="0C2E3F"/>
+                <w:sz w:val="17"/>
+              </w:rPr>
+              <w:t>Why / In line with your goals (bullets)</w:t>
+            </w:r>
+          </w:p>
+        </w:tc>
+        <w:tc>
+          <w:tcPr>
+            <w:tcW w:type="dxa" w:w="5256"/>
+          </w:tcPr>
+          <w:p>
+            <w:r>
+              <w:rPr>
+                <w:sz w:val="19"/>
+              </w:rPr>
+              <w:t>• Voluntary contributions are taxed concessionally in super, and the released amount (including associated earnings) is taxed more favourably than ordinary income, helping you build your deposit faster.</w:t>
+            </w:r>
+          </w:p>
+        </w:tc>
+      </w:tr>
+      <w:tr>
+        <w:tc>
+          <w:tcPr>
+            <w:tcW w:type="dxa" w:w="5256"/>
+            <w:shd w:val="clear" w:fill="E5F4F6"/>
+          </w:tcPr>
+          <w:p>
+            <w:r>
+              <w:rPr>
+                <w:b/>
+                <w:color w:val="0C2E3F"/>
+                <w:sz w:val="17"/>
+              </w:rPr>
+              <w:t>Risks &amp; Disadvantages (bullets)</w:t>
+            </w:r>
+          </w:p>
+        </w:tc>
+        <w:tc>
+          <w:tcPr>
+            <w:tcW w:type="dxa" w:w="5256"/>
+          </w:tcPr>
+          <w:p>
+            <w:r>
+              <w:rPr>
+                <w:sz w:val="19"/>
+              </w:rPr>
+              <w:t>• Funds are accessible only for an eligible first-home purchase; if you don't proceed, the contributions remain preserved in super.</w:t>
+              <w:br/>
+              <w:t>• Income/timing matters — salary sacrifice may interact with co-contribution eligibility, and the release requires a myGov determination then a release request.</w:t>
+            </w:r>
+          </w:p>
+        </w:tc>
+      </w:tr>
+      <w:tr>
+        <w:tc>
+          <w:tcPr>
+            <w:tcW w:type="dxa" w:w="5256"/>
+            <w:shd w:val="clear" w:fill="E5F4F6"/>
+          </w:tcPr>
+          <w:p>
+            <w:r>
+              <w:rPr>
+                <w:b/>
+                <w:color w:val="0C2E3F"/>
+                <w:sz w:val="17"/>
+              </w:rPr>
+              <w:t>Alternatives (bullets)</w:t>
+            </w:r>
+          </w:p>
+        </w:tc>
+        <w:tc>
+          <w:tcPr>
+            <w:tcW w:type="dxa" w:w="5256"/>
+          </w:tcPr>
+          <w:p>
+            <w:r>
+              <w:rPr>
+                <w:sz w:val="19"/>
+              </w:rPr>
+              <w:t>• Save the deposit outside super — discounted as it forgoes the FHSSS tax concession.</w:t>
+            </w:r>
+          </w:p>
+        </w:tc>
+      </w:tr>
+    </w:tbl>
+    <w:p/>
+    <w:tbl>
+      <w:tblPr>
+        <w:tblStyle w:val="TableGrid"/>
+        <w:tblW w:type="auto" w:w="0"/>
+        <w:jc w:val="left"/>
+        <w:tblLayout w:type="fixed"/>
+        <w:tblLook w:firstColumn="1" w:firstRow="1" w:lastColumn="0" w:lastRow="0" w:noHBand="0" w:noVBand="1" w:val="04A0"/>
+      </w:tblPr>
+      <w:tblGrid>
+        <w:gridCol w:w="5256"/>
+        <w:gridCol w:w="5256"/>
+      </w:tblGrid>
+      <w:tr>
+        <w:tc>
+          <w:tcPr>
+            <w:tcW w:type="dxa" w:w="10080"/>
+            <w:gridSpan w:val="2"/>
+            <w:shd w:val="clear" w:fill="0C2E3F"/>
+          </w:tcPr>
+          <w:p>
+            <w:r>
+              <w:rPr>
+                <w:b/>
+                <w:color w:val="FFFFFF"/>
+                <w:sz w:val="22"/>
+              </w:rPr>
+              <w:t>● Salary packaging (employer-provided, e.g. health / PBI sector)</w:t>
+            </w:r>
+          </w:p>
+        </w:tc>
+      </w:tr>
+      <w:tr>
+        <w:tc>
+          <w:tcPr>
+            <w:tcW w:type="dxa" w:w="5256"/>
+            <w:shd w:val="clear" w:fill="E5F4F6"/>
+          </w:tcPr>
+          <w:p>
+            <w:r>
+              <w:rPr>
+                <w:b/>
+                <w:color w:val="0C2E3F"/>
+                <w:sz w:val="17"/>
+              </w:rPr>
+              <w:t>Trigger phrases (how it's written in the advice request)</w:t>
+            </w:r>
+          </w:p>
+        </w:tc>
+        <w:tc>
+          <w:tcPr>
+            <w:tcW w:type="dxa" w:w="5256"/>
+          </w:tcPr>
+          <w:p>
+            <w:r>
+              <w:rPr>
+                <w:sz w:val="19"/>
+              </w:rPr>
+              <w:t>• salary packaging</w:t>
+              <w:br/>
+              <w:t>• salary package</w:t>
+              <w:br/>
+              <w:t>• fringe benefit</w:t>
+              <w:br/>
+              <w:t>• packaging</w:t>
+            </w:r>
+          </w:p>
+        </w:tc>
+      </w:tr>
+      <w:tr>
+        <w:tc>
+          <w:tcPr>
+            <w:tcW w:type="dxa" w:w="5256"/>
+            <w:shd w:val="clear" w:fill="E5F4F6"/>
+          </w:tcPr>
+          <w:p>
+            <w:r>
+              <w:rPr>
+                <w:b/>
+                <w:color w:val="0C2E3F"/>
+                <w:sz w:val="17"/>
+              </w:rPr>
+              <w:t>Always-on / Tailored</w:t>
+            </w:r>
+          </w:p>
+        </w:tc>
+        <w:tc>
+          <w:tcPr>
+            <w:tcW w:type="dxa" w:w="5256"/>
+          </w:tcPr>
+          <w:p>
+            <w:r>
+              <w:rPr>
+                <w:sz w:val="19"/>
+              </w:rPr>
+              <w:t>Tailored</w:t>
+            </w:r>
+          </w:p>
+        </w:tc>
+      </w:tr>
+      <w:tr>
+        <w:tc>
+          <w:tcPr>
+            <w:tcW w:type="dxa" w:w="5256"/>
+            <w:shd w:val="clear" w:fill="E5F4F6"/>
+          </w:tcPr>
+          <w:p>
+            <w:r>
+              <w:rPr>
+                <w:b/>
+                <w:color w:val="0C2E3F"/>
+                <w:sz w:val="17"/>
+              </w:rPr>
+              <w:t>Scope gate (only show if…)</w:t>
+            </w:r>
+          </w:p>
+        </w:tc>
+        <w:tc>
+          <w:tcPr>
+            <w:tcW w:type="dxa" w:w="5256"/>
+          </w:tcPr>
+          <w:p>
+            <w:r>
+              <w:rPr>
+                <w:sz w:val="19"/>
+              </w:rPr>
+              <w:t>Employer offers salary packaging (commonly health/charity/PBI employers)</w:t>
+            </w:r>
+          </w:p>
+        </w:tc>
+      </w:tr>
+      <w:tr>
+        <w:tc>
+          <w:tcPr>
+            <w:tcW w:type="dxa" w:w="5256"/>
+            <w:shd w:val="clear" w:fill="E5F4F6"/>
+          </w:tcPr>
+          <w:p>
+            <w:r>
+              <w:rPr>
+                <w:b/>
+                <w:color w:val="0C2E3F"/>
+                <w:sz w:val="17"/>
+              </w:rPr>
+              <w:t>Figures it pulls ($ / %)</w:t>
+            </w:r>
+          </w:p>
+        </w:tc>
+        <w:tc>
+          <w:tcPr>
+            <w:tcW w:type="dxa" w:w="5256"/>
+          </w:tcPr>
+          <w:p>
+            <w:r>
+              <w:rPr>
+                <w:sz w:val="19"/>
+              </w:rPr>
+              <w:t>Maximum annual packaging amount available from the employer</w:t>
+            </w:r>
+          </w:p>
+        </w:tc>
+      </w:tr>
+      <w:tr>
+        <w:tc>
+          <w:tcPr>
+            <w:tcW w:type="dxa" w:w="5256"/>
+            <w:shd w:val="clear" w:fill="E5F4F6"/>
+          </w:tcPr>
+          <w:p>
+            <w:r>
+              <w:rPr>
+                <w:b/>
+                <w:color w:val="0C2E3F"/>
+                <w:sz w:val="17"/>
+              </w:rPr>
+              <w:t>Summary – Strategies line</w:t>
+            </w:r>
+          </w:p>
+        </w:tc>
+        <w:tc>
+          <w:tcPr>
+            <w:tcW w:type="dxa" w:w="5256"/>
+          </w:tcPr>
+          <w:p>
+            <w:r>
+              <w:rPr>
+                <w:sz w:val="19"/>
+              </w:rPr>
+              <w:t>We recommend you commence salary packaging your income to the maximum amount available to you (e.g. $9,010 p.a.).</w:t>
+            </w:r>
+          </w:p>
+        </w:tc>
+      </w:tr>
+      <w:tr>
+        <w:tc>
+          <w:tcPr>
+            <w:tcW w:type="dxa" w:w="5256"/>
+            <w:shd w:val="clear" w:fill="E5F4F6"/>
+          </w:tcPr>
+          <w:p>
+            <w:r>
+              <w:rPr>
+                <w:b/>
+                <w:color w:val="0C2E3F"/>
+                <w:sz w:val="17"/>
+              </w:rPr>
+              <w:t>Summary – Outcomes line</w:t>
+            </w:r>
+          </w:p>
+        </w:tc>
+        <w:tc>
+          <w:tcPr>
+            <w:tcW w:type="dxa" w:w="5256"/>
+          </w:tcPr>
+          <w:p>
+            <w:r>
+              <w:rPr>
+                <w:sz w:val="19"/>
+              </w:rPr>
+              <w:t>Pre-tax income is diverted to packaged benefits, reducing your taxable income.</w:t>
+            </w:r>
+          </w:p>
+        </w:tc>
+      </w:tr>
+      <w:tr>
+        <w:tc>
+          <w:tcPr>
+            <w:tcW w:type="dxa" w:w="5256"/>
+            <w:shd w:val="clear" w:fill="E5F4F6"/>
+          </w:tcPr>
+          <w:p>
+            <w:r>
+              <w:rPr>
+                <w:b/>
+                <w:color w:val="0C2E3F"/>
+                <w:sz w:val="17"/>
+              </w:rPr>
+              <w:t>Why / In line with your goals (bullets)</w:t>
+            </w:r>
+          </w:p>
+        </w:tc>
+        <w:tc>
+          <w:tcPr>
+            <w:tcW w:type="dxa" w:w="5256"/>
+          </w:tcPr>
+          <w:p>
+            <w:r>
+              <w:rPr>
+                <w:sz w:val="19"/>
+              </w:rPr>
+              <w:t>• Salary packaging reduces your assessable income at your marginal tax rate without using your concessional contribution cap, improving your after-tax position.</w:t>
+            </w:r>
+          </w:p>
+        </w:tc>
+      </w:tr>
+      <w:tr>
+        <w:tc>
+          <w:tcPr>
+            <w:tcW w:type="dxa" w:w="5256"/>
+            <w:shd w:val="clear" w:fill="E5F4F6"/>
+          </w:tcPr>
+          <w:p>
+            <w:r>
+              <w:rPr>
+                <w:b/>
+                <w:color w:val="0C2E3F"/>
+                <w:sz w:val="17"/>
+              </w:rPr>
+              <w:t>Risks &amp; Disadvantages (bullets)</w:t>
+            </w:r>
+          </w:p>
+        </w:tc>
+        <w:tc>
+          <w:tcPr>
+            <w:tcW w:type="dxa" w:w="5256"/>
+          </w:tcPr>
+          <w:p>
+            <w:r>
+              <w:rPr>
+                <w:sz w:val="19"/>
+              </w:rPr>
+              <w:t>• Availability depends on your employer and role; it ceases if you change employers.</w:t>
+              <w:br/>
+              <w:t>• It can interact with means-tested benefits; coordinate with any salary sacrifice so you do not exceed your concessional cap.</w:t>
+            </w:r>
+          </w:p>
+        </w:tc>
+      </w:tr>
+      <w:tr>
+        <w:tc>
+          <w:tcPr>
+            <w:tcW w:type="dxa" w:w="5256"/>
+            <w:shd w:val="clear" w:fill="E5F4F6"/>
+          </w:tcPr>
+          <w:p>
+            <w:r>
+              <w:rPr>
+                <w:b/>
+                <w:color w:val="0C2E3F"/>
+                <w:sz w:val="17"/>
+              </w:rPr>
+              <w:t>Alternatives (bullets)</w:t>
+            </w:r>
+          </w:p>
+        </w:tc>
+        <w:tc>
+          <w:tcPr>
+            <w:tcW w:type="dxa" w:w="5256"/>
+          </w:tcPr>
+          <w:p>
+            <w:r>
+              <w:rPr>
+                <w:sz w:val="19"/>
+              </w:rPr>
+              <w:t>• Forgo packaging and use post-tax income — discounted as it forgoes the tax saving available through your employer.</w:t>
+            </w:r>
+          </w:p>
+        </w:tc>
+      </w:tr>
+    </w:tbl>
+    <w:p/>
+    <w:tbl>
+      <w:tblPr>
+        <w:tblStyle w:val="TableGrid"/>
+        <w:tblW w:type="auto" w:w="0"/>
+        <w:jc w:val="left"/>
+        <w:tblLayout w:type="fixed"/>
+        <w:tblLook w:firstColumn="1" w:firstRow="1" w:lastColumn="0" w:lastRow="0" w:noHBand="0" w:noVBand="1" w:val="04A0"/>
+      </w:tblPr>
+      <w:tblGrid>
+        <w:gridCol w:w="5256"/>
+        <w:gridCol w:w="5256"/>
+      </w:tblGrid>
+      <w:tr>
+        <w:tc>
+          <w:tcPr>
+            <w:tcW w:type="dxa" w:w="10080"/>
+            <w:gridSpan w:val="2"/>
+            <w:shd w:val="clear" w:fill="0C2E3F"/>
+          </w:tcPr>
+          <w:p>
+            <w:r>
+              <w:rPr>
+                <w:b/>
+                <w:color w:val="FFFFFF"/>
+                <w:sz w:val="22"/>
+              </w:rPr>
+              <w:t>● Carry-forward concessional contribution to offset CGT on an asset sale</w:t>
+            </w:r>
+          </w:p>
+        </w:tc>
+      </w:tr>
+      <w:tr>
+        <w:tc>
+          <w:tcPr>
+            <w:tcW w:type="dxa" w:w="5256"/>
+            <w:shd w:val="clear" w:fill="E5F4F6"/>
+          </w:tcPr>
+          <w:p>
+            <w:r>
+              <w:rPr>
+                <w:b/>
+                <w:color w:val="0C2E3F"/>
+                <w:sz w:val="17"/>
+              </w:rPr>
+              <w:t>Trigger phrases (how it's written in the advice request)</w:t>
+            </w:r>
+          </w:p>
+        </w:tc>
+        <w:tc>
+          <w:tcPr>
+            <w:tcW w:type="dxa" w:w="5256"/>
+          </w:tcPr>
+          <w:p>
+            <w:r>
+              <w:rPr>
+                <w:sz w:val="19"/>
+              </w:rPr>
+              <w:t>• carry forward</w:t>
+              <w:br/>
+              <w:t>• capital gains</w:t>
+              <w:br/>
+              <w:t>• cgt</w:t>
+              <w:br/>
+              <w:t>• sell investment property</w:t>
+              <w:br/>
+              <w:t>• asset sale</w:t>
+              <w:br/>
+              <w:t>• offset capital gain</w:t>
+            </w:r>
+          </w:p>
+        </w:tc>
+      </w:tr>
+      <w:tr>
+        <w:tc>
+          <w:tcPr>
+            <w:tcW w:type="dxa" w:w="5256"/>
+            <w:shd w:val="clear" w:fill="E5F4F6"/>
+          </w:tcPr>
+          <w:p>
+            <w:r>
+              <w:rPr>
+                <w:b/>
+                <w:color w:val="0C2E3F"/>
+                <w:sz w:val="17"/>
+              </w:rPr>
+              <w:t>Always-on / Tailored</w:t>
+            </w:r>
+          </w:p>
+        </w:tc>
+        <w:tc>
+          <w:tcPr>
+            <w:tcW w:type="dxa" w:w="5256"/>
+          </w:tcPr>
+          <w:p>
+            <w:r>
+              <w:rPr>
+                <w:sz w:val="19"/>
+              </w:rPr>
+              <w:t>Tailored</w:t>
+            </w:r>
+          </w:p>
+        </w:tc>
+      </w:tr>
+      <w:tr>
+        <w:tc>
+          <w:tcPr>
+            <w:tcW w:type="dxa" w:w="5256"/>
+            <w:shd w:val="clear" w:fill="E5F4F6"/>
+          </w:tcPr>
+          <w:p>
+            <w:r>
+              <w:rPr>
+                <w:b/>
+                <w:color w:val="0C2E3F"/>
+                <w:sz w:val="17"/>
+              </w:rPr>
+              <w:t>Scope gate (only show if…)</w:t>
+            </w:r>
+          </w:p>
+        </w:tc>
+        <w:tc>
+          <w:tcPr>
+            <w:tcW w:type="dxa" w:w="5256"/>
+          </w:tcPr>
+          <w:p>
+            <w:r>
+              <w:rPr>
+                <w:sz w:val="19"/>
+              </w:rPr>
+              <w:t>A capital gain is being realised (e.g. investment property sale) and unused concessional cap is available</w:t>
+            </w:r>
+          </w:p>
+        </w:tc>
+      </w:tr>
+      <w:tr>
+        <w:tc>
+          <w:tcPr>
+            <w:tcW w:type="dxa" w:w="5256"/>
+            <w:shd w:val="clear" w:fill="E5F4F6"/>
+          </w:tcPr>
+          <w:p>
+            <w:r>
+              <w:rPr>
+                <w:b/>
+                <w:color w:val="0C2E3F"/>
+                <w:sz w:val="17"/>
+              </w:rPr>
+              <w:t>Figures it pulls ($ / %)</w:t>
+            </w:r>
+          </w:p>
+        </w:tc>
+        <w:tc>
+          <w:tcPr>
+            <w:tcW w:type="dxa" w:w="5256"/>
+          </w:tcPr>
+          <w:p>
+            <w:r>
+              <w:rPr>
+                <w:sz w:val="19"/>
+              </w:rPr>
+              <w:t>Estimated capital gain; carry-forward concessional contribution; CGT before vs after</w:t>
+            </w:r>
+          </w:p>
+        </w:tc>
+      </w:tr>
+      <w:tr>
+        <w:tc>
+          <w:tcPr>
+            <w:tcW w:type="dxa" w:w="5256"/>
+            <w:shd w:val="clear" w:fill="E5F4F6"/>
+          </w:tcPr>
+          <w:p>
+            <w:r>
+              <w:rPr>
+                <w:b/>
+                <w:color w:val="0C2E3F"/>
+                <w:sz w:val="17"/>
+              </w:rPr>
+              <w:t>Summary – Strategies line</w:t>
+            </w:r>
+          </w:p>
+        </w:tc>
+        <w:tc>
+          <w:tcPr>
+            <w:tcW w:type="dxa" w:w="5256"/>
+          </w:tcPr>
+          <w:p>
+            <w:r>
+              <w:rPr>
+                <w:sz w:val="19"/>
+              </w:rPr>
+              <w:t>We recommend you each make a once-off concessional contribution using the carry-forward rule in the year you realise the capital gain (e.g. $26,000 each), claiming it as a tax deduction to reduce your assessable capital gain.</w:t>
+            </w:r>
+          </w:p>
+        </w:tc>
+      </w:tr>
+      <w:tr>
+        <w:tc>
+          <w:tcPr>
+            <w:tcW w:type="dxa" w:w="5256"/>
+            <w:shd w:val="clear" w:fill="E5F4F6"/>
+          </w:tcPr>
+          <w:p>
+            <w:r>
+              <w:rPr>
+                <w:b/>
+                <w:color w:val="0C2E3F"/>
+                <w:sz w:val="17"/>
+              </w:rPr>
+              <w:t>Summary – Outcomes line</w:t>
+            </w:r>
+          </w:p>
+        </w:tc>
+        <w:tc>
+          <w:tcPr>
+            <w:tcW w:type="dxa" w:w="5256"/>
+          </w:tcPr>
+          <w:p>
+            <w:r>
+              <w:rPr>
+                <w:sz w:val="19"/>
+              </w:rPr>
+              <w:t>The deduction reduces the tax payable on the sale (e.g. reducing the CGT liability from $41,000 to $33,000) while boosting your super.</w:t>
+            </w:r>
+          </w:p>
+        </w:tc>
+      </w:tr>
+      <w:tr>
+        <w:tc>
+          <w:tcPr>
+            <w:tcW w:type="dxa" w:w="5256"/>
+            <w:shd w:val="clear" w:fill="E5F4F6"/>
+          </w:tcPr>
+          <w:p>
+            <w:r>
+              <w:rPr>
+                <w:b/>
+                <w:color w:val="0C2E3F"/>
+                <w:sz w:val="17"/>
+              </w:rPr>
+              <w:t>Why / In line with your goals (bullets)</w:t>
+            </w:r>
+          </w:p>
+        </w:tc>
+        <w:tc>
+          <w:tcPr>
+            <w:tcW w:type="dxa" w:w="5256"/>
+          </w:tcPr>
+          <w:p>
+            <w:r>
+              <w:rPr>
+                <w:sz w:val="19"/>
+              </w:rPr>
+              <w:t>• Unused concessional cap from prior years can be 'carried forward' and used in a high-income year to shelter a capital gain, moving money into the concessionally-taxed super environment.</w:t>
+            </w:r>
+          </w:p>
+        </w:tc>
+      </w:tr>
+      <w:tr>
+        <w:tc>
+          <w:tcPr>
+            <w:tcW w:type="dxa" w:w="5256"/>
+            <w:shd w:val="clear" w:fill="E5F4F6"/>
+          </w:tcPr>
+          <w:p>
+            <w:r>
+              <w:rPr>
+                <w:b/>
+                <w:color w:val="0C2E3F"/>
+                <w:sz w:val="17"/>
+              </w:rPr>
+              <w:t>Risks &amp; Disadvantages (bullets)</w:t>
+            </w:r>
+          </w:p>
+        </w:tc>
+        <w:tc>
+          <w:tcPr>
+            <w:tcW w:type="dxa" w:w="5256"/>
+          </w:tcPr>
+          <w:p>
+            <w:r>
+              <w:rPr>
+                <w:sz w:val="19"/>
+              </w:rPr>
+              <w:t>• Requires sufficient carry-forward cap room and a total super balance under the threshold; the contribution must be made in the same financial year as the gain.</w:t>
+              <w:br/>
+              <w:t>• Contributions are preserved until a condition of release is met.</w:t>
+            </w:r>
+          </w:p>
+        </w:tc>
+      </w:tr>
+      <w:tr>
+        <w:tc>
+          <w:tcPr>
+            <w:tcW w:type="dxa" w:w="5256"/>
+            <w:shd w:val="clear" w:fill="E5F4F6"/>
+          </w:tcPr>
+          <w:p>
+            <w:r>
+              <w:rPr>
+                <w:b/>
+                <w:color w:val="0C2E3F"/>
+                <w:sz w:val="17"/>
+              </w:rPr>
+              <w:t>Alternatives (bullets)</w:t>
+            </w:r>
+          </w:p>
+        </w:tc>
+        <w:tc>
+          <w:tcPr>
+            <w:tcW w:type="dxa" w:w="5256"/>
+          </w:tcPr>
+          <w:p>
+            <w:r>
+              <w:rPr>
+                <w:sz w:val="19"/>
+              </w:rPr>
+              <w:t>• Invest the sale proceeds outside super — discounted as it forgoes the CGT-offset benefit; or use the non-concessional cap (no deduction).</w:t>
+            </w:r>
+          </w:p>
+        </w:tc>
+      </w:tr>
+    </w:tbl>
+    <w:p/>
+    <w:tbl>
+      <w:tblPr>
+        <w:tblStyle w:val="TableGrid"/>
+        <w:tblW w:type="auto" w:w="0"/>
+        <w:jc w:val="left"/>
+        <w:tblLayout w:type="fixed"/>
+        <w:tblLook w:firstColumn="1" w:firstRow="1" w:lastColumn="0" w:lastRow="0" w:noHBand="0" w:noVBand="1" w:val="04A0"/>
+      </w:tblPr>
+      <w:tblGrid>
+        <w:gridCol w:w="5256"/>
+        <w:gridCol w:w="5256"/>
+      </w:tblGrid>
+      <w:tr>
+        <w:tc>
+          <w:tcPr>
+            <w:tcW w:type="dxa" w:w="10080"/>
+            <w:gridSpan w:val="2"/>
+            <w:shd w:val="clear" w:fill="0C2E3F"/>
+          </w:tcPr>
+          <w:p>
+            <w:r>
+              <w:rPr>
+                <w:b/>
+                <w:color w:val="FFFFFF"/>
+                <w:sz w:val="22"/>
+              </w:rPr>
+              <w:t>● Salary sacrifice future rental increases into super (or to the gearing plan)</w:t>
+            </w:r>
+          </w:p>
+        </w:tc>
+      </w:tr>
+      <w:tr>
+        <w:tc>
+          <w:tcPr>
+            <w:tcW w:type="dxa" w:w="5256"/>
+            <w:shd w:val="clear" w:fill="E5F4F6"/>
+          </w:tcPr>
+          <w:p>
+            <w:r>
+              <w:rPr>
+                <w:b/>
+                <w:color w:val="0C2E3F"/>
+                <w:sz w:val="17"/>
+              </w:rPr>
+              <w:t>Trigger phrases (how it's written in the advice request)</w:t>
+            </w:r>
+          </w:p>
+        </w:tc>
+        <w:tc>
+          <w:tcPr>
+            <w:tcW w:type="dxa" w:w="5256"/>
+          </w:tcPr>
+          <w:p>
+            <w:r>
+              <w:rPr>
+                <w:sz w:val="19"/>
+              </w:rPr>
+              <w:t>• rent increases salary sacrifice</w:t>
+              <w:br/>
+              <w:t>• future rent to super</w:t>
+              <w:br/>
+              <w:t>• direct rent increases</w:t>
+            </w:r>
+          </w:p>
+        </w:tc>
+      </w:tr>
+      <w:tr>
+        <w:tc>
+          <w:tcPr>
+            <w:tcW w:type="dxa" w:w="5256"/>
+            <w:shd w:val="clear" w:fill="E5F4F6"/>
+          </w:tcPr>
+          <w:p>
+            <w:r>
+              <w:rPr>
+                <w:b/>
+                <w:color w:val="0C2E3F"/>
+                <w:sz w:val="17"/>
+              </w:rPr>
+              <w:t>Always-on / Tailored</w:t>
+            </w:r>
+          </w:p>
+        </w:tc>
+        <w:tc>
+          <w:tcPr>
+            <w:tcW w:type="dxa" w:w="5256"/>
+          </w:tcPr>
+          <w:p>
+            <w:r>
+              <w:rPr>
+                <w:sz w:val="19"/>
+              </w:rPr>
+              <w:t>Tailored</w:t>
+            </w:r>
+          </w:p>
+        </w:tc>
+      </w:tr>
+      <w:tr>
+        <w:tc>
+          <w:tcPr>
+            <w:tcW w:type="dxa" w:w="5256"/>
+            <w:shd w:val="clear" w:fill="E5F4F6"/>
+          </w:tcPr>
+          <w:p>
+            <w:r>
+              <w:rPr>
+                <w:b/>
+                <w:color w:val="0C2E3F"/>
+                <w:sz w:val="17"/>
+              </w:rPr>
+              <w:t>Scope gate (only show if…)</w:t>
+            </w:r>
+          </w:p>
+        </w:tc>
+        <w:tc>
+          <w:tcPr>
+            <w:tcW w:type="dxa" w:w="5256"/>
+          </w:tcPr>
+          <w:p>
+            <w:r>
+              <w:rPr>
+                <w:sz w:val="19"/>
+              </w:rPr>
+              <w:t>Investment property held; future rent growth expected</w:t>
+            </w:r>
+          </w:p>
+        </w:tc>
+      </w:tr>
+      <w:tr>
+        <w:tc>
+          <w:tcPr>
+            <w:tcW w:type="dxa" w:w="5256"/>
+            <w:shd w:val="clear" w:fill="E5F4F6"/>
+          </w:tcPr>
+          <w:p>
+            <w:r>
+              <w:rPr>
+                <w:b/>
+                <w:color w:val="0C2E3F"/>
+                <w:sz w:val="17"/>
+              </w:rPr>
+              <w:t>Figures it pulls ($ / %)</w:t>
+            </w:r>
+          </w:p>
+        </w:tc>
+        <w:tc>
+          <w:tcPr>
+            <w:tcW w:type="dxa" w:w="5256"/>
+          </w:tcPr>
+          <w:p>
+            <w:r>
+              <w:rPr>
+                <w:sz w:val="19"/>
+              </w:rPr>
+              <w:t>—</w:t>
+            </w:r>
+          </w:p>
+        </w:tc>
+      </w:tr>
+      <w:tr>
+        <w:tc>
+          <w:tcPr>
+            <w:tcW w:type="dxa" w:w="5256"/>
+            <w:shd w:val="clear" w:fill="E5F4F6"/>
+          </w:tcPr>
+          <w:p>
+            <w:r>
+              <w:rPr>
+                <w:b/>
+                <w:color w:val="0C2E3F"/>
+                <w:sz w:val="17"/>
+              </w:rPr>
+              <w:t>Summary – Strategies line</w:t>
+            </w:r>
+          </w:p>
+        </w:tc>
+        <w:tc>
+          <w:tcPr>
+            <w:tcW w:type="dxa" w:w="5256"/>
+          </w:tcPr>
+          <w:p>
+            <w:r>
+              <w:rPr>
+                <w:sz w:val="19"/>
+              </w:rPr>
+              <w:t>We recommend you plan to have future rent increases salary sacrificed into superannuation or allocated to your instalment gearing plan. This may be changed to direct rent increases to an additional property or to fund everyday lifestyle, reviewed as your circumstances evolve.</w:t>
+            </w:r>
+          </w:p>
+        </w:tc>
+      </w:tr>
+      <w:tr>
+        <w:tc>
+          <w:tcPr>
+            <w:tcW w:type="dxa" w:w="5256"/>
+            <w:shd w:val="clear" w:fill="E5F4F6"/>
+          </w:tcPr>
+          <w:p>
+            <w:r>
+              <w:rPr>
+                <w:b/>
+                <w:color w:val="0C2E3F"/>
+                <w:sz w:val="17"/>
+              </w:rPr>
+              <w:t>Summary – Outcomes line</w:t>
+            </w:r>
+          </w:p>
+        </w:tc>
+        <w:tc>
+          <w:tcPr>
+            <w:tcW w:type="dxa" w:w="5256"/>
+          </w:tcPr>
+          <w:p>
+            <w:r>
+              <w:rPr>
+                <w:sz w:val="19"/>
+              </w:rPr>
+              <w:t>Growth in passive (rental) income is captured into super or the investment plan rather than absorbed into spending.</w:t>
+            </w:r>
+          </w:p>
+        </w:tc>
+      </w:tr>
+      <w:tr>
+        <w:tc>
+          <w:tcPr>
+            <w:tcW w:type="dxa" w:w="5256"/>
+            <w:shd w:val="clear" w:fill="E5F4F6"/>
+          </w:tcPr>
+          <w:p>
+            <w:r>
+              <w:rPr>
+                <w:b/>
+                <w:color w:val="0C2E3F"/>
+                <w:sz w:val="17"/>
+              </w:rPr>
+              <w:t>Why / In line with your goals (bullets)</w:t>
+            </w:r>
+          </w:p>
+        </w:tc>
+        <w:tc>
+          <w:tcPr>
+            <w:tcW w:type="dxa" w:w="5256"/>
+          </w:tcPr>
+          <w:p>
+            <w:r>
+              <w:rPr>
+                <w:sz w:val="19"/>
+              </w:rPr>
+              <w:t>• Directing future rent increases into super (concessionally taxed) or the gearing plan compounds the benefit of rising rents rather than letting it leak into lifestyle.</w:t>
+            </w:r>
+          </w:p>
+        </w:tc>
+      </w:tr>
+      <w:tr>
+        <w:tc>
+          <w:tcPr>
+            <w:tcW w:type="dxa" w:w="5256"/>
+            <w:shd w:val="clear" w:fill="E5F4F6"/>
+          </w:tcPr>
+          <w:p>
+            <w:r>
+              <w:rPr>
+                <w:b/>
+                <w:color w:val="0C2E3F"/>
+                <w:sz w:val="17"/>
+              </w:rPr>
+              <w:t>Risks &amp; Disadvantages (bullets)</w:t>
+            </w:r>
+          </w:p>
+        </w:tc>
+        <w:tc>
+          <w:tcPr>
+            <w:tcW w:type="dxa" w:w="5256"/>
+          </w:tcPr>
+          <w:p>
+            <w:r>
+              <w:rPr>
+                <w:sz w:val="19"/>
+              </w:rPr>
+              <w:t>• Future rent may not rise as projected; this requires an annual decision and adds management complexity.</w:t>
+            </w:r>
+          </w:p>
+        </w:tc>
+      </w:tr>
+      <w:tr>
+        <w:tc>
+          <w:tcPr>
+            <w:tcW w:type="dxa" w:w="5256"/>
+            <w:shd w:val="clear" w:fill="E5F4F6"/>
+          </w:tcPr>
+          <w:p>
+            <w:r>
+              <w:rPr>
+                <w:b/>
+                <w:color w:val="0C2E3F"/>
+                <w:sz w:val="17"/>
+              </w:rPr>
+              <w:t>Alternatives (bullets)</w:t>
+            </w:r>
+          </w:p>
+        </w:tc>
+        <w:tc>
+          <w:tcPr>
+            <w:tcW w:type="dxa" w:w="5256"/>
+          </w:tcPr>
+          <w:p>
+            <w:r>
+              <w:rPr>
+                <w:sz w:val="19"/>
+              </w:rPr>
+              <w:t>• Direct rent increases entirely to the offset / loan reduction, or to lifestyle — chosen approach reviewed annually.</w:t>
+            </w:r>
+          </w:p>
+        </w:tc>
+      </w:tr>
+    </w:tbl>
+    <w:p/>
     <w:p>
       <w:pPr>
         <w:spacing w:after="120" w:before="200"/>
@@ -21458,6 +25626,5080 @@
                 <w:sz w:val="19"/>
               </w:rPr>
               <w:t>• Retain the cover — discounted where it clearly exceeds your assessed need and the premium is better directed elsewhere.</w:t>
+            </w:r>
+          </w:p>
+        </w:tc>
+      </w:tr>
+    </w:tbl>
+    <w:p/>
+    <w:tbl>
+      <w:tblPr>
+        <w:tblStyle w:val="TableGrid"/>
+        <w:tblW w:type="auto" w:w="0"/>
+        <w:jc w:val="left"/>
+        <w:tblLayout w:type="fixed"/>
+        <w:tblLook w:firstColumn="1" w:firstRow="1" w:lastColumn="0" w:lastRow="0" w:noHBand="0" w:noVBand="1" w:val="04A0"/>
+      </w:tblPr>
+      <w:tblGrid>
+        <w:gridCol w:w="5256"/>
+        <w:gridCol w:w="5256"/>
+      </w:tblGrid>
+      <w:tr>
+        <w:tc>
+          <w:tcPr>
+            <w:tcW w:type="dxa" w:w="10080"/>
+            <w:gridSpan w:val="2"/>
+            <w:shd w:val="clear" w:fill="0C2E3F"/>
+          </w:tcPr>
+          <w:p>
+            <w:r>
+              <w:rPr>
+                <w:b/>
+                <w:color w:val="FFFFFF"/>
+                <w:sz w:val="22"/>
+              </w:rPr>
+              <w:t>● Income Protection — increasing/CPI-indexed claim benefit</w:t>
+            </w:r>
+          </w:p>
+        </w:tc>
+      </w:tr>
+      <w:tr>
+        <w:tc>
+          <w:tcPr>
+            <w:tcW w:type="dxa" w:w="5256"/>
+            <w:shd w:val="clear" w:fill="E5F4F6"/>
+          </w:tcPr>
+          <w:p>
+            <w:r>
+              <w:rPr>
+                <w:b/>
+                <w:color w:val="0C2E3F"/>
+                <w:sz w:val="17"/>
+              </w:rPr>
+              <w:t>Trigger phrases (how it's written in the advice request)</w:t>
+            </w:r>
+          </w:p>
+        </w:tc>
+        <w:tc>
+          <w:tcPr>
+            <w:tcW w:type="dxa" w:w="5256"/>
+          </w:tcPr>
+          <w:p>
+            <w:r>
+              <w:rPr>
+                <w:sz w:val="19"/>
+              </w:rPr>
+              <w:t>• increasing claim</w:t>
+              <w:br/>
+              <w:t>• cpi indexation</w:t>
+              <w:br/>
+              <w:t>• indexed benefit</w:t>
+              <w:br/>
+              <w:t>• increasing claims</w:t>
+            </w:r>
+          </w:p>
+        </w:tc>
+      </w:tr>
+      <w:tr>
+        <w:tc>
+          <w:tcPr>
+            <w:tcW w:type="dxa" w:w="5256"/>
+            <w:shd w:val="clear" w:fill="E5F4F6"/>
+          </w:tcPr>
+          <w:p>
+            <w:r>
+              <w:rPr>
+                <w:b/>
+                <w:color w:val="0C2E3F"/>
+                <w:sz w:val="17"/>
+              </w:rPr>
+              <w:t>Always-on / Tailored</w:t>
+            </w:r>
+          </w:p>
+        </w:tc>
+        <w:tc>
+          <w:tcPr>
+            <w:tcW w:type="dxa" w:w="5256"/>
+          </w:tcPr>
+          <w:p>
+            <w:r>
+              <w:rPr>
+                <w:sz w:val="19"/>
+              </w:rPr>
+              <w:t>Tailored</w:t>
+            </w:r>
+          </w:p>
+        </w:tc>
+      </w:tr>
+      <w:tr>
+        <w:tc>
+          <w:tcPr>
+            <w:tcW w:type="dxa" w:w="5256"/>
+            <w:shd w:val="clear" w:fill="E5F4F6"/>
+          </w:tcPr>
+          <w:p>
+            <w:r>
+              <w:rPr>
+                <w:b/>
+                <w:color w:val="0C2E3F"/>
+                <w:sz w:val="17"/>
+              </w:rPr>
+              <w:t>Scope gate (only show if…)</w:t>
+            </w:r>
+          </w:p>
+        </w:tc>
+        <w:tc>
+          <w:tcPr>
+            <w:tcW w:type="dxa" w:w="5256"/>
+          </w:tcPr>
+          <w:p>
+            <w:r>
+              <w:rPr>
+                <w:sz w:val="19"/>
+              </w:rPr>
+              <w:t>Income Protection cover recommended/retained</w:t>
+            </w:r>
+          </w:p>
+        </w:tc>
+      </w:tr>
+      <w:tr>
+        <w:tc>
+          <w:tcPr>
+            <w:tcW w:type="dxa" w:w="5256"/>
+            <w:shd w:val="clear" w:fill="E5F4F6"/>
+          </w:tcPr>
+          <w:p>
+            <w:r>
+              <w:rPr>
+                <w:b/>
+                <w:color w:val="0C2E3F"/>
+                <w:sz w:val="17"/>
+              </w:rPr>
+              <w:t>Figures it pulls ($ / %)</w:t>
+            </w:r>
+          </w:p>
+        </w:tc>
+        <w:tc>
+          <w:tcPr>
+            <w:tcW w:type="dxa" w:w="5256"/>
+          </w:tcPr>
+          <w:p>
+            <w:r>
+              <w:rPr>
+                <w:sz w:val="19"/>
+              </w:rPr>
+              <w:t>—</w:t>
+            </w:r>
+          </w:p>
+        </w:tc>
+      </w:tr>
+      <w:tr>
+        <w:tc>
+          <w:tcPr>
+            <w:tcW w:type="dxa" w:w="5256"/>
+            <w:shd w:val="clear" w:fill="E5F4F6"/>
+          </w:tcPr>
+          <w:p>
+            <w:r>
+              <w:rPr>
+                <w:b/>
+                <w:color w:val="0C2E3F"/>
+                <w:sz w:val="17"/>
+              </w:rPr>
+              <w:t>Summary – Strategies line</w:t>
+            </w:r>
+          </w:p>
+        </w:tc>
+        <w:tc>
+          <w:tcPr>
+            <w:tcW w:type="dxa" w:w="5256"/>
+          </w:tcPr>
+          <w:p>
+            <w:r>
+              <w:rPr>
+                <w:sz w:val="19"/>
+              </w:rPr>
+              <w:t>We recommend an increasing-claim option so that, while you are receiving payments, your benefit is indexed at each review date in line with CPI. This increase is capped to 5% if income protection is structured through superannuation.</w:t>
+            </w:r>
+          </w:p>
+        </w:tc>
+      </w:tr>
+      <w:tr>
+        <w:tc>
+          <w:tcPr>
+            <w:tcW w:type="dxa" w:w="5256"/>
+            <w:shd w:val="clear" w:fill="E5F4F6"/>
+          </w:tcPr>
+          <w:p>
+            <w:r>
+              <w:rPr>
+                <w:b/>
+                <w:color w:val="0C2E3F"/>
+                <w:sz w:val="17"/>
+              </w:rPr>
+              <w:t>Summary – Outcomes line</w:t>
+            </w:r>
+          </w:p>
+        </w:tc>
+        <w:tc>
+          <w:tcPr>
+            <w:tcW w:type="dxa" w:w="5256"/>
+          </w:tcPr>
+          <w:p>
+            <w:r>
+              <w:rPr>
+                <w:sz w:val="19"/>
+              </w:rPr>
+              <w:t>Your income protection payments keep pace with inflation during a long claim.</w:t>
+            </w:r>
+          </w:p>
+        </w:tc>
+      </w:tr>
+      <w:tr>
+        <w:tc>
+          <w:tcPr>
+            <w:tcW w:type="dxa" w:w="5256"/>
+            <w:shd w:val="clear" w:fill="E5F4F6"/>
+          </w:tcPr>
+          <w:p>
+            <w:r>
+              <w:rPr>
+                <w:b/>
+                <w:color w:val="0C2E3F"/>
+                <w:sz w:val="17"/>
+              </w:rPr>
+              <w:t>Why / In line with your goals (bullets)</w:t>
+            </w:r>
+          </w:p>
+        </w:tc>
+        <w:tc>
+          <w:tcPr>
+            <w:tcW w:type="dxa" w:w="5256"/>
+          </w:tcPr>
+          <w:p>
+            <w:r>
+              <w:rPr>
+                <w:sz w:val="19"/>
+              </w:rPr>
+              <w:t>• The increasing-claim option protects the real value of your benefit payments over a multi-year claim.</w:t>
+            </w:r>
+          </w:p>
+        </w:tc>
+      </w:tr>
+      <w:tr>
+        <w:tc>
+          <w:tcPr>
+            <w:tcW w:type="dxa" w:w="5256"/>
+            <w:shd w:val="clear" w:fill="E5F4F6"/>
+          </w:tcPr>
+          <w:p>
+            <w:r>
+              <w:rPr>
+                <w:b/>
+                <w:color w:val="0C2E3F"/>
+                <w:sz w:val="17"/>
+              </w:rPr>
+              <w:t>Risks &amp; Disadvantages (bullets)</w:t>
+            </w:r>
+          </w:p>
+        </w:tc>
+        <w:tc>
+          <w:tcPr>
+            <w:tcW w:type="dxa" w:w="5256"/>
+          </w:tcPr>
+          <w:p>
+            <w:r>
+              <w:rPr>
+                <w:sz w:val="19"/>
+              </w:rPr>
+              <w:t>• The 5% cap (for super-held cover) may not fully match CPI in high-inflation periods; the indexed benefit increases your premium; indexation applies only while you are on claim.</w:t>
+            </w:r>
+          </w:p>
+        </w:tc>
+      </w:tr>
+      <w:tr>
+        <w:tc>
+          <w:tcPr>
+            <w:tcW w:type="dxa" w:w="5256"/>
+            <w:shd w:val="clear" w:fill="E5F4F6"/>
+          </w:tcPr>
+          <w:p>
+            <w:r>
+              <w:rPr>
+                <w:b/>
+                <w:color w:val="0C2E3F"/>
+                <w:sz w:val="17"/>
+              </w:rPr>
+              <w:t>Alternatives (bullets)</w:t>
+            </w:r>
+          </w:p>
+        </w:tc>
+        <w:tc>
+          <w:tcPr>
+            <w:tcW w:type="dxa" w:w="5256"/>
+          </w:tcPr>
+          <w:p>
+            <w:r>
+              <w:rPr>
+                <w:sz w:val="19"/>
+              </w:rPr>
+              <w:t>• Level (non-indexed) benefit — lower ongoing premium but the benefit's real value erodes during a long claim.</w:t>
+            </w:r>
+          </w:p>
+        </w:tc>
+      </w:tr>
+    </w:tbl>
+    <w:p/>
+    <w:tbl>
+      <w:tblPr>
+        <w:tblStyle w:val="TableGrid"/>
+        <w:tblW w:type="auto" w:w="0"/>
+        <w:jc w:val="left"/>
+        <w:tblLayout w:type="fixed"/>
+        <w:tblLook w:firstColumn="1" w:firstRow="1" w:lastColumn="0" w:lastRow="0" w:noHBand="0" w:noVBand="1" w:val="04A0"/>
+      </w:tblPr>
+      <w:tblGrid>
+        <w:gridCol w:w="5256"/>
+        <w:gridCol w:w="5256"/>
+      </w:tblGrid>
+      <w:tr>
+        <w:tc>
+          <w:tcPr>
+            <w:tcW w:type="dxa" w:w="10080"/>
+            <w:gridSpan w:val="2"/>
+            <w:shd w:val="clear" w:fill="0C2E3F"/>
+          </w:tcPr>
+          <w:p>
+            <w:r>
+              <w:rPr>
+                <w:b/>
+                <w:color w:val="FFFFFF"/>
+                <w:sz w:val="22"/>
+              </w:rPr>
+              <w:t>● Trauma cover with reinstatement benefit</w:t>
+            </w:r>
+          </w:p>
+        </w:tc>
+      </w:tr>
+      <w:tr>
+        <w:tc>
+          <w:tcPr>
+            <w:tcW w:type="dxa" w:w="5256"/>
+            <w:shd w:val="clear" w:fill="E5F4F6"/>
+          </w:tcPr>
+          <w:p>
+            <w:r>
+              <w:rPr>
+                <w:b/>
+                <w:color w:val="0C2E3F"/>
+                <w:sz w:val="17"/>
+              </w:rPr>
+              <w:t>Trigger phrases (how it's written in the advice request)</w:t>
+            </w:r>
+          </w:p>
+        </w:tc>
+        <w:tc>
+          <w:tcPr>
+            <w:tcW w:type="dxa" w:w="5256"/>
+          </w:tcPr>
+          <w:p>
+            <w:r>
+              <w:rPr>
+                <w:sz w:val="19"/>
+              </w:rPr>
+              <w:t>• trauma reinstatement</w:t>
+              <w:br/>
+              <w:t>• reinstatement benefit</w:t>
+              <w:br/>
+              <w:t>• reinstate trauma</w:t>
+            </w:r>
+          </w:p>
+        </w:tc>
+      </w:tr>
+      <w:tr>
+        <w:tc>
+          <w:tcPr>
+            <w:tcW w:type="dxa" w:w="5256"/>
+            <w:shd w:val="clear" w:fill="E5F4F6"/>
+          </w:tcPr>
+          <w:p>
+            <w:r>
+              <w:rPr>
+                <w:b/>
+                <w:color w:val="0C2E3F"/>
+                <w:sz w:val="17"/>
+              </w:rPr>
+              <w:t>Always-on / Tailored</w:t>
+            </w:r>
+          </w:p>
+        </w:tc>
+        <w:tc>
+          <w:tcPr>
+            <w:tcW w:type="dxa" w:w="5256"/>
+          </w:tcPr>
+          <w:p>
+            <w:r>
+              <w:rPr>
+                <w:sz w:val="19"/>
+              </w:rPr>
+              <w:t>Tailored</w:t>
+            </w:r>
+          </w:p>
+        </w:tc>
+      </w:tr>
+      <w:tr>
+        <w:tc>
+          <w:tcPr>
+            <w:tcW w:type="dxa" w:w="5256"/>
+            <w:shd w:val="clear" w:fill="E5F4F6"/>
+          </w:tcPr>
+          <w:p>
+            <w:r>
+              <w:rPr>
+                <w:b/>
+                <w:color w:val="0C2E3F"/>
+                <w:sz w:val="17"/>
+              </w:rPr>
+              <w:t>Scope gate (only show if…)</w:t>
+            </w:r>
+          </w:p>
+        </w:tc>
+        <w:tc>
+          <w:tcPr>
+            <w:tcW w:type="dxa" w:w="5256"/>
+          </w:tcPr>
+          <w:p>
+            <w:r>
+              <w:rPr>
+                <w:sz w:val="19"/>
+              </w:rPr>
+              <w:t>Trauma cover recommended</w:t>
+            </w:r>
+          </w:p>
+        </w:tc>
+      </w:tr>
+      <w:tr>
+        <w:tc>
+          <w:tcPr>
+            <w:tcW w:type="dxa" w:w="5256"/>
+            <w:shd w:val="clear" w:fill="E5F4F6"/>
+          </w:tcPr>
+          <w:p>
+            <w:r>
+              <w:rPr>
+                <w:b/>
+                <w:color w:val="0C2E3F"/>
+                <w:sz w:val="17"/>
+              </w:rPr>
+              <w:t>Figures it pulls ($ / %)</w:t>
+            </w:r>
+          </w:p>
+        </w:tc>
+        <w:tc>
+          <w:tcPr>
+            <w:tcW w:type="dxa" w:w="5256"/>
+          </w:tcPr>
+          <w:p>
+            <w:r>
+              <w:rPr>
+                <w:sz w:val="19"/>
+              </w:rPr>
+              <w:t>—</w:t>
+            </w:r>
+          </w:p>
+        </w:tc>
+      </w:tr>
+      <w:tr>
+        <w:tc>
+          <w:tcPr>
+            <w:tcW w:type="dxa" w:w="5256"/>
+            <w:shd w:val="clear" w:fill="E5F4F6"/>
+          </w:tcPr>
+          <w:p>
+            <w:r>
+              <w:rPr>
+                <w:b/>
+                <w:color w:val="0C2E3F"/>
+                <w:sz w:val="17"/>
+              </w:rPr>
+              <w:t>Summary – Strategies line</w:t>
+            </w:r>
+          </w:p>
+        </w:tc>
+        <w:tc>
+          <w:tcPr>
+            <w:tcW w:type="dxa" w:w="5256"/>
+          </w:tcPr>
+          <w:p>
+            <w:r>
+              <w:rPr>
+                <w:sz w:val="19"/>
+              </w:rPr>
+              <w:t>We have recommended a trauma reinstatement benefit which allows you to reinstate the trauma benefit after a claim has been paid.</w:t>
+            </w:r>
+          </w:p>
+        </w:tc>
+      </w:tr>
+      <w:tr>
+        <w:tc>
+          <w:tcPr>
+            <w:tcW w:type="dxa" w:w="5256"/>
+            <w:shd w:val="clear" w:fill="E5F4F6"/>
+          </w:tcPr>
+          <w:p>
+            <w:r>
+              <w:rPr>
+                <w:b/>
+                <w:color w:val="0C2E3F"/>
+                <w:sz w:val="17"/>
+              </w:rPr>
+              <w:t>Summary – Outcomes line</w:t>
+            </w:r>
+          </w:p>
+        </w:tc>
+        <w:tc>
+          <w:tcPr>
+            <w:tcW w:type="dxa" w:w="5256"/>
+          </w:tcPr>
+          <w:p>
+            <w:r>
+              <w:rPr>
+                <w:sz w:val="19"/>
+              </w:rPr>
+              <w:t>After a trauma claim is paid, your cover can be reinstated so you remain protected against a later, unrelated trauma event.</w:t>
+            </w:r>
+          </w:p>
+        </w:tc>
+      </w:tr>
+      <w:tr>
+        <w:tc>
+          <w:tcPr>
+            <w:tcW w:type="dxa" w:w="5256"/>
+            <w:shd w:val="clear" w:fill="E5F4F6"/>
+          </w:tcPr>
+          <w:p>
+            <w:r>
+              <w:rPr>
+                <w:b/>
+                <w:color w:val="0C2E3F"/>
+                <w:sz w:val="17"/>
+              </w:rPr>
+              <w:t>Why / In line with your goals (bullets)</w:t>
+            </w:r>
+          </w:p>
+        </w:tc>
+        <w:tc>
+          <w:tcPr>
+            <w:tcW w:type="dxa" w:w="5256"/>
+          </w:tcPr>
+          <w:p>
+            <w:r>
+              <w:rPr>
+                <w:sz w:val="19"/>
+              </w:rPr>
+              <w:t>• Recovery from one condition does not remove the risk of a later, unrelated trauma event; reinstatement restores cover for that scenario.</w:t>
+            </w:r>
+          </w:p>
+        </w:tc>
+      </w:tr>
+      <w:tr>
+        <w:tc>
+          <w:tcPr>
+            <w:tcW w:type="dxa" w:w="5256"/>
+            <w:shd w:val="clear" w:fill="E5F4F6"/>
+          </w:tcPr>
+          <w:p>
+            <w:r>
+              <w:rPr>
+                <w:b/>
+                <w:color w:val="0C2E3F"/>
+                <w:sz w:val="17"/>
+              </w:rPr>
+              <w:t>Risks &amp; Disadvantages (bullets)</w:t>
+            </w:r>
+          </w:p>
+        </w:tc>
+        <w:tc>
+          <w:tcPr>
+            <w:tcW w:type="dxa" w:w="5256"/>
+          </w:tcPr>
+          <w:p>
+            <w:r>
+              <w:rPr>
+                <w:sz w:val="19"/>
+              </w:rPr>
+              <w:t>• The reinstated benefit may be subject to conditions/waiting periods and adds to the premium; not all insurers offer it.</w:t>
+            </w:r>
+          </w:p>
+        </w:tc>
+      </w:tr>
+      <w:tr>
+        <w:tc>
+          <w:tcPr>
+            <w:tcW w:type="dxa" w:w="5256"/>
+            <w:shd w:val="clear" w:fill="E5F4F6"/>
+          </w:tcPr>
+          <w:p>
+            <w:r>
+              <w:rPr>
+                <w:b/>
+                <w:color w:val="0C2E3F"/>
+                <w:sz w:val="17"/>
+              </w:rPr>
+              <w:t>Alternatives (bullets)</w:t>
+            </w:r>
+          </w:p>
+        </w:tc>
+        <w:tc>
+          <w:tcPr>
+            <w:tcW w:type="dxa" w:w="5256"/>
+          </w:tcPr>
+          <w:p>
+            <w:r>
+              <w:rPr>
+                <w:sz w:val="19"/>
+              </w:rPr>
+              <w:t>• Single-claim trauma cover only — lower cost but no protection against a subsequent event.</w:t>
+            </w:r>
+          </w:p>
+        </w:tc>
+      </w:tr>
+    </w:tbl>
+    <w:p/>
+    <w:tbl>
+      <w:tblPr>
+        <w:tblStyle w:val="TableGrid"/>
+        <w:tblW w:type="auto" w:w="0"/>
+        <w:jc w:val="left"/>
+        <w:tblLayout w:type="fixed"/>
+        <w:tblLook w:firstColumn="1" w:firstRow="1" w:lastColumn="0" w:lastRow="0" w:noHBand="0" w:noVBand="1" w:val="04A0"/>
+      </w:tblPr>
+      <w:tblGrid>
+        <w:gridCol w:w="5256"/>
+        <w:gridCol w:w="5256"/>
+      </w:tblGrid>
+      <w:tr>
+        <w:tc>
+          <w:tcPr>
+            <w:tcW w:type="dxa" w:w="10080"/>
+            <w:gridSpan w:val="2"/>
+            <w:shd w:val="clear" w:fill="0C2E3F"/>
+          </w:tcPr>
+          <w:p>
+            <w:r>
+              <w:rPr>
+                <w:b/>
+                <w:color w:val="FFFFFF"/>
+                <w:sz w:val="22"/>
+              </w:rPr>
+              <w:t>● Linked cover with buy-back feature</w:t>
+            </w:r>
+          </w:p>
+        </w:tc>
+      </w:tr>
+      <w:tr>
+        <w:tc>
+          <w:tcPr>
+            <w:tcW w:type="dxa" w:w="5256"/>
+            <w:shd w:val="clear" w:fill="E5F4F6"/>
+          </w:tcPr>
+          <w:p>
+            <w:r>
+              <w:rPr>
+                <w:b/>
+                <w:color w:val="0C2E3F"/>
+                <w:sz w:val="17"/>
+              </w:rPr>
+              <w:t>Trigger phrases (how it's written in the advice request)</w:t>
+            </w:r>
+          </w:p>
+        </w:tc>
+        <w:tc>
+          <w:tcPr>
+            <w:tcW w:type="dxa" w:w="5256"/>
+          </w:tcPr>
+          <w:p>
+            <w:r>
+              <w:rPr>
+                <w:sz w:val="19"/>
+              </w:rPr>
+              <w:t>• buy back</w:t>
+              <w:br/>
+              <w:t>• buy-back</w:t>
+              <w:br/>
+              <w:t>• cover buy back</w:t>
+              <w:br/>
+              <w:t>• linked cover</w:t>
+            </w:r>
+          </w:p>
+        </w:tc>
+      </w:tr>
+      <w:tr>
+        <w:tc>
+          <w:tcPr>
+            <w:tcW w:type="dxa" w:w="5256"/>
+            <w:shd w:val="clear" w:fill="E5F4F6"/>
+          </w:tcPr>
+          <w:p>
+            <w:r>
+              <w:rPr>
+                <w:b/>
+                <w:color w:val="0C2E3F"/>
+                <w:sz w:val="17"/>
+              </w:rPr>
+              <w:t>Always-on / Tailored</w:t>
+            </w:r>
+          </w:p>
+        </w:tc>
+        <w:tc>
+          <w:tcPr>
+            <w:tcW w:type="dxa" w:w="5256"/>
+          </w:tcPr>
+          <w:p>
+            <w:r>
+              <w:rPr>
+                <w:sz w:val="19"/>
+              </w:rPr>
+              <w:t>Tailored</w:t>
+            </w:r>
+          </w:p>
+        </w:tc>
+      </w:tr>
+      <w:tr>
+        <w:tc>
+          <w:tcPr>
+            <w:tcW w:type="dxa" w:w="5256"/>
+            <w:shd w:val="clear" w:fill="E5F4F6"/>
+          </w:tcPr>
+          <w:p>
+            <w:r>
+              <w:rPr>
+                <w:b/>
+                <w:color w:val="0C2E3F"/>
+                <w:sz w:val="17"/>
+              </w:rPr>
+              <w:t>Scope gate (only show if…)</w:t>
+            </w:r>
+          </w:p>
+        </w:tc>
+        <w:tc>
+          <w:tcPr>
+            <w:tcW w:type="dxa" w:w="5256"/>
+          </w:tcPr>
+          <w:p>
+            <w:r>
+              <w:rPr>
+                <w:sz w:val="19"/>
+              </w:rPr>
+              <w:t>Life/TPD/Trauma written as linked cover</w:t>
+            </w:r>
+          </w:p>
+        </w:tc>
+      </w:tr>
+      <w:tr>
+        <w:tc>
+          <w:tcPr>
+            <w:tcW w:type="dxa" w:w="5256"/>
+            <w:shd w:val="clear" w:fill="E5F4F6"/>
+          </w:tcPr>
+          <w:p>
+            <w:r>
+              <w:rPr>
+                <w:b/>
+                <w:color w:val="0C2E3F"/>
+                <w:sz w:val="17"/>
+              </w:rPr>
+              <w:t>Figures it pulls ($ / %)</w:t>
+            </w:r>
+          </w:p>
+        </w:tc>
+        <w:tc>
+          <w:tcPr>
+            <w:tcW w:type="dxa" w:w="5256"/>
+          </w:tcPr>
+          <w:p>
+            <w:r>
+              <w:rPr>
+                <w:sz w:val="19"/>
+              </w:rPr>
+              <w:t>—</w:t>
+            </w:r>
+          </w:p>
+        </w:tc>
+      </w:tr>
+      <w:tr>
+        <w:tc>
+          <w:tcPr>
+            <w:tcW w:type="dxa" w:w="5256"/>
+            <w:shd w:val="clear" w:fill="E5F4F6"/>
+          </w:tcPr>
+          <w:p>
+            <w:r>
+              <w:rPr>
+                <w:b/>
+                <w:color w:val="0C2E3F"/>
+                <w:sz w:val="17"/>
+              </w:rPr>
+              <w:t>Summary – Strategies line</w:t>
+            </w:r>
+          </w:p>
+        </w:tc>
+        <w:tc>
+          <w:tcPr>
+            <w:tcW w:type="dxa" w:w="5256"/>
+          </w:tcPr>
+          <w:p>
+            <w:r>
+              <w:rPr>
+                <w:sz w:val="19"/>
+              </w:rPr>
+              <w:t>As your TPD/Trauma cover is linked to your Life/TPD cover, a claim on one type of cover will reduce the sum insured on the other — we recommend adding the cover buy-back feature so the reduced cover can be reinstated after a claim.</w:t>
+            </w:r>
+          </w:p>
+        </w:tc>
+      </w:tr>
+      <w:tr>
+        <w:tc>
+          <w:tcPr>
+            <w:tcW w:type="dxa" w:w="5256"/>
+            <w:shd w:val="clear" w:fill="E5F4F6"/>
+          </w:tcPr>
+          <w:p>
+            <w:r>
+              <w:rPr>
+                <w:b/>
+                <w:color w:val="0C2E3F"/>
+                <w:sz w:val="17"/>
+              </w:rPr>
+              <w:t>Summary – Outcomes line</w:t>
+            </w:r>
+          </w:p>
+        </w:tc>
+        <w:tc>
+          <w:tcPr>
+            <w:tcW w:type="dxa" w:w="5256"/>
+          </w:tcPr>
+          <w:p>
+            <w:r>
+              <w:rPr>
+                <w:sz w:val="19"/>
+              </w:rPr>
+              <w:t>After a linked claim reduces your other cover, the buy-back feature restores it without re-underwriting.</w:t>
+            </w:r>
+          </w:p>
+        </w:tc>
+      </w:tr>
+      <w:tr>
+        <w:tc>
+          <w:tcPr>
+            <w:tcW w:type="dxa" w:w="5256"/>
+            <w:shd w:val="clear" w:fill="E5F4F6"/>
+          </w:tcPr>
+          <w:p>
+            <w:r>
+              <w:rPr>
+                <w:b/>
+                <w:color w:val="0C2E3F"/>
+                <w:sz w:val="17"/>
+              </w:rPr>
+              <w:t>Why / In line with your goals (bullets)</w:t>
+            </w:r>
+          </w:p>
+        </w:tc>
+        <w:tc>
+          <w:tcPr>
+            <w:tcW w:type="dxa" w:w="5256"/>
+          </w:tcPr>
+          <w:p>
+            <w:r>
+              <w:rPr>
+                <w:sz w:val="19"/>
+              </w:rPr>
+              <w:t>• Linked cover is more cost-effective than standalone policies, and the buy-back feature removes the main drawback by restoring the reduced cover after a claim.</w:t>
+            </w:r>
+          </w:p>
+        </w:tc>
+      </w:tr>
+      <w:tr>
+        <w:tc>
+          <w:tcPr>
+            <w:tcW w:type="dxa" w:w="5256"/>
+            <w:shd w:val="clear" w:fill="E5F4F6"/>
+          </w:tcPr>
+          <w:p>
+            <w:r>
+              <w:rPr>
+                <w:b/>
+                <w:color w:val="0C2E3F"/>
+                <w:sz w:val="17"/>
+              </w:rPr>
+              <w:t>Risks &amp; Disadvantages (bullets)</w:t>
+            </w:r>
+          </w:p>
+        </w:tc>
+        <w:tc>
+          <w:tcPr>
+            <w:tcW w:type="dxa" w:w="5256"/>
+          </w:tcPr>
+          <w:p>
+            <w:r>
+              <w:rPr>
+                <w:sz w:val="19"/>
+              </w:rPr>
+              <w:t>• The buy-back feature adds to the premium; it applies within defined terms and age limits.</w:t>
+            </w:r>
+          </w:p>
+        </w:tc>
+      </w:tr>
+      <w:tr>
+        <w:tc>
+          <w:tcPr>
+            <w:tcW w:type="dxa" w:w="5256"/>
+            <w:shd w:val="clear" w:fill="E5F4F6"/>
+          </w:tcPr>
+          <w:p>
+            <w:r>
+              <w:rPr>
+                <w:b/>
+                <w:color w:val="0C2E3F"/>
+                <w:sz w:val="17"/>
+              </w:rPr>
+              <w:t>Alternatives (bullets)</w:t>
+            </w:r>
+          </w:p>
+        </w:tc>
+        <w:tc>
+          <w:tcPr>
+            <w:tcW w:type="dxa" w:w="5256"/>
+          </w:tcPr>
+          <w:p>
+            <w:r>
+              <w:rPr>
+                <w:sz w:val="19"/>
+              </w:rPr>
+              <w:t>• Standalone (unlinked) policies — no claim-driven reduction but materially higher premiums; or linked cover without buy-back (cheaper, but cover reduces after a claim).</w:t>
+            </w:r>
+          </w:p>
+        </w:tc>
+      </w:tr>
+    </w:tbl>
+    <w:p/>
+    <w:tbl>
+      <w:tblPr>
+        <w:tblStyle w:val="TableGrid"/>
+        <w:tblW w:type="auto" w:w="0"/>
+        <w:jc w:val="left"/>
+        <w:tblLayout w:type="fixed"/>
+        <w:tblLook w:firstColumn="1" w:firstRow="1" w:lastColumn="0" w:lastRow="0" w:noHBand="0" w:noVBand="1" w:val="04A0"/>
+      </w:tblPr>
+      <w:tblGrid>
+        <w:gridCol w:w="5256"/>
+        <w:gridCol w:w="5256"/>
+      </w:tblGrid>
+      <w:tr>
+        <w:tc>
+          <w:tcPr>
+            <w:tcW w:type="dxa" w:w="10080"/>
+            <w:gridSpan w:val="2"/>
+            <w:shd w:val="clear" w:fill="0C2E3F"/>
+          </w:tcPr>
+          <w:p>
+            <w:r>
+              <w:rPr>
+                <w:b/>
+                <w:color w:val="FFFFFF"/>
+                <w:sz w:val="22"/>
+              </w:rPr>
+              <w:t>● Future insurability / guaranteed future increases</w:t>
+            </w:r>
+          </w:p>
+        </w:tc>
+      </w:tr>
+      <w:tr>
+        <w:tc>
+          <w:tcPr>
+            <w:tcW w:type="dxa" w:w="5256"/>
+            <w:shd w:val="clear" w:fill="E5F4F6"/>
+          </w:tcPr>
+          <w:p>
+            <w:r>
+              <w:rPr>
+                <w:b/>
+                <w:color w:val="0C2E3F"/>
+                <w:sz w:val="17"/>
+              </w:rPr>
+              <w:t>Trigger phrases (how it's written in the advice request)</w:t>
+            </w:r>
+          </w:p>
+        </w:tc>
+        <w:tc>
+          <w:tcPr>
+            <w:tcW w:type="dxa" w:w="5256"/>
+          </w:tcPr>
+          <w:p>
+            <w:r>
+              <w:rPr>
+                <w:sz w:val="19"/>
+              </w:rPr>
+              <w:t>• future insurability</w:t>
+              <w:br/>
+              <w:t>• guaranteed future insurability</w:t>
+              <w:br/>
+              <w:t>• increase without underwriting</w:t>
+            </w:r>
+          </w:p>
+        </w:tc>
+      </w:tr>
+      <w:tr>
+        <w:tc>
+          <w:tcPr>
+            <w:tcW w:type="dxa" w:w="5256"/>
+            <w:shd w:val="clear" w:fill="E5F4F6"/>
+          </w:tcPr>
+          <w:p>
+            <w:r>
+              <w:rPr>
+                <w:b/>
+                <w:color w:val="0C2E3F"/>
+                <w:sz w:val="17"/>
+              </w:rPr>
+              <w:t>Always-on / Tailored</w:t>
+            </w:r>
+          </w:p>
+        </w:tc>
+        <w:tc>
+          <w:tcPr>
+            <w:tcW w:type="dxa" w:w="5256"/>
+          </w:tcPr>
+          <w:p>
+            <w:r>
+              <w:rPr>
+                <w:sz w:val="19"/>
+              </w:rPr>
+              <w:t>Tailored</w:t>
+            </w:r>
+          </w:p>
+        </w:tc>
+      </w:tr>
+      <w:tr>
+        <w:tc>
+          <w:tcPr>
+            <w:tcW w:type="dxa" w:w="5256"/>
+            <w:shd w:val="clear" w:fill="E5F4F6"/>
+          </w:tcPr>
+          <w:p>
+            <w:r>
+              <w:rPr>
+                <w:b/>
+                <w:color w:val="0C2E3F"/>
+                <w:sz w:val="17"/>
+              </w:rPr>
+              <w:t>Scope gate (only show if…)</w:t>
+            </w:r>
+          </w:p>
+        </w:tc>
+        <w:tc>
+          <w:tcPr>
+            <w:tcW w:type="dxa" w:w="5256"/>
+          </w:tcPr>
+          <w:p>
+            <w:r>
+              <w:rPr>
+                <w:sz w:val="19"/>
+              </w:rPr>
+              <w:t>Life/TPD/Trauma cover recommended</w:t>
+            </w:r>
+          </w:p>
+        </w:tc>
+      </w:tr>
+      <w:tr>
+        <w:tc>
+          <w:tcPr>
+            <w:tcW w:type="dxa" w:w="5256"/>
+            <w:shd w:val="clear" w:fill="E5F4F6"/>
+          </w:tcPr>
+          <w:p>
+            <w:r>
+              <w:rPr>
+                <w:b/>
+                <w:color w:val="0C2E3F"/>
+                <w:sz w:val="17"/>
+              </w:rPr>
+              <w:t>Figures it pulls ($ / %)</w:t>
+            </w:r>
+          </w:p>
+        </w:tc>
+        <w:tc>
+          <w:tcPr>
+            <w:tcW w:type="dxa" w:w="5256"/>
+          </w:tcPr>
+          <w:p>
+            <w:r>
+              <w:rPr>
+                <w:sz w:val="19"/>
+              </w:rPr>
+              <w:t>—</w:t>
+            </w:r>
+          </w:p>
+        </w:tc>
+      </w:tr>
+      <w:tr>
+        <w:tc>
+          <w:tcPr>
+            <w:tcW w:type="dxa" w:w="5256"/>
+            <w:shd w:val="clear" w:fill="E5F4F6"/>
+          </w:tcPr>
+          <w:p>
+            <w:r>
+              <w:rPr>
+                <w:b/>
+                <w:color w:val="0C2E3F"/>
+                <w:sz w:val="17"/>
+              </w:rPr>
+              <w:t>Summary – Strategies line</w:t>
+            </w:r>
+          </w:p>
+        </w:tc>
+        <w:tc>
+          <w:tcPr>
+            <w:tcW w:type="dxa" w:w="5256"/>
+          </w:tcPr>
+          <w:p>
+            <w:r>
+              <w:rPr>
+                <w:sz w:val="19"/>
+              </w:rPr>
+              <w:t>Your recommended policies contain future insurability clauses, meaning that if your circumstances change in future you can increase your cover periodically without further medical underwriting.</w:t>
+            </w:r>
+          </w:p>
+        </w:tc>
+      </w:tr>
+      <w:tr>
+        <w:tc>
+          <w:tcPr>
+            <w:tcW w:type="dxa" w:w="5256"/>
+            <w:shd w:val="clear" w:fill="E5F4F6"/>
+          </w:tcPr>
+          <w:p>
+            <w:r>
+              <w:rPr>
+                <w:b/>
+                <w:color w:val="0C2E3F"/>
+                <w:sz w:val="17"/>
+              </w:rPr>
+              <w:t>Summary – Outcomes line</w:t>
+            </w:r>
+          </w:p>
+        </w:tc>
+        <w:tc>
+          <w:tcPr>
+            <w:tcW w:type="dxa" w:w="5256"/>
+          </w:tcPr>
+          <w:p>
+            <w:r>
+              <w:rPr>
+                <w:sz w:val="19"/>
+              </w:rPr>
+              <w:t>You can raise your cover at set life events or intervals without a new health assessment.</w:t>
+            </w:r>
+          </w:p>
+        </w:tc>
+      </w:tr>
+      <w:tr>
+        <w:tc>
+          <w:tcPr>
+            <w:tcW w:type="dxa" w:w="5256"/>
+            <w:shd w:val="clear" w:fill="E5F4F6"/>
+          </w:tcPr>
+          <w:p>
+            <w:r>
+              <w:rPr>
+                <w:b/>
+                <w:color w:val="0C2E3F"/>
+                <w:sz w:val="17"/>
+              </w:rPr>
+              <w:t>Why / In line with your goals (bullets)</w:t>
+            </w:r>
+          </w:p>
+        </w:tc>
+        <w:tc>
+          <w:tcPr>
+            <w:tcW w:type="dxa" w:w="5256"/>
+          </w:tcPr>
+          <w:p>
+            <w:r>
+              <w:rPr>
+                <w:sz w:val="19"/>
+              </w:rPr>
+              <w:t>• This locks in your current health rating, so deterioration in your health does not block reasonable future increases within policy limits.</w:t>
+            </w:r>
+          </w:p>
+        </w:tc>
+      </w:tr>
+      <w:tr>
+        <w:tc>
+          <w:tcPr>
+            <w:tcW w:type="dxa" w:w="5256"/>
+            <w:shd w:val="clear" w:fill="E5F4F6"/>
+          </w:tcPr>
+          <w:p>
+            <w:r>
+              <w:rPr>
+                <w:b/>
+                <w:color w:val="0C2E3F"/>
+                <w:sz w:val="17"/>
+              </w:rPr>
+              <w:t>Risks &amp; Disadvantages (bullets)</w:t>
+            </w:r>
+          </w:p>
+        </w:tc>
+        <w:tc>
+          <w:tcPr>
+            <w:tcW w:type="dxa" w:w="5256"/>
+          </w:tcPr>
+          <w:p>
+            <w:r>
+              <w:rPr>
+                <w:sz w:val="19"/>
+              </w:rPr>
+              <w:t>• Increases are limited to set amounts/intervals and have age limits; the increased benefit is still subject to claims assessment.</w:t>
+            </w:r>
+          </w:p>
+        </w:tc>
+      </w:tr>
+      <w:tr>
+        <w:tc>
+          <w:tcPr>
+            <w:tcW w:type="dxa" w:w="5256"/>
+            <w:shd w:val="clear" w:fill="E5F4F6"/>
+          </w:tcPr>
+          <w:p>
+            <w:r>
+              <w:rPr>
+                <w:b/>
+                <w:color w:val="0C2E3F"/>
+                <w:sz w:val="17"/>
+              </w:rPr>
+              <w:t>Alternatives (bullets)</w:t>
+            </w:r>
+          </w:p>
+        </w:tc>
+        <w:tc>
+          <w:tcPr>
+            <w:tcW w:type="dxa" w:w="5256"/>
+          </w:tcPr>
+          <w:p>
+            <w:r>
+              <w:rPr>
+                <w:sz w:val="19"/>
+              </w:rPr>
+              <w:t>• Lock cover at today's level with no increase option — lower flexibility if your needs grow.</w:t>
+            </w:r>
+          </w:p>
+        </w:tc>
+      </w:tr>
+    </w:tbl>
+    <w:p/>
+    <w:tbl>
+      <w:tblPr>
+        <w:tblStyle w:val="TableGrid"/>
+        <w:tblW w:type="auto" w:w="0"/>
+        <w:jc w:val="left"/>
+        <w:tblLayout w:type="fixed"/>
+        <w:tblLook w:firstColumn="1" w:firstRow="1" w:lastColumn="0" w:lastRow="0" w:noHBand="0" w:noVBand="1" w:val="04A0"/>
+      </w:tblPr>
+      <w:tblGrid>
+        <w:gridCol w:w="5256"/>
+        <w:gridCol w:w="5256"/>
+      </w:tblGrid>
+      <w:tr>
+        <w:tc>
+          <w:tcPr>
+            <w:tcW w:type="dxa" w:w="10080"/>
+            <w:gridSpan w:val="2"/>
+            <w:shd w:val="clear" w:fill="0C2E3F"/>
+          </w:tcPr>
+          <w:p>
+            <w:r>
+              <w:rPr>
+                <w:b/>
+                <w:color w:val="FFFFFF"/>
+                <w:sz w:val="22"/>
+              </w:rPr>
+              <w:t>● Guaranteed renewable income protection</w:t>
+            </w:r>
+          </w:p>
+        </w:tc>
+      </w:tr>
+      <w:tr>
+        <w:tc>
+          <w:tcPr>
+            <w:tcW w:type="dxa" w:w="5256"/>
+            <w:shd w:val="clear" w:fill="E5F4F6"/>
+          </w:tcPr>
+          <w:p>
+            <w:r>
+              <w:rPr>
+                <w:b/>
+                <w:color w:val="0C2E3F"/>
+                <w:sz w:val="17"/>
+              </w:rPr>
+              <w:t>Trigger phrases (how it's written in the advice request)</w:t>
+            </w:r>
+          </w:p>
+        </w:tc>
+        <w:tc>
+          <w:tcPr>
+            <w:tcW w:type="dxa" w:w="5256"/>
+          </w:tcPr>
+          <w:p>
+            <w:r>
+              <w:rPr>
+                <w:sz w:val="19"/>
+              </w:rPr>
+              <w:t>• guaranteed renewable</w:t>
+              <w:br/>
+              <w:t>• guaranteed renewability</w:t>
+            </w:r>
+          </w:p>
+        </w:tc>
+      </w:tr>
+      <w:tr>
+        <w:tc>
+          <w:tcPr>
+            <w:tcW w:type="dxa" w:w="5256"/>
+            <w:shd w:val="clear" w:fill="E5F4F6"/>
+          </w:tcPr>
+          <w:p>
+            <w:r>
+              <w:rPr>
+                <w:b/>
+                <w:color w:val="0C2E3F"/>
+                <w:sz w:val="17"/>
+              </w:rPr>
+              <w:t>Always-on / Tailored</w:t>
+            </w:r>
+          </w:p>
+        </w:tc>
+        <w:tc>
+          <w:tcPr>
+            <w:tcW w:type="dxa" w:w="5256"/>
+          </w:tcPr>
+          <w:p>
+            <w:r>
+              <w:rPr>
+                <w:sz w:val="19"/>
+              </w:rPr>
+              <w:t>Tailored</w:t>
+            </w:r>
+          </w:p>
+        </w:tc>
+      </w:tr>
+      <w:tr>
+        <w:tc>
+          <w:tcPr>
+            <w:tcW w:type="dxa" w:w="5256"/>
+            <w:shd w:val="clear" w:fill="E5F4F6"/>
+          </w:tcPr>
+          <w:p>
+            <w:r>
+              <w:rPr>
+                <w:b/>
+                <w:color w:val="0C2E3F"/>
+                <w:sz w:val="17"/>
+              </w:rPr>
+              <w:t>Scope gate (only show if…)</w:t>
+            </w:r>
+          </w:p>
+        </w:tc>
+        <w:tc>
+          <w:tcPr>
+            <w:tcW w:type="dxa" w:w="5256"/>
+          </w:tcPr>
+          <w:p>
+            <w:r>
+              <w:rPr>
+                <w:sz w:val="19"/>
+              </w:rPr>
+              <w:t>New income protection cover recommended</w:t>
+            </w:r>
+          </w:p>
+        </w:tc>
+      </w:tr>
+      <w:tr>
+        <w:tc>
+          <w:tcPr>
+            <w:tcW w:type="dxa" w:w="5256"/>
+            <w:shd w:val="clear" w:fill="E5F4F6"/>
+          </w:tcPr>
+          <w:p>
+            <w:r>
+              <w:rPr>
+                <w:b/>
+                <w:color w:val="0C2E3F"/>
+                <w:sz w:val="17"/>
+              </w:rPr>
+              <w:t>Figures it pulls ($ / %)</w:t>
+            </w:r>
+          </w:p>
+        </w:tc>
+        <w:tc>
+          <w:tcPr>
+            <w:tcW w:type="dxa" w:w="5256"/>
+          </w:tcPr>
+          <w:p>
+            <w:r>
+              <w:rPr>
+                <w:sz w:val="19"/>
+              </w:rPr>
+              <w:t>—</w:t>
+            </w:r>
+          </w:p>
+        </w:tc>
+      </w:tr>
+      <w:tr>
+        <w:tc>
+          <w:tcPr>
+            <w:tcW w:type="dxa" w:w="5256"/>
+            <w:shd w:val="clear" w:fill="E5F4F6"/>
+          </w:tcPr>
+          <w:p>
+            <w:r>
+              <w:rPr>
+                <w:b/>
+                <w:color w:val="0C2E3F"/>
+                <w:sz w:val="17"/>
+              </w:rPr>
+              <w:t>Summary – Strategies line</w:t>
+            </w:r>
+          </w:p>
+        </w:tc>
+        <w:tc>
+          <w:tcPr>
+            <w:tcW w:type="dxa" w:w="5256"/>
+          </w:tcPr>
+          <w:p>
+            <w:r>
+              <w:rPr>
+                <w:sz w:val="19"/>
+              </w:rPr>
+              <w:t>Your new income protection policy will be guaranteed renewable. This means the insurer will renew your policy each year without restrictions or changes to the underlying benefits because of changes to your health, occupation or pastimes.</w:t>
+            </w:r>
+          </w:p>
+        </w:tc>
+      </w:tr>
+      <w:tr>
+        <w:tc>
+          <w:tcPr>
+            <w:tcW w:type="dxa" w:w="5256"/>
+            <w:shd w:val="clear" w:fill="E5F4F6"/>
+          </w:tcPr>
+          <w:p>
+            <w:r>
+              <w:rPr>
+                <w:b/>
+                <w:color w:val="0C2E3F"/>
+                <w:sz w:val="17"/>
+              </w:rPr>
+              <w:t>Summary – Outcomes line</w:t>
+            </w:r>
+          </w:p>
+        </w:tc>
+        <w:tc>
+          <w:tcPr>
+            <w:tcW w:type="dxa" w:w="5256"/>
+          </w:tcPr>
+          <w:p>
+            <w:r>
+              <w:rPr>
+                <w:sz w:val="19"/>
+              </w:rPr>
+              <w:t>Your cover continues year to year regardless of changes in your health or occupation.</w:t>
+            </w:r>
+          </w:p>
+        </w:tc>
+      </w:tr>
+      <w:tr>
+        <w:tc>
+          <w:tcPr>
+            <w:tcW w:type="dxa" w:w="5256"/>
+            <w:shd w:val="clear" w:fill="E5F4F6"/>
+          </w:tcPr>
+          <w:p>
+            <w:r>
+              <w:rPr>
+                <w:b/>
+                <w:color w:val="0C2E3F"/>
+                <w:sz w:val="17"/>
+              </w:rPr>
+              <w:t>Why / In line with your goals (bullets)</w:t>
+            </w:r>
+          </w:p>
+        </w:tc>
+        <w:tc>
+          <w:tcPr>
+            <w:tcW w:type="dxa" w:w="5256"/>
+          </w:tcPr>
+          <w:p>
+            <w:r>
+              <w:rPr>
+                <w:sz w:val="19"/>
+              </w:rPr>
+              <w:t>• Guaranteed renewability protects your cover and its terms even if your health or occupation deteriorates, providing portability and certainty.</w:t>
+            </w:r>
+          </w:p>
+        </w:tc>
+      </w:tr>
+      <w:tr>
+        <w:tc>
+          <w:tcPr>
+            <w:tcW w:type="dxa" w:w="5256"/>
+            <w:shd w:val="clear" w:fill="E5F4F6"/>
+          </w:tcPr>
+          <w:p>
+            <w:r>
+              <w:rPr>
+                <w:b/>
+                <w:color w:val="0C2E3F"/>
+                <w:sz w:val="17"/>
+              </w:rPr>
+              <w:t>Risks &amp; Disadvantages (bullets)</w:t>
+            </w:r>
+          </w:p>
+        </w:tc>
+        <w:tc>
+          <w:tcPr>
+            <w:tcW w:type="dxa" w:w="5256"/>
+          </w:tcPr>
+          <w:p>
+            <w:r>
+              <w:rPr>
+                <w:sz w:val="19"/>
+              </w:rPr>
+              <w:t>• Premiums can still increase (e.g. with age/stepped structure); some occupational changes may affect benefits under specific policy terms.</w:t>
+            </w:r>
+          </w:p>
+        </w:tc>
+      </w:tr>
+      <w:tr>
+        <w:tc>
+          <w:tcPr>
+            <w:tcW w:type="dxa" w:w="5256"/>
+            <w:shd w:val="clear" w:fill="E5F4F6"/>
+          </w:tcPr>
+          <w:p>
+            <w:r>
+              <w:rPr>
+                <w:b/>
+                <w:color w:val="0C2E3F"/>
+                <w:sz w:val="17"/>
+              </w:rPr>
+              <w:t>Alternatives (bullets)</w:t>
+            </w:r>
+          </w:p>
+        </w:tc>
+        <w:tc>
+          <w:tcPr>
+            <w:tcW w:type="dxa" w:w="5256"/>
+          </w:tcPr>
+          <w:p>
+            <w:r>
+              <w:rPr>
+                <w:sz w:val="19"/>
+              </w:rPr>
+              <w:t>• Non-guaranteed-renewable cover — lower initial premium but renewal/terms are not guaranteed.</w:t>
+            </w:r>
+          </w:p>
+        </w:tc>
+      </w:tr>
+    </w:tbl>
+    <w:p/>
+    <w:tbl>
+      <w:tblPr>
+        <w:tblStyle w:val="TableGrid"/>
+        <w:tblW w:type="auto" w:w="0"/>
+        <w:jc w:val="left"/>
+        <w:tblLayout w:type="fixed"/>
+        <w:tblLook w:firstColumn="1" w:firstRow="1" w:lastColumn="0" w:lastRow="0" w:noHBand="0" w:noVBand="1" w:val="04A0"/>
+      </w:tblPr>
+      <w:tblGrid>
+        <w:gridCol w:w="5256"/>
+        <w:gridCol w:w="5256"/>
+      </w:tblGrid>
+      <w:tr>
+        <w:tc>
+          <w:tcPr>
+            <w:tcW w:type="dxa" w:w="10080"/>
+            <w:gridSpan w:val="2"/>
+            <w:shd w:val="clear" w:fill="0C2E3F"/>
+          </w:tcPr>
+          <w:p>
+            <w:r>
+              <w:rPr>
+                <w:b/>
+                <w:color w:val="FFFFFF"/>
+                <w:sz w:val="22"/>
+              </w:rPr>
+              <w:t>● Own-occupation TPD definition</w:t>
+            </w:r>
+          </w:p>
+        </w:tc>
+      </w:tr>
+      <w:tr>
+        <w:tc>
+          <w:tcPr>
+            <w:tcW w:type="dxa" w:w="5256"/>
+            <w:shd w:val="clear" w:fill="E5F4F6"/>
+          </w:tcPr>
+          <w:p>
+            <w:r>
+              <w:rPr>
+                <w:b/>
+                <w:color w:val="0C2E3F"/>
+                <w:sz w:val="17"/>
+              </w:rPr>
+              <w:t>Trigger phrases (how it's written in the advice request)</w:t>
+            </w:r>
+          </w:p>
+        </w:tc>
+        <w:tc>
+          <w:tcPr>
+            <w:tcW w:type="dxa" w:w="5256"/>
+          </w:tcPr>
+          <w:p>
+            <w:r>
+              <w:rPr>
+                <w:sz w:val="19"/>
+              </w:rPr>
+              <w:t>• own occupation</w:t>
+              <w:br/>
+              <w:t>• own-occupation tpd</w:t>
+            </w:r>
+          </w:p>
+        </w:tc>
+      </w:tr>
+      <w:tr>
+        <w:tc>
+          <w:tcPr>
+            <w:tcW w:type="dxa" w:w="5256"/>
+            <w:shd w:val="clear" w:fill="E5F4F6"/>
+          </w:tcPr>
+          <w:p>
+            <w:r>
+              <w:rPr>
+                <w:b/>
+                <w:color w:val="0C2E3F"/>
+                <w:sz w:val="17"/>
+              </w:rPr>
+              <w:t>Always-on / Tailored</w:t>
+            </w:r>
+          </w:p>
+        </w:tc>
+        <w:tc>
+          <w:tcPr>
+            <w:tcW w:type="dxa" w:w="5256"/>
+          </w:tcPr>
+          <w:p>
+            <w:r>
+              <w:rPr>
+                <w:sz w:val="19"/>
+              </w:rPr>
+              <w:t>Tailored</w:t>
+            </w:r>
+          </w:p>
+        </w:tc>
+      </w:tr>
+      <w:tr>
+        <w:tc>
+          <w:tcPr>
+            <w:tcW w:type="dxa" w:w="5256"/>
+            <w:shd w:val="clear" w:fill="E5F4F6"/>
+          </w:tcPr>
+          <w:p>
+            <w:r>
+              <w:rPr>
+                <w:b/>
+                <w:color w:val="0C2E3F"/>
+                <w:sz w:val="17"/>
+              </w:rPr>
+              <w:t>Scope gate (only show if…)</w:t>
+            </w:r>
+          </w:p>
+        </w:tc>
+        <w:tc>
+          <w:tcPr>
+            <w:tcW w:type="dxa" w:w="5256"/>
+          </w:tcPr>
+          <w:p>
+            <w:r>
+              <w:rPr>
+                <w:sz w:val="19"/>
+              </w:rPr>
+              <w:t>TPD cover recommended for a specialised/high-income occupation</w:t>
+            </w:r>
+          </w:p>
+        </w:tc>
+      </w:tr>
+      <w:tr>
+        <w:tc>
+          <w:tcPr>
+            <w:tcW w:type="dxa" w:w="5256"/>
+            <w:shd w:val="clear" w:fill="E5F4F6"/>
+          </w:tcPr>
+          <w:p>
+            <w:r>
+              <w:rPr>
+                <w:b/>
+                <w:color w:val="0C2E3F"/>
+                <w:sz w:val="17"/>
+              </w:rPr>
+              <w:t>Figures it pulls ($ / %)</w:t>
+            </w:r>
+          </w:p>
+        </w:tc>
+        <w:tc>
+          <w:tcPr>
+            <w:tcW w:type="dxa" w:w="5256"/>
+          </w:tcPr>
+          <w:p>
+            <w:r>
+              <w:rPr>
+                <w:sz w:val="19"/>
+              </w:rPr>
+              <w:t>—</w:t>
+            </w:r>
+          </w:p>
+        </w:tc>
+      </w:tr>
+      <w:tr>
+        <w:tc>
+          <w:tcPr>
+            <w:tcW w:type="dxa" w:w="5256"/>
+            <w:shd w:val="clear" w:fill="E5F4F6"/>
+          </w:tcPr>
+          <w:p>
+            <w:r>
+              <w:rPr>
+                <w:b/>
+                <w:color w:val="0C2E3F"/>
+                <w:sz w:val="17"/>
+              </w:rPr>
+              <w:t>Summary – Strategies line</w:t>
+            </w:r>
+          </w:p>
+        </w:tc>
+        <w:tc>
+          <w:tcPr>
+            <w:tcW w:type="dxa" w:w="5256"/>
+          </w:tcPr>
+          <w:p>
+            <w:r>
+              <w:rPr>
+                <w:sz w:val="19"/>
+              </w:rPr>
+              <w:t>We have recommended TPD with an 'Own Occupation' definition, which is the highest level of cover.</w:t>
+            </w:r>
+          </w:p>
+        </w:tc>
+      </w:tr>
+      <w:tr>
+        <w:tc>
+          <w:tcPr>
+            <w:tcW w:type="dxa" w:w="5256"/>
+            <w:shd w:val="clear" w:fill="E5F4F6"/>
+          </w:tcPr>
+          <w:p>
+            <w:r>
+              <w:rPr>
+                <w:b/>
+                <w:color w:val="0C2E3F"/>
+                <w:sz w:val="17"/>
+              </w:rPr>
+              <w:t>Summary – Outcomes line</w:t>
+            </w:r>
+          </w:p>
+        </w:tc>
+        <w:tc>
+          <w:tcPr>
+            <w:tcW w:type="dxa" w:w="5256"/>
+          </w:tcPr>
+          <w:p>
+            <w:r>
+              <w:rPr>
+                <w:sz w:val="19"/>
+              </w:rPr>
+              <w:t>A claim can be met if you are unable to work in your own specific occupation, rather than any occupation.</w:t>
+            </w:r>
+          </w:p>
+        </w:tc>
+      </w:tr>
+      <w:tr>
+        <w:tc>
+          <w:tcPr>
+            <w:tcW w:type="dxa" w:w="5256"/>
+            <w:shd w:val="clear" w:fill="E5F4F6"/>
+          </w:tcPr>
+          <w:p>
+            <w:r>
+              <w:rPr>
+                <w:b/>
+                <w:color w:val="0C2E3F"/>
+                <w:sz w:val="17"/>
+              </w:rPr>
+              <w:t>Why / In line with your goals (bullets)</w:t>
+            </w:r>
+          </w:p>
+        </w:tc>
+        <w:tc>
+          <w:tcPr>
+            <w:tcW w:type="dxa" w:w="5256"/>
+          </w:tcPr>
+          <w:p>
+            <w:r>
+              <w:rPr>
+                <w:sz w:val="19"/>
+              </w:rPr>
+              <w:t>• Own-occupation cover suits a specialised or high-income role where being unable to perform that specific occupation, even if able to do another, would end your earning capacity.</w:t>
+            </w:r>
+          </w:p>
+        </w:tc>
+      </w:tr>
+      <w:tr>
+        <w:tc>
+          <w:tcPr>
+            <w:tcW w:type="dxa" w:w="5256"/>
+            <w:shd w:val="clear" w:fill="E5F4F6"/>
+          </w:tcPr>
+          <w:p>
+            <w:r>
+              <w:rPr>
+                <w:b/>
+                <w:color w:val="0C2E3F"/>
+                <w:sz w:val="17"/>
+              </w:rPr>
+              <w:t>Risks &amp; Disadvantages (bullets)</w:t>
+            </w:r>
+          </w:p>
+        </w:tc>
+        <w:tc>
+          <w:tcPr>
+            <w:tcW w:type="dxa" w:w="5256"/>
+          </w:tcPr>
+          <w:p>
+            <w:r>
+              <w:rPr>
+                <w:sz w:val="19"/>
+              </w:rPr>
+              <w:t>• Own-occupation cover costs more than any-occupation; where linked, a claim reduces the linked cover unless a buy-back feature is added.</w:t>
+            </w:r>
+          </w:p>
+        </w:tc>
+      </w:tr>
+      <w:tr>
+        <w:tc>
+          <w:tcPr>
+            <w:tcW w:type="dxa" w:w="5256"/>
+            <w:shd w:val="clear" w:fill="E5F4F6"/>
+          </w:tcPr>
+          <w:p>
+            <w:r>
+              <w:rPr>
+                <w:b/>
+                <w:color w:val="0C2E3F"/>
+                <w:sz w:val="17"/>
+              </w:rPr>
+              <w:t>Alternatives (bullets)</w:t>
+            </w:r>
+          </w:p>
+        </w:tc>
+        <w:tc>
+          <w:tcPr>
+            <w:tcW w:type="dxa" w:w="5256"/>
+          </w:tcPr>
+          <w:p>
+            <w:r>
+              <w:rPr>
+                <w:sz w:val="19"/>
+              </w:rPr>
+              <w:t>• Any-occupation TPD — cheaper but a narrower claim trigger (must be unable to work in any occupation suited to you).</w:t>
+            </w:r>
+          </w:p>
+        </w:tc>
+      </w:tr>
+    </w:tbl>
+    <w:p/>
+    <w:tbl>
+      <w:tblPr>
+        <w:tblStyle w:val="TableGrid"/>
+        <w:tblW w:type="auto" w:w="0"/>
+        <w:jc w:val="left"/>
+        <w:tblLayout w:type="fixed"/>
+        <w:tblLook w:firstColumn="1" w:firstRow="1" w:lastColumn="0" w:lastRow="0" w:noHBand="0" w:noVBand="1" w:val="04A0"/>
+      </w:tblPr>
+      <w:tblGrid>
+        <w:gridCol w:w="5256"/>
+        <w:gridCol w:w="5256"/>
+      </w:tblGrid>
+      <w:tr>
+        <w:tc>
+          <w:tcPr>
+            <w:tcW w:type="dxa" w:w="10080"/>
+            <w:gridSpan w:val="2"/>
+            <w:shd w:val="clear" w:fill="0C2E3F"/>
+          </w:tcPr>
+          <w:p>
+            <w:r>
+              <w:rPr>
+                <w:b/>
+                <w:color w:val="FFFFFF"/>
+                <w:sz w:val="22"/>
+              </w:rPr>
+              <w:t>● Differentiate TPD definition by life stage (own-occ primary earner / any-occ spouse)</w:t>
+            </w:r>
+          </w:p>
+        </w:tc>
+      </w:tr>
+      <w:tr>
+        <w:tc>
+          <w:tcPr>
+            <w:tcW w:type="dxa" w:w="5256"/>
+            <w:shd w:val="clear" w:fill="E5F4F6"/>
+          </w:tcPr>
+          <w:p>
+            <w:r>
+              <w:rPr>
+                <w:b/>
+                <w:color w:val="0C2E3F"/>
+                <w:sz w:val="17"/>
+              </w:rPr>
+              <w:t>Trigger phrases (how it's written in the advice request)</w:t>
+            </w:r>
+          </w:p>
+        </w:tc>
+        <w:tc>
+          <w:tcPr>
+            <w:tcW w:type="dxa" w:w="5256"/>
+          </w:tcPr>
+          <w:p>
+            <w:r>
+              <w:rPr>
+                <w:sz w:val="19"/>
+              </w:rPr>
+              <w:t>• differential tpd</w:t>
+              <w:br/>
+              <w:t>• any occupation</w:t>
+              <w:br/>
+              <w:t>• own occupation spouse</w:t>
+            </w:r>
+          </w:p>
+        </w:tc>
+      </w:tr>
+      <w:tr>
+        <w:tc>
+          <w:tcPr>
+            <w:tcW w:type="dxa" w:w="5256"/>
+            <w:shd w:val="clear" w:fill="E5F4F6"/>
+          </w:tcPr>
+          <w:p>
+            <w:r>
+              <w:rPr>
+                <w:b/>
+                <w:color w:val="0C2E3F"/>
+                <w:sz w:val="17"/>
+              </w:rPr>
+              <w:t>Always-on / Tailored</w:t>
+            </w:r>
+          </w:p>
+        </w:tc>
+        <w:tc>
+          <w:tcPr>
+            <w:tcW w:type="dxa" w:w="5256"/>
+          </w:tcPr>
+          <w:p>
+            <w:r>
+              <w:rPr>
+                <w:sz w:val="19"/>
+              </w:rPr>
+              <w:t>Tailored</w:t>
+            </w:r>
+          </w:p>
+        </w:tc>
+      </w:tr>
+      <w:tr>
+        <w:tc>
+          <w:tcPr>
+            <w:tcW w:type="dxa" w:w="5256"/>
+            <w:shd w:val="clear" w:fill="E5F4F6"/>
+          </w:tcPr>
+          <w:p>
+            <w:r>
+              <w:rPr>
+                <w:b/>
+                <w:color w:val="0C2E3F"/>
+                <w:sz w:val="17"/>
+              </w:rPr>
+              <w:t>Scope gate (only show if…)</w:t>
+            </w:r>
+          </w:p>
+        </w:tc>
+        <w:tc>
+          <w:tcPr>
+            <w:tcW w:type="dxa" w:w="5256"/>
+          </w:tcPr>
+          <w:p>
+            <w:r>
+              <w:rPr>
+                <w:sz w:val="19"/>
+              </w:rPr>
+              <w:t>Couple with differing work/earning situations (e.g. one on parental leave)</w:t>
+            </w:r>
+          </w:p>
+        </w:tc>
+      </w:tr>
+      <w:tr>
+        <w:tc>
+          <w:tcPr>
+            <w:tcW w:type="dxa" w:w="5256"/>
+            <w:shd w:val="clear" w:fill="E5F4F6"/>
+          </w:tcPr>
+          <w:p>
+            <w:r>
+              <w:rPr>
+                <w:b/>
+                <w:color w:val="0C2E3F"/>
+                <w:sz w:val="17"/>
+              </w:rPr>
+              <w:t>Figures it pulls ($ / %)</w:t>
+            </w:r>
+          </w:p>
+        </w:tc>
+        <w:tc>
+          <w:tcPr>
+            <w:tcW w:type="dxa" w:w="5256"/>
+          </w:tcPr>
+          <w:p>
+            <w:r>
+              <w:rPr>
+                <w:sz w:val="19"/>
+              </w:rPr>
+              <w:t>—</w:t>
+            </w:r>
+          </w:p>
+        </w:tc>
+      </w:tr>
+      <w:tr>
+        <w:tc>
+          <w:tcPr>
+            <w:tcW w:type="dxa" w:w="5256"/>
+            <w:shd w:val="clear" w:fill="E5F4F6"/>
+          </w:tcPr>
+          <w:p>
+            <w:r>
+              <w:rPr>
+                <w:b/>
+                <w:color w:val="0C2E3F"/>
+                <w:sz w:val="17"/>
+              </w:rPr>
+              <w:t>Summary – Strategies line</w:t>
+            </w:r>
+          </w:p>
+        </w:tc>
+        <w:tc>
+          <w:tcPr>
+            <w:tcW w:type="dxa" w:w="5256"/>
+          </w:tcPr>
+          <w:p>
+            <w:r>
+              <w:rPr>
+                <w:sz w:val="19"/>
+              </w:rPr>
+              <w:t>We recommend own-occupation TPD for the primary earner and retaining any-occupation TPD for the spouse who is currently out of the workforce / on parental leave.</w:t>
+            </w:r>
+          </w:p>
+        </w:tc>
+      </w:tr>
+      <w:tr>
+        <w:tc>
+          <w:tcPr>
+            <w:tcW w:type="dxa" w:w="5256"/>
+            <w:shd w:val="clear" w:fill="E5F4F6"/>
+          </w:tcPr>
+          <w:p>
+            <w:r>
+              <w:rPr>
+                <w:b/>
+                <w:color w:val="0C2E3F"/>
+                <w:sz w:val="17"/>
+              </w:rPr>
+              <w:t>Summary – Outcomes line</w:t>
+            </w:r>
+          </w:p>
+        </w:tc>
+        <w:tc>
+          <w:tcPr>
+            <w:tcW w:type="dxa" w:w="5256"/>
+          </w:tcPr>
+          <w:p>
+            <w:r>
+              <w:rPr>
+                <w:sz w:val="19"/>
+              </w:rPr>
+              <w:t>Cover definition is matched to each person's earning role and stage.</w:t>
+            </w:r>
+          </w:p>
+        </w:tc>
+      </w:tr>
+      <w:tr>
+        <w:tc>
+          <w:tcPr>
+            <w:tcW w:type="dxa" w:w="5256"/>
+            <w:shd w:val="clear" w:fill="E5F4F6"/>
+          </w:tcPr>
+          <w:p>
+            <w:r>
+              <w:rPr>
+                <w:b/>
+                <w:color w:val="0C2E3F"/>
+                <w:sz w:val="17"/>
+              </w:rPr>
+              <w:t>Why / In line with your goals (bullets)</w:t>
+            </w:r>
+          </w:p>
+        </w:tc>
+        <w:tc>
+          <w:tcPr>
+            <w:tcW w:type="dxa" w:w="5256"/>
+          </w:tcPr>
+          <w:p>
+            <w:r>
+              <w:rPr>
+                <w:sz w:val="19"/>
+              </w:rPr>
+              <w:t>• The primary earner's income is concentrated in a specific occupation (own-occupation is appropriate); the spouse currently out of the workforce is adequately served by the existing any-occupation cover, which is reviewed on return to work.</w:t>
+            </w:r>
+          </w:p>
+        </w:tc>
+      </w:tr>
+      <w:tr>
+        <w:tc>
+          <w:tcPr>
+            <w:tcW w:type="dxa" w:w="5256"/>
+            <w:shd w:val="clear" w:fill="E5F4F6"/>
+          </w:tcPr>
+          <w:p>
+            <w:r>
+              <w:rPr>
+                <w:b/>
+                <w:color w:val="0C2E3F"/>
+                <w:sz w:val="17"/>
+              </w:rPr>
+              <w:t>Risks &amp; Disadvantages (bullets)</w:t>
+            </w:r>
+          </w:p>
+        </w:tc>
+        <w:tc>
+          <w:tcPr>
+            <w:tcW w:type="dxa" w:w="5256"/>
+          </w:tcPr>
+          <w:p>
+            <w:r>
+              <w:rPr>
+                <w:sz w:val="19"/>
+              </w:rPr>
+              <w:t>• Any-occupation has a higher claim hurdle; the spouse's cover should be reviewed and potentially upgraded on return to work.</w:t>
+            </w:r>
+          </w:p>
+        </w:tc>
+      </w:tr>
+      <w:tr>
+        <w:tc>
+          <w:tcPr>
+            <w:tcW w:type="dxa" w:w="5256"/>
+            <w:shd w:val="clear" w:fill="E5F4F6"/>
+          </w:tcPr>
+          <w:p>
+            <w:r>
+              <w:rPr>
+                <w:b/>
+                <w:color w:val="0C2E3F"/>
+                <w:sz w:val="17"/>
+              </w:rPr>
+              <w:t>Alternatives (bullets)</w:t>
+            </w:r>
+          </w:p>
+        </w:tc>
+        <w:tc>
+          <w:tcPr>
+            <w:tcW w:type="dxa" w:w="5256"/>
+          </w:tcPr>
+          <w:p>
+            <w:r>
+              <w:rPr>
+                <w:sz w:val="19"/>
+              </w:rPr>
+              <w:t>• Own-occupation for both — higher cost not warranted while the spouse is out of the workforce.</w:t>
+            </w:r>
+          </w:p>
+        </w:tc>
+      </w:tr>
+    </w:tbl>
+    <w:p/>
+    <w:tbl>
+      <w:tblPr>
+        <w:tblStyle w:val="TableGrid"/>
+        <w:tblW w:type="auto" w:w="0"/>
+        <w:jc w:val="left"/>
+        <w:tblLayout w:type="fixed"/>
+        <w:tblLook w:firstColumn="1" w:firstRow="1" w:lastColumn="0" w:lastRow="0" w:noHBand="0" w:noVBand="1" w:val="04A0"/>
+      </w:tblPr>
+      <w:tblGrid>
+        <w:gridCol w:w="5256"/>
+        <w:gridCol w:w="5256"/>
+      </w:tblGrid>
+      <w:tr>
+        <w:tc>
+          <w:tcPr>
+            <w:tcW w:type="dxa" w:w="10080"/>
+            <w:gridSpan w:val="2"/>
+            <w:shd w:val="clear" w:fill="0C2E3F"/>
+          </w:tcPr>
+          <w:p>
+            <w:r>
+              <w:rPr>
+                <w:b/>
+                <w:color w:val="FFFFFF"/>
+                <w:sz w:val="22"/>
+              </w:rPr>
+              <w:t>● Trauma payout deployment (medical recovery + partner salary replacement)</w:t>
+            </w:r>
+          </w:p>
+        </w:tc>
+      </w:tr>
+      <w:tr>
+        <w:tc>
+          <w:tcPr>
+            <w:tcW w:type="dxa" w:w="5256"/>
+            <w:shd w:val="clear" w:fill="E5F4F6"/>
+          </w:tcPr>
+          <w:p>
+            <w:r>
+              <w:rPr>
+                <w:b/>
+                <w:color w:val="0C2E3F"/>
+                <w:sz w:val="17"/>
+              </w:rPr>
+              <w:t>Trigger phrases (how it's written in the advice request)</w:t>
+            </w:r>
+          </w:p>
+        </w:tc>
+        <w:tc>
+          <w:tcPr>
+            <w:tcW w:type="dxa" w:w="5256"/>
+          </w:tcPr>
+          <w:p>
+            <w:r>
+              <w:rPr>
+                <w:sz w:val="19"/>
+              </w:rPr>
+              <w:t>• trauma payout</w:t>
+              <w:br/>
+              <w:t>• salary replacement</w:t>
+              <w:br/>
+              <w:t>• medical expense trauma</w:t>
+            </w:r>
+          </w:p>
+        </w:tc>
+      </w:tr>
+      <w:tr>
+        <w:tc>
+          <w:tcPr>
+            <w:tcW w:type="dxa" w:w="5256"/>
+            <w:shd w:val="clear" w:fill="E5F4F6"/>
+          </w:tcPr>
+          <w:p>
+            <w:r>
+              <w:rPr>
+                <w:b/>
+                <w:color w:val="0C2E3F"/>
+                <w:sz w:val="17"/>
+              </w:rPr>
+              <w:t>Always-on / Tailored</w:t>
+            </w:r>
+          </w:p>
+        </w:tc>
+        <w:tc>
+          <w:tcPr>
+            <w:tcW w:type="dxa" w:w="5256"/>
+          </w:tcPr>
+          <w:p>
+            <w:r>
+              <w:rPr>
+                <w:sz w:val="19"/>
+              </w:rPr>
+              <w:t>Tailored</w:t>
+            </w:r>
+          </w:p>
+        </w:tc>
+      </w:tr>
+      <w:tr>
+        <w:tc>
+          <w:tcPr>
+            <w:tcW w:type="dxa" w:w="5256"/>
+            <w:shd w:val="clear" w:fill="E5F4F6"/>
+          </w:tcPr>
+          <w:p>
+            <w:r>
+              <w:rPr>
+                <w:b/>
+                <w:color w:val="0C2E3F"/>
+                <w:sz w:val="17"/>
+              </w:rPr>
+              <w:t>Scope gate (only show if…)</w:t>
+            </w:r>
+          </w:p>
+        </w:tc>
+        <w:tc>
+          <w:tcPr>
+            <w:tcW w:type="dxa" w:w="5256"/>
+          </w:tcPr>
+          <w:p>
+            <w:r>
+              <w:rPr>
+                <w:sz w:val="19"/>
+              </w:rPr>
+              <w:t>Trauma cover recommended; sum insured sized to a purpose split</w:t>
+            </w:r>
+          </w:p>
+        </w:tc>
+      </w:tr>
+      <w:tr>
+        <w:tc>
+          <w:tcPr>
+            <w:tcW w:type="dxa" w:w="5256"/>
+            <w:shd w:val="clear" w:fill="E5F4F6"/>
+          </w:tcPr>
+          <w:p>
+            <w:r>
+              <w:rPr>
+                <w:b/>
+                <w:color w:val="0C2E3F"/>
+                <w:sz w:val="17"/>
+              </w:rPr>
+              <w:t>Figures it pulls ($ / %)</w:t>
+            </w:r>
+          </w:p>
+        </w:tc>
+        <w:tc>
+          <w:tcPr>
+            <w:tcW w:type="dxa" w:w="5256"/>
+          </w:tcPr>
+          <w:p>
+            <w:r>
+              <w:rPr>
+                <w:sz w:val="19"/>
+              </w:rPr>
+              <w:t>—</w:t>
+            </w:r>
+          </w:p>
+        </w:tc>
+      </w:tr>
+      <w:tr>
+        <w:tc>
+          <w:tcPr>
+            <w:tcW w:type="dxa" w:w="5256"/>
+            <w:shd w:val="clear" w:fill="E5F4F6"/>
+          </w:tcPr>
+          <w:p>
+            <w:r>
+              <w:rPr>
+                <w:b/>
+                <w:color w:val="0C2E3F"/>
+                <w:sz w:val="17"/>
+              </w:rPr>
+              <w:t>Summary – Strategies line</w:t>
+            </w:r>
+          </w:p>
+        </w:tc>
+        <w:tc>
+          <w:tcPr>
+            <w:tcW w:type="dxa" w:w="5256"/>
+          </w:tcPr>
+          <w:p>
+            <w:r>
+              <w:rPr>
+                <w:sz w:val="19"/>
+              </w:rPr>
+              <w:t>Your trauma cover is sized to cover an estimated amount for medical expenses plus an amount for your partner's salary replacement while you recover (e.g. $125,000 medical + the balance for partner salary replacement).</w:t>
+            </w:r>
+          </w:p>
+        </w:tc>
+      </w:tr>
+      <w:tr>
+        <w:tc>
+          <w:tcPr>
+            <w:tcW w:type="dxa" w:w="5256"/>
+            <w:shd w:val="clear" w:fill="E5F4F6"/>
+          </w:tcPr>
+          <w:p>
+            <w:r>
+              <w:rPr>
+                <w:b/>
+                <w:color w:val="0C2E3F"/>
+                <w:sz w:val="17"/>
+              </w:rPr>
+              <w:t>Summary – Outcomes line</w:t>
+            </w:r>
+          </w:p>
+        </w:tc>
+        <w:tc>
+          <w:tcPr>
+            <w:tcW w:type="dxa" w:w="5256"/>
+          </w:tcPr>
+          <w:p>
+            <w:r>
+              <w:rPr>
+                <w:sz w:val="19"/>
+              </w:rPr>
+              <w:t>The lump sum is explicitly sized to fund both your treatment/recovery costs and your partner's time off work to support you.</w:t>
+            </w:r>
+          </w:p>
+        </w:tc>
+      </w:tr>
+      <w:tr>
+        <w:tc>
+          <w:tcPr>
+            <w:tcW w:type="dxa" w:w="5256"/>
+            <w:shd w:val="clear" w:fill="E5F4F6"/>
+          </w:tcPr>
+          <w:p>
+            <w:r>
+              <w:rPr>
+                <w:b/>
+                <w:color w:val="0C2E3F"/>
+                <w:sz w:val="17"/>
+              </w:rPr>
+              <w:t>Why / In line with your goals (bullets)</w:t>
+            </w:r>
+          </w:p>
+        </w:tc>
+        <w:tc>
+          <w:tcPr>
+            <w:tcW w:type="dxa" w:w="5256"/>
+          </w:tcPr>
+          <w:p>
+            <w:r>
+              <w:rPr>
+                <w:sz w:val="19"/>
+              </w:rPr>
+              <w:t>• Segmenting the trauma sum insured into medical-recovery and partner-salary-replacement components ensures the household keeps running while you recover.</w:t>
+            </w:r>
+          </w:p>
+        </w:tc>
+      </w:tr>
+      <w:tr>
+        <w:tc>
+          <w:tcPr>
+            <w:tcW w:type="dxa" w:w="5256"/>
+            <w:shd w:val="clear" w:fill="E5F4F6"/>
+          </w:tcPr>
+          <w:p>
+            <w:r>
+              <w:rPr>
+                <w:b/>
+                <w:color w:val="0C2E3F"/>
+                <w:sz w:val="17"/>
+              </w:rPr>
+              <w:t>Risks &amp; Disadvantages (bullets)</w:t>
+            </w:r>
+          </w:p>
+        </w:tc>
+        <w:tc>
+          <w:tcPr>
+            <w:tcW w:type="dxa" w:w="5256"/>
+          </w:tcPr>
+          <w:p>
+            <w:r>
+              <w:rPr>
+                <w:sz w:val="19"/>
+              </w:rPr>
+              <w:t>• The actual split needed may differ from the estimate; 'Plus' features may cap per condition.</w:t>
+            </w:r>
+          </w:p>
+        </w:tc>
+      </w:tr>
+      <w:tr>
+        <w:tc>
+          <w:tcPr>
+            <w:tcW w:type="dxa" w:w="5256"/>
+            <w:shd w:val="clear" w:fill="E5F4F6"/>
+          </w:tcPr>
+          <w:p>
+            <w:r>
+              <w:rPr>
+                <w:b/>
+                <w:color w:val="0C2E3F"/>
+                <w:sz w:val="17"/>
+              </w:rPr>
+              <w:t>Alternatives (bullets)</w:t>
+            </w:r>
+          </w:p>
+        </w:tc>
+        <w:tc>
+          <w:tcPr>
+            <w:tcW w:type="dxa" w:w="5256"/>
+          </w:tcPr>
+          <w:p>
+            <w:r>
+              <w:rPr>
+                <w:sz w:val="19"/>
+              </w:rPr>
+              <w:t>• Standalone trauma plus separate income protection for the partner — duplicates cost.</w:t>
+            </w:r>
+          </w:p>
+        </w:tc>
+      </w:tr>
+    </w:tbl>
+    <w:p/>
+    <w:tbl>
+      <w:tblPr>
+        <w:tblStyle w:val="TableGrid"/>
+        <w:tblW w:type="auto" w:w="0"/>
+        <w:jc w:val="left"/>
+        <w:tblLayout w:type="fixed"/>
+        <w:tblLook w:firstColumn="1" w:firstRow="1" w:lastColumn="0" w:lastRow="0" w:noHBand="0" w:noVBand="1" w:val="04A0"/>
+      </w:tblPr>
+      <w:tblGrid>
+        <w:gridCol w:w="5256"/>
+        <w:gridCol w:w="5256"/>
+      </w:tblGrid>
+      <w:tr>
+        <w:tc>
+          <w:tcPr>
+            <w:tcW w:type="dxa" w:w="10080"/>
+            <w:gridSpan w:val="2"/>
+            <w:shd w:val="clear" w:fill="0C2E3F"/>
+          </w:tcPr>
+          <w:p>
+            <w:r>
+              <w:rPr>
+                <w:b/>
+                <w:color w:val="FFFFFF"/>
+                <w:sz w:val="22"/>
+              </w:rPr>
+              <w:t>● Retain cover during workforce absence (maternity / parental leave)</w:t>
+            </w:r>
+          </w:p>
+        </w:tc>
+      </w:tr>
+      <w:tr>
+        <w:tc>
+          <w:tcPr>
+            <w:tcW w:type="dxa" w:w="5256"/>
+            <w:shd w:val="clear" w:fill="E5F4F6"/>
+          </w:tcPr>
+          <w:p>
+            <w:r>
+              <w:rPr>
+                <w:b/>
+                <w:color w:val="0C2E3F"/>
+                <w:sz w:val="17"/>
+              </w:rPr>
+              <w:t>Trigger phrases (how it's written in the advice request)</w:t>
+            </w:r>
+          </w:p>
+        </w:tc>
+        <w:tc>
+          <w:tcPr>
+            <w:tcW w:type="dxa" w:w="5256"/>
+          </w:tcPr>
+          <w:p>
+            <w:r>
+              <w:rPr>
+                <w:sz w:val="19"/>
+              </w:rPr>
+              <w:t>• maternity leave</w:t>
+              <w:br/>
+              <w:t>• parental leave</w:t>
+              <w:br/>
+              <w:t>• not working</w:t>
+              <w:br/>
+              <w:t>• while you are not working</w:t>
+              <w:br/>
+              <w:t>• return to work</w:t>
+            </w:r>
+          </w:p>
+        </w:tc>
+      </w:tr>
+      <w:tr>
+        <w:tc>
+          <w:tcPr>
+            <w:tcW w:type="dxa" w:w="5256"/>
+            <w:shd w:val="clear" w:fill="E5F4F6"/>
+          </w:tcPr>
+          <w:p>
+            <w:r>
+              <w:rPr>
+                <w:b/>
+                <w:color w:val="0C2E3F"/>
+                <w:sz w:val="17"/>
+              </w:rPr>
+              <w:t>Always-on / Tailored</w:t>
+            </w:r>
+          </w:p>
+        </w:tc>
+        <w:tc>
+          <w:tcPr>
+            <w:tcW w:type="dxa" w:w="5256"/>
+          </w:tcPr>
+          <w:p>
+            <w:r>
+              <w:rPr>
+                <w:sz w:val="19"/>
+              </w:rPr>
+              <w:t>Tailored</w:t>
+            </w:r>
+          </w:p>
+        </w:tc>
+      </w:tr>
+      <w:tr>
+        <w:tc>
+          <w:tcPr>
+            <w:tcW w:type="dxa" w:w="5256"/>
+            <w:shd w:val="clear" w:fill="E5F4F6"/>
+          </w:tcPr>
+          <w:p>
+            <w:r>
+              <w:rPr>
+                <w:b/>
+                <w:color w:val="0C2E3F"/>
+                <w:sz w:val="17"/>
+              </w:rPr>
+              <w:t>Scope gate (only show if…)</w:t>
+            </w:r>
+          </w:p>
+        </w:tc>
+        <w:tc>
+          <w:tcPr>
+            <w:tcW w:type="dxa" w:w="5256"/>
+          </w:tcPr>
+          <w:p>
+            <w:r>
+              <w:rPr>
+                <w:sz w:val="19"/>
+              </w:rPr>
+              <w:t>One person temporarily out of the workforce (e.g. parental leave)</w:t>
+            </w:r>
+          </w:p>
+        </w:tc>
+      </w:tr>
+      <w:tr>
+        <w:tc>
+          <w:tcPr>
+            <w:tcW w:type="dxa" w:w="5256"/>
+            <w:shd w:val="clear" w:fill="E5F4F6"/>
+          </w:tcPr>
+          <w:p>
+            <w:r>
+              <w:rPr>
+                <w:b/>
+                <w:color w:val="0C2E3F"/>
+                <w:sz w:val="17"/>
+              </w:rPr>
+              <w:t>Figures it pulls ($ / %)</w:t>
+            </w:r>
+          </w:p>
+        </w:tc>
+        <w:tc>
+          <w:tcPr>
+            <w:tcW w:type="dxa" w:w="5256"/>
+          </w:tcPr>
+          <w:p>
+            <w:r>
+              <w:rPr>
+                <w:sz w:val="19"/>
+              </w:rPr>
+              <w:t>—</w:t>
+            </w:r>
+          </w:p>
+        </w:tc>
+      </w:tr>
+      <w:tr>
+        <w:tc>
+          <w:tcPr>
+            <w:tcW w:type="dxa" w:w="5256"/>
+            <w:shd w:val="clear" w:fill="E5F4F6"/>
+          </w:tcPr>
+          <w:p>
+            <w:r>
+              <w:rPr>
+                <w:b/>
+                <w:color w:val="0C2E3F"/>
+                <w:sz w:val="17"/>
+              </w:rPr>
+              <w:t>Summary – Strategies line</w:t>
+            </w:r>
+          </w:p>
+        </w:tc>
+        <w:tc>
+          <w:tcPr>
+            <w:tcW w:type="dxa" w:w="5256"/>
+          </w:tcPr>
+          <w:p>
+            <w:r>
+              <w:rPr>
+                <w:sz w:val="19"/>
+              </w:rPr>
+              <w:t>While you are not working, we recommend you retain your existing in-super insurance cover (Life/TPD/IP) at its current levels, with the income protection structured with a shorter waiting period funded by available cash and leave, and we will reassess cover levels once you return to the workforce.</w:t>
+            </w:r>
+          </w:p>
+        </w:tc>
+      </w:tr>
+      <w:tr>
+        <w:tc>
+          <w:tcPr>
+            <w:tcW w:type="dxa" w:w="5256"/>
+            <w:shd w:val="clear" w:fill="E5F4F6"/>
+          </w:tcPr>
+          <w:p>
+            <w:r>
+              <w:rPr>
+                <w:b/>
+                <w:color w:val="0C2E3F"/>
+                <w:sz w:val="17"/>
+              </w:rPr>
+              <w:t>Summary – Outcomes line</w:t>
+            </w:r>
+          </w:p>
+        </w:tc>
+        <w:tc>
+          <w:tcPr>
+            <w:tcW w:type="dxa" w:w="5256"/>
+          </w:tcPr>
+          <w:p>
+            <w:r>
+              <w:rPr>
+                <w:sz w:val="19"/>
+              </w:rPr>
+              <w:t>Cover continuity is preserved through the leave period without re-underwriting, and is reviewed when income normalises.</w:t>
+            </w:r>
+          </w:p>
+        </w:tc>
+      </w:tr>
+      <w:tr>
+        <w:tc>
+          <w:tcPr>
+            <w:tcW w:type="dxa" w:w="5256"/>
+            <w:shd w:val="clear" w:fill="E5F4F6"/>
+          </w:tcPr>
+          <w:p>
+            <w:r>
+              <w:rPr>
+                <w:b/>
+                <w:color w:val="0C2E3F"/>
+                <w:sz w:val="17"/>
+              </w:rPr>
+              <w:t>Why / In line with your goals (bullets)</w:t>
+            </w:r>
+          </w:p>
+        </w:tc>
+        <w:tc>
+          <w:tcPr>
+            <w:tcW w:type="dxa" w:w="5256"/>
+          </w:tcPr>
+          <w:p>
+            <w:r>
+              <w:rPr>
+                <w:sz w:val="19"/>
+              </w:rPr>
+              <w:t>• Retaining cover during leave preserves your future insurability and avoids re-underwriting on return to work.</w:t>
+              <w:br/>
+              <w:t>• We are not recommending an increase in cover at this time given your cashflow while on leave; we will reassess once you have returned to work.</w:t>
+            </w:r>
+          </w:p>
+        </w:tc>
+      </w:tr>
+      <w:tr>
+        <w:tc>
+          <w:tcPr>
+            <w:tcW w:type="dxa" w:w="5256"/>
+            <w:shd w:val="clear" w:fill="E5F4F6"/>
+          </w:tcPr>
+          <w:p>
+            <w:r>
+              <w:rPr>
+                <w:b/>
+                <w:color w:val="0C2E3F"/>
+                <w:sz w:val="17"/>
+              </w:rPr>
+              <w:t>Risks &amp; Disadvantages (bullets)</w:t>
+            </w:r>
+          </w:p>
+        </w:tc>
+        <w:tc>
+          <w:tcPr>
+            <w:tcW w:type="dxa" w:w="5256"/>
+          </w:tcPr>
+          <w:p>
+            <w:r>
+              <w:rPr>
+                <w:sz w:val="19"/>
+              </w:rPr>
+              <w:t>• You may be temporarily under-insured relative to your full needs analysis during the leave period; income protection may be limited while not earning.</w:t>
+            </w:r>
+          </w:p>
+        </w:tc>
+      </w:tr>
+      <w:tr>
+        <w:tc>
+          <w:tcPr>
+            <w:tcW w:type="dxa" w:w="5256"/>
+            <w:shd w:val="clear" w:fill="E5F4F6"/>
+          </w:tcPr>
+          <w:p>
+            <w:r>
+              <w:rPr>
+                <w:b/>
+                <w:color w:val="0C2E3F"/>
+                <w:sz w:val="17"/>
+              </w:rPr>
+              <w:t>Alternatives (bullets)</w:t>
+            </w:r>
+          </w:p>
+        </w:tc>
+        <w:tc>
+          <w:tcPr>
+            <w:tcW w:type="dxa" w:w="5256"/>
+          </w:tcPr>
+          <w:p>
+            <w:r>
+              <w:rPr>
+                <w:sz w:val="19"/>
+              </w:rPr>
+              <w:t>• Cancel cover and re-apply on return — discounted due to re-underwriting cost, delay and the risk of a health change in the interim.</w:t>
+            </w:r>
+          </w:p>
+        </w:tc>
+      </w:tr>
+    </w:tbl>
+    <w:p/>
+    <w:tbl>
+      <w:tblPr>
+        <w:tblStyle w:val="TableGrid"/>
+        <w:tblW w:type="auto" w:w="0"/>
+        <w:jc w:val="left"/>
+        <w:tblLayout w:type="fixed"/>
+        <w:tblLook w:firstColumn="1" w:firstRow="1" w:lastColumn="0" w:lastRow="0" w:noHBand="0" w:noVBand="1" w:val="04A0"/>
+      </w:tblPr>
+      <w:tblGrid>
+        <w:gridCol w:w="5256"/>
+        <w:gridCol w:w="5256"/>
+      </w:tblGrid>
+      <w:tr>
+        <w:tc>
+          <w:tcPr>
+            <w:tcW w:type="dxa" w:w="10080"/>
+            <w:gridSpan w:val="2"/>
+            <w:shd w:val="clear" w:fill="0C2E3F"/>
+          </w:tcPr>
+          <w:p>
+            <w:r>
+              <w:rPr>
+                <w:b/>
+                <w:color w:val="FFFFFF"/>
+                <w:sz w:val="22"/>
+              </w:rPr>
+              <w:t>● Dual-layer cover (retain minimum in super + new personal cover)</w:t>
+            </w:r>
+          </w:p>
+        </w:tc>
+      </w:tr>
+      <w:tr>
+        <w:tc>
+          <w:tcPr>
+            <w:tcW w:type="dxa" w:w="5256"/>
+            <w:shd w:val="clear" w:fill="E5F4F6"/>
+          </w:tcPr>
+          <w:p>
+            <w:r>
+              <w:rPr>
+                <w:b/>
+                <w:color w:val="0C2E3F"/>
+                <w:sz w:val="17"/>
+              </w:rPr>
+              <w:t>Trigger phrases (how it's written in the advice request)</w:t>
+            </w:r>
+          </w:p>
+        </w:tc>
+        <w:tc>
+          <w:tcPr>
+            <w:tcW w:type="dxa" w:w="5256"/>
+          </w:tcPr>
+          <w:p>
+            <w:r>
+              <w:rPr>
+                <w:sz w:val="19"/>
+              </w:rPr>
+              <w:t>• dual layer</w:t>
+              <w:br/>
+              <w:t>• retain in super and apply</w:t>
+              <w:br/>
+              <w:t>• layer new cover</w:t>
+            </w:r>
+          </w:p>
+        </w:tc>
+      </w:tr>
+      <w:tr>
+        <w:tc>
+          <w:tcPr>
+            <w:tcW w:type="dxa" w:w="5256"/>
+            <w:shd w:val="clear" w:fill="E5F4F6"/>
+          </w:tcPr>
+          <w:p>
+            <w:r>
+              <w:rPr>
+                <w:b/>
+                <w:color w:val="0C2E3F"/>
+                <w:sz w:val="17"/>
+              </w:rPr>
+              <w:t>Always-on / Tailored</w:t>
+            </w:r>
+          </w:p>
+        </w:tc>
+        <w:tc>
+          <w:tcPr>
+            <w:tcW w:type="dxa" w:w="5256"/>
+          </w:tcPr>
+          <w:p>
+            <w:r>
+              <w:rPr>
+                <w:sz w:val="19"/>
+              </w:rPr>
+              <w:t>Tailored</w:t>
+            </w:r>
+          </w:p>
+        </w:tc>
+      </w:tr>
+      <w:tr>
+        <w:tc>
+          <w:tcPr>
+            <w:tcW w:type="dxa" w:w="5256"/>
+            <w:shd w:val="clear" w:fill="E5F4F6"/>
+          </w:tcPr>
+          <w:p>
+            <w:r>
+              <w:rPr>
+                <w:b/>
+                <w:color w:val="0C2E3F"/>
+                <w:sz w:val="17"/>
+              </w:rPr>
+              <w:t>Scope gate (only show if…)</w:t>
+            </w:r>
+          </w:p>
+        </w:tc>
+        <w:tc>
+          <w:tcPr>
+            <w:tcW w:type="dxa" w:w="5256"/>
+          </w:tcPr>
+          <w:p>
+            <w:r>
+              <w:rPr>
+                <w:sz w:val="19"/>
+              </w:rPr>
+              <w:t>Transitional period (e.g. workforce re-entry) where flexibility is wanted</w:t>
+            </w:r>
+          </w:p>
+        </w:tc>
+      </w:tr>
+      <w:tr>
+        <w:tc>
+          <w:tcPr>
+            <w:tcW w:type="dxa" w:w="5256"/>
+            <w:shd w:val="clear" w:fill="E5F4F6"/>
+          </w:tcPr>
+          <w:p>
+            <w:r>
+              <w:rPr>
+                <w:b/>
+                <w:color w:val="0C2E3F"/>
+                <w:sz w:val="17"/>
+              </w:rPr>
+              <w:t>Figures it pulls ($ / %)</w:t>
+            </w:r>
+          </w:p>
+        </w:tc>
+        <w:tc>
+          <w:tcPr>
+            <w:tcW w:type="dxa" w:w="5256"/>
+          </w:tcPr>
+          <w:p>
+            <w:r>
+              <w:rPr>
+                <w:sz w:val="19"/>
+              </w:rPr>
+              <w:t>—</w:t>
+            </w:r>
+          </w:p>
+        </w:tc>
+      </w:tr>
+      <w:tr>
+        <w:tc>
+          <w:tcPr>
+            <w:tcW w:type="dxa" w:w="5256"/>
+            <w:shd w:val="clear" w:fill="E5F4F6"/>
+          </w:tcPr>
+          <w:p>
+            <w:r>
+              <w:rPr>
+                <w:b/>
+                <w:color w:val="0C2E3F"/>
+                <w:sz w:val="17"/>
+              </w:rPr>
+              <w:t>Summary – Strategies line</w:t>
+            </w:r>
+          </w:p>
+        </w:tc>
+        <w:tc>
+          <w:tcPr>
+            <w:tcW w:type="dxa" w:w="5256"/>
+          </w:tcPr>
+          <w:p>
+            <w:r>
+              <w:rPr>
+                <w:sz w:val="19"/>
+              </w:rPr>
+              <w:t>We recommend retaining a minimal level of cover inside your existing super fund and layering new personal cover on top, so you retain flexibility to unwind the new cover once your income stabilises.</w:t>
+            </w:r>
+          </w:p>
+        </w:tc>
+      </w:tr>
+      <w:tr>
+        <w:tc>
+          <w:tcPr>
+            <w:tcW w:type="dxa" w:w="5256"/>
+            <w:shd w:val="clear" w:fill="E5F4F6"/>
+          </w:tcPr>
+          <w:p>
+            <w:r>
+              <w:rPr>
+                <w:b/>
+                <w:color w:val="0C2E3F"/>
+                <w:sz w:val="17"/>
+              </w:rPr>
+              <w:t>Summary – Outcomes line</w:t>
+            </w:r>
+          </w:p>
+        </w:tc>
+        <w:tc>
+          <w:tcPr>
+            <w:tcW w:type="dxa" w:w="5256"/>
+          </w:tcPr>
+          <w:p>
+            <w:r>
+              <w:rPr>
+                <w:sz w:val="19"/>
+              </w:rPr>
+              <w:t>You keep tax-effective in-super cover while adding flexible personal cover that can be adjusted later.</w:t>
+            </w:r>
+          </w:p>
+        </w:tc>
+      </w:tr>
+      <w:tr>
+        <w:tc>
+          <w:tcPr>
+            <w:tcW w:type="dxa" w:w="5256"/>
+            <w:shd w:val="clear" w:fill="E5F4F6"/>
+          </w:tcPr>
+          <w:p>
+            <w:r>
+              <w:rPr>
+                <w:b/>
+                <w:color w:val="0C2E3F"/>
+                <w:sz w:val="17"/>
+              </w:rPr>
+              <w:t>Why / In line with your goals (bullets)</w:t>
+            </w:r>
+          </w:p>
+        </w:tc>
+        <w:tc>
+          <w:tcPr>
+            <w:tcW w:type="dxa" w:w="5256"/>
+          </w:tcPr>
+          <w:p>
+            <w:r>
+              <w:rPr>
+                <w:sz w:val="19"/>
+              </w:rPr>
+              <w:t>• A small in-super retention is 'sticky' and tax-effective; the additional personal cover maintains optionality during a transitional period.</w:t>
+            </w:r>
+          </w:p>
+        </w:tc>
+      </w:tr>
+      <w:tr>
+        <w:tc>
+          <w:tcPr>
+            <w:tcW w:type="dxa" w:w="5256"/>
+            <w:shd w:val="clear" w:fill="E5F4F6"/>
+          </w:tcPr>
+          <w:p>
+            <w:r>
+              <w:rPr>
+                <w:b/>
+                <w:color w:val="0C2E3F"/>
+                <w:sz w:val="17"/>
+              </w:rPr>
+              <w:t>Risks &amp; Disadvantages (bullets)</w:t>
+            </w:r>
+          </w:p>
+        </w:tc>
+        <w:tc>
+          <w:tcPr>
+            <w:tcW w:type="dxa" w:w="5256"/>
+          </w:tcPr>
+          <w:p>
+            <w:r>
+              <w:rPr>
+                <w:sz w:val="19"/>
+              </w:rPr>
+              <w:t>• Two policies mean more administration; the new cover must remain affordable after your circumstances settle.</w:t>
+            </w:r>
+          </w:p>
+        </w:tc>
+      </w:tr>
+      <w:tr>
+        <w:tc>
+          <w:tcPr>
+            <w:tcW w:type="dxa" w:w="5256"/>
+            <w:shd w:val="clear" w:fill="E5F4F6"/>
+          </w:tcPr>
+          <w:p>
+            <w:r>
+              <w:rPr>
+                <w:b/>
+                <w:color w:val="0C2E3F"/>
+                <w:sz w:val="17"/>
+              </w:rPr>
+              <w:t>Alternatives (bullets)</w:t>
+            </w:r>
+          </w:p>
+        </w:tc>
+        <w:tc>
+          <w:tcPr>
+            <w:tcW w:type="dxa" w:w="5256"/>
+          </w:tcPr>
+          <w:p>
+            <w:r>
+              <w:rPr>
+                <w:sz w:val="19"/>
+              </w:rPr>
+              <w:t>• All new cover inside super — simpler but less flexible and locks in super deductions.</w:t>
+            </w:r>
+          </w:p>
+        </w:tc>
+      </w:tr>
+    </w:tbl>
+    <w:p/>
+    <w:tbl>
+      <w:tblPr>
+        <w:tblStyle w:val="TableGrid"/>
+        <w:tblW w:type="auto" w:w="0"/>
+        <w:jc w:val="left"/>
+        <w:tblLayout w:type="fixed"/>
+        <w:tblLook w:firstColumn="1" w:firstRow="1" w:lastColumn="0" w:lastRow="0" w:noHBand="0" w:noVBand="1" w:val="04A0"/>
+      </w:tblPr>
+      <w:tblGrid>
+        <w:gridCol w:w="5256"/>
+        <w:gridCol w:w="5256"/>
+      </w:tblGrid>
+      <w:tr>
+        <w:tc>
+          <w:tcPr>
+            <w:tcW w:type="dxa" w:w="10080"/>
+            <w:gridSpan w:val="2"/>
+            <w:shd w:val="clear" w:fill="0C2E3F"/>
+          </w:tcPr>
+          <w:p>
+            <w:r>
+              <w:rPr>
+                <w:b/>
+                <w:color w:val="FFFFFF"/>
+                <w:sz w:val="22"/>
+              </w:rPr>
+              <w:t>● Cancel cover no longer required (age + debt-free + income-replacement redundant)</w:t>
+            </w:r>
+          </w:p>
+        </w:tc>
+      </w:tr>
+      <w:tr>
+        <w:tc>
+          <w:tcPr>
+            <w:tcW w:type="dxa" w:w="5256"/>
+            <w:shd w:val="clear" w:fill="E5F4F6"/>
+          </w:tcPr>
+          <w:p>
+            <w:r>
+              <w:rPr>
+                <w:b/>
+                <w:color w:val="0C2E3F"/>
+                <w:sz w:val="17"/>
+              </w:rPr>
+              <w:t>Trigger phrases (how it's written in the advice request)</w:t>
+            </w:r>
+          </w:p>
+        </w:tc>
+        <w:tc>
+          <w:tcPr>
+            <w:tcW w:type="dxa" w:w="5256"/>
+          </w:tcPr>
+          <w:p>
+            <w:r>
+              <w:rPr>
+                <w:sz w:val="19"/>
+              </w:rPr>
+              <w:t>• cancel insurance</w:t>
+              <w:br/>
+              <w:t>• cancel cover</w:t>
+              <w:br/>
+              <w:t>• no longer require insurance</w:t>
+            </w:r>
+          </w:p>
+        </w:tc>
+      </w:tr>
+      <w:tr>
+        <w:tc>
+          <w:tcPr>
+            <w:tcW w:type="dxa" w:w="5256"/>
+            <w:shd w:val="clear" w:fill="E5F4F6"/>
+          </w:tcPr>
+          <w:p>
+            <w:r>
+              <w:rPr>
+                <w:b/>
+                <w:color w:val="0C2E3F"/>
+                <w:sz w:val="17"/>
+              </w:rPr>
+              <w:t>Always-on / Tailored</w:t>
+            </w:r>
+          </w:p>
+        </w:tc>
+        <w:tc>
+          <w:tcPr>
+            <w:tcW w:type="dxa" w:w="5256"/>
+          </w:tcPr>
+          <w:p>
+            <w:r>
+              <w:rPr>
+                <w:sz w:val="19"/>
+              </w:rPr>
+              <w:t>Tailored</w:t>
+            </w:r>
+          </w:p>
+        </w:tc>
+      </w:tr>
+      <w:tr>
+        <w:tc>
+          <w:tcPr>
+            <w:tcW w:type="dxa" w:w="5256"/>
+            <w:shd w:val="clear" w:fill="E5F4F6"/>
+          </w:tcPr>
+          <w:p>
+            <w:r>
+              <w:rPr>
+                <w:b/>
+                <w:color w:val="0C2E3F"/>
+                <w:sz w:val="17"/>
+              </w:rPr>
+              <w:t>Scope gate (only show if…)</w:t>
+            </w:r>
+          </w:p>
+        </w:tc>
+        <w:tc>
+          <w:tcPr>
+            <w:tcW w:type="dxa" w:w="5256"/>
+          </w:tcPr>
+          <w:p>
+            <w:r>
+              <w:rPr>
+                <w:sz w:val="19"/>
+              </w:rPr>
+              <w:t>Approaching/at retirement, debt cleared, no income to protect</w:t>
+            </w:r>
+          </w:p>
+        </w:tc>
+      </w:tr>
+      <w:tr>
+        <w:tc>
+          <w:tcPr>
+            <w:tcW w:type="dxa" w:w="5256"/>
+            <w:shd w:val="clear" w:fill="E5F4F6"/>
+          </w:tcPr>
+          <w:p>
+            <w:r>
+              <w:rPr>
+                <w:b/>
+                <w:color w:val="0C2E3F"/>
+                <w:sz w:val="17"/>
+              </w:rPr>
+              <w:t>Figures it pulls ($ / %)</w:t>
+            </w:r>
+          </w:p>
+        </w:tc>
+        <w:tc>
+          <w:tcPr>
+            <w:tcW w:type="dxa" w:w="5256"/>
+          </w:tcPr>
+          <w:p>
+            <w:r>
+              <w:rPr>
+                <w:sz w:val="19"/>
+              </w:rPr>
+              <w:t>—</w:t>
+            </w:r>
+          </w:p>
+        </w:tc>
+      </w:tr>
+      <w:tr>
+        <w:tc>
+          <w:tcPr>
+            <w:tcW w:type="dxa" w:w="5256"/>
+            <w:shd w:val="clear" w:fill="E5F4F6"/>
+          </w:tcPr>
+          <w:p>
+            <w:r>
+              <w:rPr>
+                <w:b/>
+                <w:color w:val="0C2E3F"/>
+                <w:sz w:val="17"/>
+              </w:rPr>
+              <w:t>Summary – Strategies line</w:t>
+            </w:r>
+          </w:p>
+        </w:tc>
+        <w:tc>
+          <w:tcPr>
+            <w:tcW w:type="dxa" w:w="5256"/>
+          </w:tcPr>
+          <w:p>
+            <w:r>
+              <w:rPr>
+                <w:sz w:val="19"/>
+              </w:rPr>
+              <w:t>By completing a full rollover of your existing super fund, your existing Life, TPD &amp; Income Protection insurance will be cancelled. Due to your age and future lack of debt, we believe you do not require this or any other personal insurance going forward, and recommend you cancel your existing cover.</w:t>
+            </w:r>
+          </w:p>
+        </w:tc>
+      </w:tr>
+      <w:tr>
+        <w:tc>
+          <w:tcPr>
+            <w:tcW w:type="dxa" w:w="5256"/>
+            <w:shd w:val="clear" w:fill="E5F4F6"/>
+          </w:tcPr>
+          <w:p>
+            <w:r>
+              <w:rPr>
+                <w:b/>
+                <w:color w:val="0C2E3F"/>
+                <w:sz w:val="17"/>
+              </w:rPr>
+              <w:t>Summary – Outcomes line</w:t>
+            </w:r>
+          </w:p>
+        </w:tc>
+        <w:tc>
+          <w:tcPr>
+            <w:tcW w:type="dxa" w:w="5256"/>
+          </w:tcPr>
+          <w:p>
+            <w:r>
+              <w:rPr>
+                <w:sz w:val="19"/>
+              </w:rPr>
+              <w:t>Premiums no longer erode your balance once cover is no longer needed.</w:t>
+            </w:r>
+          </w:p>
+        </w:tc>
+      </w:tr>
+      <w:tr>
+        <w:tc>
+          <w:tcPr>
+            <w:tcW w:type="dxa" w:w="5256"/>
+            <w:shd w:val="clear" w:fill="E5F4F6"/>
+          </w:tcPr>
+          <w:p>
+            <w:r>
+              <w:rPr>
+                <w:b/>
+                <w:color w:val="0C2E3F"/>
+                <w:sz w:val="17"/>
+              </w:rPr>
+              <w:t>Why / In line with your goals (bullets)</w:t>
+            </w:r>
+          </w:p>
+        </w:tc>
+        <w:tc>
+          <w:tcPr>
+            <w:tcW w:type="dxa" w:w="5256"/>
+          </w:tcPr>
+          <w:p>
+            <w:r>
+              <w:rPr>
+                <w:sz w:val="19"/>
+              </w:rPr>
+              <w:t>• With no debt, no dependants relying on your income, and retirement income in place, personal insurance is no longer required, and cancelling it preserves your capital.</w:t>
+            </w:r>
+          </w:p>
+        </w:tc>
+      </w:tr>
+      <w:tr>
+        <w:tc>
+          <w:tcPr>
+            <w:tcW w:type="dxa" w:w="5256"/>
+            <w:shd w:val="clear" w:fill="E5F4F6"/>
+          </w:tcPr>
+          <w:p>
+            <w:r>
+              <w:rPr>
+                <w:b/>
+                <w:color w:val="0C2E3F"/>
+                <w:sz w:val="17"/>
+              </w:rPr>
+              <w:t>Risks &amp; Disadvantages (bullets)</w:t>
+            </w:r>
+          </w:p>
+        </w:tc>
+        <w:tc>
+          <w:tcPr>
+            <w:tcW w:type="dxa" w:w="5256"/>
+          </w:tcPr>
+          <w:p>
+            <w:r>
+              <w:rPr>
+                <w:sz w:val="19"/>
+              </w:rPr>
+              <w:t>• If your circumstances change (e.g. new dependants), you may be unable to re-acquire cover at the same rates; ensure cover is genuinely no longer needed before cancelling.</w:t>
+            </w:r>
+          </w:p>
+        </w:tc>
+      </w:tr>
+      <w:tr>
+        <w:tc>
+          <w:tcPr>
+            <w:tcW w:type="dxa" w:w="5256"/>
+            <w:shd w:val="clear" w:fill="E5F4F6"/>
+          </w:tcPr>
+          <w:p>
+            <w:r>
+              <w:rPr>
+                <w:b/>
+                <w:color w:val="0C2E3F"/>
+                <w:sz w:val="17"/>
+              </w:rPr>
+              <w:t>Alternatives (bullets)</w:t>
+            </w:r>
+          </w:p>
+        </w:tc>
+        <w:tc>
+          <w:tcPr>
+            <w:tcW w:type="dxa" w:w="5256"/>
+          </w:tcPr>
+          <w:p>
+            <w:r>
+              <w:rPr>
+                <w:sz w:val="19"/>
+              </w:rPr>
+              <w:t>• Retain partial cover via a partial rollover — discounted as it leaves more than one super account and ongoing premiums for cover you no longer require.</w:t>
+            </w:r>
+          </w:p>
+        </w:tc>
+      </w:tr>
+    </w:tbl>
+    <w:p/>
+    <w:tbl>
+      <w:tblPr>
+        <w:tblStyle w:val="TableGrid"/>
+        <w:tblW w:type="auto" w:w="0"/>
+        <w:jc w:val="left"/>
+        <w:tblLayout w:type="fixed"/>
+        <w:tblLook w:firstColumn="1" w:firstRow="1" w:lastColumn="0" w:lastRow="0" w:noHBand="0" w:noVBand="1" w:val="04A0"/>
+      </w:tblPr>
+      <w:tblGrid>
+        <w:gridCol w:w="5256"/>
+        <w:gridCol w:w="5256"/>
+      </w:tblGrid>
+      <w:tr>
+        <w:tc>
+          <w:tcPr>
+            <w:tcW w:type="dxa" w:w="10080"/>
+            <w:gridSpan w:val="2"/>
+            <w:shd w:val="clear" w:fill="0C2E3F"/>
+          </w:tcPr>
+          <w:p>
+            <w:r>
+              <w:rPr>
+                <w:b/>
+                <w:color w:val="FFFFFF"/>
+                <w:sz w:val="22"/>
+              </w:rPr>
+              <w:t>● Child cover with guaranteed conversion to adult cover</w:t>
+            </w:r>
+          </w:p>
+        </w:tc>
+      </w:tr>
+      <w:tr>
+        <w:tc>
+          <w:tcPr>
+            <w:tcW w:type="dxa" w:w="5256"/>
+            <w:shd w:val="clear" w:fill="E5F4F6"/>
+          </w:tcPr>
+          <w:p>
+            <w:r>
+              <w:rPr>
+                <w:b/>
+                <w:color w:val="0C2E3F"/>
+                <w:sz w:val="17"/>
+              </w:rPr>
+              <w:t>Trigger phrases (how it's written in the advice request)</w:t>
+            </w:r>
+          </w:p>
+        </w:tc>
+        <w:tc>
+          <w:tcPr>
+            <w:tcW w:type="dxa" w:w="5256"/>
+          </w:tcPr>
+          <w:p>
+            <w:r>
+              <w:rPr>
+                <w:sz w:val="19"/>
+              </w:rPr>
+              <w:t>• child cover</w:t>
+              <w:br/>
+              <w:t>• child insurance</w:t>
+              <w:br/>
+              <w:t>• convert to adult cover</w:t>
+            </w:r>
+          </w:p>
+        </w:tc>
+      </w:tr>
+      <w:tr>
+        <w:tc>
+          <w:tcPr>
+            <w:tcW w:type="dxa" w:w="5256"/>
+            <w:shd w:val="clear" w:fill="E5F4F6"/>
+          </w:tcPr>
+          <w:p>
+            <w:r>
+              <w:rPr>
+                <w:b/>
+                <w:color w:val="0C2E3F"/>
+                <w:sz w:val="17"/>
+              </w:rPr>
+              <w:t>Always-on / Tailored</w:t>
+            </w:r>
+          </w:p>
+        </w:tc>
+        <w:tc>
+          <w:tcPr>
+            <w:tcW w:type="dxa" w:w="5256"/>
+          </w:tcPr>
+          <w:p>
+            <w:r>
+              <w:rPr>
+                <w:sz w:val="19"/>
+              </w:rPr>
+              <w:t>Tailored</w:t>
+            </w:r>
+          </w:p>
+        </w:tc>
+      </w:tr>
+      <w:tr>
+        <w:tc>
+          <w:tcPr>
+            <w:tcW w:type="dxa" w:w="5256"/>
+            <w:shd w:val="clear" w:fill="E5F4F6"/>
+          </w:tcPr>
+          <w:p>
+            <w:r>
+              <w:rPr>
+                <w:b/>
+                <w:color w:val="0C2E3F"/>
+                <w:sz w:val="17"/>
+              </w:rPr>
+              <w:t>Scope gate (only show if…)</w:t>
+            </w:r>
+          </w:p>
+        </w:tc>
+        <w:tc>
+          <w:tcPr>
+            <w:tcW w:type="dxa" w:w="5256"/>
+          </w:tcPr>
+          <w:p>
+            <w:r>
+              <w:rPr>
+                <w:sz w:val="19"/>
+              </w:rPr>
+              <w:t>Dependent children; child cover option taken</w:t>
+            </w:r>
+          </w:p>
+        </w:tc>
+      </w:tr>
+      <w:tr>
+        <w:tc>
+          <w:tcPr>
+            <w:tcW w:type="dxa" w:w="5256"/>
+            <w:shd w:val="clear" w:fill="E5F4F6"/>
+          </w:tcPr>
+          <w:p>
+            <w:r>
+              <w:rPr>
+                <w:b/>
+                <w:color w:val="0C2E3F"/>
+                <w:sz w:val="17"/>
+              </w:rPr>
+              <w:t>Figures it pulls ($ / %)</w:t>
+            </w:r>
+          </w:p>
+        </w:tc>
+        <w:tc>
+          <w:tcPr>
+            <w:tcW w:type="dxa" w:w="5256"/>
+          </w:tcPr>
+          <w:p>
+            <w:r>
+              <w:rPr>
+                <w:sz w:val="19"/>
+              </w:rPr>
+              <w:t>—</w:t>
+            </w:r>
+          </w:p>
+        </w:tc>
+      </w:tr>
+      <w:tr>
+        <w:tc>
+          <w:tcPr>
+            <w:tcW w:type="dxa" w:w="5256"/>
+            <w:shd w:val="clear" w:fill="E5F4F6"/>
+          </w:tcPr>
+          <w:p>
+            <w:r>
+              <w:rPr>
+                <w:b/>
+                <w:color w:val="0C2E3F"/>
+                <w:sz w:val="17"/>
+              </w:rPr>
+              <w:t>Summary – Strategies line</w:t>
+            </w:r>
+          </w:p>
+        </w:tc>
+        <w:tc>
+          <w:tcPr>
+            <w:tcW w:type="dxa" w:w="5256"/>
+          </w:tcPr>
+          <w:p>
+            <w:r>
+              <w:rPr>
+                <w:sz w:val="19"/>
+              </w:rPr>
+              <w:t>We recommend child cover, which offers a lump sum if the insured child experiences a defined trauma condition. If the child meets the eligibility criteria, they may convert the Child Cover to an equivalent adult Life Insurance Plan without reapplying or providing medical evidence.</w:t>
+            </w:r>
+          </w:p>
+        </w:tc>
+      </w:tr>
+      <w:tr>
+        <w:tc>
+          <w:tcPr>
+            <w:tcW w:type="dxa" w:w="5256"/>
+            <w:shd w:val="clear" w:fill="E5F4F6"/>
+          </w:tcPr>
+          <w:p>
+            <w:r>
+              <w:rPr>
+                <w:b/>
+                <w:color w:val="0C2E3F"/>
+                <w:sz w:val="17"/>
+              </w:rPr>
+              <w:t>Summary – Outcomes line</w:t>
+            </w:r>
+          </w:p>
+        </w:tc>
+        <w:tc>
+          <w:tcPr>
+            <w:tcW w:type="dxa" w:w="5256"/>
+          </w:tcPr>
+          <w:p>
+            <w:r>
+              <w:rPr>
+                <w:sz w:val="19"/>
+              </w:rPr>
+              <w:t>Your child is covered for serious illness now, with a guaranteed path to adult cover regardless of their future health.</w:t>
+            </w:r>
+          </w:p>
+        </w:tc>
+      </w:tr>
+      <w:tr>
+        <w:tc>
+          <w:tcPr>
+            <w:tcW w:type="dxa" w:w="5256"/>
+            <w:shd w:val="clear" w:fill="E5F4F6"/>
+          </w:tcPr>
+          <w:p>
+            <w:r>
+              <w:rPr>
+                <w:b/>
+                <w:color w:val="0C2E3F"/>
+                <w:sz w:val="17"/>
+              </w:rPr>
+              <w:t>Why / In line with your goals (bullets)</w:t>
+            </w:r>
+          </w:p>
+        </w:tc>
+        <w:tc>
+          <w:tcPr>
+            <w:tcW w:type="dxa" w:w="5256"/>
+          </w:tcPr>
+          <w:p>
+            <w:r>
+              <w:rPr>
+                <w:sz w:val="19"/>
+              </w:rPr>
+              <w:t>• Child cover provides a lump sum to allow a parent to step back from work during a child's serious illness, and the guaranteed conversion locks in the child's future insurability.</w:t>
+            </w:r>
+          </w:p>
+        </w:tc>
+      </w:tr>
+      <w:tr>
+        <w:tc>
+          <w:tcPr>
+            <w:tcW w:type="dxa" w:w="5256"/>
+            <w:shd w:val="clear" w:fill="E5F4F6"/>
+          </w:tcPr>
+          <w:p>
+            <w:r>
+              <w:rPr>
+                <w:b/>
+                <w:color w:val="0C2E3F"/>
+                <w:sz w:val="17"/>
+              </w:rPr>
+              <w:t>Risks &amp; Disadvantages (bullets)</w:t>
+            </w:r>
+          </w:p>
+        </w:tc>
+        <w:tc>
+          <w:tcPr>
+            <w:tcW w:type="dxa" w:w="5256"/>
+          </w:tcPr>
+          <w:p>
+            <w:r>
+              <w:rPr>
+                <w:sz w:val="19"/>
+              </w:rPr>
+              <w:t>• Conversion terms are set at issue and premiums step to adult rates on conversion.</w:t>
+            </w:r>
+          </w:p>
+        </w:tc>
+      </w:tr>
+      <w:tr>
+        <w:tc>
+          <w:tcPr>
+            <w:tcW w:type="dxa" w:w="5256"/>
+            <w:shd w:val="clear" w:fill="E5F4F6"/>
+          </w:tcPr>
+          <w:p>
+            <w:r>
+              <w:rPr>
+                <w:b/>
+                <w:color w:val="0C2E3F"/>
+                <w:sz w:val="17"/>
+              </w:rPr>
+              <w:t>Alternatives (bullets)</w:t>
+            </w:r>
+          </w:p>
+        </w:tc>
+        <w:tc>
+          <w:tcPr>
+            <w:tcW w:type="dxa" w:w="5256"/>
+          </w:tcPr>
+          <w:p>
+            <w:r>
+              <w:rPr>
+                <w:sz w:val="19"/>
+              </w:rPr>
+              <w:t>• No child cover, with the child applying for their own policy as an adult — discounted as future cover would then require medical evidence.</w:t>
+            </w:r>
+          </w:p>
+        </w:tc>
+      </w:tr>
+    </w:tbl>
+    <w:p/>
+    <w:tbl>
+      <w:tblPr>
+        <w:tblStyle w:val="TableGrid"/>
+        <w:tblW w:type="auto" w:w="0"/>
+        <w:jc w:val="left"/>
+        <w:tblLayout w:type="fixed"/>
+        <w:tblLook w:firstColumn="1" w:firstRow="1" w:lastColumn="0" w:lastRow="0" w:noHBand="0" w:noVBand="1" w:val="04A0"/>
+      </w:tblPr>
+      <w:tblGrid>
+        <w:gridCol w:w="5256"/>
+        <w:gridCol w:w="5256"/>
+      </w:tblGrid>
+      <w:tr>
+        <w:tc>
+          <w:tcPr>
+            <w:tcW w:type="dxa" w:w="10080"/>
+            <w:gridSpan w:val="2"/>
+            <w:shd w:val="clear" w:fill="0C2E3F"/>
+          </w:tcPr>
+          <w:p>
+            <w:r>
+              <w:rPr>
+                <w:b/>
+                <w:color w:val="FFFFFF"/>
+                <w:sz w:val="22"/>
+              </w:rPr>
+              <w:t>● Dual income protection — retail top-up over employer/industry cover (offset benefit)</w:t>
+            </w:r>
+          </w:p>
+        </w:tc>
+      </w:tr>
+      <w:tr>
+        <w:tc>
+          <w:tcPr>
+            <w:tcW w:type="dxa" w:w="5256"/>
+            <w:shd w:val="clear" w:fill="E5F4F6"/>
+          </w:tcPr>
+          <w:p>
+            <w:r>
+              <w:rPr>
+                <w:b/>
+                <w:color w:val="0C2E3F"/>
+                <w:sz w:val="17"/>
+              </w:rPr>
+              <w:t>Trigger phrases (how it's written in the advice request)</w:t>
+            </w:r>
+          </w:p>
+        </w:tc>
+        <w:tc>
+          <w:tcPr>
+            <w:tcW w:type="dxa" w:w="5256"/>
+          </w:tcPr>
+          <w:p>
+            <w:r>
+              <w:rPr>
+                <w:sz w:val="19"/>
+              </w:rPr>
+              <w:t>• two income protection policies</w:t>
+              <w:br/>
+              <w:t>• top up cover</w:t>
+              <w:br/>
+              <w:t>• dual ip</w:t>
+              <w:br/>
+              <w:t>• offset benefit</w:t>
+              <w:br/>
+              <w:t>• employer ip plus retail</w:t>
+            </w:r>
+          </w:p>
+        </w:tc>
+      </w:tr>
+      <w:tr>
+        <w:tc>
+          <w:tcPr>
+            <w:tcW w:type="dxa" w:w="5256"/>
+            <w:shd w:val="clear" w:fill="E5F4F6"/>
+          </w:tcPr>
+          <w:p>
+            <w:r>
+              <w:rPr>
+                <w:b/>
+                <w:color w:val="0C2E3F"/>
+                <w:sz w:val="17"/>
+              </w:rPr>
+              <w:t>Always-on / Tailored</w:t>
+            </w:r>
+          </w:p>
+        </w:tc>
+        <w:tc>
+          <w:tcPr>
+            <w:tcW w:type="dxa" w:w="5256"/>
+          </w:tcPr>
+          <w:p>
+            <w:r>
+              <w:rPr>
+                <w:sz w:val="19"/>
+              </w:rPr>
+              <w:t>Tailored</w:t>
+            </w:r>
+          </w:p>
+        </w:tc>
+      </w:tr>
+      <w:tr>
+        <w:tc>
+          <w:tcPr>
+            <w:tcW w:type="dxa" w:w="5256"/>
+            <w:shd w:val="clear" w:fill="E5F4F6"/>
+          </w:tcPr>
+          <w:p>
+            <w:r>
+              <w:rPr>
+                <w:b/>
+                <w:color w:val="0C2E3F"/>
+                <w:sz w:val="17"/>
+              </w:rPr>
+              <w:t>Scope gate (only show if…)</w:t>
+            </w:r>
+          </w:p>
+        </w:tc>
+        <w:tc>
+          <w:tcPr>
+            <w:tcW w:type="dxa" w:w="5256"/>
+          </w:tcPr>
+          <w:p>
+            <w:r>
+              <w:rPr>
+                <w:sz w:val="19"/>
+              </w:rPr>
+              <w:t>Existing employer/industry-fund IP retained, with a retail policy added to top up</w:t>
+            </w:r>
+          </w:p>
+        </w:tc>
+      </w:tr>
+      <w:tr>
+        <w:tc>
+          <w:tcPr>
+            <w:tcW w:type="dxa" w:w="5256"/>
+            <w:shd w:val="clear" w:fill="E5F4F6"/>
+          </w:tcPr>
+          <w:p>
+            <w:r>
+              <w:rPr>
+                <w:b/>
+                <w:color w:val="0C2E3F"/>
+                <w:sz w:val="17"/>
+              </w:rPr>
+              <w:t>Figures it pulls ($ / %)</w:t>
+            </w:r>
+          </w:p>
+        </w:tc>
+        <w:tc>
+          <w:tcPr>
+            <w:tcW w:type="dxa" w:w="5256"/>
+          </w:tcPr>
+          <w:p>
+            <w:r>
+              <w:rPr>
+                <w:sz w:val="19"/>
+              </w:rPr>
+              <w:t>—</w:t>
+            </w:r>
+          </w:p>
+        </w:tc>
+      </w:tr>
+      <w:tr>
+        <w:tc>
+          <w:tcPr>
+            <w:tcW w:type="dxa" w:w="5256"/>
+            <w:shd w:val="clear" w:fill="E5F4F6"/>
+          </w:tcPr>
+          <w:p>
+            <w:r>
+              <w:rPr>
+                <w:b/>
+                <w:color w:val="0C2E3F"/>
+                <w:sz w:val="17"/>
+              </w:rPr>
+              <w:t>Summary – Strategies line</w:t>
+            </w:r>
+          </w:p>
+        </w:tc>
+        <w:tc>
+          <w:tcPr>
+            <w:tcW w:type="dxa" w:w="5256"/>
+          </w:tcPr>
+          <w:p>
+            <w:r>
+              <w:rPr>
+                <w:sz w:val="19"/>
+              </w:rPr>
+              <w:t>You will have two income protection policies (your existing fund cover plus the recommended retail policy). The retail policy is designed to top up the cover provided by your fund so that you receive up to 70% of your income. In the event of a claim you cannot receive the full benefit from both — the retail payout reduces by the amount paid from your fund cover.</w:t>
+            </w:r>
+          </w:p>
+        </w:tc>
+      </w:tr>
+      <w:tr>
+        <w:tc>
+          <w:tcPr>
+            <w:tcW w:type="dxa" w:w="5256"/>
+            <w:shd w:val="clear" w:fill="E5F4F6"/>
+          </w:tcPr>
+          <w:p>
+            <w:r>
+              <w:rPr>
+                <w:b/>
+                <w:color w:val="0C2E3F"/>
+                <w:sz w:val="17"/>
+              </w:rPr>
+              <w:t>Summary – Outcomes line</w:t>
+            </w:r>
+          </w:p>
+        </w:tc>
+        <w:tc>
+          <w:tcPr>
+            <w:tcW w:type="dxa" w:w="5256"/>
+          </w:tcPr>
+          <w:p>
+            <w:r>
+              <w:rPr>
+                <w:sz w:val="19"/>
+              </w:rPr>
+              <w:t>Your total income protection reaches ~70% of income at the lowest cost, by topping up rather than duplicating existing cover.</w:t>
+            </w:r>
+          </w:p>
+        </w:tc>
+      </w:tr>
+      <w:tr>
+        <w:tc>
+          <w:tcPr>
+            <w:tcW w:type="dxa" w:w="5256"/>
+            <w:shd w:val="clear" w:fill="E5F4F6"/>
+          </w:tcPr>
+          <w:p>
+            <w:r>
+              <w:rPr>
+                <w:b/>
+                <w:color w:val="0C2E3F"/>
+                <w:sz w:val="17"/>
+              </w:rPr>
+              <w:t>Why / In line with your goals (bullets)</w:t>
+            </w:r>
+          </w:p>
+        </w:tc>
+        <w:tc>
+          <w:tcPr>
+            <w:tcW w:type="dxa" w:w="5256"/>
+          </w:tcPr>
+          <w:p>
+            <w:r>
+              <w:rPr>
+                <w:sz w:val="19"/>
+              </w:rPr>
+              <w:t>• Retaining the existing fund cover and topping it up is cheaper than replacing it entirely.</w:t>
+              <w:br/>
+              <w:t>• Where the existing cover has no pre-existing medical exclusions, keeping it means a condition excluded on the new retail policy may still be claimable under the retained cover.</w:t>
+            </w:r>
+          </w:p>
+        </w:tc>
+      </w:tr>
+      <w:tr>
+        <w:tc>
+          <w:tcPr>
+            <w:tcW w:type="dxa" w:w="5256"/>
+            <w:shd w:val="clear" w:fill="E5F4F6"/>
+          </w:tcPr>
+          <w:p>
+            <w:r>
+              <w:rPr>
+                <w:b/>
+                <w:color w:val="0C2E3F"/>
+                <w:sz w:val="17"/>
+              </w:rPr>
+              <w:t>Risks &amp; Disadvantages (bullets)</w:t>
+            </w:r>
+          </w:p>
+        </w:tc>
+        <w:tc>
+          <w:tcPr>
+            <w:tcW w:type="dxa" w:w="5256"/>
+          </w:tcPr>
+          <w:p>
+            <w:r>
+              <w:rPr>
+                <w:sz w:val="19"/>
+              </w:rPr>
+              <w:t>• The two policies overlap and benefits offset — you cannot stack both to exceed the insured percentage; coordination is required at claim time.</w:t>
+            </w:r>
+          </w:p>
+        </w:tc>
+      </w:tr>
+      <w:tr>
+        <w:tc>
+          <w:tcPr>
+            <w:tcW w:type="dxa" w:w="5256"/>
+            <w:shd w:val="clear" w:fill="E5F4F6"/>
+          </w:tcPr>
+          <w:p>
+            <w:r>
+              <w:rPr>
+                <w:b/>
+                <w:color w:val="0C2E3F"/>
+                <w:sz w:val="17"/>
+              </w:rPr>
+              <w:t>Alternatives (bullets)</w:t>
+            </w:r>
+          </w:p>
+        </w:tc>
+        <w:tc>
+          <w:tcPr>
+            <w:tcW w:type="dxa" w:w="5256"/>
+          </w:tcPr>
+          <w:p>
+            <w:r>
+              <w:rPr>
+                <w:sz w:val="19"/>
+              </w:rPr>
+              <w:t>• Single standalone retail policy — simpler but more expensive and forfeits the no-exclusions benefit of the retained cover.</w:t>
+            </w:r>
+          </w:p>
+        </w:tc>
+      </w:tr>
+    </w:tbl>
+    <w:p/>
+    <w:tbl>
+      <w:tblPr>
+        <w:tblStyle w:val="TableGrid"/>
+        <w:tblW w:type="auto" w:w="0"/>
+        <w:jc w:val="left"/>
+        <w:tblLayout w:type="fixed"/>
+        <w:tblLook w:firstColumn="1" w:firstRow="1" w:lastColumn="0" w:lastRow="0" w:noHBand="0" w:noVBand="1" w:val="04A0"/>
+      </w:tblPr>
+      <w:tblGrid>
+        <w:gridCol w:w="5256"/>
+        <w:gridCol w:w="5256"/>
+      </w:tblGrid>
+      <w:tr>
+        <w:tc>
+          <w:tcPr>
+            <w:tcW w:type="dxa" w:w="10080"/>
+            <w:gridSpan w:val="2"/>
+            <w:shd w:val="clear" w:fill="0C2E3F"/>
+          </w:tcPr>
+          <w:p>
+            <w:r>
+              <w:rPr>
+                <w:b/>
+                <w:color w:val="FFFFFF"/>
+                <w:sz w:val="22"/>
+              </w:rPr>
+              <w:t>● Occupation pre-assessment / high-risk occupation constraint</w:t>
+            </w:r>
+          </w:p>
+        </w:tc>
+      </w:tr>
+      <w:tr>
+        <w:tc>
+          <w:tcPr>
+            <w:tcW w:type="dxa" w:w="5256"/>
+            <w:shd w:val="clear" w:fill="E5F4F6"/>
+          </w:tcPr>
+          <w:p>
+            <w:r>
+              <w:rPr>
+                <w:b/>
+                <w:color w:val="0C2E3F"/>
+                <w:sz w:val="17"/>
+              </w:rPr>
+              <w:t>Trigger phrases (how it's written in the advice request)</w:t>
+            </w:r>
+          </w:p>
+        </w:tc>
+        <w:tc>
+          <w:tcPr>
+            <w:tcW w:type="dxa" w:w="5256"/>
+          </w:tcPr>
+          <w:p>
+            <w:r>
+              <w:rPr>
+                <w:sz w:val="19"/>
+              </w:rPr>
+              <w:t>• occupation pre-assessment</w:t>
+              <w:br/>
+              <w:t>• high risk occupation</w:t>
+              <w:br/>
+              <w:t>• manual labour</w:t>
+              <w:br/>
+              <w:t>• heavy machinery</w:t>
+            </w:r>
+          </w:p>
+        </w:tc>
+      </w:tr>
+      <w:tr>
+        <w:tc>
+          <w:tcPr>
+            <w:tcW w:type="dxa" w:w="5256"/>
+            <w:shd w:val="clear" w:fill="E5F4F6"/>
+          </w:tcPr>
+          <w:p>
+            <w:r>
+              <w:rPr>
+                <w:b/>
+                <w:color w:val="0C2E3F"/>
+                <w:sz w:val="17"/>
+              </w:rPr>
+              <w:t>Always-on / Tailored</w:t>
+            </w:r>
+          </w:p>
+        </w:tc>
+        <w:tc>
+          <w:tcPr>
+            <w:tcW w:type="dxa" w:w="5256"/>
+          </w:tcPr>
+          <w:p>
+            <w:r>
+              <w:rPr>
+                <w:sz w:val="19"/>
+              </w:rPr>
+              <w:t>Tailored</w:t>
+            </w:r>
+          </w:p>
+        </w:tc>
+      </w:tr>
+      <w:tr>
+        <w:tc>
+          <w:tcPr>
+            <w:tcW w:type="dxa" w:w="5256"/>
+            <w:shd w:val="clear" w:fill="E5F4F6"/>
+          </w:tcPr>
+          <w:p>
+            <w:r>
+              <w:rPr>
+                <w:b/>
+                <w:color w:val="0C2E3F"/>
+                <w:sz w:val="17"/>
+              </w:rPr>
+              <w:t>Scope gate (only show if…)</w:t>
+            </w:r>
+          </w:p>
+        </w:tc>
+        <w:tc>
+          <w:tcPr>
+            <w:tcW w:type="dxa" w:w="5256"/>
+          </w:tcPr>
+          <w:p>
+            <w:r>
+              <w:rPr>
+                <w:sz w:val="19"/>
+              </w:rPr>
+              <w:t>Client in a high-risk / manual occupation affecting insurability</w:t>
+            </w:r>
+          </w:p>
+        </w:tc>
+      </w:tr>
+      <w:tr>
+        <w:tc>
+          <w:tcPr>
+            <w:tcW w:type="dxa" w:w="5256"/>
+            <w:shd w:val="clear" w:fill="E5F4F6"/>
+          </w:tcPr>
+          <w:p>
+            <w:r>
+              <w:rPr>
+                <w:b/>
+                <w:color w:val="0C2E3F"/>
+                <w:sz w:val="17"/>
+              </w:rPr>
+              <w:t>Figures it pulls ($ / %)</w:t>
+            </w:r>
+          </w:p>
+        </w:tc>
+        <w:tc>
+          <w:tcPr>
+            <w:tcW w:type="dxa" w:w="5256"/>
+          </w:tcPr>
+          <w:p>
+            <w:r>
+              <w:rPr>
+                <w:sz w:val="19"/>
+              </w:rPr>
+              <w:t>—</w:t>
+            </w:r>
+          </w:p>
+        </w:tc>
+      </w:tr>
+      <w:tr>
+        <w:tc>
+          <w:tcPr>
+            <w:tcW w:type="dxa" w:w="5256"/>
+            <w:shd w:val="clear" w:fill="E5F4F6"/>
+          </w:tcPr>
+          <w:p>
+            <w:r>
+              <w:rPr>
+                <w:b/>
+                <w:color w:val="0C2E3F"/>
+                <w:sz w:val="17"/>
+              </w:rPr>
+              <w:t>Summary – Strategies line</w:t>
+            </w:r>
+          </w:p>
+        </w:tc>
+        <w:tc>
+          <w:tcPr>
+            <w:tcW w:type="dxa" w:w="5256"/>
+          </w:tcPr>
+          <w:p>
+            <w:r>
+              <w:rPr>
+                <w:sz w:val="19"/>
+              </w:rPr>
+              <w:t>Given your occupation, an occupation pre-assessment was completed for this plan. As your role is considered high risk, the recommended insurer is the only one offering full benefits — other insurers either do not provide TPD/Income Protection or offer Income Protection with a shorter benefit period. Where your occupation caps cover (e.g. income protection limited to a set monthly amount, a shorter benefit period and no super contribution option), we have recommended cover within those limits.</w:t>
+            </w:r>
+          </w:p>
+        </w:tc>
+      </w:tr>
+      <w:tr>
+        <w:tc>
+          <w:tcPr>
+            <w:tcW w:type="dxa" w:w="5256"/>
+            <w:shd w:val="clear" w:fill="E5F4F6"/>
+          </w:tcPr>
+          <w:p>
+            <w:r>
+              <w:rPr>
+                <w:b/>
+                <w:color w:val="0C2E3F"/>
+                <w:sz w:val="17"/>
+              </w:rPr>
+              <w:t>Summary – Outcomes line</w:t>
+            </w:r>
+          </w:p>
+        </w:tc>
+        <w:tc>
+          <w:tcPr>
+            <w:tcW w:type="dxa" w:w="5256"/>
+          </w:tcPr>
+          <w:p>
+            <w:r>
+              <w:rPr>
+                <w:sz w:val="19"/>
+              </w:rPr>
+              <w:t>Your cover is placed with the insurer that will offer the fullest terms for your occupation, within the caps your occupation imposes.</w:t>
+            </w:r>
+          </w:p>
+        </w:tc>
+      </w:tr>
+      <w:tr>
+        <w:tc>
+          <w:tcPr>
+            <w:tcW w:type="dxa" w:w="5256"/>
+            <w:shd w:val="clear" w:fill="E5F4F6"/>
+          </w:tcPr>
+          <w:p>
+            <w:r>
+              <w:rPr>
+                <w:b/>
+                <w:color w:val="0C2E3F"/>
+                <w:sz w:val="17"/>
+              </w:rPr>
+              <w:t>Why / In line with your goals (bullets)</w:t>
+            </w:r>
+          </w:p>
+        </w:tc>
+        <w:tc>
+          <w:tcPr>
+            <w:tcW w:type="dxa" w:w="5256"/>
+          </w:tcPr>
+          <w:p>
+            <w:r>
+              <w:rPr>
+                <w:sz w:val="19"/>
+              </w:rPr>
+              <w:t>• High-risk occupations restrict insurer and product choice; a pre-assessment identifies the insurer offering the best available terms before you apply.</w:t>
+            </w:r>
+          </w:p>
+        </w:tc>
+      </w:tr>
+      <w:tr>
+        <w:tc>
+          <w:tcPr>
+            <w:tcW w:type="dxa" w:w="5256"/>
+            <w:shd w:val="clear" w:fill="E5F4F6"/>
+          </w:tcPr>
+          <w:p>
+            <w:r>
+              <w:rPr>
+                <w:b/>
+                <w:color w:val="0C2E3F"/>
+                <w:sz w:val="17"/>
+              </w:rPr>
+              <w:t>Risks &amp; Disadvantages (bullets)</w:t>
+            </w:r>
+          </w:p>
+        </w:tc>
+        <w:tc>
+          <w:tcPr>
+            <w:tcW w:type="dxa" w:w="5256"/>
+          </w:tcPr>
+          <w:p>
+            <w:r>
+              <w:rPr>
+                <w:sz w:val="19"/>
+              </w:rPr>
+              <w:t>• Occupational caps may leave cover below your full needs (e.g. limited benefit period or monthly cap); review if you change occupation.</w:t>
+            </w:r>
+          </w:p>
+        </w:tc>
+      </w:tr>
+      <w:tr>
+        <w:tc>
+          <w:tcPr>
+            <w:tcW w:type="dxa" w:w="5256"/>
+            <w:shd w:val="clear" w:fill="E5F4F6"/>
+          </w:tcPr>
+          <w:p>
+            <w:r>
+              <w:rPr>
+                <w:b/>
+                <w:color w:val="0C2E3F"/>
+                <w:sz w:val="17"/>
+              </w:rPr>
+              <w:t>Alternatives (bullets)</w:t>
+            </w:r>
+          </w:p>
+        </w:tc>
+        <w:tc>
+          <w:tcPr>
+            <w:tcW w:type="dxa" w:w="5256"/>
+          </w:tcPr>
+          <w:p>
+            <w:r>
+              <w:rPr>
+                <w:sz w:val="19"/>
+              </w:rPr>
+              <w:t>• Apply to a standard insurer — discounted as cover may be declined, loaded, or offered only with a reduced benefit period for your occupation.</w:t>
+            </w:r>
+          </w:p>
+        </w:tc>
+      </w:tr>
+    </w:tbl>
+    <w:p/>
+    <w:tbl>
+      <w:tblPr>
+        <w:tblStyle w:val="TableGrid"/>
+        <w:tblW w:type="auto" w:w="0"/>
+        <w:jc w:val="left"/>
+        <w:tblLayout w:type="fixed"/>
+        <w:tblLook w:firstColumn="1" w:firstRow="1" w:lastColumn="0" w:lastRow="0" w:noHBand="0" w:noVBand="1" w:val="04A0"/>
+      </w:tblPr>
+      <w:tblGrid>
+        <w:gridCol w:w="5256"/>
+        <w:gridCol w:w="5256"/>
+      </w:tblGrid>
+      <w:tr>
+        <w:tc>
+          <w:tcPr>
+            <w:tcW w:type="dxa" w:w="10080"/>
+            <w:gridSpan w:val="2"/>
+            <w:shd w:val="clear" w:fill="0C2E3F"/>
+          </w:tcPr>
+          <w:p>
+            <w:r>
+              <w:rPr>
+                <w:b/>
+                <w:color w:val="FFFFFF"/>
+                <w:sz w:val="22"/>
+              </w:rPr>
+              <w:t>● Size TPD sum insured with a super-tax uplift (gross-up if claimed in super)</w:t>
+            </w:r>
+          </w:p>
+        </w:tc>
+      </w:tr>
+      <w:tr>
+        <w:tc>
+          <w:tcPr>
+            <w:tcW w:type="dxa" w:w="5256"/>
+            <w:shd w:val="clear" w:fill="E5F4F6"/>
+          </w:tcPr>
+          <w:p>
+            <w:r>
+              <w:rPr>
+                <w:b/>
+                <w:color w:val="0C2E3F"/>
+                <w:sz w:val="17"/>
+              </w:rPr>
+              <w:t>Trigger phrases (how it's written in the advice request)</w:t>
+            </w:r>
+          </w:p>
+        </w:tc>
+        <w:tc>
+          <w:tcPr>
+            <w:tcW w:type="dxa" w:w="5256"/>
+          </w:tcPr>
+          <w:p>
+            <w:r>
+              <w:rPr>
+                <w:sz w:val="19"/>
+              </w:rPr>
+              <w:t>• 22% uplift</w:t>
+              <w:br/>
+              <w:t>• tax uplift</w:t>
+              <w:br/>
+              <w:t>• gross up tpd</w:t>
+              <w:br/>
+              <w:t>• super tax on tpd</w:t>
+            </w:r>
+          </w:p>
+        </w:tc>
+      </w:tr>
+      <w:tr>
+        <w:tc>
+          <w:tcPr>
+            <w:tcW w:type="dxa" w:w="5256"/>
+            <w:shd w:val="clear" w:fill="E5F4F6"/>
+          </w:tcPr>
+          <w:p>
+            <w:r>
+              <w:rPr>
+                <w:b/>
+                <w:color w:val="0C2E3F"/>
+                <w:sz w:val="17"/>
+              </w:rPr>
+              <w:t>Always-on / Tailored</w:t>
+            </w:r>
+          </w:p>
+        </w:tc>
+        <w:tc>
+          <w:tcPr>
+            <w:tcW w:type="dxa" w:w="5256"/>
+          </w:tcPr>
+          <w:p>
+            <w:r>
+              <w:rPr>
+                <w:sz w:val="19"/>
+              </w:rPr>
+              <w:t>Tailored</w:t>
+            </w:r>
+          </w:p>
+        </w:tc>
+      </w:tr>
+      <w:tr>
+        <w:tc>
+          <w:tcPr>
+            <w:tcW w:type="dxa" w:w="5256"/>
+            <w:shd w:val="clear" w:fill="E5F4F6"/>
+          </w:tcPr>
+          <w:p>
+            <w:r>
+              <w:rPr>
+                <w:b/>
+                <w:color w:val="0C2E3F"/>
+                <w:sz w:val="17"/>
+              </w:rPr>
+              <w:t>Scope gate (only show if…)</w:t>
+            </w:r>
+          </w:p>
+        </w:tc>
+        <w:tc>
+          <w:tcPr>
+            <w:tcW w:type="dxa" w:w="5256"/>
+          </w:tcPr>
+          <w:p>
+            <w:r>
+              <w:rPr>
+                <w:sz w:val="19"/>
+              </w:rPr>
+              <w:t>TPD cover held inside super</w:t>
+            </w:r>
+          </w:p>
+        </w:tc>
+      </w:tr>
+      <w:tr>
+        <w:tc>
+          <w:tcPr>
+            <w:tcW w:type="dxa" w:w="5256"/>
+            <w:shd w:val="clear" w:fill="E5F4F6"/>
+          </w:tcPr>
+          <w:p>
+            <w:r>
+              <w:rPr>
+                <w:b/>
+                <w:color w:val="0C2E3F"/>
+                <w:sz w:val="17"/>
+              </w:rPr>
+              <w:t>Figures it pulls ($ / %)</w:t>
+            </w:r>
+          </w:p>
+        </w:tc>
+        <w:tc>
+          <w:tcPr>
+            <w:tcW w:type="dxa" w:w="5256"/>
+          </w:tcPr>
+          <w:p>
+            <w:r>
+              <w:rPr>
+                <w:sz w:val="19"/>
+              </w:rPr>
+              <w:t>—</w:t>
+            </w:r>
+          </w:p>
+        </w:tc>
+      </w:tr>
+      <w:tr>
+        <w:tc>
+          <w:tcPr>
+            <w:tcW w:type="dxa" w:w="5256"/>
+            <w:shd w:val="clear" w:fill="E5F4F6"/>
+          </w:tcPr>
+          <w:p>
+            <w:r>
+              <w:rPr>
+                <w:b/>
+                <w:color w:val="0C2E3F"/>
+                <w:sz w:val="17"/>
+              </w:rPr>
+              <w:t>Summary – Strategies line</w:t>
+            </w:r>
+          </w:p>
+        </w:tc>
+        <w:tc>
+          <w:tcPr>
+            <w:tcW w:type="dxa" w:w="5256"/>
+          </w:tcPr>
+          <w:p>
+            <w:r>
+              <w:rPr>
+                <w:sz w:val="19"/>
+              </w:rPr>
+              <w:t>The TPD sum insured is set to cover your identified needs plus an uplift (e.g. 22%) to cover the tax liability that would apply should you claim while the cover is held inside your superannuation fund.</w:t>
+            </w:r>
+          </w:p>
+        </w:tc>
+      </w:tr>
+      <w:tr>
+        <w:tc>
+          <w:tcPr>
+            <w:tcW w:type="dxa" w:w="5256"/>
+            <w:shd w:val="clear" w:fill="E5F4F6"/>
+          </w:tcPr>
+          <w:p>
+            <w:r>
+              <w:rPr>
+                <w:b/>
+                <w:color w:val="0C2E3F"/>
+                <w:sz w:val="17"/>
+              </w:rPr>
+              <w:t>Summary – Outcomes line</w:t>
+            </w:r>
+          </w:p>
+        </w:tc>
+        <w:tc>
+          <w:tcPr>
+            <w:tcW w:type="dxa" w:w="5256"/>
+          </w:tcPr>
+          <w:p>
+            <w:r>
+              <w:rPr>
+                <w:sz w:val="19"/>
+              </w:rPr>
+              <w:t>If you claim, the after-tax benefit still meets your identified needs because the sum insured was grossed up for the super tax.</w:t>
+            </w:r>
+          </w:p>
+        </w:tc>
+      </w:tr>
+      <w:tr>
+        <w:tc>
+          <w:tcPr>
+            <w:tcW w:type="dxa" w:w="5256"/>
+            <w:shd w:val="clear" w:fill="E5F4F6"/>
+          </w:tcPr>
+          <w:p>
+            <w:r>
+              <w:rPr>
+                <w:b/>
+                <w:color w:val="0C2E3F"/>
+                <w:sz w:val="17"/>
+              </w:rPr>
+              <w:t>Why / In line with your goals (bullets)</w:t>
+            </w:r>
+          </w:p>
+        </w:tc>
+        <w:tc>
+          <w:tcPr>
+            <w:tcW w:type="dxa" w:w="5256"/>
+          </w:tcPr>
+          <w:p>
+            <w:r>
+              <w:rPr>
+                <w:sz w:val="19"/>
+              </w:rPr>
+              <w:t>• A TPD benefit paid from super to a member under preservation age is taxed; grossing up the sum insured ensures the net benefit covers debts, costs and school fees as intended.</w:t>
+            </w:r>
+          </w:p>
+        </w:tc>
+      </w:tr>
+      <w:tr>
+        <w:tc>
+          <w:tcPr>
+            <w:tcW w:type="dxa" w:w="5256"/>
+            <w:shd w:val="clear" w:fill="E5F4F6"/>
+          </w:tcPr>
+          <w:p>
+            <w:r>
+              <w:rPr>
+                <w:b/>
+                <w:color w:val="0C2E3F"/>
+                <w:sz w:val="17"/>
+              </w:rPr>
+              <w:t>Risks &amp; Disadvantages (bullets)</w:t>
+            </w:r>
+          </w:p>
+        </w:tc>
+        <w:tc>
+          <w:tcPr>
+            <w:tcW w:type="dxa" w:w="5256"/>
+          </w:tcPr>
+          <w:p>
+            <w:r>
+              <w:rPr>
+                <w:sz w:val="19"/>
+              </w:rPr>
+              <w:t>• If tax rates change the uplift may over- or under-compensate; the extra cover carries a small additional premium; if cover were held outside super this tax would not apply.</w:t>
+            </w:r>
+          </w:p>
+        </w:tc>
+      </w:tr>
+      <w:tr>
+        <w:tc>
+          <w:tcPr>
+            <w:tcW w:type="dxa" w:w="5256"/>
+            <w:shd w:val="clear" w:fill="E5F4F6"/>
+          </w:tcPr>
+          <w:p>
+            <w:r>
+              <w:rPr>
+                <w:b/>
+                <w:color w:val="0C2E3F"/>
+                <w:sz w:val="17"/>
+              </w:rPr>
+              <w:t>Alternatives (bullets)</w:t>
+            </w:r>
+          </w:p>
+        </w:tc>
+        <w:tc>
+          <w:tcPr>
+            <w:tcW w:type="dxa" w:w="5256"/>
+          </w:tcPr>
+          <w:p>
+            <w:r>
+              <w:rPr>
+                <w:sz w:val="19"/>
+              </w:rPr>
+              <w:t>• Hold TPD outside super (no benefits tax, but premiums are not funded from super) or take cover without the uplift (net benefit reduced by tax).</w:t>
+            </w:r>
+          </w:p>
+        </w:tc>
+      </w:tr>
+    </w:tbl>
+    <w:p/>
+    <w:tbl>
+      <w:tblPr>
+        <w:tblStyle w:val="TableGrid"/>
+        <w:tblW w:type="auto" w:w="0"/>
+        <w:jc w:val="left"/>
+        <w:tblLayout w:type="fixed"/>
+        <w:tblLook w:firstColumn="1" w:firstRow="1" w:lastColumn="0" w:lastRow="0" w:noHBand="0" w:noVBand="1" w:val="04A0"/>
+      </w:tblPr>
+      <w:tblGrid>
+        <w:gridCol w:w="5256"/>
+        <w:gridCol w:w="5256"/>
+      </w:tblGrid>
+      <w:tr>
+        <w:tc>
+          <w:tcPr>
+            <w:tcW w:type="dxa" w:w="10080"/>
+            <w:gridSpan w:val="2"/>
+            <w:shd w:val="clear" w:fill="0C2E3F"/>
+          </w:tcPr>
+          <w:p>
+            <w:r>
+              <w:rPr>
+                <w:b/>
+                <w:color w:val="FFFFFF"/>
+                <w:sz w:val="22"/>
+              </w:rPr>
+              <w:t>● Income Protection affordability structuring — waiting &amp; benefit period calibrated to cash/leave</w:t>
+            </w:r>
+          </w:p>
+        </w:tc>
+      </w:tr>
+      <w:tr>
+        <w:tc>
+          <w:tcPr>
+            <w:tcW w:type="dxa" w:w="5256"/>
+            <w:shd w:val="clear" w:fill="E5F4F6"/>
+          </w:tcPr>
+          <w:p>
+            <w:r>
+              <w:rPr>
+                <w:b/>
+                <w:color w:val="0C2E3F"/>
+                <w:sz w:val="17"/>
+              </w:rPr>
+              <w:t>Trigger phrases (how it's written in the advice request)</w:t>
+            </w:r>
+          </w:p>
+        </w:tc>
+        <w:tc>
+          <w:tcPr>
+            <w:tcW w:type="dxa" w:w="5256"/>
+          </w:tcPr>
+          <w:p>
+            <w:r>
+              <w:rPr>
+                <w:sz w:val="19"/>
+              </w:rPr>
+              <w:t>• 90 day wait</w:t>
+              <w:br/>
+              <w:t>• waiting period</w:t>
+              <w:br/>
+              <w:t>• benefit period</w:t>
+              <w:br/>
+              <w:t>• cash and leave</w:t>
+            </w:r>
+          </w:p>
+        </w:tc>
+      </w:tr>
+      <w:tr>
+        <w:tc>
+          <w:tcPr>
+            <w:tcW w:type="dxa" w:w="5256"/>
+            <w:shd w:val="clear" w:fill="E5F4F6"/>
+          </w:tcPr>
+          <w:p>
+            <w:r>
+              <w:rPr>
+                <w:b/>
+                <w:color w:val="0C2E3F"/>
+                <w:sz w:val="17"/>
+              </w:rPr>
+              <w:t>Always-on / Tailored</w:t>
+            </w:r>
+          </w:p>
+        </w:tc>
+        <w:tc>
+          <w:tcPr>
+            <w:tcW w:type="dxa" w:w="5256"/>
+          </w:tcPr>
+          <w:p>
+            <w:r>
+              <w:rPr>
+                <w:sz w:val="19"/>
+              </w:rPr>
+              <w:t>Tailored</w:t>
+            </w:r>
+          </w:p>
+        </w:tc>
+      </w:tr>
+      <w:tr>
+        <w:tc>
+          <w:tcPr>
+            <w:tcW w:type="dxa" w:w="5256"/>
+            <w:shd w:val="clear" w:fill="E5F4F6"/>
+          </w:tcPr>
+          <w:p>
+            <w:r>
+              <w:rPr>
+                <w:b/>
+                <w:color w:val="0C2E3F"/>
+                <w:sz w:val="17"/>
+              </w:rPr>
+              <w:t>Scope gate (only show if…)</w:t>
+            </w:r>
+          </w:p>
+        </w:tc>
+        <w:tc>
+          <w:tcPr>
+            <w:tcW w:type="dxa" w:w="5256"/>
+          </w:tcPr>
+          <w:p>
+            <w:r>
+              <w:rPr>
+                <w:sz w:val="19"/>
+              </w:rPr>
+              <w:t>Income protection cover being structured</w:t>
+            </w:r>
+          </w:p>
+        </w:tc>
+      </w:tr>
+      <w:tr>
+        <w:tc>
+          <w:tcPr>
+            <w:tcW w:type="dxa" w:w="5256"/>
+            <w:shd w:val="clear" w:fill="E5F4F6"/>
+          </w:tcPr>
+          <w:p>
+            <w:r>
+              <w:rPr>
+                <w:b/>
+                <w:color w:val="0C2E3F"/>
+                <w:sz w:val="17"/>
+              </w:rPr>
+              <w:t>Figures it pulls ($ / %)</w:t>
+            </w:r>
+          </w:p>
+        </w:tc>
+        <w:tc>
+          <w:tcPr>
+            <w:tcW w:type="dxa" w:w="5256"/>
+          </w:tcPr>
+          <w:p>
+            <w:r>
+              <w:rPr>
+                <w:sz w:val="19"/>
+              </w:rPr>
+              <w:t>—</w:t>
+            </w:r>
+          </w:p>
+        </w:tc>
+      </w:tr>
+      <w:tr>
+        <w:tc>
+          <w:tcPr>
+            <w:tcW w:type="dxa" w:w="5256"/>
+            <w:shd w:val="clear" w:fill="E5F4F6"/>
+          </w:tcPr>
+          <w:p>
+            <w:r>
+              <w:rPr>
+                <w:b/>
+                <w:color w:val="0C2E3F"/>
+                <w:sz w:val="17"/>
+              </w:rPr>
+              <w:t>Summary – Strategies line</w:t>
+            </w:r>
+          </w:p>
+        </w:tc>
+        <w:tc>
+          <w:tcPr>
+            <w:tcW w:type="dxa" w:w="5256"/>
+          </w:tcPr>
+          <w:p>
+            <w:r>
+              <w:rPr>
+                <w:sz w:val="19"/>
+              </w:rPr>
+              <w:t>We have recommended a 90-day waiting period as you have available cash and leave to fund 90 days of expenses, which reduces the overall cost of the cover. The benefit period is set to balance coverage and cost — the longest available where maximum protection is wanted, or a shorter (e.g. 2-year) benefit period where cash and leave reserves can bridge a longer absence.</w:t>
+            </w:r>
+          </w:p>
+        </w:tc>
+      </w:tr>
+      <w:tr>
+        <w:tc>
+          <w:tcPr>
+            <w:tcW w:type="dxa" w:w="5256"/>
+            <w:shd w:val="clear" w:fill="E5F4F6"/>
+          </w:tcPr>
+          <w:p>
+            <w:r>
+              <w:rPr>
+                <w:b/>
+                <w:color w:val="0C2E3F"/>
+                <w:sz w:val="17"/>
+              </w:rPr>
+              <w:t>Summary – Outcomes line</w:t>
+            </w:r>
+          </w:p>
+        </w:tc>
+        <w:tc>
+          <w:tcPr>
+            <w:tcW w:type="dxa" w:w="5256"/>
+          </w:tcPr>
+          <w:p>
+            <w:r>
+              <w:rPr>
+                <w:sz w:val="19"/>
+              </w:rPr>
+              <w:t>Your income protection cost is minimised by matching the waiting and benefit periods to the reserves you already hold.</w:t>
+            </w:r>
+          </w:p>
+        </w:tc>
+      </w:tr>
+      <w:tr>
+        <w:tc>
+          <w:tcPr>
+            <w:tcW w:type="dxa" w:w="5256"/>
+            <w:shd w:val="clear" w:fill="E5F4F6"/>
+          </w:tcPr>
+          <w:p>
+            <w:r>
+              <w:rPr>
+                <w:b/>
+                <w:color w:val="0C2E3F"/>
+                <w:sz w:val="17"/>
+              </w:rPr>
+              <w:t>Why / In line with your goals (bullets)</w:t>
+            </w:r>
+          </w:p>
+        </w:tc>
+        <w:tc>
+          <w:tcPr>
+            <w:tcW w:type="dxa" w:w="5256"/>
+          </w:tcPr>
+          <w:p>
+            <w:r>
+              <w:rPr>
+                <w:sz w:val="19"/>
+              </w:rPr>
+              <w:t>• A longer waiting period and/or shorter benefit period lowers the premium; this is appropriate where you hold sufficient cash and leave to self-fund the gap.</w:t>
+            </w:r>
+          </w:p>
+        </w:tc>
+      </w:tr>
+      <w:tr>
+        <w:tc>
+          <w:tcPr>
+            <w:tcW w:type="dxa" w:w="5256"/>
+            <w:shd w:val="clear" w:fill="E5F4F6"/>
+          </w:tcPr>
+          <w:p>
+            <w:r>
+              <w:rPr>
+                <w:b/>
+                <w:color w:val="0C2E3F"/>
+                <w:sz w:val="17"/>
+              </w:rPr>
+              <w:t>Risks &amp; Disadvantages (bullets)</w:t>
+            </w:r>
+          </w:p>
+        </w:tc>
+        <w:tc>
+          <w:tcPr>
+            <w:tcW w:type="dxa" w:w="5256"/>
+          </w:tcPr>
+          <w:p>
+            <w:r>
+              <w:rPr>
+                <w:sz w:val="19"/>
+              </w:rPr>
+              <w:t>• A longer wait or shorter benefit period leaves you self-funding longer — vulnerable if your cash/leave is depleted (e.g. redundancy alongside disability) or a disability extends beyond the benefit period.</w:t>
+            </w:r>
+          </w:p>
+        </w:tc>
+      </w:tr>
+      <w:tr>
+        <w:tc>
+          <w:tcPr>
+            <w:tcW w:type="dxa" w:w="5256"/>
+            <w:shd w:val="clear" w:fill="E5F4F6"/>
+          </w:tcPr>
+          <w:p>
+            <w:r>
+              <w:rPr>
+                <w:b/>
+                <w:color w:val="0C2E3F"/>
+                <w:sz w:val="17"/>
+              </w:rPr>
+              <w:t>Alternatives (bullets)</w:t>
+            </w:r>
+          </w:p>
+        </w:tc>
+        <w:tc>
+          <w:tcPr>
+            <w:tcW w:type="dxa" w:w="5256"/>
+          </w:tcPr>
+          <w:p>
+            <w:r>
+              <w:rPr>
+                <w:sz w:val="19"/>
+              </w:rPr>
+              <w:t>• Shorter waiting period (e.g. 30 days) and/or benefit period to age 65 — maximum security at a higher premium.</w:t>
             </w:r>
           </w:p>
         </w:tc>
@@ -23745,6 +32987,326 @@
                 <w:sz w:val="19"/>
               </w:rPr>
               <w:t>• Distribute the estate directly via the Will — discounted where the tax and asset-protection benefits of a testamentary trust are valuable to your beneficiaries.</w:t>
+            </w:r>
+          </w:p>
+        </w:tc>
+      </w:tr>
+    </w:tbl>
+    <w:p/>
+    <w:tbl>
+      <w:tblPr>
+        <w:tblStyle w:val="TableGrid"/>
+        <w:tblW w:type="auto" w:w="0"/>
+        <w:jc w:val="left"/>
+        <w:tblLayout w:type="fixed"/>
+        <w:tblLook w:firstColumn="1" w:firstRow="1" w:lastColumn="0" w:lastRow="0" w:noHBand="0" w:noVBand="1" w:val="04A0"/>
+      </w:tblPr>
+      <w:tblGrid>
+        <w:gridCol w:w="5256"/>
+        <w:gridCol w:w="5256"/>
+      </w:tblGrid>
+      <w:tr>
+        <w:tc>
+          <w:tcPr>
+            <w:tcW w:type="dxa" w:w="10080"/>
+            <w:gridSpan w:val="2"/>
+            <w:shd w:val="clear" w:fill="0C2E3F"/>
+          </w:tcPr>
+          <w:p>
+            <w:r>
+              <w:rPr>
+                <w:b/>
+                <w:color w:val="FFFFFF"/>
+                <w:sz w:val="22"/>
+              </w:rPr>
+              <w:t>● Apply for the Centrelink Age Pension (retirement trigger)</w:t>
+            </w:r>
+          </w:p>
+        </w:tc>
+      </w:tr>
+      <w:tr>
+        <w:tc>
+          <w:tcPr>
+            <w:tcW w:type="dxa" w:w="5256"/>
+            <w:shd w:val="clear" w:fill="E5F4F6"/>
+          </w:tcPr>
+          <w:p>
+            <w:r>
+              <w:rPr>
+                <w:b/>
+                <w:color w:val="0C2E3F"/>
+                <w:sz w:val="17"/>
+              </w:rPr>
+              <w:t>Trigger phrases (how it's written in the advice request)</w:t>
+            </w:r>
+          </w:p>
+        </w:tc>
+        <w:tc>
+          <w:tcPr>
+            <w:tcW w:type="dxa" w:w="5256"/>
+          </w:tcPr>
+          <w:p>
+            <w:r>
+              <w:rPr>
+                <w:sz w:val="19"/>
+              </w:rPr>
+              <w:t>• age pension</w:t>
+              <w:br/>
+              <w:t>• centrelink</w:t>
+              <w:br/>
+              <w:t>• retire</w:t>
+              <w:br/>
+              <w:t>• reduce work</w:t>
+            </w:r>
+          </w:p>
+        </w:tc>
+      </w:tr>
+      <w:tr>
+        <w:tc>
+          <w:tcPr>
+            <w:tcW w:type="dxa" w:w="5256"/>
+            <w:shd w:val="clear" w:fill="E5F4F6"/>
+          </w:tcPr>
+          <w:p>
+            <w:r>
+              <w:rPr>
+                <w:b/>
+                <w:color w:val="0C2E3F"/>
+                <w:sz w:val="17"/>
+              </w:rPr>
+              <w:t>Always-on / Tailored</w:t>
+            </w:r>
+          </w:p>
+        </w:tc>
+        <w:tc>
+          <w:tcPr>
+            <w:tcW w:type="dxa" w:w="5256"/>
+          </w:tcPr>
+          <w:p>
+            <w:r>
+              <w:rPr>
+                <w:sz w:val="19"/>
+              </w:rPr>
+              <w:t>Tailored</w:t>
+            </w:r>
+          </w:p>
+        </w:tc>
+      </w:tr>
+      <w:tr>
+        <w:tc>
+          <w:tcPr>
+            <w:tcW w:type="dxa" w:w="5256"/>
+            <w:shd w:val="clear" w:fill="E5F4F6"/>
+          </w:tcPr>
+          <w:p>
+            <w:r>
+              <w:rPr>
+                <w:b/>
+                <w:color w:val="0C2E3F"/>
+                <w:sz w:val="17"/>
+              </w:rPr>
+              <w:t>Scope gate (only show if…)</w:t>
+            </w:r>
+          </w:p>
+        </w:tc>
+        <w:tc>
+          <w:tcPr>
+            <w:tcW w:type="dxa" w:w="5256"/>
+          </w:tcPr>
+          <w:p>
+            <w:r>
+              <w:rPr>
+                <w:sz w:val="19"/>
+              </w:rPr>
+              <w:t>Client(s) reaching/at Age Pension age and retiring or reducing work</w:t>
+            </w:r>
+          </w:p>
+        </w:tc>
+      </w:tr>
+      <w:tr>
+        <w:tc>
+          <w:tcPr>
+            <w:tcW w:type="dxa" w:w="5256"/>
+            <w:shd w:val="clear" w:fill="E5F4F6"/>
+          </w:tcPr>
+          <w:p>
+            <w:r>
+              <w:rPr>
+                <w:b/>
+                <w:color w:val="0C2E3F"/>
+                <w:sz w:val="17"/>
+              </w:rPr>
+              <w:t>Figures it pulls ($ / %)</w:t>
+            </w:r>
+          </w:p>
+        </w:tc>
+        <w:tc>
+          <w:tcPr>
+            <w:tcW w:type="dxa" w:w="5256"/>
+          </w:tcPr>
+          <w:p>
+            <w:r>
+              <w:rPr>
+                <w:sz w:val="19"/>
+              </w:rPr>
+              <w:t>Estimated fortnightly entitlement (homeowner couple/single rate)</w:t>
+            </w:r>
+          </w:p>
+        </w:tc>
+      </w:tr>
+      <w:tr>
+        <w:tc>
+          <w:tcPr>
+            <w:tcW w:type="dxa" w:w="5256"/>
+            <w:shd w:val="clear" w:fill="E5F4F6"/>
+          </w:tcPr>
+          <w:p>
+            <w:r>
+              <w:rPr>
+                <w:b/>
+                <w:color w:val="0C2E3F"/>
+                <w:sz w:val="17"/>
+              </w:rPr>
+              <w:t>Summary – Strategies line</w:t>
+            </w:r>
+          </w:p>
+        </w:tc>
+        <w:tc>
+          <w:tcPr>
+            <w:tcW w:type="dxa" w:w="5256"/>
+          </w:tcPr>
+          <w:p>
+            <w:r>
+              <w:rPr>
+                <w:sz w:val="19"/>
+              </w:rPr>
+              <w:t>We recommend that next financial year, when you retire or reduce your work, you apply for the Centrelink Age Pension.</w:t>
+            </w:r>
+          </w:p>
+        </w:tc>
+      </w:tr>
+      <w:tr>
+        <w:tc>
+          <w:tcPr>
+            <w:tcW w:type="dxa" w:w="5256"/>
+            <w:shd w:val="clear" w:fill="E5F4F6"/>
+          </w:tcPr>
+          <w:p>
+            <w:r>
+              <w:rPr>
+                <w:b/>
+                <w:color w:val="0C2E3F"/>
+                <w:sz w:val="17"/>
+              </w:rPr>
+              <w:t>Summary – Outcomes line</w:t>
+            </w:r>
+          </w:p>
+        </w:tc>
+        <w:tc>
+          <w:tcPr>
+            <w:tcW w:type="dxa" w:w="5256"/>
+          </w:tcPr>
+          <w:p>
+            <w:r>
+              <w:rPr>
+                <w:sz w:val="19"/>
+              </w:rPr>
+              <w:t>You access government income support to supplement your pension drawdowns once retired.</w:t>
+            </w:r>
+          </w:p>
+        </w:tc>
+      </w:tr>
+      <w:tr>
+        <w:tc>
+          <w:tcPr>
+            <w:tcW w:type="dxa" w:w="5256"/>
+            <w:shd w:val="clear" w:fill="E5F4F6"/>
+          </w:tcPr>
+          <w:p>
+            <w:r>
+              <w:rPr>
+                <w:b/>
+                <w:color w:val="0C2E3F"/>
+                <w:sz w:val="17"/>
+              </w:rPr>
+              <w:t>Why / In line with your goals (bullets)</w:t>
+            </w:r>
+          </w:p>
+        </w:tc>
+        <w:tc>
+          <w:tcPr>
+            <w:tcW w:type="dxa" w:w="5256"/>
+          </w:tcPr>
+          <w:p>
+            <w:r>
+              <w:rPr>
+                <w:sz w:val="19"/>
+              </w:rPr>
+              <w:t>• On full retirement you may be entitled to a meaningful fortnightly payment as a homeowner, supplementing your account-based pension income and reducing the drawdown pressure on your super.</w:t>
+              <w:br/>
+              <w:t>• Eligibility for the Age Pension may also entitle you to additional Commonwealth concessions, including the Pensioner Concession Card — which may provide access to subsidised pharmaceutical costs under the PBS and other state-based concessions. Eligibility is determined by Services Australia and subject to ongoing assessment.</w:t>
+            </w:r>
+          </w:p>
+        </w:tc>
+      </w:tr>
+      <w:tr>
+        <w:tc>
+          <w:tcPr>
+            <w:tcW w:type="dxa" w:w="5256"/>
+            <w:shd w:val="clear" w:fill="E5F4F6"/>
+          </w:tcPr>
+          <w:p>
+            <w:r>
+              <w:rPr>
+                <w:b/>
+                <w:color w:val="0C2E3F"/>
+                <w:sz w:val="17"/>
+              </w:rPr>
+              <w:t>Risks &amp; Disadvantages (bullets)</w:t>
+            </w:r>
+          </w:p>
+        </w:tc>
+        <w:tc>
+          <w:tcPr>
+            <w:tcW w:type="dxa" w:w="5256"/>
+          </w:tcPr>
+          <w:p>
+            <w:r>
+              <w:rPr>
+                <w:sz w:val="19"/>
+              </w:rPr>
+              <w:t>• Entitlement depends on the assets and income tests at the time; rates and thresholds are subject to change and indexation.</w:t>
+            </w:r>
+          </w:p>
+        </w:tc>
+      </w:tr>
+      <w:tr>
+        <w:tc>
+          <w:tcPr>
+            <w:tcW w:type="dxa" w:w="5256"/>
+            <w:shd w:val="clear" w:fill="E5F4F6"/>
+          </w:tcPr>
+          <w:p>
+            <w:r>
+              <w:rPr>
+                <w:b/>
+                <w:color w:val="0C2E3F"/>
+                <w:sz w:val="17"/>
+              </w:rPr>
+              <w:t>Alternatives (bullets)</w:t>
+            </w:r>
+          </w:p>
+        </w:tc>
+        <w:tc>
+          <w:tcPr>
+            <w:tcW w:type="dxa" w:w="5256"/>
+          </w:tcPr>
+          <w:p>
+            <w:r>
+              <w:rPr>
+                <w:sz w:val="19"/>
+              </w:rPr>
+              <w:t>• Rely solely on pension drawdowns — discounted as it forgoes available government support.</w:t>
             </w:r>
           </w:p>
         </w:tc>

--- a/MWS_SOA_WordBank_Template.docx
+++ b/MWS_SOA_WordBank_Template.docx
@@ -11658,6 +11658,8 @@
               <w:t>• Holding a low-volatility reserve protects you from forced sales at market troughs and preserves your growth assets to recover.</w:t>
               <w:br/>
               <w:t>• You rebalance by topping up reserves from growth assets as part of your annual review.</w:t>
+              <w:br/>
+              <w:t>• The reserve can be phased to your circumstances — e.g. hold a reduced reserve (1.5 years instead of the usual 2.5 years of pension requirements) where known cash inflows such as upcoming property sales are due, then restore it, reviewed each year.</w:t>
             </w:r>
           </w:p>
         </w:tc>
@@ -17805,6 +17807,10 @@
                 <w:sz w:val="19"/>
               </w:rPr>
               <w:t>• Selling to rebalance in accumulation phase can trigger CGT at 10–15%; deferring the rebalance until the assets support a retirement-phase income stream reduces or removes that tax.</w:t>
+              <w:br/>
+              <w:t>• Where the rebalance is done within the Account-Based Pension accounts, we do not anticipate it will crystallise a capital gain, so you should not incur CGT as a result of the rebalance.</w:t>
+              <w:br/>
+              <w:t>• On platforms that match buy and sell orders internally, the rebalance offsets purchases and sales and keeps your portfolio fully invested, avoiding time-out-of-market risk.</w:t>
             </w:r>
           </w:p>
         </w:tc>
@@ -18920,6 +18926,12 @@
               <w:t>• bring-forward rule</w:t>
               <w:br/>
               <w:t>• large non-concessional</w:t>
+              <w:br/>
+              <w:t>• property sale proceeds</w:t>
+              <w:br/>
+              <w:t>• using proceeds</w:t>
+              <w:br/>
+              <w:t>• sale proceeds to super</w:t>
             </w:r>
           </w:p>
         </w:tc>
@@ -19106,6 +19118,8 @@
                 <w:sz w:val="19"/>
               </w:rPr>
               <w:t>• The non-concessional cap is $120,000 for 2024/2025. If you are under 75 years of age during the financial year, a $360,000 contribution can be made by 'bringing forward' two years' worth of contribution caps (in addition to contributions from that year). Accelerates the build-up of retirement savings in the low-tax super environment.</w:t>
+              <w:br/>
+              <w:t>• The bring-forward non-concessional contribution can be funded from the proceeds of a property sale (e.g. $360,000 using a portion of the proceeds), moving sale proceeds into the tax-free/low-tax super environment across the three-year window.</w:t>
             </w:r>
           </w:p>
         </w:tc>
@@ -19137,6 +19151,8 @@
                 <w:sz w:val="19"/>
               </w:rPr>
               <w:t>• Eligibility depends on your age and total super balance at the prior 30 June; contributions in excess of applicable limits will attract penalty tax. Triggering the bring-forward restricts contributions in the following years; contributions are preserved.</w:t>
+              <w:br/>
+              <w:t>• Sale proceeds must be held in cash until the contribution is made, which may mean time out of the market.</w:t>
             </w:r>
           </w:p>
         </w:tc>

--- a/MWS_SOA_WordBank_Template.docx
+++ b/MWS_SOA_WordBank_Template.docx
@@ -7215,7 +7215,9 @@
               </w:rPr>
               <w:t>• retain investment property</w:t>
               <w:br/>
-              <w:t>• keep existing IP</w:t>
+              <w:t>• keep the investment property</w:t>
+              <w:br/>
+              <w:t>• hold the property</w:t>
             </w:r>
           </w:p>
         </w:tc>
@@ -7337,10 +7339,9 @@
           <w:p>
             <w:r>
               <w:rPr>
-                <w:color w:val="B8860B"/>
-                <w:sz w:val="19"/>
-              </w:rPr>
-              <w:t>We recommend you retain your existing investment property at [address].</w:t>
+                <w:sz w:val="19"/>
+              </w:rPr>
+              <w:t>We recommend you retain your existing investment property for now. Where a sale is intended, we recommend timing it to occur after your fund has commenced pension phase to minimise capital gains tax, and directing the proceeds to fund your retirement income.</w:t>
             </w:r>
           </w:p>
         </w:tc>
@@ -7369,10 +7370,9 @@
           <w:p>
             <w:r>
               <w:rPr>
-                <w:color w:val="B8860B"/>
-                <w:sz w:val="19"/>
-              </w:rPr>
-              <w:t>Retaining your investment property maintains a growth asset and its associated rental income and tax deductions.</w:t>
+                <w:sz w:val="19"/>
+              </w:rPr>
+              <w:t>The property is retained and, if sold, the sale is timed for the pension phase to reduce or remove CGT, with proceeds funding your income.</w:t>
             </w:r>
           </w:p>
         </w:tc>
@@ -7401,12 +7401,9 @@
           <w:p>
             <w:r>
               <w:rPr>
-                <w:color w:val="B8860B"/>
-                <w:sz w:val="19"/>
-              </w:rPr>
-              <w:t>• Maintains a long‑term growth asset and rental income.</w:t>
-              <w:br/>
-              <w:t>• Avoids transaction costs and capital gains tax that a sale would trigger.</w:t>
+                <w:sz w:val="19"/>
+              </w:rPr>
+              <w:t>• Retaining the property preserves the asset and rental income; timing any eventual sale to the pension phase reduces the CGT payable on the gain.</w:t>
             </w:r>
           </w:p>
         </w:tc>
@@ -7435,12 +7432,9 @@
           <w:p>
             <w:r>
               <w:rPr>
-                <w:color w:val="B8860B"/>
-                <w:sz w:val="19"/>
-              </w:rPr>
-              <w:t>• Property is illiquid and concentrated; values and rent can fall.</w:t>
-              <w:br/>
-              <w:t>• Ongoing holding costs and interest‑rate risk apply.</w:t>
+                <w:sz w:val="19"/>
+              </w:rPr>
+              <w:t>• Property is illiquid and concentrated; market timing on any sale is uncertain; confirm the tax treatment with your accountant.</w:t>
             </w:r>
           </w:p>
         </w:tc>
@@ -7469,10 +7463,9 @@
           <w:p>
             <w:r>
               <w:rPr>
-                <w:color w:val="B8860B"/>
-                <w:sz w:val="19"/>
-              </w:rPr>
-              <w:t>• Sell the property and redeploy the proceeds — discounted where retention better suits your goals and avoids CGT/transaction costs.</w:t>
+                <w:sz w:val="19"/>
+              </w:rPr>
+              <w:t>• Sell the property now — discounted where deferring the sale to pension phase materially reduces CGT.</w:t>
             </w:r>
           </w:p>
         </w:tc>
@@ -7859,11 +7852,13 @@
               <w:rPr>
                 <w:sz w:val="19"/>
               </w:rPr>
-              <w:t>• downsizer</w:t>
+              <w:t>• downsize</w:t>
               <w:br/>
-              <w:t>• downsize home</w:t>
+              <w:t>• sell home and downsize</w:t>
               <w:br/>
-              <w:t>• downsizer contribution</w:t>
+              <w:t>• sell the home</w:t>
+              <w:br/>
+              <w:t>• downsizing</w:t>
             </w:r>
           </w:p>
         </w:tc>
@@ -7985,10 +7980,9 @@
           <w:p>
             <w:r>
               <w:rPr>
-                <w:color w:val="B8860B"/>
-                <w:sz w:val="19"/>
-              </w:rPr>
-              <w:t>We recommend you sell your existing home and use part of the proceeds to make a downsizer contribution of up to $300,000 each ($600,000 combined) to superannuation, with the balance directed as set out in this advice.</w:t>
+                <w:sz w:val="19"/>
+              </w:rPr>
+              <w:t>You have advised you have sold (or intend to sell) your home and would like to use the proceeds to assist in funding your retirement. We recommend you downsize and direct the proceeds to superannuation via the downsizer contribution.</w:t>
             </w:r>
           </w:p>
         </w:tc>
@@ -8017,10 +8011,9 @@
           <w:p>
             <w:r>
               <w:rPr>
-                <w:color w:val="B8860B"/>
-                <w:sz w:val="19"/>
-              </w:rPr>
-              <w:t>Downsizing releases equity for retirement and allows a tax‑effective contribution to superannuation outside the standard caps.</w:t>
+                <w:sz w:val="19"/>
+              </w:rPr>
+              <w:t>Selling and downsizing frees up capital from your home which is redirected into super to fund retirement, without affecting your existing Centrelink entitlements where confirmed.</w:t>
             </w:r>
           </w:p>
         </w:tc>
@@ -8049,12 +8042,9 @@
           <w:p>
             <w:r>
               <w:rPr>
-                <w:color w:val="B8860B"/>
-                <w:sz w:val="19"/>
-              </w:rPr>
-              <w:t>• A downsizer contribution does not count toward your concessional or non‑concessional caps and is not subject to the work test.</w:t>
-              <w:br/>
-              <w:t>• Releases equity to fund retirement while right‑sizing your home.</w:t>
+                <w:sz w:val="19"/>
+              </w:rPr>
+              <w:t>• Downsizing releases equity tied up in your home and, via the downsizer contribution, moves it into the tax-effective super environment to fund a retirement income stream.</w:t>
             </w:r>
           </w:p>
         </w:tc>
@@ -8083,12 +8073,9 @@
           <w:p>
             <w:r>
               <w:rPr>
-                <w:color w:val="B8860B"/>
-                <w:sz w:val="19"/>
-              </w:rPr>
-              <w:t>• A downsizer contribution counts toward your transfer balance cap when moved to pension phase and cannot be withdrawn until a condition of release is met.</w:t>
-              <w:br/>
-              <w:t>• Eligibility conditions apply (age, 10‑year ownership, made within 90 days of settlement).</w:t>
+                <w:sz w:val="19"/>
+              </w:rPr>
+              <w:t>• Selling and buying incurs transaction costs (agent, legal, stamp duty); proceeds in super are preserved; the home sale and any new purchase must be timed carefully.</w:t>
             </w:r>
           </w:p>
         </w:tc>
@@ -8117,10 +8104,9 @@
           <w:p>
             <w:r>
               <w:rPr>
-                <w:color w:val="B8860B"/>
-                <w:sz w:val="19"/>
-              </w:rPr>
-              <w:t>• Retain the home and fund retirement from other assets — discounted where downsizing better meets your goals.</w:t>
+                <w:sz w:val="19"/>
+              </w:rPr>
+              <w:t>• Retain the home and draw on other assets — discounted where releasing home equity is needed to fund retirement.</w:t>
             </w:r>
           </w:p>
         </w:tc>
@@ -17811,6 +17797,8 @@
               <w:t>• Where the rebalance is done within the Account-Based Pension accounts, we do not anticipate it will crystallise a capital gain, so you should not incur CGT as a result of the rebalance.</w:t>
               <w:br/>
               <w:t>• On platforms that match buy and sell orders internally, the rebalance offsets purchases and sales and keeps your portfolio fully invested, avoiding time-out-of-market risk.</w:t>
+              <w:br/>
+              <w:t>• Where an SMSF asset (e.g. an investment property) is to be sold, commencing the Account-Based Pension before the sale means the fund is in retirement phase, so the sale is not expected to be subject to capital gains tax. Please consult your accountant to confirm prior to implementing.</w:t>
             </w:r>
           </w:p>
         </w:tc>
@@ -17873,6 +17861,986 @@
                 <w:sz w:val="19"/>
               </w:rPr>
               <w:t>• Rebalance immediately in accumulation phase — discounted as it crystallises avoidable CGT.</w:t>
+            </w:r>
+          </w:p>
+        </w:tc>
+      </w:tr>
+    </w:tbl>
+    <w:p/>
+    <w:tbl>
+      <w:tblPr>
+        <w:tblStyle w:val="TableGrid"/>
+        <w:tblW w:type="auto" w:w="0"/>
+        <w:jc w:val="left"/>
+        <w:tblLayout w:type="fixed"/>
+        <w:tblLook w:firstColumn="1" w:firstRow="1" w:lastColumn="0" w:lastRow="0" w:noHBand="0" w:noVBand="1" w:val="04A0"/>
+      </w:tblPr>
+      <w:tblGrid>
+        <w:gridCol w:w="5256"/>
+        <w:gridCol w:w="5256"/>
+      </w:tblGrid>
+      <w:tr>
+        <w:tc>
+          <w:tcPr>
+            <w:tcW w:type="dxa" w:w="10080"/>
+            <w:gridSpan w:val="2"/>
+            <w:shd w:val="clear" w:fill="0C2E3F"/>
+          </w:tcPr>
+          <w:p>
+            <w:r>
+              <w:rPr>
+                <w:b/>
+                <w:color w:val="FFFFFF"/>
+                <w:sz w:val="22"/>
+              </w:rPr>
+              <w:t>● Retain an existing SMSF (operate, add account, redirect contributions, reinvest)</w:t>
+            </w:r>
+          </w:p>
+        </w:tc>
+      </w:tr>
+      <w:tr>
+        <w:tc>
+          <w:tcPr>
+            <w:tcW w:type="dxa" w:w="5256"/>
+            <w:shd w:val="clear" w:fill="E5F4F6"/>
+          </w:tcPr>
+          <w:p>
+            <w:r>
+              <w:rPr>
+                <w:b/>
+                <w:color w:val="0C2E3F"/>
+                <w:sz w:val="17"/>
+              </w:rPr>
+              <w:t>Trigger phrases (how it's written in the advice request)</w:t>
+            </w:r>
+          </w:p>
+        </w:tc>
+        <w:tc>
+          <w:tcPr>
+            <w:tcW w:type="dxa" w:w="5256"/>
+          </w:tcPr>
+          <w:p>
+            <w:r>
+              <w:rPr>
+                <w:sz w:val="19"/>
+              </w:rPr>
+              <w:t>• retain smsf</w:t>
+              <w:br/>
+              <w:t>• retain your smsf</w:t>
+              <w:br/>
+              <w:t>• existing smsf</w:t>
+              <w:br/>
+              <w:t>• keep smsf</w:t>
+            </w:r>
+          </w:p>
+        </w:tc>
+      </w:tr>
+      <w:tr>
+        <w:tc>
+          <w:tcPr>
+            <w:tcW w:type="dxa" w:w="5256"/>
+            <w:shd w:val="clear" w:fill="E5F4F6"/>
+          </w:tcPr>
+          <w:p>
+            <w:r>
+              <w:rPr>
+                <w:b/>
+                <w:color w:val="0C2E3F"/>
+                <w:sz w:val="17"/>
+              </w:rPr>
+              <w:t>Always-on / Tailored</w:t>
+            </w:r>
+          </w:p>
+        </w:tc>
+        <w:tc>
+          <w:tcPr>
+            <w:tcW w:type="dxa" w:w="5256"/>
+          </w:tcPr>
+          <w:p>
+            <w:r>
+              <w:rPr>
+                <w:sz w:val="19"/>
+              </w:rPr>
+              <w:t>Tailored</w:t>
+            </w:r>
+          </w:p>
+        </w:tc>
+      </w:tr>
+      <w:tr>
+        <w:tc>
+          <w:tcPr>
+            <w:tcW w:type="dxa" w:w="5256"/>
+            <w:shd w:val="clear" w:fill="E5F4F6"/>
+          </w:tcPr>
+          <w:p>
+            <w:r>
+              <w:rPr>
+                <w:b/>
+                <w:color w:val="0C2E3F"/>
+                <w:sz w:val="17"/>
+              </w:rPr>
+              <w:t>Scope gate (only show if…)</w:t>
+            </w:r>
+          </w:p>
+        </w:tc>
+        <w:tc>
+          <w:tcPr>
+            <w:tcW w:type="dxa" w:w="5256"/>
+          </w:tcPr>
+          <w:p>
+            <w:r>
+              <w:rPr>
+                <w:sz w:val="19"/>
+              </w:rPr>
+              <w:t>Existing SMSF that is to be kept (not wound up)</w:t>
+            </w:r>
+          </w:p>
+        </w:tc>
+      </w:tr>
+      <w:tr>
+        <w:tc>
+          <w:tcPr>
+            <w:tcW w:type="dxa" w:w="5256"/>
+            <w:shd w:val="clear" w:fill="E5F4F6"/>
+          </w:tcPr>
+          <w:p>
+            <w:r>
+              <w:rPr>
+                <w:b/>
+                <w:color w:val="0C2E3F"/>
+                <w:sz w:val="17"/>
+              </w:rPr>
+              <w:t>Figures it pulls ($ / %)</w:t>
+            </w:r>
+          </w:p>
+        </w:tc>
+        <w:tc>
+          <w:tcPr>
+            <w:tcW w:type="dxa" w:w="5256"/>
+          </w:tcPr>
+          <w:p>
+            <w:r>
+              <w:rPr>
+                <w:sz w:val="19"/>
+              </w:rPr>
+              <w:t>—</w:t>
+            </w:r>
+          </w:p>
+        </w:tc>
+      </w:tr>
+      <w:tr>
+        <w:tc>
+          <w:tcPr>
+            <w:tcW w:type="dxa" w:w="5256"/>
+            <w:shd w:val="clear" w:fill="E5F4F6"/>
+          </w:tcPr>
+          <w:p>
+            <w:r>
+              <w:rPr>
+                <w:b/>
+                <w:color w:val="0C2E3F"/>
+                <w:sz w:val="17"/>
+              </w:rPr>
+              <w:t>Summary – Strategies line</w:t>
+            </w:r>
+          </w:p>
+        </w:tc>
+        <w:tc>
+          <w:tcPr>
+            <w:tcW w:type="dxa" w:w="5256"/>
+          </w:tcPr>
+          <w:p>
+            <w:r>
+              <w:rPr>
+                <w:sz w:val="19"/>
+              </w:rPr>
+              <w:t>We recommend you retain your existing SMSF. We recommend you establish a new investment account held by the SMSF (invested in line with your risk profile), retain your existing SMSF cash account, provide your employer with the fund details so future contributions are directed to the SMSF, and reinvest distributions from the SMSF investment portfolio.</w:t>
+            </w:r>
+          </w:p>
+        </w:tc>
+      </w:tr>
+      <w:tr>
+        <w:tc>
+          <w:tcPr>
+            <w:tcW w:type="dxa" w:w="5256"/>
+            <w:shd w:val="clear" w:fill="E5F4F6"/>
+          </w:tcPr>
+          <w:p>
+            <w:r>
+              <w:rPr>
+                <w:b/>
+                <w:color w:val="0C2E3F"/>
+                <w:sz w:val="17"/>
+              </w:rPr>
+              <w:t>Summary – Outcomes line</w:t>
+            </w:r>
+          </w:p>
+        </w:tc>
+        <w:tc>
+          <w:tcPr>
+            <w:tcW w:type="dxa" w:w="5256"/>
+          </w:tcPr>
+          <w:p>
+            <w:r>
+              <w:rPr>
+                <w:sz w:val="19"/>
+              </w:rPr>
+              <w:t>Your SMSF continues as your super vehicle, with a customised investment account, a central cash account for transactions and compliance costs, all contributions consolidated to the fund, and distributions reinvested to compound.</w:t>
+            </w:r>
+          </w:p>
+        </w:tc>
+      </w:tr>
+      <w:tr>
+        <w:tc>
+          <w:tcPr>
+            <w:tcW w:type="dxa" w:w="5256"/>
+            <w:shd w:val="clear" w:fill="E5F4F6"/>
+          </w:tcPr>
+          <w:p>
+            <w:r>
+              <w:rPr>
+                <w:b/>
+                <w:color w:val="0C2E3F"/>
+                <w:sz w:val="17"/>
+              </w:rPr>
+              <w:t>Why / In line with your goals (bullets)</w:t>
+            </w:r>
+          </w:p>
+        </w:tc>
+        <w:tc>
+          <w:tcPr>
+            <w:tcW w:type="dxa" w:w="5256"/>
+          </w:tcPr>
+          <w:p>
+            <w:r>
+              <w:rPr>
+                <w:sz w:val="19"/>
+              </w:rPr>
+              <w:t>• Retaining the SMSF cash account consolidates all super transactions into one central account, easing monitoring and providing liquidity for ongoing costs and administrative fees of being an SMSF trustee.</w:t>
+              <w:br/>
+              <w:t>• Directing all future employer (and personal) contributions to the SMSF consolidates your super into one fund for easier management.</w:t>
+              <w:br/>
+              <w:t>• Reinvesting distributions accelerates growth potential through compounding.</w:t>
+            </w:r>
+          </w:p>
+        </w:tc>
+      </w:tr>
+      <w:tr>
+        <w:tc>
+          <w:tcPr>
+            <w:tcW w:type="dxa" w:w="5256"/>
+            <w:shd w:val="clear" w:fill="E5F4F6"/>
+          </w:tcPr>
+          <w:p>
+            <w:r>
+              <w:rPr>
+                <w:b/>
+                <w:color w:val="0C2E3F"/>
+                <w:sz w:val="17"/>
+              </w:rPr>
+              <w:t>Risks &amp; Disadvantages (bullets)</w:t>
+            </w:r>
+          </w:p>
+        </w:tc>
+        <w:tc>
+          <w:tcPr>
+            <w:tcW w:type="dxa" w:w="5256"/>
+          </w:tcPr>
+          <w:p>
+            <w:r>
+              <w:rPr>
+                <w:sz w:val="19"/>
+              </w:rPr>
+              <w:t>• As trustee you remain responsible for the fund's compliance, administration and costs.</w:t>
+              <w:br/>
+              <w:t>• Reinvesting distributions means no access to that income until a condition of release is met.</w:t>
+            </w:r>
+          </w:p>
+        </w:tc>
+      </w:tr>
+      <w:tr>
+        <w:tc>
+          <w:tcPr>
+            <w:tcW w:type="dxa" w:w="5256"/>
+            <w:shd w:val="clear" w:fill="E5F4F6"/>
+          </w:tcPr>
+          <w:p>
+            <w:r>
+              <w:rPr>
+                <w:b/>
+                <w:color w:val="0C2E3F"/>
+                <w:sz w:val="17"/>
+              </w:rPr>
+              <w:t>Alternatives (bullets)</w:t>
+            </w:r>
+          </w:p>
+        </w:tc>
+        <w:tc>
+          <w:tcPr>
+            <w:tcW w:type="dxa" w:w="5256"/>
+          </w:tcPr>
+          <w:p>
+            <w:r>
+              <w:rPr>
+                <w:sz w:val="19"/>
+              </w:rPr>
+              <w:t>• Wind up the SMSF and roll to a retail/platform fund — discounted where the SMSF holds assets (e.g. an investment property) central to your long-term strategy.</w:t>
+            </w:r>
+          </w:p>
+        </w:tc>
+      </w:tr>
+    </w:tbl>
+    <w:p/>
+    <w:tbl>
+      <w:tblPr>
+        <w:tblStyle w:val="TableGrid"/>
+        <w:tblW w:type="auto" w:w="0"/>
+        <w:jc w:val="left"/>
+        <w:tblLayout w:type="fixed"/>
+        <w:tblLook w:firstColumn="1" w:firstRow="1" w:lastColumn="0" w:lastRow="0" w:noHBand="0" w:noVBand="1" w:val="04A0"/>
+      </w:tblPr>
+      <w:tblGrid>
+        <w:gridCol w:w="5256"/>
+        <w:gridCol w:w="5256"/>
+      </w:tblGrid>
+      <w:tr>
+        <w:tc>
+          <w:tcPr>
+            <w:tcW w:type="dxa" w:w="10080"/>
+            <w:gridSpan w:val="2"/>
+            <w:shd w:val="clear" w:fill="0C2E3F"/>
+          </w:tcPr>
+          <w:p>
+            <w:r>
+              <w:rPr>
+                <w:b/>
+                <w:color w:val="FFFFFF"/>
+                <w:sz w:val="22"/>
+              </w:rPr>
+              <w:t>● SMSF with corporate trustee holding a geared investment property (LRBA cashflow)</w:t>
+            </w:r>
+          </w:p>
+        </w:tc>
+      </w:tr>
+      <w:tr>
+        <w:tc>
+          <w:tcPr>
+            <w:tcW w:type="dxa" w:w="5256"/>
+            <w:shd w:val="clear" w:fill="E5F4F6"/>
+          </w:tcPr>
+          <w:p>
+            <w:r>
+              <w:rPr>
+                <w:b/>
+                <w:color w:val="0C2E3F"/>
+                <w:sz w:val="17"/>
+              </w:rPr>
+              <w:t>Trigger phrases (how it's written in the advice request)</w:t>
+            </w:r>
+          </w:p>
+        </w:tc>
+        <w:tc>
+          <w:tcPr>
+            <w:tcW w:type="dxa" w:w="5256"/>
+          </w:tcPr>
+          <w:p>
+            <w:r>
+              <w:rPr>
+                <w:sz w:val="19"/>
+              </w:rPr>
+              <w:t>• smsf property</w:t>
+              <w:br/>
+              <w:t>• corporate trustee</w:t>
+              <w:br/>
+              <w:t>• limited recourse</w:t>
+              <w:br/>
+              <w:t>• lrba</w:t>
+              <w:br/>
+              <w:t>• smsf investment property</w:t>
+            </w:r>
+          </w:p>
+        </w:tc>
+      </w:tr>
+      <w:tr>
+        <w:tc>
+          <w:tcPr>
+            <w:tcW w:type="dxa" w:w="5256"/>
+            <w:shd w:val="clear" w:fill="E5F4F6"/>
+          </w:tcPr>
+          <w:p>
+            <w:r>
+              <w:rPr>
+                <w:b/>
+                <w:color w:val="0C2E3F"/>
+                <w:sz w:val="17"/>
+              </w:rPr>
+              <w:t>Always-on / Tailored</w:t>
+            </w:r>
+          </w:p>
+        </w:tc>
+        <w:tc>
+          <w:tcPr>
+            <w:tcW w:type="dxa" w:w="5256"/>
+          </w:tcPr>
+          <w:p>
+            <w:r>
+              <w:rPr>
+                <w:sz w:val="19"/>
+              </w:rPr>
+              <w:t>Tailored</w:t>
+            </w:r>
+          </w:p>
+        </w:tc>
+      </w:tr>
+      <w:tr>
+        <w:tc>
+          <w:tcPr>
+            <w:tcW w:type="dxa" w:w="5256"/>
+            <w:shd w:val="clear" w:fill="E5F4F6"/>
+          </w:tcPr>
+          <w:p>
+            <w:r>
+              <w:rPr>
+                <w:b/>
+                <w:color w:val="0C2E3F"/>
+                <w:sz w:val="17"/>
+              </w:rPr>
+              <w:t>Scope gate (only show if…)</w:t>
+            </w:r>
+          </w:p>
+        </w:tc>
+        <w:tc>
+          <w:tcPr>
+            <w:tcW w:type="dxa" w:w="5256"/>
+          </w:tcPr>
+          <w:p>
+            <w:r>
+              <w:rPr>
+                <w:sz w:val="19"/>
+              </w:rPr>
+              <w:t>SMSF holding (or acquiring) real property, typically with secured debt</w:t>
+            </w:r>
+          </w:p>
+        </w:tc>
+      </w:tr>
+      <w:tr>
+        <w:tc>
+          <w:tcPr>
+            <w:tcW w:type="dxa" w:w="5256"/>
+            <w:shd w:val="clear" w:fill="E5F4F6"/>
+          </w:tcPr>
+          <w:p>
+            <w:r>
+              <w:rPr>
+                <w:b/>
+                <w:color w:val="0C2E3F"/>
+                <w:sz w:val="17"/>
+              </w:rPr>
+              <w:t>Figures it pulls ($ / %)</w:t>
+            </w:r>
+          </w:p>
+        </w:tc>
+        <w:tc>
+          <w:tcPr>
+            <w:tcW w:type="dxa" w:w="5256"/>
+          </w:tcPr>
+          <w:p>
+            <w:r>
+              <w:rPr>
+                <w:sz w:val="19"/>
+              </w:rPr>
+              <w:t>—</w:t>
+            </w:r>
+          </w:p>
+        </w:tc>
+      </w:tr>
+      <w:tr>
+        <w:tc>
+          <w:tcPr>
+            <w:tcW w:type="dxa" w:w="5256"/>
+            <w:shd w:val="clear" w:fill="E5F4F6"/>
+          </w:tcPr>
+          <w:p>
+            <w:r>
+              <w:rPr>
+                <w:b/>
+                <w:color w:val="0C2E3F"/>
+                <w:sz w:val="17"/>
+              </w:rPr>
+              <w:t>Summary – Strategies line</w:t>
+            </w:r>
+          </w:p>
+        </w:tc>
+        <w:tc>
+          <w:tcPr>
+            <w:tcW w:type="dxa" w:w="5256"/>
+          </w:tcPr>
+          <w:p>
+            <w:r>
+              <w:rPr>
+                <w:sz w:val="19"/>
+              </w:rPr>
+              <w:t>Your SMSF (corporate trustee — Pty Ltd ATF the fund) holds an investment property with secured debt. We recommend consolidating both members' existing super into the SMSF via full rollover, maintaining a dedicated cash reserve for SMSF administration and property-related costs, and deploying the property's net rental income to fund your ongoing regular SMSF contributions.</w:t>
+            </w:r>
+          </w:p>
+        </w:tc>
+      </w:tr>
+      <w:tr>
+        <w:tc>
+          <w:tcPr>
+            <w:tcW w:type="dxa" w:w="5256"/>
+            <w:shd w:val="clear" w:fill="E5F4F6"/>
+          </w:tcPr>
+          <w:p>
+            <w:r>
+              <w:rPr>
+                <w:b/>
+                <w:color w:val="0C2E3F"/>
+                <w:sz w:val="17"/>
+              </w:rPr>
+              <w:t>Summary – Outcomes line</w:t>
+            </w:r>
+          </w:p>
+        </w:tc>
+        <w:tc>
+          <w:tcPr>
+            <w:tcW w:type="dxa" w:w="5256"/>
+          </w:tcPr>
+          <w:p>
+            <w:r>
+              <w:rPr>
+                <w:sz w:val="19"/>
+              </w:rPr>
+              <w:t>Both members' super is pooled in the SMSF behind the property, with a cash buffer for costs and rental surplus recycled into ongoing contributions.</w:t>
+            </w:r>
+          </w:p>
+        </w:tc>
+      </w:tr>
+      <w:tr>
+        <w:tc>
+          <w:tcPr>
+            <w:tcW w:type="dxa" w:w="5256"/>
+            <w:shd w:val="clear" w:fill="E5F4F6"/>
+          </w:tcPr>
+          <w:p>
+            <w:r>
+              <w:rPr>
+                <w:b/>
+                <w:color w:val="0C2E3F"/>
+                <w:sz w:val="17"/>
+              </w:rPr>
+              <w:t>Why / In line with your goals (bullets)</w:t>
+            </w:r>
+          </w:p>
+        </w:tc>
+        <w:tc>
+          <w:tcPr>
+            <w:tcW w:type="dxa" w:w="5256"/>
+          </w:tcPr>
+          <w:p>
+            <w:r>
+              <w:rPr>
+                <w:sz w:val="19"/>
+              </w:rPr>
+              <w:t>• A corporate trustee structure (Pty Ltd as trustee for the fund) simplifies succession and limits trustee liability compared with individual trustees.</w:t>
+              <w:br/>
+              <w:t>• Consolidating both members' balances and the rental surplus into the fund concentrates capital behind the long-term property strategy.</w:t>
+            </w:r>
+          </w:p>
+        </w:tc>
+      </w:tr>
+      <w:tr>
+        <w:tc>
+          <w:tcPr>
+            <w:tcW w:type="dxa" w:w="5256"/>
+            <w:shd w:val="clear" w:fill="E5F4F6"/>
+          </w:tcPr>
+          <w:p>
+            <w:r>
+              <w:rPr>
+                <w:b/>
+                <w:color w:val="0C2E3F"/>
+                <w:sz w:val="17"/>
+              </w:rPr>
+              <w:t>Risks &amp; Disadvantages (bullets)</w:t>
+            </w:r>
+          </w:p>
+        </w:tc>
+        <w:tc>
+          <w:tcPr>
+            <w:tcW w:type="dxa" w:w="5256"/>
+          </w:tcPr>
+          <w:p>
+            <w:r>
+              <w:rPr>
+                <w:sz w:val="19"/>
+              </w:rPr>
+              <w:t>• SMSF borrowing and property holding add audit, compliance and liquidity complexity; the fund must hold enough cash to meet loan repayments and costs.</w:t>
+              <w:br/>
+              <w:t>• Property is illiquid and concentrated; a fall in value or rental income affects the fund's ability to meet obligations.</w:t>
+            </w:r>
+          </w:p>
+        </w:tc>
+      </w:tr>
+      <w:tr>
+        <w:tc>
+          <w:tcPr>
+            <w:tcW w:type="dxa" w:w="5256"/>
+            <w:shd w:val="clear" w:fill="E5F4F6"/>
+          </w:tcPr>
+          <w:p>
+            <w:r>
+              <w:rPr>
+                <w:b/>
+                <w:color w:val="0C2E3F"/>
+                <w:sz w:val="17"/>
+              </w:rPr>
+              <w:t>Alternatives (bullets)</w:t>
+            </w:r>
+          </w:p>
+        </w:tc>
+        <w:tc>
+          <w:tcPr>
+            <w:tcW w:type="dxa" w:w="5256"/>
+          </w:tcPr>
+          <w:p>
+            <w:r>
+              <w:rPr>
+                <w:sz w:val="19"/>
+              </w:rPr>
+              <w:t>• Wind up the SMSF — discounted as the fund was established to hold the investment property as part of your long-term superannuation strategy.</w:t>
+            </w:r>
+          </w:p>
+        </w:tc>
+      </w:tr>
+    </w:tbl>
+    <w:p/>
+    <w:tbl>
+      <w:tblPr>
+        <w:tblStyle w:val="TableGrid"/>
+        <w:tblW w:type="auto" w:w="0"/>
+        <w:jc w:val="left"/>
+        <w:tblLayout w:type="fixed"/>
+        <w:tblLook w:firstColumn="1" w:firstRow="1" w:lastColumn="0" w:lastRow="0" w:noHBand="0" w:noVBand="1" w:val="04A0"/>
+      </w:tblPr>
+      <w:tblGrid>
+        <w:gridCol w:w="5256"/>
+        <w:gridCol w:w="5256"/>
+      </w:tblGrid>
+      <w:tr>
+        <w:tc>
+          <w:tcPr>
+            <w:tcW w:type="dxa" w:w="10080"/>
+            <w:gridSpan w:val="2"/>
+            <w:shd w:val="clear" w:fill="0C2E3F"/>
+          </w:tcPr>
+          <w:p>
+            <w:r>
+              <w:rPr>
+                <w:b/>
+                <w:color w:val="FFFFFF"/>
+                <w:sz w:val="22"/>
+              </w:rPr>
+              <w:t>● SMSF wind-up / consolidation to a retail fund (non-separation, cost/suitability driven)</w:t>
+            </w:r>
+          </w:p>
+        </w:tc>
+      </w:tr>
+      <w:tr>
+        <w:tc>
+          <w:tcPr>
+            <w:tcW w:type="dxa" w:w="5256"/>
+            <w:shd w:val="clear" w:fill="E5F4F6"/>
+          </w:tcPr>
+          <w:p>
+            <w:r>
+              <w:rPr>
+                <w:b/>
+                <w:color w:val="0C2E3F"/>
+                <w:sz w:val="17"/>
+              </w:rPr>
+              <w:t>Trigger phrases (how it's written in the advice request)</w:t>
+            </w:r>
+          </w:p>
+        </w:tc>
+        <w:tc>
+          <w:tcPr>
+            <w:tcW w:type="dxa" w:w="5256"/>
+          </w:tcPr>
+          <w:p>
+            <w:r>
+              <w:rPr>
+                <w:sz w:val="19"/>
+              </w:rPr>
+              <w:t>• close your smsf</w:t>
+              <w:br/>
+              <w:t>• wind up smsf</w:t>
+              <w:br/>
+              <w:t>• wind-up smsf</w:t>
+              <w:br/>
+              <w:t>• smsf not the right vehicle</w:t>
+              <w:br/>
+              <w:t>• consolidate smsf to retail</w:t>
+              <w:br/>
+              <w:t>• review suitability of smsf</w:t>
+            </w:r>
+          </w:p>
+        </w:tc>
+      </w:tr>
+      <w:tr>
+        <w:tc>
+          <w:tcPr>
+            <w:tcW w:type="dxa" w:w="5256"/>
+            <w:shd w:val="clear" w:fill="E5F4F6"/>
+          </w:tcPr>
+          <w:p>
+            <w:r>
+              <w:rPr>
+                <w:b/>
+                <w:color w:val="0C2E3F"/>
+                <w:sz w:val="17"/>
+              </w:rPr>
+              <w:t>Always-on / Tailored</w:t>
+            </w:r>
+          </w:p>
+        </w:tc>
+        <w:tc>
+          <w:tcPr>
+            <w:tcW w:type="dxa" w:w="5256"/>
+          </w:tcPr>
+          <w:p>
+            <w:r>
+              <w:rPr>
+                <w:sz w:val="19"/>
+              </w:rPr>
+              <w:t>Tailored</w:t>
+            </w:r>
+          </w:p>
+        </w:tc>
+      </w:tr>
+      <w:tr>
+        <w:tc>
+          <w:tcPr>
+            <w:tcW w:type="dxa" w:w="5256"/>
+            <w:shd w:val="clear" w:fill="E5F4F6"/>
+          </w:tcPr>
+          <w:p>
+            <w:r>
+              <w:rPr>
+                <w:b/>
+                <w:color w:val="0C2E3F"/>
+                <w:sz w:val="17"/>
+              </w:rPr>
+              <w:t>Scope gate (only show if…)</w:t>
+            </w:r>
+          </w:p>
+        </w:tc>
+        <w:tc>
+          <w:tcPr>
+            <w:tcW w:type="dxa" w:w="5256"/>
+          </w:tcPr>
+          <w:p>
+            <w:r>
+              <w:rPr>
+                <w:sz w:val="19"/>
+              </w:rPr>
+              <w:t>Existing SMSF whose original purpose no longer applies / costs outweigh benefit</w:t>
+            </w:r>
+          </w:p>
+        </w:tc>
+      </w:tr>
+      <w:tr>
+        <w:tc>
+          <w:tcPr>
+            <w:tcW w:type="dxa" w:w="5256"/>
+            <w:shd w:val="clear" w:fill="E5F4F6"/>
+          </w:tcPr>
+          <w:p>
+            <w:r>
+              <w:rPr>
+                <w:b/>
+                <w:color w:val="0C2E3F"/>
+                <w:sz w:val="17"/>
+              </w:rPr>
+              <w:t>Figures it pulls ($ / %)</w:t>
+            </w:r>
+          </w:p>
+        </w:tc>
+        <w:tc>
+          <w:tcPr>
+            <w:tcW w:type="dxa" w:w="5256"/>
+          </w:tcPr>
+          <w:p>
+            <w:r>
+              <w:rPr>
+                <w:sz w:val="19"/>
+              </w:rPr>
+              <w:t>Estimated reduction in ongoing admin fees p.a.</w:t>
+            </w:r>
+          </w:p>
+        </w:tc>
+      </w:tr>
+      <w:tr>
+        <w:tc>
+          <w:tcPr>
+            <w:tcW w:type="dxa" w:w="5256"/>
+            <w:shd w:val="clear" w:fill="E5F4F6"/>
+          </w:tcPr>
+          <w:p>
+            <w:r>
+              <w:rPr>
+                <w:b/>
+                <w:color w:val="0C2E3F"/>
+                <w:sz w:val="17"/>
+              </w:rPr>
+              <w:t>Summary – Strategies line</w:t>
+            </w:r>
+          </w:p>
+        </w:tc>
+        <w:tc>
+          <w:tcPr>
+            <w:tcW w:type="dxa" w:w="5256"/>
+          </w:tcPr>
+          <w:p>
+            <w:r>
+              <w:rPr>
+                <w:sz w:val="19"/>
+              </w:rPr>
+              <w:t>You have asked us to review the long-term suitability of retaining your SMSF. The initial purpose of establishing the SMSF was to purchase a property; as that is no longer being pursued, we recommend you close your SMSF and rollover the full benefits to a new retail/platform fund customised for your needs.</w:t>
+            </w:r>
+          </w:p>
+        </w:tc>
+      </w:tr>
+      <w:tr>
+        <w:tc>
+          <w:tcPr>
+            <w:tcW w:type="dxa" w:w="5256"/>
+            <w:shd w:val="clear" w:fill="E5F4F6"/>
+          </w:tcPr>
+          <w:p>
+            <w:r>
+              <w:rPr>
+                <w:b/>
+                <w:color w:val="0C2E3F"/>
+                <w:sz w:val="17"/>
+              </w:rPr>
+              <w:t>Summary – Outcomes line</w:t>
+            </w:r>
+          </w:p>
+        </w:tc>
+        <w:tc>
+          <w:tcPr>
+            <w:tcW w:type="dxa" w:w="5256"/>
+          </w:tcPr>
+          <w:p>
+            <w:r>
+              <w:rPr>
+                <w:sz w:val="19"/>
+              </w:rPr>
+              <w:t>Your super is simplified into a retail/platform fund, removing the cost and trustee responsibilities of the SMSF while keeping access to the recommended investment portfolio.</w:t>
+            </w:r>
+          </w:p>
+        </w:tc>
+      </w:tr>
+      <w:tr>
+        <w:tc>
+          <w:tcPr>
+            <w:tcW w:type="dxa" w:w="5256"/>
+            <w:shd w:val="clear" w:fill="E5F4F6"/>
+          </w:tcPr>
+          <w:p>
+            <w:r>
+              <w:rPr>
+                <w:b/>
+                <w:color w:val="0C2E3F"/>
+                <w:sz w:val="17"/>
+              </w:rPr>
+              <w:t>Why / In line with your goals (bullets)</w:t>
+            </w:r>
+          </w:p>
+        </w:tc>
+        <w:tc>
+          <w:tcPr>
+            <w:tcW w:type="dxa" w:w="5256"/>
+          </w:tcPr>
+          <w:p>
+            <w:r>
+              <w:rPr>
+                <w:sz w:val="19"/>
+              </w:rPr>
+              <w:t>• We believe an SMSF is not the right vehicle for your super, considering your current SMSF position.</w:t>
+              <w:br/>
+              <w:t>• By simplifying your superannuation you will not be burdened by the responsibilities of operating an SMSF.</w:t>
+              <w:br/>
+              <w:t>• Since you are not actively considering purchasing property through your superannuation as initially planned, closing the SMSF aligns better with your current goals and objectives.</w:t>
+              <w:br/>
+              <w:t>• Transferring from an SMSF to a retail superannuation fund reduces your ongoing administrative fees and eliminates your legal and administrative responsibilities as an SMSF trustee.</w:t>
+              <w:br/>
+              <w:t>• We have discussed the short and long-term implications, including the costs that would occur if you ever wished to re-establish the SMSF in the future after winding it up now.</w:t>
+            </w:r>
+          </w:p>
+        </w:tc>
+      </w:tr>
+      <w:tr>
+        <w:tc>
+          <w:tcPr>
+            <w:tcW w:type="dxa" w:w="5256"/>
+            <w:shd w:val="clear" w:fill="E5F4F6"/>
+          </w:tcPr>
+          <w:p>
+            <w:r>
+              <w:rPr>
+                <w:b/>
+                <w:color w:val="0C2E3F"/>
+                <w:sz w:val="17"/>
+              </w:rPr>
+              <w:t>Risks &amp; Disadvantages (bullets)</w:t>
+            </w:r>
+          </w:p>
+        </w:tc>
+        <w:tc>
+          <w:tcPr>
+            <w:tcW w:type="dxa" w:w="5256"/>
+          </w:tcPr>
+          <w:p>
+            <w:r>
+              <w:rPr>
+                <w:sz w:val="19"/>
+              </w:rPr>
+              <w:t>• The SMSF wind-up will require the sale of the existing share portfolio within the fund, which may have capital gains implications and transaction costs.</w:t>
+              <w:br/>
+              <w:t>• Wind-up costs include completion of the current and previous SMSF financial statements, tax returns and any audit/compliance costs.</w:t>
+            </w:r>
+          </w:p>
+        </w:tc>
+      </w:tr>
+      <w:tr>
+        <w:tc>
+          <w:tcPr>
+            <w:tcW w:type="dxa" w:w="5256"/>
+            <w:shd w:val="clear" w:fill="E5F4F6"/>
+          </w:tcPr>
+          <w:p>
+            <w:r>
+              <w:rPr>
+                <w:b/>
+                <w:color w:val="0C2E3F"/>
+                <w:sz w:val="17"/>
+              </w:rPr>
+              <w:t>Alternatives (bullets)</w:t>
+            </w:r>
+          </w:p>
+        </w:tc>
+        <w:tc>
+          <w:tcPr>
+            <w:tcW w:type="dxa" w:w="5256"/>
+          </w:tcPr>
+          <w:p>
+            <w:r>
+              <w:rPr>
+                <w:sz w:val="19"/>
+              </w:rPr>
+              <w:t>• Retain your existing SMSF — discounted as an SMSF has high costs and ongoing legal/administrative trustee requirements that are not needed to meet your retirement goals where the original purpose is no longer being pursued.</w:t>
             </w:r>
           </w:p>
         </w:tc>
@@ -19120,6 +20088,10 @@
               <w:t>• The non-concessional cap is $120,000 for 2024/2025. If you are under 75 years of age during the financial year, a $360,000 contribution can be made by 'bringing forward' two years' worth of contribution caps (in addition to contributions from that year). Accelerates the build-up of retirement savings in the low-tax super environment.</w:t>
               <w:br/>
               <w:t>• The bring-forward non-concessional contribution can be funded from the proceeds of a property sale (e.g. $360,000 using a portion of the proceeds), moving sale proceeds into the tax-free/low-tax super environment across the three-year window.</w:t>
+              <w:br/>
+              <w:t>• The bring-forward rule lets you use future years' non-concessional caps to make a larger one-off contribution now, maximising the funds in the tax-free super environment to draw retirement income from.</w:t>
+              <w:br/>
+              <w:t>• The contribution can be made via in-specie transfer of an existing investment portfolio (rather than selling to cash and re-buying), saving transaction costs and buy/sell spreads and avoiding time out of the market — noting the in-specie transfer crystallises CGT on the transferred assets.</w:t>
             </w:r>
           </w:p>
         </w:tc>
@@ -20199,7 +21171,11 @@
               </w:rPr>
               <w:t>• personal deductible contribution</w:t>
               <w:br/>
-              <w:t>• claim a deduction for contribution</w:t>
+              <w:t>• personal concessional</w:t>
+              <w:br/>
+              <w:t>• claim a tax deduction for contribution</w:t>
+              <w:br/>
+              <w:t>• lump sum concessional</w:t>
             </w:r>
           </w:p>
         </w:tc>
@@ -20321,10 +21297,9 @@
           <w:p>
             <w:r>
               <w:rPr>
-                <w:color w:val="B8860B"/>
-                <w:sz w:val="19"/>
-              </w:rPr>
-              <w:t>We recommend you make a personal contribution of $XXX to superannuation and lodge a notice of intent to claim a tax deduction.</w:t>
+                <w:sz w:val="19"/>
+              </w:rPr>
+              <w:t>We recommend you commence making yearly concessional (personal deductible) contributions, setting aside the funds in your cash account through the year and making the contribution as a lump sum each year, then claiming a tax deduction for it.</w:t>
             </w:r>
           </w:p>
         </w:tc>
@@ -20353,10 +21328,9 @@
           <w:p>
             <w:r>
               <w:rPr>
-                <w:color w:val="B8860B"/>
-                <w:sz w:val="19"/>
-              </w:rPr>
-              <w:t>A personal deductible contribution reduces your assessable income while building retirement savings.</w:t>
+                <w:sz w:val="19"/>
+              </w:rPr>
+              <w:t>You use your concessional cap via a personal deductible contribution, reducing taxable income and building super, without needing a salary-sacrifice arrangement with your employer.</w:t>
             </w:r>
           </w:p>
         </w:tc>
@@ -20385,12 +21359,11 @@
           <w:p>
             <w:r>
               <w:rPr>
-                <w:color w:val="B8860B"/>
-                <w:sz w:val="19"/>
-              </w:rPr>
-              <w:t>• Reduces your assessable income (taxed at 15% in super rather than your marginal rate) up to your concessional cap.</w:t>
+                <w:sz w:val="19"/>
+              </w:rPr>
+              <w:t>• Making ongoing concessional contributions helps reduce the effect of adviser fees and insurance premiums on your superannuation balance.</w:t>
               <w:br/>
-              <w:t>• Useful where salary sacrifice is not available.</w:t>
+              <w:t>• Claiming the contribution as a tax deduction provides net tax savings by moving income into the 15% super environment instead of your marginal rate.</w:t>
             </w:r>
           </w:p>
         </w:tc>
@@ -20419,10 +21392,9 @@
           <w:p>
             <w:r>
               <w:rPr>
-                <w:color w:val="B8860B"/>
-                <w:sz w:val="19"/>
-              </w:rPr>
-              <w:t>• You must lodge a valid notice of intent and have it acknowledged before claiming the deduction; counts toward your concessional cap; preserved until a condition of release.</w:t>
+                <w:sz w:val="19"/>
+              </w:rPr>
+              <w:t>• You must stay within the concessional cap to avoid excess-contribution tax, and lodge a valid notice of intent to claim the deduction with your fund.</w:t>
             </w:r>
           </w:p>
         </w:tc>
@@ -20451,10 +21423,9 @@
           <w:p>
             <w:r>
               <w:rPr>
-                <w:color w:val="B8860B"/>
-                <w:sz w:val="19"/>
-              </w:rPr>
-              <w:t>• Salary sacrifice instead — discounted where a personal deductible contribution better suits your circumstances.</w:t>
+                <w:sz w:val="19"/>
+              </w:rPr>
+              <w:t>• Salary sacrifice via your employer — equivalent outcome but requires an employer arrangement; non-concessional contribution — discounted as it gives no deduction.</w:t>
             </w:r>
           </w:p>
         </w:tc>
@@ -20832,9 +21803,13 @@
               <w:rPr>
                 <w:sz w:val="19"/>
               </w:rPr>
+              <w:t>• downsizer</w:t>
+              <w:br/>
               <w:t>• downsizer contribution</w:t>
               <w:br/>
-              <w:t>• downsizer</w:t>
+              <w:t>• sold home</w:t>
+              <w:br/>
+              <w:t>• sale of home proceeds</w:t>
             </w:r>
           </w:p>
         </w:tc>
@@ -20956,10 +21931,9 @@
           <w:p>
             <w:r>
               <w:rPr>
-                <w:color w:val="B8860B"/>
-                <w:sz w:val="19"/>
-              </w:rPr>
-              <w:t>We recommend you make a downsizer contribution of up to $300,000 each ($600,000 combined) to superannuation from the proceeds of selling your home.</w:t>
+                <w:sz w:val="19"/>
+              </w:rPr>
+              <w:t>We recommend you utilise the downsizer contribution strategy to make a one-off contribution of up to $300,000 each ($600,000 per couple) to your new superannuation account from the proceeds of the sale of your home.</w:t>
             </w:r>
           </w:p>
         </w:tc>
@@ -20988,10 +21962,9 @@
           <w:p>
             <w:r>
               <w:rPr>
-                <w:color w:val="B8860B"/>
-                <w:sz w:val="19"/>
-              </w:rPr>
-              <w:t>A downsizer contribution moves home-sale proceeds into the low-tax super environment without using your contribution caps.</w:t>
+                <w:sz w:val="19"/>
+              </w:rPr>
+              <w:t>The proceeds of your home sale are moved into the concessionally-taxed superannuation environment and used to fund a tax-free retirement income stream.</w:t>
             </w:r>
           </w:p>
         </w:tc>
@@ -21020,12 +21993,11 @@
           <w:p>
             <w:r>
               <w:rPr>
-                <w:color w:val="B8860B"/>
-                <w:sz w:val="19"/>
-              </w:rPr>
-              <w:t>• A downsizer contribution does not count toward your concessional or non-concessional caps and is not subject to the work test.</w:t>
+                <w:sz w:val="19"/>
+              </w:rPr>
+              <w:t>• The downsizer contribution lets you move up to $300,000 each from the sale of a main residence (owned 10+ years, age 55+) into super, regardless of your other contribution caps or total super balance.</w:t>
               <w:br/>
-              <w:t>• Allows you to boost retirement savings from the proceeds of selling your home.</w:t>
+              <w:t>• It allows the proceeds to be professionally managed in line with your risk profile and drawn as tax-free retirement income.</w:t>
             </w:r>
           </w:p>
         </w:tc>
@@ -21054,10 +22026,13 @@
           <w:p>
             <w:r>
               <w:rPr>
-                <w:color w:val="B8860B"/>
-                <w:sz w:val="19"/>
-              </w:rPr>
-              <w:t>• You must be age 55 or older, have owned the home for at least 10 years, and make the contribution within 90 days of settlement; the amount counts toward your transfer balance cap and is preserved.</w:t>
+                <w:sz w:val="19"/>
+              </w:rPr>
+              <w:t>• There is the normal risk of markets falling and unforeseen circumstances requiring you to draw funds when markets are down.</w:t>
+              <w:br/>
+              <w:t>• By investing your cash into a superannuation fund instead of a bank account you lose capital stability and a known rate of return. You also lose access to the government guarantee on deposits up to $250,000.</w:t>
+              <w:br/>
+              <w:t>• Funds are preserved — you cannot access them until you meet a condition of release.</w:t>
             </w:r>
           </w:p>
         </w:tc>
@@ -21086,10 +22061,11 @@
           <w:p>
             <w:r>
               <w:rPr>
-                <w:color w:val="B8860B"/>
-                <w:sz w:val="19"/>
-              </w:rPr>
-              <w:t>• Retain the proceeds outside super — discounted where the concessional super environment better meets your retirement goal.</w:t>
+                <w:sz w:val="19"/>
+              </w:rPr>
+              <w:t>• Retain the proceeds in cash/term deposits — discounted as it forgoes the tax-effective superannuation environment and professional management.</w:t>
+              <w:br/>
+              <w:t>• Contribute via non-concessional contributions instead — discounted where the downsizer rules allow a larger contribution without using your NCC caps.</w:t>
             </w:r>
           </w:p>
         </w:tc>
@@ -31452,7 +32428,9 @@
               <w:br/>
               <w:t>• spending plan</w:t>
               <w:br/>
-              <w:t>• cashflow management</w:t>
+              <w:t>• cashflow tracking</w:t>
+              <w:br/>
+              <w:t>• automated budgeting</w:t>
             </w:r>
           </w:p>
         </w:tc>
@@ -31574,10 +32552,9 @@
           <w:p>
             <w:r>
               <w:rPr>
-                <w:color w:val="B8860B"/>
-                <w:sz w:val="19"/>
-              </w:rPr>
-              <w:t>We recommend you adopt the budget set out in this advice and use the My Wealth Portal to track your income and expenses against it.</w:t>
+                <w:sz w:val="19"/>
+              </w:rPr>
+              <w:t>We recommend you use the automated budgeting system within the My Wealth Portal to track your spending and align your cashflow with your goals (and, in retirement, your pension drawdowns).</w:t>
             </w:r>
           </w:p>
         </w:tc>
@@ -31606,10 +32583,9 @@
           <w:p>
             <w:r>
               <w:rPr>
-                <w:color w:val="B8860B"/>
-                <w:sz w:val="19"/>
-              </w:rPr>
-              <w:t>A clear budget keeps your plan on track and ensures surplus is directed to your goals.</w:t>
+                <w:sz w:val="19"/>
+              </w:rPr>
+              <w:t>You gain clarity over spending and keep your cashflow aligned to your plan using the portal's automated budgeting tools.</w:t>
             </w:r>
           </w:p>
         </w:tc>
@@ -31638,10 +32614,9 @@
           <w:p>
             <w:r>
               <w:rPr>
-                <w:color w:val="B8860B"/>
-                <w:sz w:val="19"/>
-              </w:rPr>
-              <w:t>• The My Wealth Portal allows you to build personalised cash flow targets and goals which keep you accountable over time.</w:t>
+                <w:sz w:val="19"/>
+              </w:rPr>
+              <w:t>• The My Wealth Portal's automated budgeting provides the clarity to take control of your cashflow and ensure spending stays aligned with your income and goals.</w:t>
             </w:r>
           </w:p>
         </w:tc>
@@ -31670,10 +32645,9 @@
           <w:p>
             <w:r>
               <w:rPr>
-                <w:color w:val="B8860B"/>
-                <w:sz w:val="19"/>
-              </w:rPr>
-              <w:t>• (administrative strategy — no material risks)</w:t>
+                <w:sz w:val="19"/>
+              </w:rPr>
+              <w:t>• The tool supports but does not replace disciplined spending decisions.</w:t>
             </w:r>
           </w:p>
         </w:tc>
@@ -31702,9 +32676,9 @@
           <w:p>
             <w:r>
               <w:rPr>
-                <w:color w:val="B8860B"/>
-                <w:sz w:val="19"/>
-              </w:rPr>
+                <w:sz w:val="19"/>
+              </w:rPr>
+              <w:t>• Manual budgeting/spreadsheet tracking — discounted as it is more effort and less consistent than the automated portal.</w:t>
             </w:r>
           </w:p>
         </w:tc>
